--- a/docs/docx/详细设计说明书.docx
+++ b/docs/docx/详细设计说明书.docx
@@ -28,6 +28,10 @@
     </w:p>
     <w:p>
       <w:r>
+        <w:rPr>
+          <w:rFonts w:ascii="Microsoft YaHei" w:hAnsi="Microsoft YaHei" w:eastAsia="Microsoft YaHei"/>
+          <w:sz w:val="22"/>
+        </w:rPr>
         <w:t>本文档旨在详细描述"南信猫友记"系统的各模块程序实现，包括程序系统结构、模块算法、程序逻辑、接口设计及用户界面设计，为编码实现和后续测试提供依据。本文档的读者包括项目开发人员、测试人员及项目维护人员。</w:t>
       </w:r>
     </w:p>
@@ -43,14 +47,25 @@
       <w:pPr>
         <w:pStyle w:val="ListBullet"/>
       </w:pPr>
-      <w:r/>
       <w:r>
         <w:rPr>
+          <w:rFonts w:ascii="Microsoft YaHei" w:hAnsi="Microsoft YaHei" w:eastAsia="Microsoft YaHei"/>
+          <w:sz w:val="22"/>
+        </w:rPr>
+      </w:r>
+      <w:r>
+        <w:rPr>
+          <w:rFonts w:ascii="Microsoft YaHei" w:hAnsi="Microsoft YaHei" w:eastAsia="Microsoft YaHei"/>
           <w:b/>
+          <w:sz w:val="22"/>
         </w:rPr>
         <w:t>项目名称：</w:t>
       </w:r>
       <w:r>
+        <w:rPr>
+          <w:rFonts w:ascii="Microsoft YaHei" w:hAnsi="Microsoft YaHei" w:eastAsia="Microsoft YaHei"/>
+          <w:sz w:val="22"/>
+        </w:rPr>
         <w:t xml:space="preserve"> 南信猫友记（NanXin CatBook）</w:t>
       </w:r>
     </w:p>
@@ -58,14 +73,25 @@
       <w:pPr>
         <w:pStyle w:val="ListBullet"/>
       </w:pPr>
-      <w:r/>
       <w:r>
         <w:rPr>
+          <w:rFonts w:ascii="Microsoft YaHei" w:hAnsi="Microsoft YaHei" w:eastAsia="Microsoft YaHei"/>
+          <w:sz w:val="22"/>
+        </w:rPr>
+      </w:r>
+      <w:r>
+        <w:rPr>
+          <w:rFonts w:ascii="Microsoft YaHei" w:hAnsi="Microsoft YaHei" w:eastAsia="Microsoft YaHei"/>
           <w:b/>
+          <w:sz w:val="22"/>
         </w:rPr>
         <w:t>系统定位：</w:t>
       </w:r>
       <w:r>
+        <w:rPr>
+          <w:rFonts w:ascii="Microsoft YaHei" w:hAnsi="Microsoft YaHei" w:eastAsia="Microsoft YaHei"/>
+          <w:sz w:val="22"/>
+        </w:rPr>
         <w:t xml:space="preserve"> 基于已有微信小程序端校园猫平台，在 Web 端实现功能增强与算法扩展</w:t>
       </w:r>
     </w:p>
@@ -73,14 +99,25 @@
       <w:pPr>
         <w:pStyle w:val="ListBullet"/>
       </w:pPr>
-      <w:r/>
       <w:r>
         <w:rPr>
+          <w:rFonts w:ascii="Microsoft YaHei" w:hAnsi="Microsoft YaHei" w:eastAsia="Microsoft YaHei"/>
+          <w:sz w:val="22"/>
+        </w:rPr>
+      </w:r>
+      <w:r>
+        <w:rPr>
+          <w:rFonts w:ascii="Microsoft YaHei" w:hAnsi="Microsoft YaHei" w:eastAsia="Microsoft YaHei"/>
           <w:b/>
+          <w:sz w:val="22"/>
         </w:rPr>
         <w:t>实现规模：</w:t>
       </w:r>
       <w:r>
+        <w:rPr>
+          <w:rFonts w:ascii="Microsoft YaHei" w:hAnsi="Microsoft YaHei" w:eastAsia="Microsoft YaHei"/>
+          <w:sz w:val="22"/>
+        </w:rPr>
         <w:t xml:space="preserve"> 后端约 3000 行 Java 代码（Spring Boot 3.4.5），采用 Controller-Service-Repository 三层架构；核心算法涉及 4 张热度数据表（点赞、关注、评分、行为日志）的融合计算；前端 Vue 3 + Vite 采用 Composition API + Bento Grid 布局，共 9 个页面组件</w:t>
       </w:r>
     </w:p>
@@ -90,6 +127,28 @@
       </w:pPr>
       <w:r>
         <w:t>1.3 定义</w:t>
+      </w:r>
+    </w:p>
+    <w:p>
+      <w:r>
+        <w:rPr>
+          <w:rFonts w:ascii="Microsoft YaHei" w:hAnsi="Microsoft YaHei" w:eastAsia="Microsoft YaHei"/>
+          <w:sz w:val="22"/>
+        </w:rPr>
+      </w:r>
+      <w:r>
+        <w:rPr>
+          <w:rFonts w:ascii="Microsoft YaHei" w:hAnsi="Microsoft YaHei" w:eastAsia="Microsoft YaHei"/>
+          <w:b/>
+          <w:sz w:val="22"/>
+        </w:rPr>
+        <w:t>表1 术语定义</w:t>
+      </w:r>
+      <w:r>
+        <w:rPr>
+          <w:rFonts w:ascii="Microsoft YaHei" w:hAnsi="Microsoft YaHei" w:eastAsia="Microsoft YaHei"/>
+          <w:sz w:val="22"/>
+        </w:rPr>
       </w:r>
     </w:p>
     <w:tbl>
@@ -107,14 +166,13 @@
         <w:tc>
           <w:tcPr>
             <w:tcW w:type="dxa" w:w="4320"/>
-            <w:shd w:fill="D9E2F3" w:val="clear"/>
           </w:tcPr>
           <w:p>
-            <w:r/>
             <w:r>
               <w:rPr>
+                <w:rFonts w:ascii="Microsoft YaHei" w:hAnsi="Microsoft YaHei" w:eastAsia="Microsoft YaHei"/>
                 <w:b/>
-                <w:sz w:val="18"/>
+                <w:sz w:val="20"/>
               </w:rPr>
               <w:t>术语</w:t>
             </w:r>
@@ -123,14 +181,13 @@
         <w:tc>
           <w:tcPr>
             <w:tcW w:type="dxa" w:w="4320"/>
-            <w:shd w:fill="D9E2F3" w:val="clear"/>
           </w:tcPr>
           <w:p>
-            <w:r/>
             <w:r>
               <w:rPr>
+                <w:rFonts w:ascii="Microsoft YaHei" w:hAnsi="Microsoft YaHei" w:eastAsia="Microsoft YaHei"/>
                 <w:b/>
-                <w:sz w:val="18"/>
+                <w:sz w:val="20"/>
               </w:rPr>
               <w:t>说明</w:t>
             </w:r>
@@ -143,40 +200,10 @@
             <w:tcW w:type="dxa" w:w="4320"/>
           </w:tcPr>
           <w:p>
-            <w:r/>
             <w:r>
               <w:rPr>
-                <w:sz w:val="18"/>
-              </w:rPr>
-              <w:t>JWT</w:t>
-            </w:r>
-          </w:p>
-        </w:tc>
-        <w:tc>
-          <w:tcPr>
-            <w:tcW w:type="dxa" w:w="4320"/>
-          </w:tcPr>
-          <w:p>
-            <w:r/>
-            <w:r>
-              <w:rPr>
-                <w:sz w:val="18"/>
-              </w:rPr>
-              <w:t>JSON Web Token，用于用户身份认证</w:t>
-            </w:r>
-          </w:p>
-        </w:tc>
-      </w:tr>
-      <w:tr>
-        <w:tc>
-          <w:tcPr>
-            <w:tcW w:type="dxa" w:w="4320"/>
-          </w:tcPr>
-          <w:p>
-            <w:r/>
-            <w:r>
-              <w:rPr>
-                <w:sz w:val="18"/>
+                <w:rFonts w:ascii="Microsoft YaHei" w:hAnsi="Microsoft YaHei" w:eastAsia="Microsoft YaHei"/>
+                <w:sz w:val="20"/>
               </w:rPr>
               <w:t>One-Hot 编码</w:t>
             </w:r>
@@ -187,10 +214,10 @@
             <w:tcW w:type="dxa" w:w="4320"/>
           </w:tcPr>
           <w:p>
-            <w:r/>
             <w:r>
               <w:rPr>
-                <w:sz w:val="18"/>
+                <w:rFonts w:ascii="Microsoft YaHei" w:hAnsi="Microsoft YaHei" w:eastAsia="Microsoft YaHei"/>
+                <w:sz w:val="20"/>
               </w:rPr>
               <w:t>将分类特征转换为数值向量的编码方式</w:t>
             </w:r>
@@ -203,10 +230,10 @@
             <w:tcW w:type="dxa" w:w="4320"/>
           </w:tcPr>
           <w:p>
-            <w:r/>
             <w:r>
               <w:rPr>
-                <w:sz w:val="18"/>
+                <w:rFonts w:ascii="Microsoft YaHei" w:hAnsi="Microsoft YaHei" w:eastAsia="Microsoft YaHei"/>
+                <w:sz w:val="20"/>
               </w:rPr>
               <w:t>余弦相似度</w:t>
             </w:r>
@@ -217,10 +244,10 @@
             <w:tcW w:type="dxa" w:w="4320"/>
           </w:tcPr>
           <w:p>
-            <w:r/>
             <w:r>
               <w:rPr>
-                <w:sz w:val="18"/>
+                <w:rFonts w:ascii="Microsoft YaHei" w:hAnsi="Microsoft YaHei" w:eastAsia="Microsoft YaHei"/>
+                <w:sz w:val="20"/>
               </w:rPr>
               <w:t>通过向量夹角余弦值衡量两个向量相似程度的度量</w:t>
             </w:r>
@@ -233,10 +260,10 @@
             <w:tcW w:type="dxa" w:w="4320"/>
           </w:tcPr>
           <w:p>
-            <w:r/>
             <w:r>
               <w:rPr>
-                <w:sz w:val="18"/>
+                <w:rFonts w:ascii="Microsoft YaHei" w:hAnsi="Microsoft YaHei" w:eastAsia="Microsoft YaHei"/>
+                <w:sz w:val="20"/>
               </w:rPr>
               <w:t>Bento Grid</w:t>
             </w:r>
@@ -247,10 +274,10 @@
             <w:tcW w:type="dxa" w:w="4320"/>
           </w:tcPr>
           <w:p>
-            <w:r/>
             <w:r>
               <w:rPr>
-                <w:sz w:val="18"/>
+                <w:rFonts w:ascii="Microsoft YaHei" w:hAnsi="Microsoft YaHei" w:eastAsia="Microsoft YaHei"/>
+                <w:sz w:val="20"/>
               </w:rPr>
               <w:t>错落排列的 CSS Grid 布局，不同卡片占据不同尺寸</w:t>
             </w:r>
@@ -263,10 +290,10 @@
             <w:tcW w:type="dxa" w:w="4320"/>
           </w:tcPr>
           <w:p>
-            <w:r/>
             <w:r>
               <w:rPr>
-                <w:sz w:val="18"/>
+                <w:rFonts w:ascii="Microsoft YaHei" w:hAnsi="Microsoft YaHei" w:eastAsia="Microsoft YaHei"/>
+                <w:sz w:val="20"/>
               </w:rPr>
               <w:t>PENDING / APPROVED / REJECTED</w:t>
             </w:r>
@@ -277,10 +304,10 @@
             <w:tcW w:type="dxa" w:w="4320"/>
           </w:tcPr>
           <w:p>
-            <w:r/>
             <w:r>
               <w:rPr>
-                <w:sz w:val="18"/>
+                <w:rFonts w:ascii="Microsoft YaHei" w:hAnsi="Microsoft YaHei" w:eastAsia="Microsoft YaHei"/>
+                <w:sz w:val="20"/>
               </w:rPr>
               <w:t>照片审核状态的三种枚举值</w:t>
             </w:r>
@@ -302,6 +329,10 @@
         <w:pStyle w:val="ListBullet"/>
       </w:pPr>
       <w:r>
+        <w:rPr>
+          <w:rFonts w:ascii="Microsoft YaHei" w:hAnsi="Microsoft YaHei" w:eastAsia="Microsoft YaHei"/>
+          <w:sz w:val="22"/>
+        </w:rPr>
         <w:t>《南信猫友记——需求规格说明书》</w:t>
       </w:r>
     </w:p>
@@ -310,15 +341,16 @@
         <w:pStyle w:val="ListBullet"/>
       </w:pPr>
       <w:r>
+        <w:rPr>
+          <w:rFonts w:ascii="Microsoft YaHei" w:hAnsi="Microsoft YaHei" w:eastAsia="Microsoft YaHei"/>
+          <w:sz w:val="22"/>
+        </w:rPr>
         <w:t>《南信猫友记——概要设计说明书》</w:t>
       </w:r>
     </w:p>
     <w:p>
       <w:pPr>
         <w:spacing w:before="120" w:after="120"/>
-        <w:pBdr>
-          <w:bottom w:val="single" w:sz="6" w:space="1" w:color="999999"/>
-        </w:pBdr>
       </w:pPr>
     </w:p>
     <w:p>
@@ -339,6 +371,10 @@
     </w:p>
     <w:p>
       <w:r>
+        <w:rPr>
+          <w:rFonts w:ascii="Microsoft YaHei" w:hAnsi="Microsoft YaHei" w:eastAsia="Microsoft YaHei"/>
+          <w:sz w:val="22"/>
+        </w:rPr>
         <w:t>本系统为校园流浪猫信息管理与推荐平台，提供猫咪档案管理、搜索浏览、照片审核、社交互动（点赞/关注/评分/留言）及基于余弦相似度的猫咪推荐功能。系统采用 B/S 架构，后端 Spring Boot 3.4.5 + Java 17，前端 Vue 3 + Vite，数据库 MySQL 8。</w:t>
       </w:r>
     </w:p>
@@ -360,13 +396,12 @@
     </w:p>
     <w:p>
       <w:pPr>
-        <w:pStyle w:val="NoSpacing"/>
-        <w:shd w:fill="F2F2F2" w:val="clear"/>
+        <w:ind w:left="432"/>
       </w:pPr>
       <w:r>
         <w:rPr>
           <w:rFonts w:ascii="Consolas" w:hAnsi="Consolas"/>
-          <w:color w:val="333333"/>
+          <w:color w:val="646464"/>
           <w:sz w:val="18"/>
         </w:rPr>
         <w:t>nanxin-catbook-backend/</w:t>
@@ -440,13 +475,12 @@
     </w:p>
     <w:p>
       <w:pPr>
-        <w:pStyle w:val="NoSpacing"/>
-        <w:shd w:fill="F2F2F2" w:val="clear"/>
+        <w:ind w:left="432"/>
       </w:pPr>
       <w:r>
         <w:rPr>
           <w:rFonts w:ascii="Consolas" w:hAnsi="Consolas"/>
-          <w:color w:val="333333"/>
+          <w:color w:val="646464"/>
           <w:sz w:val="18"/>
         </w:rPr>
         <w:t>frontend/src/</w:t>
@@ -489,9 +523,6 @@
     <w:p>
       <w:pPr>
         <w:spacing w:before="120" w:after="120"/>
-        <w:pBdr>
-          <w:bottom w:val="single" w:sz="6" w:space="1" w:color="999999"/>
-        </w:pBdr>
       </w:pPr>
     </w:p>
     <w:p>
@@ -505,9 +536,6 @@
     <w:p>
       <w:pPr>
         <w:spacing w:before="120" w:after="120"/>
-        <w:pBdr>
-          <w:bottom w:val="single" w:sz="6" w:space="1" w:color="999999"/>
-        </w:pBdr>
       </w:pPr>
     </w:p>
     <w:p>
@@ -528,6 +556,10 @@
     </w:p>
     <w:p>
       <w:r>
+        <w:rPr>
+          <w:rFonts w:ascii="Microsoft YaHei" w:hAnsi="Microsoft YaHei" w:eastAsia="Microsoft YaHei"/>
+          <w:sz w:val="22"/>
+        </w:rPr>
         <w:t>实现用户的注册、登录、个人信息管理以及三级角色权限控制（USER / VERIFIED / ADMIN）。</w:t>
       </w:r>
     </w:p>
@@ -541,6 +573,10 @@
     </w:p>
     <w:p>
       <w:r>
+        <w:rPr>
+          <w:rFonts w:ascii="Microsoft YaHei" w:hAnsi="Microsoft YaHei" w:eastAsia="Microsoft YaHei"/>
+          <w:sz w:val="22"/>
+        </w:rPr>
         <w:t>登录响应时间 ≤ 500ms，注册响应时间 ≤ 1s。</w:t>
       </w:r>
     </w:p>
@@ -557,6 +593,10 @@
         <w:pStyle w:val="ListBullet"/>
       </w:pPr>
       <w:r>
+        <w:rPr>
+          <w:rFonts w:ascii="Microsoft YaHei" w:hAnsi="Microsoft YaHei" w:eastAsia="Microsoft YaHei"/>
+          <w:sz w:val="22"/>
+        </w:rPr>
         <w:t>注册：用户名（username）、密码（password）、邮箱（email）</w:t>
       </w:r>
     </w:p>
@@ -565,6 +605,10 @@
         <w:pStyle w:val="ListBullet"/>
       </w:pPr>
       <w:r>
+        <w:rPr>
+          <w:rFonts w:ascii="Microsoft YaHei" w:hAnsi="Microsoft YaHei" w:eastAsia="Microsoft YaHei"/>
+          <w:sz w:val="22"/>
+        </w:rPr>
         <w:t>登录：用户名、密码</w:t>
       </w:r>
     </w:p>
@@ -573,6 +617,10 @@
         <w:pStyle w:val="ListBullet"/>
       </w:pPr>
       <w:r>
+        <w:rPr>
+          <w:rFonts w:ascii="Microsoft YaHei" w:hAnsi="Microsoft YaHei" w:eastAsia="Microsoft YaHei"/>
+          <w:sz w:val="22"/>
+        </w:rPr>
         <w:t>获取/更新个人信息：JWT Token</w:t>
       </w:r>
     </w:p>
@@ -589,6 +637,10 @@
         <w:pStyle w:val="ListBullet"/>
       </w:pPr>
       <w:r>
+        <w:rPr>
+          <w:rFonts w:ascii="Microsoft YaHei" w:hAnsi="Microsoft YaHei" w:eastAsia="Microsoft YaHei"/>
+          <w:sz w:val="22"/>
+        </w:rPr>
         <w:t>注册/登录成功：JWT Token + 用户基本信息</w:t>
       </w:r>
     </w:p>
@@ -597,6 +649,10 @@
         <w:pStyle w:val="ListBullet"/>
       </w:pPr>
       <w:r>
+        <w:rPr>
+          <w:rFonts w:ascii="Microsoft YaHei" w:hAnsi="Microsoft YaHei" w:eastAsia="Microsoft YaHei"/>
+          <w:sz w:val="22"/>
+        </w:rPr>
         <w:t>个人信息：用户 ID、用户名、昵称、邮箱、头像、角色</w:t>
       </w:r>
     </w:p>
@@ -613,6 +669,10 @@
         <w:pStyle w:val="ListBullet"/>
       </w:pPr>
       <w:r>
+        <w:rPr>
+          <w:rFonts w:ascii="Microsoft YaHei" w:hAnsi="Microsoft YaHei" w:eastAsia="Microsoft YaHei"/>
+          <w:sz w:val="22"/>
+        </w:rPr>
         <w:t>密码加密：BCrypt 哈希算法（`BCryptPasswordEncoder.encode()`）</w:t>
       </w:r>
     </w:p>
@@ -621,6 +681,10 @@
         <w:pStyle w:val="ListBullet"/>
       </w:pPr>
       <w:r>
+        <w:rPr>
+          <w:rFonts w:ascii="Microsoft YaHei" w:hAnsi="Microsoft YaHei" w:eastAsia="Microsoft YaHei"/>
+          <w:sz w:val="22"/>
+        </w:rPr>
         <w:t>Token 生成：HMAC-SHA256 签名 JWT，有效期 24 小时</w:t>
       </w:r>
     </w:p>
@@ -634,13 +698,12 @@
     </w:p>
     <w:p>
       <w:pPr>
-        <w:pStyle w:val="NoSpacing"/>
-        <w:shd w:fill="F2F2F2" w:val="clear"/>
+        <w:ind w:left="432"/>
       </w:pPr>
       <w:r>
         <w:rPr>
           <w:rFonts w:ascii="Consolas" w:hAnsi="Consolas"/>
-          <w:color w:val="333333"/>
+          <w:color w:val="646464"/>
           <w:sz w:val="18"/>
         </w:rPr>
         <w:t>POST /auth/register</w:t>
@@ -681,7 +744,7 @@
       <w:r>
         <w:drawing>
           <wp:inline xmlns:a="http://schemas.openxmlformats.org/drawingml/2006/main" xmlns:pic="http://schemas.openxmlformats.org/drawingml/2006/picture">
-            <wp:extent cx="5029200" cy="5029200"/>
+            <wp:extent cx="4754880" cy="4754880"/>
             <wp:docPr id="1" name="Picture 1"/>
             <wp:cNvGraphicFramePr>
               <a:graphicFrameLocks noChangeAspect="1"/>
@@ -690,7 +753,7 @@
               <a:graphicData uri="http://schemas.openxmlformats.org/drawingml/2006/picture">
                 <pic:pic>
                   <pic:nvPicPr>
-                    <pic:cNvPr id="0" name="tmpci5hd02g.png"/>
+                    <pic:cNvPr id="0" name="3c690f8aa3a1.png"/>
                     <pic:cNvPicPr/>
                   </pic:nvPicPr>
                   <pic:blipFill>
@@ -702,7 +765,7 @@
                   <pic:spPr>
                     <a:xfrm>
                       <a:off x="0" y="0"/>
-                      <a:ext cx="5029200" cy="5029200"/>
+                      <a:ext cx="4754880" cy="4754880"/>
                     </a:xfrm>
                     <a:prstGeom prst="rect"/>
                   </pic:spPr>
@@ -719,6 +782,28 @@
       </w:pPr>
       <w:r>
         <w:t>3.1.7 接口</w:t>
+      </w:r>
+    </w:p>
+    <w:p>
+      <w:r>
+        <w:rPr>
+          <w:rFonts w:ascii="Microsoft YaHei" w:hAnsi="Microsoft YaHei" w:eastAsia="Microsoft YaHei"/>
+          <w:sz w:val="22"/>
+        </w:rPr>
+      </w:r>
+      <w:r>
+        <w:rPr>
+          <w:rFonts w:ascii="Microsoft YaHei" w:hAnsi="Microsoft YaHei" w:eastAsia="Microsoft YaHei"/>
+          <w:b/>
+          <w:sz w:val="22"/>
+        </w:rPr>
+        <w:t>表2 接口清单（M1 用户管理模块）</w:t>
+      </w:r>
+      <w:r>
+        <w:rPr>
+          <w:rFonts w:ascii="Microsoft YaHei" w:hAnsi="Microsoft YaHei" w:eastAsia="Microsoft YaHei"/>
+          <w:sz w:val="22"/>
+        </w:rPr>
       </w:r>
     </w:p>
     <w:tbl>
@@ -737,14 +822,13 @@
         <w:tc>
           <w:tcPr>
             <w:tcW w:type="dxa" w:w="2880"/>
-            <w:shd w:fill="D9E2F3" w:val="clear"/>
           </w:tcPr>
           <w:p>
-            <w:r/>
             <w:r>
               <w:rPr>
+                <w:rFonts w:ascii="Microsoft YaHei" w:hAnsi="Microsoft YaHei" w:eastAsia="Microsoft YaHei"/>
                 <w:b/>
-                <w:sz w:val="18"/>
+                <w:sz w:val="20"/>
               </w:rPr>
               <w:t>方法</w:t>
             </w:r>
@@ -753,14 +837,13 @@
         <w:tc>
           <w:tcPr>
             <w:tcW w:type="dxa" w:w="2880"/>
-            <w:shd w:fill="D9E2F3" w:val="clear"/>
           </w:tcPr>
           <w:p>
-            <w:r/>
             <w:r>
               <w:rPr>
+                <w:rFonts w:ascii="Microsoft YaHei" w:hAnsi="Microsoft YaHei" w:eastAsia="Microsoft YaHei"/>
                 <w:b/>
-                <w:sz w:val="18"/>
+                <w:sz w:val="20"/>
               </w:rPr>
               <w:t>路径</w:t>
             </w:r>
@@ -769,14 +852,13 @@
         <w:tc>
           <w:tcPr>
             <w:tcW w:type="dxa" w:w="2880"/>
-            <w:shd w:fill="D9E2F3" w:val="clear"/>
           </w:tcPr>
           <w:p>
-            <w:r/>
             <w:r>
               <w:rPr>
+                <w:rFonts w:ascii="Microsoft YaHei" w:hAnsi="Microsoft YaHei" w:eastAsia="Microsoft YaHei"/>
                 <w:b/>
-                <w:sz w:val="18"/>
+                <w:sz w:val="20"/>
               </w:rPr>
               <w:t>权限</w:t>
             </w:r>
@@ -789,10 +871,10 @@
             <w:tcW w:type="dxa" w:w="2880"/>
           </w:tcPr>
           <w:p>
-            <w:r/>
             <w:r>
               <w:rPr>
-                <w:sz w:val="18"/>
+                <w:rFonts w:ascii="Microsoft YaHei" w:hAnsi="Microsoft YaHei" w:eastAsia="Microsoft YaHei"/>
+                <w:sz w:val="20"/>
               </w:rPr>
               <w:t>POST</w:t>
             </w:r>
@@ -803,10 +885,10 @@
             <w:tcW w:type="dxa" w:w="2880"/>
           </w:tcPr>
           <w:p>
-            <w:r/>
             <w:r>
               <w:rPr>
-                <w:sz w:val="18"/>
+                <w:rFonts w:ascii="Microsoft YaHei" w:hAnsi="Microsoft YaHei" w:eastAsia="Microsoft YaHei"/>
+                <w:sz w:val="20"/>
               </w:rPr>
               <w:t>`/api/v1/auth/register`</w:t>
             </w:r>
@@ -817,10 +899,10 @@
             <w:tcW w:type="dxa" w:w="2880"/>
           </w:tcPr>
           <w:p>
-            <w:r/>
             <w:r>
               <w:rPr>
-                <w:sz w:val="18"/>
+                <w:rFonts w:ascii="Microsoft YaHei" w:hAnsi="Microsoft YaHei" w:eastAsia="Microsoft YaHei"/>
+                <w:sz w:val="20"/>
               </w:rPr>
               <w:t>ALL</w:t>
             </w:r>
@@ -833,10 +915,10 @@
             <w:tcW w:type="dxa" w:w="2880"/>
           </w:tcPr>
           <w:p>
-            <w:r/>
             <w:r>
               <w:rPr>
-                <w:sz w:val="18"/>
+                <w:rFonts w:ascii="Microsoft YaHei" w:hAnsi="Microsoft YaHei" w:eastAsia="Microsoft YaHei"/>
+                <w:sz w:val="20"/>
               </w:rPr>
               <w:t>POST</w:t>
             </w:r>
@@ -847,10 +929,10 @@
             <w:tcW w:type="dxa" w:w="2880"/>
           </w:tcPr>
           <w:p>
-            <w:r/>
             <w:r>
               <w:rPr>
-                <w:sz w:val="18"/>
+                <w:rFonts w:ascii="Microsoft YaHei" w:hAnsi="Microsoft YaHei" w:eastAsia="Microsoft YaHei"/>
+                <w:sz w:val="20"/>
               </w:rPr>
               <w:t>`/api/v1/auth/login`</w:t>
             </w:r>
@@ -861,10 +943,10 @@
             <w:tcW w:type="dxa" w:w="2880"/>
           </w:tcPr>
           <w:p>
-            <w:r/>
             <w:r>
               <w:rPr>
-                <w:sz w:val="18"/>
+                <w:rFonts w:ascii="Microsoft YaHei" w:hAnsi="Microsoft YaHei" w:eastAsia="Microsoft YaHei"/>
+                <w:sz w:val="20"/>
               </w:rPr>
               <w:t>ALL</w:t>
             </w:r>
@@ -877,10 +959,10 @@
             <w:tcW w:type="dxa" w:w="2880"/>
           </w:tcPr>
           <w:p>
-            <w:r/>
             <w:r>
               <w:rPr>
-                <w:sz w:val="18"/>
+                <w:rFonts w:ascii="Microsoft YaHei" w:hAnsi="Microsoft YaHei" w:eastAsia="Microsoft YaHei"/>
+                <w:sz w:val="20"/>
               </w:rPr>
               <w:t>GET</w:t>
             </w:r>
@@ -891,10 +973,10 @@
             <w:tcW w:type="dxa" w:w="2880"/>
           </w:tcPr>
           <w:p>
-            <w:r/>
             <w:r>
               <w:rPr>
-                <w:sz w:val="18"/>
+                <w:rFonts w:ascii="Microsoft YaHei" w:hAnsi="Microsoft YaHei" w:eastAsia="Microsoft YaHei"/>
+                <w:sz w:val="20"/>
               </w:rPr>
               <w:t>`/api/v1/auth/me`</w:t>
             </w:r>
@@ -905,10 +987,10 @@
             <w:tcW w:type="dxa" w:w="2880"/>
           </w:tcPr>
           <w:p>
-            <w:r/>
             <w:r>
               <w:rPr>
-                <w:sz w:val="18"/>
+                <w:rFonts w:ascii="Microsoft YaHei" w:hAnsi="Microsoft YaHei" w:eastAsia="Microsoft YaHei"/>
+                <w:sz w:val="20"/>
               </w:rPr>
               <w:t>LOGIN</w:t>
             </w:r>
@@ -921,10 +1003,10 @@
             <w:tcW w:type="dxa" w:w="2880"/>
           </w:tcPr>
           <w:p>
-            <w:r/>
             <w:r>
               <w:rPr>
-                <w:sz w:val="18"/>
+                <w:rFonts w:ascii="Microsoft YaHei" w:hAnsi="Microsoft YaHei" w:eastAsia="Microsoft YaHei"/>
+                <w:sz w:val="20"/>
               </w:rPr>
               <w:t>PUT</w:t>
             </w:r>
@@ -935,10 +1017,10 @@
             <w:tcW w:type="dxa" w:w="2880"/>
           </w:tcPr>
           <w:p>
-            <w:r/>
             <w:r>
               <w:rPr>
-                <w:sz w:val="18"/>
+                <w:rFonts w:ascii="Microsoft YaHei" w:hAnsi="Microsoft YaHei" w:eastAsia="Microsoft YaHei"/>
+                <w:sz w:val="20"/>
               </w:rPr>
               <w:t>`/api/v1/auth/me`</w:t>
             </w:r>
@@ -949,10 +1031,10 @@
             <w:tcW w:type="dxa" w:w="2880"/>
           </w:tcPr>
           <w:p>
-            <w:r/>
             <w:r>
               <w:rPr>
-                <w:sz w:val="18"/>
+                <w:rFonts w:ascii="Microsoft YaHei" w:hAnsi="Microsoft YaHei" w:eastAsia="Microsoft YaHei"/>
+                <w:sz w:val="20"/>
               </w:rPr>
               <w:t>LOGIN</w:t>
             </w:r>
@@ -964,9 +1046,6 @@
     <w:p>
       <w:pPr>
         <w:spacing w:before="120" w:after="120"/>
-        <w:pBdr>
-          <w:bottom w:val="single" w:sz="6" w:space="1" w:color="999999"/>
-        </w:pBdr>
       </w:pPr>
     </w:p>
     <w:p>
@@ -987,6 +1066,10 @@
     </w:p>
     <w:p>
       <w:r>
+        <w:rPr>
+          <w:rFonts w:ascii="Microsoft YaHei" w:hAnsi="Microsoft YaHei" w:eastAsia="Microsoft YaHei"/>
+          <w:sz w:val="22"/>
+        </w:rPr>
         <w:t>实现猫咪档案的增删改查，支持猫咪亲缘关系管理（父亲、母亲、好友）和状态管理。</w:t>
       </w:r>
     </w:p>
@@ -1000,6 +1083,10 @@
     </w:p>
     <w:p>
       <w:r>
+        <w:rPr>
+          <w:rFonts w:ascii="Microsoft YaHei" w:hAnsi="Microsoft YaHei" w:eastAsia="Microsoft YaHei"/>
+          <w:sz w:val="22"/>
+        </w:rPr>
         <w:t>单次查询 ≤ 200ms，写入操作 ≤ 500ms。</w:t>
       </w:r>
     </w:p>
@@ -1013,6 +1100,10 @@
     </w:p>
     <w:p>
       <w:r>
+        <w:rPr>
+          <w:rFonts w:ascii="Microsoft YaHei" w:hAnsi="Microsoft YaHei" w:eastAsia="Microsoft YaHei"/>
+          <w:sz w:val="22"/>
+        </w:rPr>
         <w:t>猫咪各字段：name、nickname、gender、birth_year、breed、colour、colour_tags、location_area、location_detail、personality_tags、personality_desc、health_status、sterilized、adopt_status、status、weight、father_id、mother_id、friend_ids、first_sighting_time、first_sighting_location、notes</w:t>
       </w:r>
     </w:p>
@@ -1026,6 +1117,10 @@
     </w:p>
     <w:p>
       <w:r>
+        <w:rPr>
+          <w:rFonts w:ascii="Microsoft YaHei" w:hAnsi="Microsoft YaHei" w:eastAsia="Microsoft YaHei"/>
+          <w:sz w:val="22"/>
+        </w:rPr>
         <w:t>猫咪完整信息（JSON 格式，含关联数据）</w:t>
       </w:r>
     </w:p>
@@ -1039,13 +1134,12 @@
     </w:p>
     <w:p>
       <w:pPr>
-        <w:pStyle w:val="NoSpacing"/>
-        <w:shd w:fill="F2F2F2" w:val="clear"/>
+        <w:ind w:left="432"/>
       </w:pPr>
       <w:r>
         <w:rPr>
           <w:rFonts w:ascii="Consolas" w:hAnsi="Consolas"/>
-          <w:color w:val="333333"/>
+          <w:color w:val="646464"/>
           <w:sz w:val="18"/>
         </w:rPr>
         <w:t>POST /cats</w:t>
@@ -1084,7 +1178,7 @@
       <w:r>
         <w:drawing>
           <wp:inline xmlns:a="http://schemas.openxmlformats.org/drawingml/2006/main" xmlns:pic="http://schemas.openxmlformats.org/drawingml/2006/picture">
-            <wp:extent cx="5029200" cy="5364480"/>
+            <wp:extent cx="4754880" cy="5071872"/>
             <wp:docPr id="2" name="Picture 2"/>
             <wp:cNvGraphicFramePr>
               <a:graphicFrameLocks noChangeAspect="1"/>
@@ -1093,7 +1187,7 @@
               <a:graphicData uri="http://schemas.openxmlformats.org/drawingml/2006/picture">
                 <pic:pic>
                   <pic:nvPicPr>
-                    <pic:cNvPr id="0" name="tmpn2y4n1j7.png"/>
+                    <pic:cNvPr id="0" name="b509f380d0fb.png"/>
                     <pic:cNvPicPr/>
                   </pic:nvPicPr>
                   <pic:blipFill>
@@ -1105,7 +1199,7 @@
                   <pic:spPr>
                     <a:xfrm>
                       <a:off x="0" y="0"/>
-                      <a:ext cx="5029200" cy="5364480"/>
+                      <a:ext cx="4754880" cy="5071872"/>
                     </a:xfrm>
                     <a:prstGeom prst="rect"/>
                   </pic:spPr>
@@ -1122,6 +1216,28 @@
       </w:pPr>
       <w:r>
         <w:t>3.2.6 接口</w:t>
+      </w:r>
+    </w:p>
+    <w:p>
+      <w:r>
+        <w:rPr>
+          <w:rFonts w:ascii="Microsoft YaHei" w:hAnsi="Microsoft YaHei" w:eastAsia="Microsoft YaHei"/>
+          <w:sz w:val="22"/>
+        </w:rPr>
+      </w:r>
+      <w:r>
+        <w:rPr>
+          <w:rFonts w:ascii="Microsoft YaHei" w:hAnsi="Microsoft YaHei" w:eastAsia="Microsoft YaHei"/>
+          <w:b/>
+          <w:sz w:val="22"/>
+        </w:rPr>
+        <w:t>表3 接口清单（M2 猫咪管理模块）</w:t>
+      </w:r>
+      <w:r>
+        <w:rPr>
+          <w:rFonts w:ascii="Microsoft YaHei" w:hAnsi="Microsoft YaHei" w:eastAsia="Microsoft YaHei"/>
+          <w:sz w:val="22"/>
+        </w:rPr>
       </w:r>
     </w:p>
     <w:tbl>
@@ -1140,14 +1256,13 @@
         <w:tc>
           <w:tcPr>
             <w:tcW w:type="dxa" w:w="2880"/>
-            <w:shd w:fill="D9E2F3" w:val="clear"/>
           </w:tcPr>
           <w:p>
-            <w:r/>
             <w:r>
               <w:rPr>
+                <w:rFonts w:ascii="Microsoft YaHei" w:hAnsi="Microsoft YaHei" w:eastAsia="Microsoft YaHei"/>
                 <w:b/>
-                <w:sz w:val="18"/>
+                <w:sz w:val="20"/>
               </w:rPr>
               <w:t>方法</w:t>
             </w:r>
@@ -1156,14 +1271,13 @@
         <w:tc>
           <w:tcPr>
             <w:tcW w:type="dxa" w:w="2880"/>
-            <w:shd w:fill="D9E2F3" w:val="clear"/>
           </w:tcPr>
           <w:p>
-            <w:r/>
             <w:r>
               <w:rPr>
+                <w:rFonts w:ascii="Microsoft YaHei" w:hAnsi="Microsoft YaHei" w:eastAsia="Microsoft YaHei"/>
                 <w:b/>
-                <w:sz w:val="18"/>
+                <w:sz w:val="20"/>
               </w:rPr>
               <w:t>路径</w:t>
             </w:r>
@@ -1172,14 +1286,13 @@
         <w:tc>
           <w:tcPr>
             <w:tcW w:type="dxa" w:w="2880"/>
-            <w:shd w:fill="D9E2F3" w:val="clear"/>
           </w:tcPr>
           <w:p>
-            <w:r/>
             <w:r>
               <w:rPr>
+                <w:rFonts w:ascii="Microsoft YaHei" w:hAnsi="Microsoft YaHei" w:eastAsia="Microsoft YaHei"/>
                 <w:b/>
-                <w:sz w:val="18"/>
+                <w:sz w:val="20"/>
               </w:rPr>
               <w:t>权限</w:t>
             </w:r>
@@ -1192,10 +1305,10 @@
             <w:tcW w:type="dxa" w:w="2880"/>
           </w:tcPr>
           <w:p>
-            <w:r/>
             <w:r>
               <w:rPr>
-                <w:sz w:val="18"/>
+                <w:rFonts w:ascii="Microsoft YaHei" w:hAnsi="Microsoft YaHei" w:eastAsia="Microsoft YaHei"/>
+                <w:sz w:val="20"/>
               </w:rPr>
               <w:t>GET</w:t>
             </w:r>
@@ -1206,10 +1319,10 @@
             <w:tcW w:type="dxa" w:w="2880"/>
           </w:tcPr>
           <w:p>
-            <w:r/>
             <w:r>
               <w:rPr>
-                <w:sz w:val="18"/>
+                <w:rFonts w:ascii="Microsoft YaHei" w:hAnsi="Microsoft YaHei" w:eastAsia="Microsoft YaHei"/>
+                <w:sz w:val="20"/>
               </w:rPr>
               <w:t>`/api/v1/cats`</w:t>
             </w:r>
@@ -1220,10 +1333,10 @@
             <w:tcW w:type="dxa" w:w="2880"/>
           </w:tcPr>
           <w:p>
-            <w:r/>
             <w:r>
               <w:rPr>
-                <w:sz w:val="18"/>
+                <w:rFonts w:ascii="Microsoft YaHei" w:hAnsi="Microsoft YaHei" w:eastAsia="Microsoft YaHei"/>
+                <w:sz w:val="20"/>
               </w:rPr>
               <w:t>ALL</w:t>
             </w:r>
@@ -1236,10 +1349,10 @@
             <w:tcW w:type="dxa" w:w="2880"/>
           </w:tcPr>
           <w:p>
-            <w:r/>
             <w:r>
               <w:rPr>
-                <w:sz w:val="18"/>
+                <w:rFonts w:ascii="Microsoft YaHei" w:hAnsi="Microsoft YaHei" w:eastAsia="Microsoft YaHei"/>
+                <w:sz w:val="20"/>
               </w:rPr>
               <w:t>GET</w:t>
             </w:r>
@@ -1250,10 +1363,10 @@
             <w:tcW w:type="dxa" w:w="2880"/>
           </w:tcPr>
           <w:p>
-            <w:r/>
             <w:r>
               <w:rPr>
-                <w:sz w:val="18"/>
+                <w:rFonts w:ascii="Microsoft YaHei" w:hAnsi="Microsoft YaHei" w:eastAsia="Microsoft YaHei"/>
+                <w:sz w:val="20"/>
               </w:rPr>
               <w:t>`/api/v1/cats/{id}`</w:t>
             </w:r>
@@ -1264,10 +1377,10 @@
             <w:tcW w:type="dxa" w:w="2880"/>
           </w:tcPr>
           <w:p>
-            <w:r/>
             <w:r>
               <w:rPr>
-                <w:sz w:val="18"/>
+                <w:rFonts w:ascii="Microsoft YaHei" w:hAnsi="Microsoft YaHei" w:eastAsia="Microsoft YaHei"/>
+                <w:sz w:val="20"/>
               </w:rPr>
               <w:t>ALL</w:t>
             </w:r>
@@ -1280,10 +1393,10 @@
             <w:tcW w:type="dxa" w:w="2880"/>
           </w:tcPr>
           <w:p>
-            <w:r/>
             <w:r>
               <w:rPr>
-                <w:sz w:val="18"/>
+                <w:rFonts w:ascii="Microsoft YaHei" w:hAnsi="Microsoft YaHei" w:eastAsia="Microsoft YaHei"/>
+                <w:sz w:val="20"/>
               </w:rPr>
               <w:t>POST</w:t>
             </w:r>
@@ -1294,10 +1407,10 @@
             <w:tcW w:type="dxa" w:w="2880"/>
           </w:tcPr>
           <w:p>
-            <w:r/>
             <w:r>
               <w:rPr>
-                <w:sz w:val="18"/>
+                <w:rFonts w:ascii="Microsoft YaHei" w:hAnsi="Microsoft YaHei" w:eastAsia="Microsoft YaHei"/>
+                <w:sz w:val="20"/>
               </w:rPr>
               <w:t>`/api/v1/cats`</w:t>
             </w:r>
@@ -1308,10 +1421,10 @@
             <w:tcW w:type="dxa" w:w="2880"/>
           </w:tcPr>
           <w:p>
-            <w:r/>
             <w:r>
               <w:rPr>
-                <w:sz w:val="18"/>
+                <w:rFonts w:ascii="Microsoft YaHei" w:hAnsi="Microsoft YaHei" w:eastAsia="Microsoft YaHei"/>
+                <w:sz w:val="20"/>
               </w:rPr>
               <w:t>LOGIN</w:t>
             </w:r>
@@ -1324,10 +1437,10 @@
             <w:tcW w:type="dxa" w:w="2880"/>
           </w:tcPr>
           <w:p>
-            <w:r/>
             <w:r>
               <w:rPr>
-                <w:sz w:val="18"/>
+                <w:rFonts w:ascii="Microsoft YaHei" w:hAnsi="Microsoft YaHei" w:eastAsia="Microsoft YaHei"/>
+                <w:sz w:val="20"/>
               </w:rPr>
               <w:t>PUT</w:t>
             </w:r>
@@ -1338,10 +1451,10 @@
             <w:tcW w:type="dxa" w:w="2880"/>
           </w:tcPr>
           <w:p>
-            <w:r/>
             <w:r>
               <w:rPr>
-                <w:sz w:val="18"/>
+                <w:rFonts w:ascii="Microsoft YaHei" w:hAnsi="Microsoft YaHei" w:eastAsia="Microsoft YaHei"/>
+                <w:sz w:val="20"/>
               </w:rPr>
               <w:t>`/api/v1/cats/{id}`</w:t>
             </w:r>
@@ -1352,10 +1465,10 @@
             <w:tcW w:type="dxa" w:w="2880"/>
           </w:tcPr>
           <w:p>
-            <w:r/>
             <w:r>
               <w:rPr>
-                <w:sz w:val="18"/>
+                <w:rFonts w:ascii="Microsoft YaHei" w:hAnsi="Microsoft YaHei" w:eastAsia="Microsoft YaHei"/>
+                <w:sz w:val="20"/>
               </w:rPr>
               <w:t>LOGIN（本人或ADMIN）</w:t>
             </w:r>
@@ -1368,10 +1481,10 @@
             <w:tcW w:type="dxa" w:w="2880"/>
           </w:tcPr>
           <w:p>
-            <w:r/>
             <w:r>
               <w:rPr>
-                <w:sz w:val="18"/>
+                <w:rFonts w:ascii="Microsoft YaHei" w:hAnsi="Microsoft YaHei" w:eastAsia="Microsoft YaHei"/>
+                <w:sz w:val="20"/>
               </w:rPr>
               <w:t>DELETE</w:t>
             </w:r>
@@ -1382,10 +1495,10 @@
             <w:tcW w:type="dxa" w:w="2880"/>
           </w:tcPr>
           <w:p>
-            <w:r/>
             <w:r>
               <w:rPr>
-                <w:sz w:val="18"/>
+                <w:rFonts w:ascii="Microsoft YaHei" w:hAnsi="Microsoft YaHei" w:eastAsia="Microsoft YaHei"/>
+                <w:sz w:val="20"/>
               </w:rPr>
               <w:t>`/api/v1/cats/{id}`</w:t>
             </w:r>
@@ -1396,10 +1509,10 @@
             <w:tcW w:type="dxa" w:w="2880"/>
           </w:tcPr>
           <w:p>
-            <w:r/>
             <w:r>
               <w:rPr>
-                <w:sz w:val="18"/>
+                <w:rFonts w:ascii="Microsoft YaHei" w:hAnsi="Microsoft YaHei" w:eastAsia="Microsoft YaHei"/>
+                <w:sz w:val="20"/>
               </w:rPr>
               <w:t>LOGIN（本人或ADMIN）</w:t>
             </w:r>
@@ -1411,9 +1524,6 @@
     <w:p>
       <w:pPr>
         <w:spacing w:before="120" w:after="120"/>
-        <w:pBdr>
-          <w:bottom w:val="single" w:sz="6" w:space="1" w:color="999999"/>
-        </w:pBdr>
       </w:pPr>
     </w:p>
     <w:p>
@@ -1434,6 +1544,10 @@
     </w:p>
     <w:p>
       <w:r>
+        <w:rPr>
+          <w:rFonts w:ascii="Microsoft YaHei" w:hAnsi="Microsoft YaHei" w:eastAsia="Microsoft YaHei"/>
+          <w:sz w:val="22"/>
+        </w:rPr>
         <w:t>提供猫咪列表分页展示（支持状态 Tab 切换）、关键词搜索、条件筛选（位置/状态/毛色分类）、毛色分类浏览。</w:t>
       </w:r>
     </w:p>
@@ -1447,6 +1561,10 @@
     </w:p>
     <w:p>
       <w:r>
+        <w:rPr>
+          <w:rFonts w:ascii="Microsoft YaHei" w:hAnsi="Microsoft YaHei" w:eastAsia="Microsoft YaHei"/>
+          <w:sz w:val="22"/>
+        </w:rPr>
         <w:t>列表查询 ≤ 300ms，搜索结果排序 ≤ 500ms。</w:t>
       </w:r>
     </w:p>
@@ -1460,6 +1578,10 @@
     </w:p>
     <w:p>
       <w:r>
+        <w:rPr>
+          <w:rFonts w:ascii="Microsoft YaHei" w:hAnsi="Microsoft YaHei" w:eastAsia="Microsoft YaHei"/>
+          <w:sz w:val="22"/>
+        </w:rPr>
         <w:t>搜索关键词、筛选条件（status、location_area、colour_tags）、分页参数（page、size）</w:t>
       </w:r>
     </w:p>
@@ -1473,6 +1595,10 @@
     </w:p>
     <w:p>
       <w:r>
+        <w:rPr>
+          <w:rFonts w:ascii="Microsoft YaHei" w:hAnsi="Microsoft YaHei" w:eastAsia="Microsoft YaHei"/>
+          <w:sz w:val="22"/>
+        </w:rPr>
         <w:t>猫咪列表（含分页信息：总条数、当前页、每页大小）</w:t>
       </w:r>
     </w:p>
@@ -1486,13 +1612,12 @@
     </w:p>
     <w:p>
       <w:pPr>
-        <w:pStyle w:val="NoSpacing"/>
-        <w:shd w:fill="F2F2F2" w:val="clear"/>
+        <w:ind w:left="432"/>
       </w:pPr>
       <w:r>
         <w:rPr>
           <w:rFonts w:ascii="Consolas" w:hAnsi="Consolas"/>
-          <w:color w:val="333333"/>
+          <w:color w:val="646464"/>
           <w:sz w:val="18"/>
         </w:rPr>
         <w:t>GET /cats?status=active&amp;page=1&amp;size=20</w:t>
@@ -1526,7 +1651,7 @@
       <w:r>
         <w:drawing>
           <wp:inline xmlns:a="http://schemas.openxmlformats.org/drawingml/2006/main" xmlns:pic="http://schemas.openxmlformats.org/drawingml/2006/picture">
-            <wp:extent cx="5029200" cy="5448300"/>
+            <wp:extent cx="4754880" cy="5151120"/>
             <wp:docPr id="3" name="Picture 3"/>
             <wp:cNvGraphicFramePr>
               <a:graphicFrameLocks noChangeAspect="1"/>
@@ -1535,7 +1660,7 @@
               <a:graphicData uri="http://schemas.openxmlformats.org/drawingml/2006/picture">
                 <pic:pic>
                   <pic:nvPicPr>
-                    <pic:cNvPr id="0" name="tmpug9asvsx.png"/>
+                    <pic:cNvPr id="0" name="52e949d7fa97.png"/>
                     <pic:cNvPicPr/>
                   </pic:nvPicPr>
                   <pic:blipFill>
@@ -1547,7 +1672,7 @@
                   <pic:spPr>
                     <a:xfrm>
                       <a:off x="0" y="0"/>
-                      <a:ext cx="5029200" cy="5448300"/>
+                      <a:ext cx="4754880" cy="5151120"/>
                     </a:xfrm>
                     <a:prstGeom prst="rect"/>
                   </pic:spPr>
@@ -1564,6 +1689,28 @@
       </w:pPr>
       <w:r>
         <w:t>3.3.6 接口</w:t>
+      </w:r>
+    </w:p>
+    <w:p>
+      <w:r>
+        <w:rPr>
+          <w:rFonts w:ascii="Microsoft YaHei" w:hAnsi="Microsoft YaHei" w:eastAsia="Microsoft YaHei"/>
+          <w:sz w:val="22"/>
+        </w:rPr>
+      </w:r>
+      <w:r>
+        <w:rPr>
+          <w:rFonts w:ascii="Microsoft YaHei" w:hAnsi="Microsoft YaHei" w:eastAsia="Microsoft YaHei"/>
+          <w:b/>
+          <w:sz w:val="22"/>
+        </w:rPr>
+        <w:t>表4 接口清单（M3 搜索浏览模块）</w:t>
+      </w:r>
+      <w:r>
+        <w:rPr>
+          <w:rFonts w:ascii="Microsoft YaHei" w:hAnsi="Microsoft YaHei" w:eastAsia="Microsoft YaHei"/>
+          <w:sz w:val="22"/>
+        </w:rPr>
       </w:r>
     </w:p>
     <w:tbl>
@@ -1582,14 +1729,13 @@
         <w:tc>
           <w:tcPr>
             <w:tcW w:type="dxa" w:w="2880"/>
-            <w:shd w:fill="D9E2F3" w:val="clear"/>
           </w:tcPr>
           <w:p>
-            <w:r/>
             <w:r>
               <w:rPr>
+                <w:rFonts w:ascii="Microsoft YaHei" w:hAnsi="Microsoft YaHei" w:eastAsia="Microsoft YaHei"/>
                 <w:b/>
-                <w:sz w:val="18"/>
+                <w:sz w:val="20"/>
               </w:rPr>
               <w:t>方法</w:t>
             </w:r>
@@ -1598,14 +1744,13 @@
         <w:tc>
           <w:tcPr>
             <w:tcW w:type="dxa" w:w="2880"/>
-            <w:shd w:fill="D9E2F3" w:val="clear"/>
           </w:tcPr>
           <w:p>
-            <w:r/>
             <w:r>
               <w:rPr>
+                <w:rFonts w:ascii="Microsoft YaHei" w:hAnsi="Microsoft YaHei" w:eastAsia="Microsoft YaHei"/>
                 <w:b/>
-                <w:sz w:val="18"/>
+                <w:sz w:val="20"/>
               </w:rPr>
               <w:t>路径</w:t>
             </w:r>
@@ -1614,14 +1759,13 @@
         <w:tc>
           <w:tcPr>
             <w:tcW w:type="dxa" w:w="2880"/>
-            <w:shd w:fill="D9E2F3" w:val="clear"/>
           </w:tcPr>
           <w:p>
-            <w:r/>
             <w:r>
               <w:rPr>
+                <w:rFonts w:ascii="Microsoft YaHei" w:hAnsi="Microsoft YaHei" w:eastAsia="Microsoft YaHei"/>
                 <w:b/>
-                <w:sz w:val="18"/>
+                <w:sz w:val="20"/>
               </w:rPr>
               <w:t>权限</w:t>
             </w:r>
@@ -1634,10 +1778,10 @@
             <w:tcW w:type="dxa" w:w="2880"/>
           </w:tcPr>
           <w:p>
-            <w:r/>
             <w:r>
               <w:rPr>
-                <w:sz w:val="18"/>
+                <w:rFonts w:ascii="Microsoft YaHei" w:hAnsi="Microsoft YaHei" w:eastAsia="Microsoft YaHei"/>
+                <w:sz w:val="20"/>
               </w:rPr>
               <w:t>GET</w:t>
             </w:r>
@@ -1648,10 +1792,10 @@
             <w:tcW w:type="dxa" w:w="2880"/>
           </w:tcPr>
           <w:p>
-            <w:r/>
             <w:r>
               <w:rPr>
-                <w:sz w:val="18"/>
+                <w:rFonts w:ascii="Microsoft YaHei" w:hAnsi="Microsoft YaHei" w:eastAsia="Microsoft YaHei"/>
+                <w:sz w:val="20"/>
               </w:rPr>
               <w:t>`/api/v1/cats?status=&amp;keyword=&amp;location_area=&amp;page=&amp;size=`</w:t>
             </w:r>
@@ -1662,10 +1806,10 @@
             <w:tcW w:type="dxa" w:w="2880"/>
           </w:tcPr>
           <w:p>
-            <w:r/>
             <w:r>
               <w:rPr>
-                <w:sz w:val="18"/>
+                <w:rFonts w:ascii="Microsoft YaHei" w:hAnsi="Microsoft YaHei" w:eastAsia="Microsoft YaHei"/>
+                <w:sz w:val="20"/>
               </w:rPr>
               <w:t>ALL</w:t>
             </w:r>
@@ -1676,14 +1820,6 @@
     <w:p/>
     <w:p>
       <w:pPr>
-        <w:spacing w:before="120" w:after="120"/>
-        <w:pBdr>
-          <w:bottom w:val="single" w:sz="6" w:space="1" w:color="999999"/>
-        </w:pBdr>
-      </w:pPr>
-    </w:p>
-    <w:p>
-      <w:pPr>
         <w:pStyle w:val="Heading3"/>
       </w:pPr>
       <w:r>
@@ -1700,6 +1836,10 @@
     </w:p>
     <w:p>
       <w:r>
+        <w:rPr>
+          <w:rFonts w:ascii="Microsoft YaHei" w:hAnsi="Microsoft YaHei" w:eastAsia="Microsoft YaHei"/>
+          <w:sz w:val="22"/>
+        </w:rPr>
         <w:t>照片上传、审核（PENDING → APPROVED / REJECTED）、删除、点赞/取消点赞。</w:t>
       </w:r>
     </w:p>
@@ -1713,6 +1853,10 @@
     </w:p>
     <w:p>
       <w:r>
+        <w:rPr>
+          <w:rFonts w:ascii="Microsoft YaHei" w:hAnsi="Microsoft YaHei" w:eastAsia="Microsoft YaHei"/>
+          <w:sz w:val="22"/>
+        </w:rPr>
         <w:t>照片上传 ≤ 2s（取决于文件大小），审核操作 ≤ 500ms，点赞 ≤ 200ms。</w:t>
       </w:r>
     </w:p>
@@ -1729,6 +1873,10 @@
         <w:pStyle w:val="ListBullet"/>
       </w:pPr>
       <w:r>
+        <w:rPr>
+          <w:rFonts w:ascii="Microsoft YaHei" w:hAnsi="Microsoft YaHei" w:eastAsia="Microsoft YaHei"/>
+          <w:sz w:val="22"/>
+        </w:rPr>
         <w:t>上传：图片文件（支持 jpg/png，最大 10MB）、猫咪 ID、照片描述</w:t>
       </w:r>
     </w:p>
@@ -1737,6 +1885,10 @@
         <w:pStyle w:val="ListBullet"/>
       </w:pPr>
       <w:r>
+        <w:rPr>
+          <w:rFonts w:ascii="Microsoft YaHei" w:hAnsi="Microsoft YaHei" w:eastAsia="Microsoft YaHei"/>
+          <w:sz w:val="22"/>
+        </w:rPr>
         <w:t>审核：照片 ID、审核结果（approve/reject）、拒绝原因</w:t>
       </w:r>
     </w:p>
@@ -1745,6 +1897,10 @@
         <w:pStyle w:val="ListBullet"/>
       </w:pPr>
       <w:r>
+        <w:rPr>
+          <w:rFonts w:ascii="Microsoft YaHei" w:hAnsi="Microsoft YaHei" w:eastAsia="Microsoft YaHei"/>
+          <w:sz w:val="22"/>
+        </w:rPr>
         <w:t>点赞：照片 ID</w:t>
       </w:r>
     </w:p>
@@ -1758,6 +1914,10 @@
     </w:p>
     <w:p>
       <w:r>
+        <w:rPr>
+          <w:rFonts w:ascii="Microsoft YaHei" w:hAnsi="Microsoft YaHei" w:eastAsia="Microsoft YaHei"/>
+          <w:sz w:val="22"/>
+        </w:rPr>
         <w:t>照片记录（含审核状态、点赞数）</w:t>
       </w:r>
     </w:p>
@@ -1771,13 +1931,12 @@
     </w:p>
     <w:p>
       <w:pPr>
-        <w:pStyle w:val="NoSpacing"/>
-        <w:shd w:fill="F2F2F2" w:val="clear"/>
+        <w:ind w:left="432"/>
       </w:pPr>
       <w:r>
         <w:rPr>
           <w:rFonts w:ascii="Consolas" w:hAnsi="Consolas"/>
-          <w:color w:val="333333"/>
+          <w:color w:val="646464"/>
           <w:sz w:val="18"/>
         </w:rPr>
         <w:t>POST /cats/{catId}/photos</w:t>
@@ -1818,7 +1977,7 @@
       <w:r>
         <w:drawing>
           <wp:inline xmlns:a="http://schemas.openxmlformats.org/drawingml/2006/main" xmlns:pic="http://schemas.openxmlformats.org/drawingml/2006/picture">
-            <wp:extent cx="5029200" cy="5343525"/>
+            <wp:extent cx="4754880" cy="5052060"/>
             <wp:docPr id="4" name="Picture 4"/>
             <wp:cNvGraphicFramePr>
               <a:graphicFrameLocks noChangeAspect="1"/>
@@ -1827,7 +1986,7 @@
               <a:graphicData uri="http://schemas.openxmlformats.org/drawingml/2006/picture">
                 <pic:pic>
                   <pic:nvPicPr>
-                    <pic:cNvPr id="0" name="tmp9ffx1_3_.png"/>
+                    <pic:cNvPr id="0" name="db25688b47f9.png"/>
                     <pic:cNvPicPr/>
                   </pic:nvPicPr>
                   <pic:blipFill>
@@ -1839,7 +1998,7 @@
                   <pic:spPr>
                     <a:xfrm>
                       <a:off x="0" y="0"/>
-                      <a:ext cx="5029200" cy="5343525"/>
+                      <a:ext cx="4754880" cy="5052060"/>
                     </a:xfrm>
                     <a:prstGeom prst="rect"/>
                   </pic:spPr>
@@ -1856,6 +2015,28 @@
       </w:pPr>
       <w:r>
         <w:t>3.4.6 接口</w:t>
+      </w:r>
+    </w:p>
+    <w:p>
+      <w:r>
+        <w:rPr>
+          <w:rFonts w:ascii="Microsoft YaHei" w:hAnsi="Microsoft YaHei" w:eastAsia="Microsoft YaHei"/>
+          <w:sz w:val="22"/>
+        </w:rPr>
+      </w:r>
+      <w:r>
+        <w:rPr>
+          <w:rFonts w:ascii="Microsoft YaHei" w:hAnsi="Microsoft YaHei" w:eastAsia="Microsoft YaHei"/>
+          <w:b/>
+          <w:sz w:val="22"/>
+        </w:rPr>
+        <w:t>表5 接口清单（M4 照片管理模块）</w:t>
+      </w:r>
+      <w:r>
+        <w:rPr>
+          <w:rFonts w:ascii="Microsoft YaHei" w:hAnsi="Microsoft YaHei" w:eastAsia="Microsoft YaHei"/>
+          <w:sz w:val="22"/>
+        </w:rPr>
       </w:r>
     </w:p>
     <w:tbl>
@@ -1874,14 +2055,13 @@
         <w:tc>
           <w:tcPr>
             <w:tcW w:type="dxa" w:w="2880"/>
-            <w:shd w:fill="D9E2F3" w:val="clear"/>
           </w:tcPr>
           <w:p>
-            <w:r/>
             <w:r>
               <w:rPr>
+                <w:rFonts w:ascii="Microsoft YaHei" w:hAnsi="Microsoft YaHei" w:eastAsia="Microsoft YaHei"/>
                 <w:b/>
-                <w:sz w:val="18"/>
+                <w:sz w:val="20"/>
               </w:rPr>
               <w:t>方法</w:t>
             </w:r>
@@ -1890,14 +2070,13 @@
         <w:tc>
           <w:tcPr>
             <w:tcW w:type="dxa" w:w="2880"/>
-            <w:shd w:fill="D9E2F3" w:val="clear"/>
           </w:tcPr>
           <w:p>
-            <w:r/>
             <w:r>
               <w:rPr>
+                <w:rFonts w:ascii="Microsoft YaHei" w:hAnsi="Microsoft YaHei" w:eastAsia="Microsoft YaHei"/>
                 <w:b/>
-                <w:sz w:val="18"/>
+                <w:sz w:val="20"/>
               </w:rPr>
               <w:t>路径</w:t>
             </w:r>
@@ -1906,14 +2085,13 @@
         <w:tc>
           <w:tcPr>
             <w:tcW w:type="dxa" w:w="2880"/>
-            <w:shd w:fill="D9E2F3" w:val="clear"/>
           </w:tcPr>
           <w:p>
-            <w:r/>
             <w:r>
               <w:rPr>
+                <w:rFonts w:ascii="Microsoft YaHei" w:hAnsi="Microsoft YaHei" w:eastAsia="Microsoft YaHei"/>
                 <w:b/>
-                <w:sz w:val="18"/>
+                <w:sz w:val="20"/>
               </w:rPr>
               <w:t>权限</w:t>
             </w:r>
@@ -1926,10 +2104,10 @@
             <w:tcW w:type="dxa" w:w="2880"/>
           </w:tcPr>
           <w:p>
-            <w:r/>
             <w:r>
               <w:rPr>
-                <w:sz w:val="18"/>
+                <w:rFonts w:ascii="Microsoft YaHei" w:hAnsi="Microsoft YaHei" w:eastAsia="Microsoft YaHei"/>
+                <w:sz w:val="20"/>
               </w:rPr>
               <w:t>GET</w:t>
             </w:r>
@@ -1940,10 +2118,10 @@
             <w:tcW w:type="dxa" w:w="2880"/>
           </w:tcPr>
           <w:p>
-            <w:r/>
             <w:r>
               <w:rPr>
-                <w:sz w:val="18"/>
+                <w:rFonts w:ascii="Microsoft YaHei" w:hAnsi="Microsoft YaHei" w:eastAsia="Microsoft YaHei"/>
+                <w:sz w:val="20"/>
               </w:rPr>
               <w:t>`/api/v1/cats/{catId}/photos`</w:t>
             </w:r>
@@ -1954,10 +2132,10 @@
             <w:tcW w:type="dxa" w:w="2880"/>
           </w:tcPr>
           <w:p>
-            <w:r/>
             <w:r>
               <w:rPr>
-                <w:sz w:val="18"/>
+                <w:rFonts w:ascii="Microsoft YaHei" w:hAnsi="Microsoft YaHei" w:eastAsia="Microsoft YaHei"/>
+                <w:sz w:val="20"/>
               </w:rPr>
               <w:t>ALL</w:t>
             </w:r>
@@ -1970,10 +2148,10 @@
             <w:tcW w:type="dxa" w:w="2880"/>
           </w:tcPr>
           <w:p>
-            <w:r/>
             <w:r>
               <w:rPr>
-                <w:sz w:val="18"/>
+                <w:rFonts w:ascii="Microsoft YaHei" w:hAnsi="Microsoft YaHei" w:eastAsia="Microsoft YaHei"/>
+                <w:sz w:val="20"/>
               </w:rPr>
               <w:t>POST</w:t>
             </w:r>
@@ -1984,10 +2162,10 @@
             <w:tcW w:type="dxa" w:w="2880"/>
           </w:tcPr>
           <w:p>
-            <w:r/>
             <w:r>
               <w:rPr>
-                <w:sz w:val="18"/>
+                <w:rFonts w:ascii="Microsoft YaHei" w:hAnsi="Microsoft YaHei" w:eastAsia="Microsoft YaHei"/>
+                <w:sz w:val="20"/>
               </w:rPr>
               <w:t>`/api/v1/cats/{catId}/photos`</w:t>
             </w:r>
@@ -1998,10 +2176,10 @@
             <w:tcW w:type="dxa" w:w="2880"/>
           </w:tcPr>
           <w:p>
-            <w:r/>
             <w:r>
               <w:rPr>
-                <w:sz w:val="18"/>
+                <w:rFonts w:ascii="Microsoft YaHei" w:hAnsi="Microsoft YaHei" w:eastAsia="Microsoft YaHei"/>
+                <w:sz w:val="20"/>
               </w:rPr>
               <w:t>LOGIN</w:t>
             </w:r>
@@ -2014,10 +2192,10 @@
             <w:tcW w:type="dxa" w:w="2880"/>
           </w:tcPr>
           <w:p>
-            <w:r/>
             <w:r>
               <w:rPr>
-                <w:sz w:val="18"/>
+                <w:rFonts w:ascii="Microsoft YaHei" w:hAnsi="Microsoft YaHei" w:eastAsia="Microsoft YaHei"/>
+                <w:sz w:val="20"/>
               </w:rPr>
               <w:t>PUT</w:t>
             </w:r>
@@ -2028,10 +2206,10 @@
             <w:tcW w:type="dxa" w:w="2880"/>
           </w:tcPr>
           <w:p>
-            <w:r/>
             <w:r>
               <w:rPr>
-                <w:sz w:val="18"/>
+                <w:rFonts w:ascii="Microsoft YaHei" w:hAnsi="Microsoft YaHei" w:eastAsia="Microsoft YaHei"/>
+                <w:sz w:val="20"/>
               </w:rPr>
               <w:t>`/api/v1/photos/{id}/approve`</w:t>
             </w:r>
@@ -2042,10 +2220,10 @@
             <w:tcW w:type="dxa" w:w="2880"/>
           </w:tcPr>
           <w:p>
-            <w:r/>
             <w:r>
               <w:rPr>
-                <w:sz w:val="18"/>
+                <w:rFonts w:ascii="Microsoft YaHei" w:hAnsi="Microsoft YaHei" w:eastAsia="Microsoft YaHei"/>
+                <w:sz w:val="20"/>
               </w:rPr>
               <w:t>ADMIN</w:t>
             </w:r>
@@ -2058,10 +2236,10 @@
             <w:tcW w:type="dxa" w:w="2880"/>
           </w:tcPr>
           <w:p>
-            <w:r/>
             <w:r>
               <w:rPr>
-                <w:sz w:val="18"/>
+                <w:rFonts w:ascii="Microsoft YaHei" w:hAnsi="Microsoft YaHei" w:eastAsia="Microsoft YaHei"/>
+                <w:sz w:val="20"/>
               </w:rPr>
               <w:t>PUT</w:t>
             </w:r>
@@ -2072,10 +2250,10 @@
             <w:tcW w:type="dxa" w:w="2880"/>
           </w:tcPr>
           <w:p>
-            <w:r/>
             <w:r>
               <w:rPr>
-                <w:sz w:val="18"/>
+                <w:rFonts w:ascii="Microsoft YaHei" w:hAnsi="Microsoft YaHei" w:eastAsia="Microsoft YaHei"/>
+                <w:sz w:val="20"/>
               </w:rPr>
               <w:t>`/api/v1/photos/{id}/reject`</w:t>
             </w:r>
@@ -2086,10 +2264,10 @@
             <w:tcW w:type="dxa" w:w="2880"/>
           </w:tcPr>
           <w:p>
-            <w:r/>
             <w:r>
               <w:rPr>
-                <w:sz w:val="18"/>
+                <w:rFonts w:ascii="Microsoft YaHei" w:hAnsi="Microsoft YaHei" w:eastAsia="Microsoft YaHei"/>
+                <w:sz w:val="20"/>
               </w:rPr>
               <w:t>ADMIN</w:t>
             </w:r>
@@ -2102,10 +2280,10 @@
             <w:tcW w:type="dxa" w:w="2880"/>
           </w:tcPr>
           <w:p>
-            <w:r/>
             <w:r>
               <w:rPr>
-                <w:sz w:val="18"/>
+                <w:rFonts w:ascii="Microsoft YaHei" w:hAnsi="Microsoft YaHei" w:eastAsia="Microsoft YaHei"/>
+                <w:sz w:val="20"/>
               </w:rPr>
               <w:t>DELETE</w:t>
             </w:r>
@@ -2116,10 +2294,10 @@
             <w:tcW w:type="dxa" w:w="2880"/>
           </w:tcPr>
           <w:p>
-            <w:r/>
             <w:r>
               <w:rPr>
-                <w:sz w:val="18"/>
+                <w:rFonts w:ascii="Microsoft YaHei" w:hAnsi="Microsoft YaHei" w:eastAsia="Microsoft YaHei"/>
+                <w:sz w:val="20"/>
               </w:rPr>
               <w:t>`/api/v1/photos/{id}`</w:t>
             </w:r>
@@ -2130,10 +2308,10 @@
             <w:tcW w:type="dxa" w:w="2880"/>
           </w:tcPr>
           <w:p>
-            <w:r/>
             <w:r>
               <w:rPr>
-                <w:sz w:val="18"/>
+                <w:rFonts w:ascii="Microsoft YaHei" w:hAnsi="Microsoft YaHei" w:eastAsia="Microsoft YaHei"/>
+                <w:sz w:val="20"/>
               </w:rPr>
               <w:t>LOGIN（本人或ADMIN）</w:t>
             </w:r>
@@ -2146,10 +2324,10 @@
             <w:tcW w:type="dxa" w:w="2880"/>
           </w:tcPr>
           <w:p>
-            <w:r/>
             <w:r>
               <w:rPr>
-                <w:sz w:val="18"/>
+                <w:rFonts w:ascii="Microsoft YaHei" w:hAnsi="Microsoft YaHei" w:eastAsia="Microsoft YaHei"/>
+                <w:sz w:val="20"/>
               </w:rPr>
               <w:t>POST</w:t>
             </w:r>
@@ -2160,10 +2338,10 @@
             <w:tcW w:type="dxa" w:w="2880"/>
           </w:tcPr>
           <w:p>
-            <w:r/>
             <w:r>
               <w:rPr>
-                <w:sz w:val="18"/>
+                <w:rFonts w:ascii="Microsoft YaHei" w:hAnsi="Microsoft YaHei" w:eastAsia="Microsoft YaHei"/>
+                <w:sz w:val="20"/>
               </w:rPr>
               <w:t>`/api/v1/photos/{id}/like`</w:t>
             </w:r>
@@ -2174,10 +2352,10 @@
             <w:tcW w:type="dxa" w:w="2880"/>
           </w:tcPr>
           <w:p>
-            <w:r/>
             <w:r>
               <w:rPr>
-                <w:sz w:val="18"/>
+                <w:rFonts w:ascii="Microsoft YaHei" w:hAnsi="Microsoft YaHei" w:eastAsia="Microsoft YaHei"/>
+                <w:sz w:val="20"/>
               </w:rPr>
               <w:t>LOGIN</w:t>
             </w:r>
@@ -2190,10 +2368,10 @@
             <w:tcW w:type="dxa" w:w="2880"/>
           </w:tcPr>
           <w:p>
-            <w:r/>
             <w:r>
               <w:rPr>
-                <w:sz w:val="18"/>
+                <w:rFonts w:ascii="Microsoft YaHei" w:hAnsi="Microsoft YaHei" w:eastAsia="Microsoft YaHei"/>
+                <w:sz w:val="20"/>
               </w:rPr>
               <w:t>DELETE</w:t>
             </w:r>
@@ -2204,10 +2382,10 @@
             <w:tcW w:type="dxa" w:w="2880"/>
           </w:tcPr>
           <w:p>
-            <w:r/>
             <w:r>
               <w:rPr>
-                <w:sz w:val="18"/>
+                <w:rFonts w:ascii="Microsoft YaHei" w:hAnsi="Microsoft YaHei" w:eastAsia="Microsoft YaHei"/>
+                <w:sz w:val="20"/>
               </w:rPr>
               <w:t>`/api/v1/photos/{id}/like`</w:t>
             </w:r>
@@ -2218,10 +2396,10 @@
             <w:tcW w:type="dxa" w:w="2880"/>
           </w:tcPr>
           <w:p>
-            <w:r/>
             <w:r>
               <w:rPr>
-                <w:sz w:val="18"/>
+                <w:rFonts w:ascii="Microsoft YaHei" w:hAnsi="Microsoft YaHei" w:eastAsia="Microsoft YaHei"/>
+                <w:sz w:val="20"/>
               </w:rPr>
               <w:t>LOGIN</w:t>
             </w:r>
@@ -2233,9 +2411,6 @@
     <w:p>
       <w:pPr>
         <w:spacing w:before="120" w:after="120"/>
-        <w:pBdr>
-          <w:bottom w:val="single" w:sz="6" w:space="1" w:color="999999"/>
-        </w:pBdr>
       </w:pPr>
     </w:p>
     <w:p>
@@ -2256,6 +2431,10 @@
     </w:p>
     <w:p>
       <w:r>
+        <w:rPr>
+          <w:rFonts w:ascii="Microsoft YaHei" w:hAnsi="Microsoft YaHei" w:eastAsia="Microsoft YaHei"/>
+          <w:sz w:val="22"/>
+        </w:rPr>
         <w:t>发表、查看、删除评论。</w:t>
       </w:r>
     </w:p>
@@ -2269,6 +2448,10 @@
     </w:p>
     <w:p>
       <w:r>
+        <w:rPr>
+          <w:rFonts w:ascii="Microsoft YaHei" w:hAnsi="Microsoft YaHei" w:eastAsia="Microsoft YaHei"/>
+          <w:sz w:val="22"/>
+        </w:rPr>
         <w:t>发表评论 ≤ 300ms，评论列表 ≤ 200ms。</w:t>
       </w:r>
     </w:p>
@@ -2282,6 +2465,10 @@
     </w:p>
     <w:p>
       <w:r>
+        <w:rPr>
+          <w:rFonts w:ascii="Microsoft YaHei" w:hAnsi="Microsoft YaHei" w:eastAsia="Microsoft YaHei"/>
+          <w:sz w:val="22"/>
+        </w:rPr>
         <w:t>猫咪 ID、评论内容（文本，≤ 500 字）</w:t>
       </w:r>
     </w:p>
@@ -2295,6 +2482,10 @@
     </w:p>
     <w:p>
       <w:r>
+        <w:rPr>
+          <w:rFonts w:ascii="Microsoft YaHei" w:hAnsi="Microsoft YaHei" w:eastAsia="Microsoft YaHei"/>
+          <w:sz w:val="22"/>
+        </w:rPr>
         <w:t>评论记录列表（含用户名、内容、时间）</w:t>
       </w:r>
     </w:p>
@@ -2308,13 +2499,12 @@
     </w:p>
     <w:p>
       <w:pPr>
-        <w:pStyle w:val="NoSpacing"/>
-        <w:shd w:fill="F2F2F2" w:val="clear"/>
+        <w:ind w:left="432"/>
       </w:pPr>
       <w:r>
         <w:rPr>
           <w:rFonts w:ascii="Consolas" w:hAnsi="Consolas"/>
-          <w:color w:val="333333"/>
+          <w:color w:val="646464"/>
           <w:sz w:val="18"/>
         </w:rPr>
         <w:t>POST /cats/{catId}/comments</w:t>
@@ -2335,7 +2525,7 @@
       <w:r>
         <w:drawing>
           <wp:inline xmlns:a="http://schemas.openxmlformats.org/drawingml/2006/main" xmlns:pic="http://schemas.openxmlformats.org/drawingml/2006/picture">
-            <wp:extent cx="5029200" cy="5498592"/>
+            <wp:extent cx="4754880" cy="5198669"/>
             <wp:docPr id="5" name="Picture 5"/>
             <wp:cNvGraphicFramePr>
               <a:graphicFrameLocks noChangeAspect="1"/>
@@ -2344,7 +2534,7 @@
               <a:graphicData uri="http://schemas.openxmlformats.org/drawingml/2006/picture">
                 <pic:pic>
                   <pic:nvPicPr>
-                    <pic:cNvPr id="0" name="tmpfwsy303h.png"/>
+                    <pic:cNvPr id="0" name="041d4ffe4826.png"/>
                     <pic:cNvPicPr/>
                   </pic:nvPicPr>
                   <pic:blipFill>
@@ -2356,7 +2546,7 @@
                   <pic:spPr>
                     <a:xfrm>
                       <a:off x="0" y="0"/>
-                      <a:ext cx="5029200" cy="5498592"/>
+                      <a:ext cx="4754880" cy="5198669"/>
                     </a:xfrm>
                     <a:prstGeom prst="rect"/>
                   </pic:spPr>
@@ -2373,6 +2563,28 @@
       </w:pPr>
       <w:r>
         <w:t>3.5.6 接口</w:t>
+      </w:r>
+    </w:p>
+    <w:p>
+      <w:r>
+        <w:rPr>
+          <w:rFonts w:ascii="Microsoft YaHei" w:hAnsi="Microsoft YaHei" w:eastAsia="Microsoft YaHei"/>
+          <w:sz w:val="22"/>
+        </w:rPr>
+      </w:r>
+      <w:r>
+        <w:rPr>
+          <w:rFonts w:ascii="Microsoft YaHei" w:hAnsi="Microsoft YaHei" w:eastAsia="Microsoft YaHei"/>
+          <w:b/>
+          <w:sz w:val="22"/>
+        </w:rPr>
+        <w:t>表6 接口清单（M5 评论管理模块）</w:t>
+      </w:r>
+      <w:r>
+        <w:rPr>
+          <w:rFonts w:ascii="Microsoft YaHei" w:hAnsi="Microsoft YaHei" w:eastAsia="Microsoft YaHei"/>
+          <w:sz w:val="22"/>
+        </w:rPr>
       </w:r>
     </w:p>
     <w:tbl>
@@ -2391,14 +2603,13 @@
         <w:tc>
           <w:tcPr>
             <w:tcW w:type="dxa" w:w="2880"/>
-            <w:shd w:fill="D9E2F3" w:val="clear"/>
           </w:tcPr>
           <w:p>
-            <w:r/>
             <w:r>
               <w:rPr>
+                <w:rFonts w:ascii="Microsoft YaHei" w:hAnsi="Microsoft YaHei" w:eastAsia="Microsoft YaHei"/>
                 <w:b/>
-                <w:sz w:val="18"/>
+                <w:sz w:val="20"/>
               </w:rPr>
               <w:t>方法</w:t>
             </w:r>
@@ -2407,14 +2618,13 @@
         <w:tc>
           <w:tcPr>
             <w:tcW w:type="dxa" w:w="2880"/>
-            <w:shd w:fill="D9E2F3" w:val="clear"/>
           </w:tcPr>
           <w:p>
-            <w:r/>
             <w:r>
               <w:rPr>
+                <w:rFonts w:ascii="Microsoft YaHei" w:hAnsi="Microsoft YaHei" w:eastAsia="Microsoft YaHei"/>
                 <w:b/>
-                <w:sz w:val="18"/>
+                <w:sz w:val="20"/>
               </w:rPr>
               <w:t>路径</w:t>
             </w:r>
@@ -2423,14 +2633,13 @@
         <w:tc>
           <w:tcPr>
             <w:tcW w:type="dxa" w:w="2880"/>
-            <w:shd w:fill="D9E2F3" w:val="clear"/>
           </w:tcPr>
           <w:p>
-            <w:r/>
             <w:r>
               <w:rPr>
+                <w:rFonts w:ascii="Microsoft YaHei" w:hAnsi="Microsoft YaHei" w:eastAsia="Microsoft YaHei"/>
                 <w:b/>
-                <w:sz w:val="18"/>
+                <w:sz w:val="20"/>
               </w:rPr>
               <w:t>权限</w:t>
             </w:r>
@@ -2443,10 +2652,10 @@
             <w:tcW w:type="dxa" w:w="2880"/>
           </w:tcPr>
           <w:p>
-            <w:r/>
             <w:r>
               <w:rPr>
-                <w:sz w:val="18"/>
+                <w:rFonts w:ascii="Microsoft YaHei" w:hAnsi="Microsoft YaHei" w:eastAsia="Microsoft YaHei"/>
+                <w:sz w:val="20"/>
               </w:rPr>
               <w:t>GET</w:t>
             </w:r>
@@ -2457,10 +2666,10 @@
             <w:tcW w:type="dxa" w:w="2880"/>
           </w:tcPr>
           <w:p>
-            <w:r/>
             <w:r>
               <w:rPr>
-                <w:sz w:val="18"/>
+                <w:rFonts w:ascii="Microsoft YaHei" w:hAnsi="Microsoft YaHei" w:eastAsia="Microsoft YaHei"/>
+                <w:sz w:val="20"/>
               </w:rPr>
               <w:t>`/api/v1/cats/{catId}/comments`</w:t>
             </w:r>
@@ -2471,10 +2680,10 @@
             <w:tcW w:type="dxa" w:w="2880"/>
           </w:tcPr>
           <w:p>
-            <w:r/>
             <w:r>
               <w:rPr>
-                <w:sz w:val="18"/>
+                <w:rFonts w:ascii="Microsoft YaHei" w:hAnsi="Microsoft YaHei" w:eastAsia="Microsoft YaHei"/>
+                <w:sz w:val="20"/>
               </w:rPr>
               <w:t>ALL</w:t>
             </w:r>
@@ -2487,10 +2696,10 @@
             <w:tcW w:type="dxa" w:w="2880"/>
           </w:tcPr>
           <w:p>
-            <w:r/>
             <w:r>
               <w:rPr>
-                <w:sz w:val="18"/>
+                <w:rFonts w:ascii="Microsoft YaHei" w:hAnsi="Microsoft YaHei" w:eastAsia="Microsoft YaHei"/>
+                <w:sz w:val="20"/>
               </w:rPr>
               <w:t>POST</w:t>
             </w:r>
@@ -2501,10 +2710,10 @@
             <w:tcW w:type="dxa" w:w="2880"/>
           </w:tcPr>
           <w:p>
-            <w:r/>
             <w:r>
               <w:rPr>
-                <w:sz w:val="18"/>
+                <w:rFonts w:ascii="Microsoft YaHei" w:hAnsi="Microsoft YaHei" w:eastAsia="Microsoft YaHei"/>
+                <w:sz w:val="20"/>
               </w:rPr>
               <w:t>`/api/v1/cats/{catId}/comments`</w:t>
             </w:r>
@@ -2515,10 +2724,10 @@
             <w:tcW w:type="dxa" w:w="2880"/>
           </w:tcPr>
           <w:p>
-            <w:r/>
             <w:r>
               <w:rPr>
-                <w:sz w:val="18"/>
+                <w:rFonts w:ascii="Microsoft YaHei" w:hAnsi="Microsoft YaHei" w:eastAsia="Microsoft YaHei"/>
+                <w:sz w:val="20"/>
               </w:rPr>
               <w:t>LOGIN</w:t>
             </w:r>
@@ -2531,10 +2740,10 @@
             <w:tcW w:type="dxa" w:w="2880"/>
           </w:tcPr>
           <w:p>
-            <w:r/>
             <w:r>
               <w:rPr>
-                <w:sz w:val="18"/>
+                <w:rFonts w:ascii="Microsoft YaHei" w:hAnsi="Microsoft YaHei" w:eastAsia="Microsoft YaHei"/>
+                <w:sz w:val="20"/>
               </w:rPr>
               <w:t>DELETE</w:t>
             </w:r>
@@ -2545,10 +2754,10 @@
             <w:tcW w:type="dxa" w:w="2880"/>
           </w:tcPr>
           <w:p>
-            <w:r/>
             <w:r>
               <w:rPr>
-                <w:sz w:val="18"/>
+                <w:rFonts w:ascii="Microsoft YaHei" w:hAnsi="Microsoft YaHei" w:eastAsia="Microsoft YaHei"/>
+                <w:sz w:val="20"/>
               </w:rPr>
               <w:t>`/api/v1/comments/{id}`</w:t>
             </w:r>
@@ -2559,10 +2768,10 @@
             <w:tcW w:type="dxa" w:w="2880"/>
           </w:tcPr>
           <w:p>
-            <w:r/>
             <w:r>
               <w:rPr>
-                <w:sz w:val="18"/>
+                <w:rFonts w:ascii="Microsoft YaHei" w:hAnsi="Microsoft YaHei" w:eastAsia="Microsoft YaHei"/>
+                <w:sz w:val="20"/>
               </w:rPr>
               <w:t>LOGIN（本人或ADMIN）</w:t>
             </w:r>
@@ -2574,9 +2783,6 @@
     <w:p>
       <w:pPr>
         <w:spacing w:before="120" w:after="120"/>
-        <w:pBdr>
-          <w:bottom w:val="single" w:sz="6" w:space="1" w:color="999999"/>
-        </w:pBdr>
       </w:pPr>
     </w:p>
     <w:p>
@@ -2588,14 +2794,48 @@
       </w:r>
     </w:p>
     <w:p>
-      <w:r/>
       <w:r>
         <w:rPr>
+          <w:rFonts w:ascii="Microsoft YaHei" w:hAnsi="Microsoft YaHei" w:eastAsia="Microsoft YaHei"/>
+          <w:sz w:val="22"/>
+        </w:rPr>
+      </w:r>
+      <w:r>
+        <w:rPr>
+          <w:rFonts w:ascii="Microsoft YaHei" w:hAnsi="Microsoft YaHei" w:eastAsia="Microsoft YaHei"/>
           <w:b/>
+          <w:sz w:val="22"/>
         </w:rPr>
         <w:t>此模块为系统的核心算法模块，详细描述见第 3.10 节。</w:t>
       </w:r>
-      <w:r/>
+      <w:r>
+        <w:rPr>
+          <w:rFonts w:ascii="Microsoft YaHei" w:hAnsi="Microsoft YaHei" w:eastAsia="Microsoft YaHei"/>
+          <w:sz w:val="22"/>
+        </w:rPr>
+      </w:r>
+    </w:p>
+    <w:p>
+      <w:r>
+        <w:rPr>
+          <w:rFonts w:ascii="Microsoft YaHei" w:hAnsi="Microsoft YaHei" w:eastAsia="Microsoft YaHei"/>
+          <w:sz w:val="22"/>
+        </w:rPr>
+      </w:r>
+      <w:r>
+        <w:rPr>
+          <w:rFonts w:ascii="Microsoft YaHei" w:hAnsi="Microsoft YaHei" w:eastAsia="Microsoft YaHei"/>
+          <w:b/>
+          <w:sz w:val="22"/>
+        </w:rPr>
+        <w:t>表7 接口清单（M6 算法推荐模块）</w:t>
+      </w:r>
+      <w:r>
+        <w:rPr>
+          <w:rFonts w:ascii="Microsoft YaHei" w:hAnsi="Microsoft YaHei" w:eastAsia="Microsoft YaHei"/>
+          <w:sz w:val="22"/>
+        </w:rPr>
+      </w:r>
     </w:p>
     <w:tbl>
       <w:tblPr>
@@ -2613,14 +2853,13 @@
         <w:tc>
           <w:tcPr>
             <w:tcW w:type="dxa" w:w="2880"/>
-            <w:shd w:fill="D9E2F3" w:val="clear"/>
           </w:tcPr>
           <w:p>
-            <w:r/>
             <w:r>
               <w:rPr>
+                <w:rFonts w:ascii="Microsoft YaHei" w:hAnsi="Microsoft YaHei" w:eastAsia="Microsoft YaHei"/>
                 <w:b/>
-                <w:sz w:val="18"/>
+                <w:sz w:val="20"/>
               </w:rPr>
               <w:t>方法</w:t>
             </w:r>
@@ -2629,14 +2868,13 @@
         <w:tc>
           <w:tcPr>
             <w:tcW w:type="dxa" w:w="2880"/>
-            <w:shd w:fill="D9E2F3" w:val="clear"/>
           </w:tcPr>
           <w:p>
-            <w:r/>
             <w:r>
               <w:rPr>
+                <w:rFonts w:ascii="Microsoft YaHei" w:hAnsi="Microsoft YaHei" w:eastAsia="Microsoft YaHei"/>
                 <w:b/>
-                <w:sz w:val="18"/>
+                <w:sz w:val="20"/>
               </w:rPr>
               <w:t>路径</w:t>
             </w:r>
@@ -2645,14 +2883,13 @@
         <w:tc>
           <w:tcPr>
             <w:tcW w:type="dxa" w:w="2880"/>
-            <w:shd w:fill="D9E2F3" w:val="clear"/>
           </w:tcPr>
           <w:p>
-            <w:r/>
             <w:r>
               <w:rPr>
+                <w:rFonts w:ascii="Microsoft YaHei" w:hAnsi="Microsoft YaHei" w:eastAsia="Microsoft YaHei"/>
                 <w:b/>
-                <w:sz w:val="18"/>
+                <w:sz w:val="20"/>
               </w:rPr>
               <w:t>权限</w:t>
             </w:r>
@@ -2665,10 +2902,10 @@
             <w:tcW w:type="dxa" w:w="2880"/>
           </w:tcPr>
           <w:p>
-            <w:r/>
             <w:r>
               <w:rPr>
-                <w:sz w:val="18"/>
+                <w:rFonts w:ascii="Microsoft YaHei" w:hAnsi="Microsoft YaHei" w:eastAsia="Microsoft YaHei"/>
+                <w:sz w:val="20"/>
               </w:rPr>
               <w:t>GET</w:t>
             </w:r>
@@ -2679,10 +2916,10 @@
             <w:tcW w:type="dxa" w:w="2880"/>
           </w:tcPr>
           <w:p>
-            <w:r/>
             <w:r>
               <w:rPr>
-                <w:sz w:val="18"/>
+                <w:rFonts w:ascii="Microsoft YaHei" w:hAnsi="Microsoft YaHei" w:eastAsia="Microsoft YaHei"/>
+                <w:sz w:val="20"/>
               </w:rPr>
               <w:t>`/api/v1/cats/{catId}/recommend`</w:t>
             </w:r>
@@ -2693,10 +2930,10 @@
             <w:tcW w:type="dxa" w:w="2880"/>
           </w:tcPr>
           <w:p>
-            <w:r/>
             <w:r>
               <w:rPr>
-                <w:sz w:val="18"/>
+                <w:rFonts w:ascii="Microsoft YaHei" w:hAnsi="Microsoft YaHei" w:eastAsia="Microsoft YaHei"/>
+                <w:sz w:val="20"/>
               </w:rPr>
               <w:t>ALL</w:t>
             </w:r>
@@ -2707,14 +2944,6 @@
     <w:p/>
     <w:p>
       <w:pPr>
-        <w:spacing w:before="120" w:after="120"/>
-        <w:pBdr>
-          <w:bottom w:val="single" w:sz="6" w:space="1" w:color="999999"/>
-        </w:pBdr>
-      </w:pPr>
-    </w:p>
-    <w:p>
-      <w:pPr>
         <w:pStyle w:val="Heading3"/>
       </w:pPr>
       <w:r>
@@ -2731,6 +2960,10 @@
     </w:p>
     <w:p>
       <w:r>
+        <w:rPr>
+          <w:rFonts w:ascii="Microsoft YaHei" w:hAnsi="Microsoft YaHei" w:eastAsia="Microsoft YaHei"/>
+          <w:sz w:val="22"/>
+        </w:rPr>
         <w:t>用户关注/取消关注猫咪，查看已关注列表。</w:t>
       </w:r>
     </w:p>
@@ -2744,6 +2977,10 @@
     </w:p>
     <w:p>
       <w:r>
+        <w:rPr>
+          <w:rFonts w:ascii="Microsoft YaHei" w:hAnsi="Microsoft YaHei" w:eastAsia="Microsoft YaHei"/>
+          <w:sz w:val="22"/>
+        </w:rPr>
         <w:t>关注操作 ≤ 200ms。</w:t>
       </w:r>
     </w:p>
@@ -2757,6 +2994,10 @@
     </w:p>
     <w:p>
       <w:r>
+        <w:rPr>
+          <w:rFonts w:ascii="Microsoft YaHei" w:hAnsi="Microsoft YaHei" w:eastAsia="Microsoft YaHei"/>
+          <w:sz w:val="22"/>
+        </w:rPr>
         <w:t>猫咪 ID、用户 ID（从 Token 解析）</w:t>
       </w:r>
     </w:p>
@@ -2770,6 +3011,10 @@
     </w:p>
     <w:p>
       <w:r>
+        <w:rPr>
+          <w:rFonts w:ascii="Microsoft YaHei" w:hAnsi="Microsoft YaHei" w:eastAsia="Microsoft YaHei"/>
+          <w:sz w:val="22"/>
+        </w:rPr>
         <w:t>关注状态、已关注猫咪列表</w:t>
       </w:r>
     </w:p>
@@ -2783,13 +3028,12 @@
     </w:p>
     <w:p>
       <w:pPr>
-        <w:pStyle w:val="NoSpacing"/>
-        <w:shd w:fill="F2F2F2" w:val="clear"/>
+        <w:ind w:left="432"/>
       </w:pPr>
       <w:r>
         <w:rPr>
           <w:rFonts w:ascii="Consolas" w:hAnsi="Consolas"/>
-          <w:color w:val="333333"/>
+          <w:color w:val="646464"/>
           <w:sz w:val="18"/>
         </w:rPr>
         <w:t>POST /cats/{catId}/follow</w:t>
@@ -2819,7 +3063,7 @@
       <w:r>
         <w:drawing>
           <wp:inline xmlns:a="http://schemas.openxmlformats.org/drawingml/2006/main" xmlns:pic="http://schemas.openxmlformats.org/drawingml/2006/picture">
-            <wp:extent cx="5029200" cy="5699760"/>
+            <wp:extent cx="4754880" cy="5388864"/>
             <wp:docPr id="6" name="Picture 6"/>
             <wp:cNvGraphicFramePr>
               <a:graphicFrameLocks noChangeAspect="1"/>
@@ -2828,7 +3072,7 @@
               <a:graphicData uri="http://schemas.openxmlformats.org/drawingml/2006/picture">
                 <pic:pic>
                   <pic:nvPicPr>
-                    <pic:cNvPr id="0" name="tmpoqhrub1n.png"/>
+                    <pic:cNvPr id="0" name="084967a309c0.png"/>
                     <pic:cNvPicPr/>
                   </pic:nvPicPr>
                   <pic:blipFill>
@@ -2840,7 +3084,7 @@
                   <pic:spPr>
                     <a:xfrm>
                       <a:off x="0" y="0"/>
-                      <a:ext cx="5029200" cy="5699760"/>
+                      <a:ext cx="4754880" cy="5388864"/>
                     </a:xfrm>
                     <a:prstGeom prst="rect"/>
                   </pic:spPr>
@@ -2857,6 +3101,28 @@
       </w:pPr>
       <w:r>
         <w:t>3.7.6 接口</w:t>
+      </w:r>
+    </w:p>
+    <w:p>
+      <w:r>
+        <w:rPr>
+          <w:rFonts w:ascii="Microsoft YaHei" w:hAnsi="Microsoft YaHei" w:eastAsia="Microsoft YaHei"/>
+          <w:sz w:val="22"/>
+        </w:rPr>
+      </w:r>
+      <w:r>
+        <w:rPr>
+          <w:rFonts w:ascii="Microsoft YaHei" w:hAnsi="Microsoft YaHei" w:eastAsia="Microsoft YaHei"/>
+          <w:b/>
+          <w:sz w:val="22"/>
+        </w:rPr>
+        <w:t>表8 接口清单（M7 关注管理模块）</w:t>
+      </w:r>
+      <w:r>
+        <w:rPr>
+          <w:rFonts w:ascii="Microsoft YaHei" w:hAnsi="Microsoft YaHei" w:eastAsia="Microsoft YaHei"/>
+          <w:sz w:val="22"/>
+        </w:rPr>
       </w:r>
     </w:p>
     <w:tbl>
@@ -2875,14 +3141,13 @@
         <w:tc>
           <w:tcPr>
             <w:tcW w:type="dxa" w:w="2880"/>
-            <w:shd w:fill="D9E2F3" w:val="clear"/>
           </w:tcPr>
           <w:p>
-            <w:r/>
             <w:r>
               <w:rPr>
+                <w:rFonts w:ascii="Microsoft YaHei" w:hAnsi="Microsoft YaHei" w:eastAsia="Microsoft YaHei"/>
                 <w:b/>
-                <w:sz w:val="18"/>
+                <w:sz w:val="20"/>
               </w:rPr>
               <w:t>方法</w:t>
             </w:r>
@@ -2891,14 +3156,13 @@
         <w:tc>
           <w:tcPr>
             <w:tcW w:type="dxa" w:w="2880"/>
-            <w:shd w:fill="D9E2F3" w:val="clear"/>
           </w:tcPr>
           <w:p>
-            <w:r/>
             <w:r>
               <w:rPr>
+                <w:rFonts w:ascii="Microsoft YaHei" w:hAnsi="Microsoft YaHei" w:eastAsia="Microsoft YaHei"/>
                 <w:b/>
-                <w:sz w:val="18"/>
+                <w:sz w:val="20"/>
               </w:rPr>
               <w:t>路径</w:t>
             </w:r>
@@ -2907,14 +3171,13 @@
         <w:tc>
           <w:tcPr>
             <w:tcW w:type="dxa" w:w="2880"/>
-            <w:shd w:fill="D9E2F3" w:val="clear"/>
           </w:tcPr>
           <w:p>
-            <w:r/>
             <w:r>
               <w:rPr>
+                <w:rFonts w:ascii="Microsoft YaHei" w:hAnsi="Microsoft YaHei" w:eastAsia="Microsoft YaHei"/>
                 <w:b/>
-                <w:sz w:val="18"/>
+                <w:sz w:val="20"/>
               </w:rPr>
               <w:t>权限</w:t>
             </w:r>
@@ -2927,10 +3190,10 @@
             <w:tcW w:type="dxa" w:w="2880"/>
           </w:tcPr>
           <w:p>
-            <w:r/>
             <w:r>
               <w:rPr>
-                <w:sz w:val="18"/>
+                <w:rFonts w:ascii="Microsoft YaHei" w:hAnsi="Microsoft YaHei" w:eastAsia="Microsoft YaHei"/>
+                <w:sz w:val="20"/>
               </w:rPr>
               <w:t>POST</w:t>
             </w:r>
@@ -2941,10 +3204,10 @@
             <w:tcW w:type="dxa" w:w="2880"/>
           </w:tcPr>
           <w:p>
-            <w:r/>
             <w:r>
               <w:rPr>
-                <w:sz w:val="18"/>
+                <w:rFonts w:ascii="Microsoft YaHei" w:hAnsi="Microsoft YaHei" w:eastAsia="Microsoft YaHei"/>
+                <w:sz w:val="20"/>
               </w:rPr>
               <w:t>`/api/v1/cats/{catId}/follow`</w:t>
             </w:r>
@@ -2955,10 +3218,10 @@
             <w:tcW w:type="dxa" w:w="2880"/>
           </w:tcPr>
           <w:p>
-            <w:r/>
             <w:r>
               <w:rPr>
-                <w:sz w:val="18"/>
+                <w:rFonts w:ascii="Microsoft YaHei" w:hAnsi="Microsoft YaHei" w:eastAsia="Microsoft YaHei"/>
+                <w:sz w:val="20"/>
               </w:rPr>
               <w:t>LOGIN</w:t>
             </w:r>
@@ -2971,10 +3234,10 @@
             <w:tcW w:type="dxa" w:w="2880"/>
           </w:tcPr>
           <w:p>
-            <w:r/>
             <w:r>
               <w:rPr>
-                <w:sz w:val="18"/>
+                <w:rFonts w:ascii="Microsoft YaHei" w:hAnsi="Microsoft YaHei" w:eastAsia="Microsoft YaHei"/>
+                <w:sz w:val="20"/>
               </w:rPr>
               <w:t>DELETE</w:t>
             </w:r>
@@ -2985,10 +3248,10 @@
             <w:tcW w:type="dxa" w:w="2880"/>
           </w:tcPr>
           <w:p>
-            <w:r/>
             <w:r>
               <w:rPr>
-                <w:sz w:val="18"/>
+                <w:rFonts w:ascii="Microsoft YaHei" w:hAnsi="Microsoft YaHei" w:eastAsia="Microsoft YaHei"/>
+                <w:sz w:val="20"/>
               </w:rPr>
               <w:t>`/api/v1/cats/{catId}/follow`</w:t>
             </w:r>
@@ -2999,10 +3262,10 @@
             <w:tcW w:type="dxa" w:w="2880"/>
           </w:tcPr>
           <w:p>
-            <w:r/>
             <w:r>
               <w:rPr>
-                <w:sz w:val="18"/>
+                <w:rFonts w:ascii="Microsoft YaHei" w:hAnsi="Microsoft YaHei" w:eastAsia="Microsoft YaHei"/>
+                <w:sz w:val="20"/>
               </w:rPr>
               <w:t>LOGIN</w:t>
             </w:r>
@@ -3015,10 +3278,10 @@
             <w:tcW w:type="dxa" w:w="2880"/>
           </w:tcPr>
           <w:p>
-            <w:r/>
             <w:r>
               <w:rPr>
-                <w:sz w:val="18"/>
+                <w:rFonts w:ascii="Microsoft YaHei" w:hAnsi="Microsoft YaHei" w:eastAsia="Microsoft YaHei"/>
+                <w:sz w:val="20"/>
               </w:rPr>
               <w:t>GET</w:t>
             </w:r>
@@ -3029,10 +3292,10 @@
             <w:tcW w:type="dxa" w:w="2880"/>
           </w:tcPr>
           <w:p>
-            <w:r/>
             <w:r>
               <w:rPr>
-                <w:sz w:val="18"/>
+                <w:rFonts w:ascii="Microsoft YaHei" w:hAnsi="Microsoft YaHei" w:eastAsia="Microsoft YaHei"/>
+                <w:sz w:val="20"/>
               </w:rPr>
               <w:t>`/api/v1/user/follows`</w:t>
             </w:r>
@@ -3043,10 +3306,10 @@
             <w:tcW w:type="dxa" w:w="2880"/>
           </w:tcPr>
           <w:p>
-            <w:r/>
             <w:r>
               <w:rPr>
-                <w:sz w:val="18"/>
+                <w:rFonts w:ascii="Microsoft YaHei" w:hAnsi="Microsoft YaHei" w:eastAsia="Microsoft YaHei"/>
+                <w:sz w:val="20"/>
               </w:rPr>
               <w:t>LOGIN</w:t>
             </w:r>
@@ -3059,10 +3322,10 @@
             <w:tcW w:type="dxa" w:w="2880"/>
           </w:tcPr>
           <w:p>
-            <w:r/>
             <w:r>
               <w:rPr>
-                <w:sz w:val="18"/>
+                <w:rFonts w:ascii="Microsoft YaHei" w:hAnsi="Microsoft YaHei" w:eastAsia="Microsoft YaHei"/>
+                <w:sz w:val="20"/>
               </w:rPr>
               <w:t>GET</w:t>
             </w:r>
@@ -3073,10 +3336,10 @@
             <w:tcW w:type="dxa" w:w="2880"/>
           </w:tcPr>
           <w:p>
-            <w:r/>
             <w:r>
               <w:rPr>
-                <w:sz w:val="18"/>
+                <w:rFonts w:ascii="Microsoft YaHei" w:hAnsi="Microsoft YaHei" w:eastAsia="Microsoft YaHei"/>
+                <w:sz w:val="20"/>
               </w:rPr>
               <w:t>`/api/v1/cats/{catId}/follow/status`</w:t>
             </w:r>
@@ -3087,10 +3350,10 @@
             <w:tcW w:type="dxa" w:w="2880"/>
           </w:tcPr>
           <w:p>
-            <w:r/>
             <w:r>
               <w:rPr>
-                <w:sz w:val="18"/>
+                <w:rFonts w:ascii="Microsoft YaHei" w:hAnsi="Microsoft YaHei" w:eastAsia="Microsoft YaHei"/>
+                <w:sz w:val="20"/>
               </w:rPr>
               <w:t>LOGIN</w:t>
             </w:r>
@@ -3102,9 +3365,6 @@
     <w:p>
       <w:pPr>
         <w:spacing w:before="120" w:after="120"/>
-        <w:pBdr>
-          <w:bottom w:val="single" w:sz="6" w:space="1" w:color="999999"/>
-        </w:pBdr>
       </w:pPr>
     </w:p>
     <w:p>
@@ -3125,6 +3385,10 @@
     </w:p>
     <w:p>
       <w:r>
+        <w:rPr>
+          <w:rFonts w:ascii="Microsoft YaHei" w:hAnsi="Microsoft YaHei" w:eastAsia="Microsoft YaHei"/>
+          <w:sz w:val="22"/>
+        </w:rPr>
         <w:t>用户给猫咪 1-5 星评分，统计平均分和评分人数。</w:t>
       </w:r>
     </w:p>
@@ -3138,6 +3402,10 @@
     </w:p>
     <w:p>
       <w:r>
+        <w:rPr>
+          <w:rFonts w:ascii="Microsoft YaHei" w:hAnsi="Microsoft YaHei" w:eastAsia="Microsoft YaHei"/>
+          <w:sz w:val="22"/>
+        </w:rPr>
         <w:t>评分操作 ≤ 200ms。</w:t>
       </w:r>
     </w:p>
@@ -3151,6 +3419,10 @@
     </w:p>
     <w:p>
       <w:r>
+        <w:rPr>
+          <w:rFonts w:ascii="Microsoft YaHei" w:hAnsi="Microsoft YaHei" w:eastAsia="Microsoft YaHei"/>
+          <w:sz w:val="22"/>
+        </w:rPr>
         <w:t>猫咪 ID、r1~r5（五维各 1-5 整数）</w:t>
       </w:r>
     </w:p>
@@ -3164,6 +3436,10 @@
     </w:p>
     <w:p>
       <w:r>
+        <w:rPr>
+          <w:rFonts w:ascii="Microsoft YaHei" w:hAnsi="Microsoft YaHei" w:eastAsia="Microsoft YaHei"/>
+          <w:sz w:val="22"/>
+        </w:rPr>
         <w:t>评分结果、猫咪评分统计（平均分、评分人数）</w:t>
       </w:r>
     </w:p>
@@ -3177,13 +3453,12 @@
     </w:p>
     <w:p>
       <w:pPr>
-        <w:pStyle w:val="NoSpacing"/>
-        <w:shd w:fill="F2F2F2" w:val="clear"/>
+        <w:ind w:left="432"/>
       </w:pPr>
       <w:r>
         <w:rPr>
           <w:rFonts w:ascii="Consolas" w:hAnsi="Consolas"/>
-          <w:color w:val="333333"/>
+          <w:color w:val="646464"/>
           <w:sz w:val="18"/>
         </w:rPr>
         <w:t>POST /cats/{catId}/rating</w:t>
@@ -3208,7 +3483,7 @@
       <w:r>
         <w:drawing>
           <wp:inline xmlns:a="http://schemas.openxmlformats.org/drawingml/2006/main" xmlns:pic="http://schemas.openxmlformats.org/drawingml/2006/picture">
-            <wp:extent cx="5029200" cy="5448300"/>
+            <wp:extent cx="4754880" cy="5151120"/>
             <wp:docPr id="7" name="Picture 7"/>
             <wp:cNvGraphicFramePr>
               <a:graphicFrameLocks noChangeAspect="1"/>
@@ -3217,7 +3492,7 @@
               <a:graphicData uri="http://schemas.openxmlformats.org/drawingml/2006/picture">
                 <pic:pic>
                   <pic:nvPicPr>
-                    <pic:cNvPr id="0" name="tmp7c_e_66q.png"/>
+                    <pic:cNvPr id="0" name="befeafb2e72e.png"/>
                     <pic:cNvPicPr/>
                   </pic:nvPicPr>
                   <pic:blipFill>
@@ -3229,7 +3504,7 @@
                   <pic:spPr>
                     <a:xfrm>
                       <a:off x="0" y="0"/>
-                      <a:ext cx="5029200" cy="5448300"/>
+                      <a:ext cx="4754880" cy="5151120"/>
                     </a:xfrm>
                     <a:prstGeom prst="rect"/>
                   </pic:spPr>
@@ -3246,6 +3521,28 @@
       </w:pPr>
       <w:r>
         <w:t>3.8.6 接口</w:t>
+      </w:r>
+    </w:p>
+    <w:p>
+      <w:r>
+        <w:rPr>
+          <w:rFonts w:ascii="Microsoft YaHei" w:hAnsi="Microsoft YaHei" w:eastAsia="Microsoft YaHei"/>
+          <w:sz w:val="22"/>
+        </w:rPr>
+      </w:r>
+      <w:r>
+        <w:rPr>
+          <w:rFonts w:ascii="Microsoft YaHei" w:hAnsi="Microsoft YaHei" w:eastAsia="Microsoft YaHei"/>
+          <w:b/>
+          <w:sz w:val="22"/>
+        </w:rPr>
+        <w:t>表9 接口清单（M8 评分管理模块）</w:t>
+      </w:r>
+      <w:r>
+        <w:rPr>
+          <w:rFonts w:ascii="Microsoft YaHei" w:hAnsi="Microsoft YaHei" w:eastAsia="Microsoft YaHei"/>
+          <w:sz w:val="22"/>
+        </w:rPr>
       </w:r>
     </w:p>
     <w:tbl>
@@ -3264,14 +3561,13 @@
         <w:tc>
           <w:tcPr>
             <w:tcW w:type="dxa" w:w="2880"/>
-            <w:shd w:fill="D9E2F3" w:val="clear"/>
           </w:tcPr>
           <w:p>
-            <w:r/>
             <w:r>
               <w:rPr>
+                <w:rFonts w:ascii="Microsoft YaHei" w:hAnsi="Microsoft YaHei" w:eastAsia="Microsoft YaHei"/>
                 <w:b/>
-                <w:sz w:val="18"/>
+                <w:sz w:val="20"/>
               </w:rPr>
               <w:t>方法</w:t>
             </w:r>
@@ -3280,14 +3576,13 @@
         <w:tc>
           <w:tcPr>
             <w:tcW w:type="dxa" w:w="2880"/>
-            <w:shd w:fill="D9E2F3" w:val="clear"/>
           </w:tcPr>
           <w:p>
-            <w:r/>
             <w:r>
               <w:rPr>
+                <w:rFonts w:ascii="Microsoft YaHei" w:hAnsi="Microsoft YaHei" w:eastAsia="Microsoft YaHei"/>
                 <w:b/>
-                <w:sz w:val="18"/>
+                <w:sz w:val="20"/>
               </w:rPr>
               <w:t>路径</w:t>
             </w:r>
@@ -3296,14 +3591,13 @@
         <w:tc>
           <w:tcPr>
             <w:tcW w:type="dxa" w:w="2880"/>
-            <w:shd w:fill="D9E2F3" w:val="clear"/>
           </w:tcPr>
           <w:p>
-            <w:r/>
             <w:r>
               <w:rPr>
+                <w:rFonts w:ascii="Microsoft YaHei" w:hAnsi="Microsoft YaHei" w:eastAsia="Microsoft YaHei"/>
                 <w:b/>
-                <w:sz w:val="18"/>
+                <w:sz w:val="20"/>
               </w:rPr>
               <w:t>权限</w:t>
             </w:r>
@@ -3316,10 +3610,10 @@
             <w:tcW w:type="dxa" w:w="2880"/>
           </w:tcPr>
           <w:p>
-            <w:r/>
             <w:r>
               <w:rPr>
-                <w:sz w:val="18"/>
+                <w:rFonts w:ascii="Microsoft YaHei" w:hAnsi="Microsoft YaHei" w:eastAsia="Microsoft YaHei"/>
+                <w:sz w:val="20"/>
               </w:rPr>
               <w:t>POST</w:t>
             </w:r>
@@ -3330,10 +3624,10 @@
             <w:tcW w:type="dxa" w:w="2880"/>
           </w:tcPr>
           <w:p>
-            <w:r/>
             <w:r>
               <w:rPr>
-                <w:sz w:val="18"/>
+                <w:rFonts w:ascii="Microsoft YaHei" w:hAnsi="Microsoft YaHei" w:eastAsia="Microsoft YaHei"/>
+                <w:sz w:val="20"/>
               </w:rPr>
               <w:t>`/api/v1/cats/{catId}/rating`</w:t>
             </w:r>
@@ -3344,10 +3638,10 @@
             <w:tcW w:type="dxa" w:w="2880"/>
           </w:tcPr>
           <w:p>
-            <w:r/>
             <w:r>
               <w:rPr>
-                <w:sz w:val="18"/>
+                <w:rFonts w:ascii="Microsoft YaHei" w:hAnsi="Microsoft YaHei" w:eastAsia="Microsoft YaHei"/>
+                <w:sz w:val="20"/>
               </w:rPr>
               <w:t>LOGIN</w:t>
             </w:r>
@@ -3360,10 +3654,10 @@
             <w:tcW w:type="dxa" w:w="2880"/>
           </w:tcPr>
           <w:p>
-            <w:r/>
             <w:r>
               <w:rPr>
-                <w:sz w:val="18"/>
+                <w:rFonts w:ascii="Microsoft YaHei" w:hAnsi="Microsoft YaHei" w:eastAsia="Microsoft YaHei"/>
+                <w:sz w:val="20"/>
               </w:rPr>
               <w:t>GET</w:t>
             </w:r>
@@ -3374,10 +3668,10 @@
             <w:tcW w:type="dxa" w:w="2880"/>
           </w:tcPr>
           <w:p>
-            <w:r/>
             <w:r>
               <w:rPr>
-                <w:sz w:val="18"/>
+                <w:rFonts w:ascii="Microsoft YaHei" w:hAnsi="Microsoft YaHei" w:eastAsia="Microsoft YaHei"/>
+                <w:sz w:val="20"/>
               </w:rPr>
               <w:t>`/api/v1/cats/{catId}/rating`</w:t>
             </w:r>
@@ -3388,10 +3682,10 @@
             <w:tcW w:type="dxa" w:w="2880"/>
           </w:tcPr>
           <w:p>
-            <w:r/>
             <w:r>
               <w:rPr>
-                <w:sz w:val="18"/>
+                <w:rFonts w:ascii="Microsoft YaHei" w:hAnsi="Microsoft YaHei" w:eastAsia="Microsoft YaHei"/>
+                <w:sz w:val="20"/>
               </w:rPr>
               <w:t>ALL</w:t>
             </w:r>
@@ -3404,10 +3698,10 @@
             <w:tcW w:type="dxa" w:w="2880"/>
           </w:tcPr>
           <w:p>
-            <w:r/>
             <w:r>
               <w:rPr>
-                <w:sz w:val="18"/>
+                <w:rFonts w:ascii="Microsoft YaHei" w:hAnsi="Microsoft YaHei" w:eastAsia="Microsoft YaHei"/>
+                <w:sz w:val="20"/>
               </w:rPr>
               <w:t>GET</w:t>
             </w:r>
@@ -3418,10 +3712,10 @@
             <w:tcW w:type="dxa" w:w="2880"/>
           </w:tcPr>
           <w:p>
-            <w:r/>
             <w:r>
               <w:rPr>
-                <w:sz w:val="18"/>
+                <w:rFonts w:ascii="Microsoft YaHei" w:hAnsi="Microsoft YaHei" w:eastAsia="Microsoft YaHei"/>
+                <w:sz w:val="20"/>
               </w:rPr>
               <w:t>`/api/v1/cats/{catId}/rating/mine`</w:t>
             </w:r>
@@ -3432,10 +3726,10 @@
             <w:tcW w:type="dxa" w:w="2880"/>
           </w:tcPr>
           <w:p>
-            <w:r/>
             <w:r>
               <w:rPr>
-                <w:sz w:val="18"/>
+                <w:rFonts w:ascii="Microsoft YaHei" w:hAnsi="Microsoft YaHei" w:eastAsia="Microsoft YaHei"/>
+                <w:sz w:val="20"/>
               </w:rPr>
               <w:t>LOGIN</w:t>
             </w:r>
@@ -3447,9 +3741,6 @@
     <w:p>
       <w:pPr>
         <w:spacing w:before="120" w:after="120"/>
-        <w:pBdr>
-          <w:bottom w:val="single" w:sz="6" w:space="1" w:color="999999"/>
-        </w:pBdr>
       </w:pPr>
     </w:p>
     <w:p>
@@ -3470,6 +3761,10 @@
     </w:p>
     <w:p>
       <w:r>
+        <w:rPr>
+          <w:rFonts w:ascii="Microsoft YaHei" w:hAnsi="Microsoft YaHei" w:eastAsia="Microsoft YaHei"/>
+          <w:sz w:val="22"/>
+        </w:rPr>
         <w:t>自动记录用户行为（浏览、搜索、点赞、评分、关注、评论），为推荐算法提供热度数据源。</w:t>
       </w:r>
     </w:p>
@@ -3483,6 +3778,10 @@
     </w:p>
     <w:p>
       <w:r>
+        <w:rPr>
+          <w:rFonts w:ascii="Microsoft YaHei" w:hAnsi="Microsoft YaHei" w:eastAsia="Microsoft YaHei"/>
+          <w:sz w:val="22"/>
+        </w:rPr>
         <w:t>日志写入 ≤ 100ms，不阻塞主流程（异步写入）。</w:t>
       </w:r>
     </w:p>
@@ -3496,6 +3795,10 @@
     </w:p>
     <w:p>
       <w:r>
+        <w:rPr>
+          <w:rFonts w:ascii="Microsoft YaHei" w:hAnsi="Microsoft YaHei" w:eastAsia="Microsoft YaHei"/>
+          <w:sz w:val="22"/>
+        </w:rPr>
         <w:t>用户 ID、猫咪 ID、操作类型（VIEW / SEARCH / LIKE / RATING / FOLLOW / COMMENT）、额外信息</w:t>
       </w:r>
     </w:p>
@@ -3509,6 +3812,10 @@
     </w:p>
     <w:p>
       <w:r>
+        <w:rPr>
+          <w:rFonts w:ascii="Microsoft YaHei" w:hAnsi="Microsoft YaHei" w:eastAsia="Microsoft YaHei"/>
+          <w:sz w:val="22"/>
+        </w:rPr>
         <w:t>日志记录</w:t>
       </w:r>
     </w:p>
@@ -3522,13 +3829,12 @@
     </w:p>
     <w:p>
       <w:pPr>
-        <w:pStyle w:val="NoSpacing"/>
-        <w:shd w:fill="F2F2F2" w:val="clear"/>
+        <w:ind w:left="432"/>
       </w:pPr>
       <w:r>
         <w:rPr>
           <w:rFonts w:ascii="Consolas" w:hAnsi="Consolas"/>
-          <w:color w:val="333333"/>
+          <w:color w:val="646464"/>
           <w:sz w:val="18"/>
         </w:rPr>
         <w:t>记录行为（各模块调用）</w:t>
@@ -3562,7 +3868,7 @@
       <w:r>
         <w:drawing>
           <wp:inline xmlns:a="http://schemas.openxmlformats.org/drawingml/2006/main" xmlns:pic="http://schemas.openxmlformats.org/drawingml/2006/picture">
-            <wp:extent cx="5029200" cy="5238750"/>
+            <wp:extent cx="4754880" cy="4953000"/>
             <wp:docPr id="8" name="Picture 8"/>
             <wp:cNvGraphicFramePr>
               <a:graphicFrameLocks noChangeAspect="1"/>
@@ -3571,7 +3877,7 @@
               <a:graphicData uri="http://schemas.openxmlformats.org/drawingml/2006/picture">
                 <pic:pic>
                   <pic:nvPicPr>
-                    <pic:cNvPr id="0" name="tmpgme4n7zb.png"/>
+                    <pic:cNvPr id="0" name="2d752e249396.png"/>
                     <pic:cNvPicPr/>
                   </pic:nvPicPr>
                   <pic:blipFill>
@@ -3583,7 +3889,7 @@
                   <pic:spPr>
                     <a:xfrm>
                       <a:off x="0" y="0"/>
-                      <a:ext cx="5029200" cy="5238750"/>
+                      <a:ext cx="4754880" cy="4953000"/>
                     </a:xfrm>
                     <a:prstGeom prst="rect"/>
                   </pic:spPr>
@@ -3597,9 +3903,6 @@
     <w:p>
       <w:pPr>
         <w:spacing w:before="120" w:after="120"/>
-        <w:pBdr>
-          <w:bottom w:val="single" w:sz="6" w:space="1" w:color="999999"/>
-        </w:pBdr>
       </w:pPr>
     </w:p>
     <w:p>
@@ -3620,6 +3923,10 @@
     </w:p>
     <w:p>
       <w:r>
+        <w:rPr>
+          <w:rFonts w:ascii="Microsoft YaHei" w:hAnsi="Microsoft YaHei" w:eastAsia="Microsoft YaHei"/>
+          <w:sz w:val="22"/>
+        </w:rPr>
         <w:t>基于余弦相似度融合热度因子的内容推荐算法。在猫咪详情页，计算当前猫咪与其他所有猫咪的相似度，结合热度因子加权，推荐 Top-5 相似猫咪。</w:t>
       </w:r>
     </w:p>
@@ -3636,6 +3943,10 @@
         <w:pStyle w:val="ListBullet"/>
       </w:pPr>
       <w:r>
+        <w:rPr>
+          <w:rFonts w:ascii="Microsoft YaHei" w:hAnsi="Microsoft YaHei" w:eastAsia="Microsoft YaHei"/>
+          <w:sz w:val="22"/>
+        </w:rPr>
         <w:t>猫咪数量 ≤ 100 时，单次计算 ≤ 1s</w:t>
       </w:r>
     </w:p>
@@ -3644,6 +3955,10 @@
         <w:pStyle w:val="ListBullet"/>
       </w:pPr>
       <w:r>
+        <w:rPr>
+          <w:rFonts w:ascii="Microsoft YaHei" w:hAnsi="Microsoft YaHei" w:eastAsia="Microsoft YaHei"/>
+          <w:sz w:val="22"/>
+        </w:rPr>
         <w:t>特征向量预缓存，避免重复计算</w:t>
       </w:r>
     </w:p>
@@ -3652,6 +3967,10 @@
         <w:pStyle w:val="ListBullet"/>
       </w:pPr>
       <w:r>
+        <w:rPr>
+          <w:rFonts w:ascii="Microsoft YaHei" w:hAnsi="Microsoft YaHei" w:eastAsia="Microsoft YaHei"/>
+          <w:sz w:val="22"/>
+        </w:rPr>
         <w:t>热度因子每 15 分钟批量刷新</w:t>
       </w:r>
     </w:p>
@@ -3668,6 +3987,10 @@
         <w:pStyle w:val="ListBullet"/>
       </w:pPr>
       <w:r>
+        <w:rPr>
+          <w:rFonts w:ascii="Microsoft YaHei" w:hAnsi="Microsoft YaHei" w:eastAsia="Microsoft YaHei"/>
+          <w:sz w:val="22"/>
+        </w:rPr>
         <w:t>当前猫咪 ID</w:t>
       </w:r>
     </w:p>
@@ -3676,6 +3999,10 @@
         <w:pStyle w:val="ListBullet"/>
       </w:pPr>
       <w:r>
+        <w:rPr>
+          <w:rFonts w:ascii="Microsoft YaHei" w:hAnsi="Microsoft YaHei" w:eastAsia="Microsoft YaHei"/>
+          <w:sz w:val="22"/>
+        </w:rPr>
         <w:t>特征来源：cat 表的 colour_tags、personality_tags、location_area、gender</w:t>
       </w:r>
     </w:p>
@@ -3684,6 +4011,10 @@
         <w:pStyle w:val="ListBullet"/>
       </w:pPr>
       <w:r>
+        <w:rPr>
+          <w:rFonts w:ascii="Microsoft YaHei" w:hAnsi="Microsoft YaHei" w:eastAsia="Microsoft YaHei"/>
+          <w:sz w:val="22"/>
+        </w:rPr>
         <w:t>热度来源：photo_like 表（点赞数）、cat_follow 表（关注数）、cat_rating 表（评分均分）</w:t>
       </w:r>
     </w:p>
@@ -3697,6 +4028,10 @@
     </w:p>
     <w:p>
       <w:r>
+        <w:rPr>
+          <w:rFonts w:ascii="Microsoft YaHei" w:hAnsi="Microsoft YaHei" w:eastAsia="Microsoft YaHei"/>
+          <w:sz w:val="22"/>
+        </w:rPr>
         <w:t>相似猫咪 Top-5 列表，每项包含：猫咪 ID、名称、封面照片、综合推荐分数</w:t>
       </w:r>
     </w:p>
@@ -3710,13 +4045,12 @@
     </w:p>
     <w:p>
       <w:pPr>
-        <w:pStyle w:val="NoSpacing"/>
-        <w:shd w:fill="F2F2F2" w:val="clear"/>
+        <w:ind w:left="432"/>
       </w:pPr>
       <w:r>
         <w:rPr>
           <w:rFonts w:ascii="Consolas" w:hAnsi="Consolas"/>
-          <w:color w:val="333333"/>
+          <w:color w:val="646464"/>
           <w:sz w:val="18"/>
         </w:rPr>
         <w:t>算法：CatSimilarityAlgorithm</w:t>
@@ -3907,7 +4241,7 @@
       <w:r>
         <w:drawing>
           <wp:inline xmlns:a="http://schemas.openxmlformats.org/drawingml/2006/main" xmlns:pic="http://schemas.openxmlformats.org/drawingml/2006/picture">
-            <wp:extent cx="5029200" cy="6537960"/>
+            <wp:extent cx="4754880" cy="6181344"/>
             <wp:docPr id="9" name="Picture 9"/>
             <wp:cNvGraphicFramePr>
               <a:graphicFrameLocks noChangeAspect="1"/>
@@ -3916,7 +4250,7 @@
               <a:graphicData uri="http://schemas.openxmlformats.org/drawingml/2006/picture">
                 <pic:pic>
                   <pic:nvPicPr>
-                    <pic:cNvPr id="0" name="tmpu23kyeyx.png"/>
+                    <pic:cNvPr id="0" name="ebb6a2243c42.png"/>
                     <pic:cNvPicPr/>
                   </pic:nvPicPr>
                   <pic:blipFill>
@@ -3928,7 +4262,7 @@
                   <pic:spPr>
                     <a:xfrm>
                       <a:off x="0" y="0"/>
-                      <a:ext cx="5029200" cy="6537960"/>
+                      <a:ext cx="4754880" cy="6181344"/>
                     </a:xfrm>
                     <a:prstGeom prst="rect"/>
                   </pic:spPr>
@@ -3949,13 +4283,12 @@
     </w:p>
     <w:p>
       <w:pPr>
-        <w:pStyle w:val="NoSpacing"/>
-        <w:shd w:fill="F2F2F2" w:val="clear"/>
+        <w:ind w:left="432"/>
       </w:pPr>
       <w:r>
         <w:rPr>
           <w:rFonts w:ascii="Consolas" w:hAnsi="Consolas"/>
-          <w:color w:val="333333"/>
+          <w:color w:val="646464"/>
           <w:sz w:val="18"/>
         </w:rPr>
         <w:t>@Service</w:t>
@@ -4043,6 +4376,28 @@
         <w:t>3.10.7 接口</w:t>
       </w:r>
     </w:p>
+    <w:p>
+      <w:r>
+        <w:rPr>
+          <w:rFonts w:ascii="Microsoft YaHei" w:hAnsi="Microsoft YaHei" w:eastAsia="Microsoft YaHei"/>
+          <w:sz w:val="22"/>
+        </w:rPr>
+      </w:r>
+      <w:r>
+        <w:rPr>
+          <w:rFonts w:ascii="Microsoft YaHei" w:hAnsi="Microsoft YaHei" w:eastAsia="Microsoft YaHei"/>
+          <w:b/>
+          <w:sz w:val="22"/>
+        </w:rPr>
+        <w:t>表10 接口清单（推荐算法模块）</w:t>
+      </w:r>
+      <w:r>
+        <w:rPr>
+          <w:rFonts w:ascii="Microsoft YaHei" w:hAnsi="Microsoft YaHei" w:eastAsia="Microsoft YaHei"/>
+          <w:sz w:val="22"/>
+        </w:rPr>
+      </w:r>
+    </w:p>
     <w:tbl>
       <w:tblPr>
         <w:tblStyle w:val="TableGrid"/>
@@ -4060,14 +4415,13 @@
         <w:tc>
           <w:tcPr>
             <w:tcW w:type="dxa" w:w="2160"/>
-            <w:shd w:fill="D9E2F3" w:val="clear"/>
           </w:tcPr>
           <w:p>
-            <w:r/>
             <w:r>
               <w:rPr>
+                <w:rFonts w:ascii="Microsoft YaHei" w:hAnsi="Microsoft YaHei" w:eastAsia="Microsoft YaHei"/>
                 <w:b/>
-                <w:sz w:val="18"/>
+                <w:sz w:val="20"/>
               </w:rPr>
               <w:t>方法</w:t>
             </w:r>
@@ -4076,14 +4430,13 @@
         <w:tc>
           <w:tcPr>
             <w:tcW w:type="dxa" w:w="2160"/>
-            <w:shd w:fill="D9E2F3" w:val="clear"/>
           </w:tcPr>
           <w:p>
-            <w:r/>
             <w:r>
               <w:rPr>
+                <w:rFonts w:ascii="Microsoft YaHei" w:hAnsi="Microsoft YaHei" w:eastAsia="Microsoft YaHei"/>
                 <w:b/>
-                <w:sz w:val="18"/>
+                <w:sz w:val="20"/>
               </w:rPr>
               <w:t>路径</w:t>
             </w:r>
@@ -4092,14 +4445,13 @@
         <w:tc>
           <w:tcPr>
             <w:tcW w:type="dxa" w:w="2160"/>
-            <w:shd w:fill="D9E2F3" w:val="clear"/>
           </w:tcPr>
           <w:p>
-            <w:r/>
             <w:r>
               <w:rPr>
+                <w:rFonts w:ascii="Microsoft YaHei" w:hAnsi="Microsoft YaHei" w:eastAsia="Microsoft YaHei"/>
                 <w:b/>
-                <w:sz w:val="18"/>
+                <w:sz w:val="20"/>
               </w:rPr>
               <w:t>说明</w:t>
             </w:r>
@@ -4108,14 +4460,13 @@
         <w:tc>
           <w:tcPr>
             <w:tcW w:type="dxa" w:w="2160"/>
-            <w:shd w:fill="D9E2F3" w:val="clear"/>
           </w:tcPr>
           <w:p>
-            <w:r/>
             <w:r>
               <w:rPr>
+                <w:rFonts w:ascii="Microsoft YaHei" w:hAnsi="Microsoft YaHei" w:eastAsia="Microsoft YaHei"/>
                 <w:b/>
-                <w:sz w:val="18"/>
+                <w:sz w:val="20"/>
               </w:rPr>
               <w:t>权限</w:t>
             </w:r>
@@ -4128,10 +4479,10 @@
             <w:tcW w:type="dxa" w:w="2160"/>
           </w:tcPr>
           <w:p>
-            <w:r/>
             <w:r>
               <w:rPr>
-                <w:sz w:val="18"/>
+                <w:rFonts w:ascii="Microsoft YaHei" w:hAnsi="Microsoft YaHei" w:eastAsia="Microsoft YaHei"/>
+                <w:sz w:val="20"/>
               </w:rPr>
               <w:t>GET</w:t>
             </w:r>
@@ -4142,10 +4493,10 @@
             <w:tcW w:type="dxa" w:w="2160"/>
           </w:tcPr>
           <w:p>
-            <w:r/>
             <w:r>
               <w:rPr>
-                <w:sz w:val="18"/>
+                <w:rFonts w:ascii="Microsoft YaHei" w:hAnsi="Microsoft YaHei" w:eastAsia="Microsoft YaHei"/>
+                <w:sz w:val="20"/>
               </w:rPr>
               <w:t>`/api/v1/cats/{catId}/recommend`</w:t>
             </w:r>
@@ -4156,10 +4507,10 @@
             <w:tcW w:type="dxa" w:w="2160"/>
           </w:tcPr>
           <w:p>
-            <w:r/>
             <w:r>
               <w:rPr>
-                <w:sz w:val="18"/>
+                <w:rFonts w:ascii="Microsoft YaHei" w:hAnsi="Microsoft YaHei" w:eastAsia="Microsoft YaHei"/>
+                <w:sz w:val="20"/>
               </w:rPr>
               <w:t>获取相似猫咪推荐 Top-5</w:t>
             </w:r>
@@ -4170,10 +4521,10 @@
             <w:tcW w:type="dxa" w:w="2160"/>
           </w:tcPr>
           <w:p>
-            <w:r/>
             <w:r>
               <w:rPr>
-                <w:sz w:val="18"/>
+                <w:rFonts w:ascii="Microsoft YaHei" w:hAnsi="Microsoft YaHei" w:eastAsia="Microsoft YaHei"/>
+                <w:sz w:val="20"/>
               </w:rPr>
               <w:t>ALL</w:t>
             </w:r>
@@ -4183,24 +4534,35 @@
     </w:tbl>
     <w:p/>
     <w:p>
-      <w:r/>
       <w:r>
         <w:rPr>
+          <w:rFonts w:ascii="Microsoft YaHei" w:hAnsi="Microsoft YaHei" w:eastAsia="Microsoft YaHei"/>
+          <w:sz w:val="22"/>
+        </w:rPr>
+      </w:r>
+      <w:r>
+        <w:rPr>
+          <w:rFonts w:ascii="Microsoft YaHei" w:hAnsi="Microsoft YaHei" w:eastAsia="Microsoft YaHei"/>
           <w:b/>
+          <w:sz w:val="22"/>
         </w:rPr>
         <w:t>响应格式示例：</w:t>
       </w:r>
-      <w:r/>
+      <w:r>
+        <w:rPr>
+          <w:rFonts w:ascii="Microsoft YaHei" w:hAnsi="Microsoft YaHei" w:eastAsia="Microsoft YaHei"/>
+          <w:sz w:val="22"/>
+        </w:rPr>
+      </w:r>
     </w:p>
     <w:p>
       <w:pPr>
-        <w:pStyle w:val="NoSpacing"/>
-        <w:shd w:fill="F2F2F2" w:val="clear"/>
+        <w:ind w:left="432"/>
       </w:pPr>
       <w:r>
         <w:rPr>
           <w:rFonts w:ascii="Consolas" w:hAnsi="Consolas"/>
-          <w:color w:val="333333"/>
+          <w:color w:val="646464"/>
           <w:sz w:val="18"/>
         </w:rPr>
         <w:t>{</w:t>
@@ -4239,6 +4601,10 @@
         <w:pStyle w:val="ListBullet"/>
       </w:pPr>
       <w:r>
+        <w:rPr>
+          <w:rFonts w:ascii="Microsoft YaHei" w:hAnsi="Microsoft YaHei" w:eastAsia="Microsoft YaHei"/>
+          <w:sz w:val="22"/>
+        </w:rPr>
         <w:t>算法仅适用于活跃猫咪（status = ACTIVE）</w:t>
       </w:r>
     </w:p>
@@ -4247,6 +4613,10 @@
         <w:pStyle w:val="ListBullet"/>
       </w:pPr>
       <w:r>
+        <w:rPr>
+          <w:rFonts w:ascii="Microsoft YaHei" w:hAnsi="Microsoft YaHei" w:eastAsia="Microsoft YaHei"/>
+          <w:sz w:val="22"/>
+        </w:rPr>
         <w:t>特征维度随猫咪数量增加，需控制词典大小</w:t>
       </w:r>
     </w:p>
@@ -4255,6 +4625,10 @@
         <w:pStyle w:val="ListBullet"/>
       </w:pPr>
       <w:r>
+        <w:rPr>
+          <w:rFonts w:ascii="Microsoft YaHei" w:hAnsi="Microsoft YaHei" w:eastAsia="Microsoft YaHei"/>
+          <w:sz w:val="22"/>
+        </w:rPr>
         <w:t>热度因子缓存每 15 分钟刷新，非实时数据</w:t>
       </w:r>
     </w:p>
@@ -4271,6 +4645,10 @@
         <w:pStyle w:val="ListBullet"/>
       </w:pPr>
       <w:r>
+        <w:rPr>
+          <w:rFonts w:ascii="Microsoft YaHei" w:hAnsi="Microsoft YaHei" w:eastAsia="Microsoft YaHei"/>
+          <w:sz w:val="22"/>
+        </w:rPr>
         <w:t>相同特征猫咪应获得高相似度分数</w:t>
       </w:r>
     </w:p>
@@ -4279,6 +4657,10 @@
         <w:pStyle w:val="ListBullet"/>
       </w:pPr>
       <w:r>
+        <w:rPr>
+          <w:rFonts w:ascii="Microsoft YaHei" w:hAnsi="Microsoft YaHei" w:eastAsia="Microsoft YaHei"/>
+          <w:sz w:val="22"/>
+        </w:rPr>
         <w:t>多热度因子加权后排序应合理</w:t>
       </w:r>
     </w:p>
@@ -4287,6 +4669,10 @@
         <w:pStyle w:val="ListBullet"/>
       </w:pPr>
       <w:r>
+        <w:rPr>
+          <w:rFonts w:ascii="Microsoft YaHei" w:hAnsi="Microsoft YaHei" w:eastAsia="Microsoft YaHei"/>
+          <w:sz w:val="22"/>
+        </w:rPr>
         <w:t>边界情况：仅有一只猫时返回空列表</w:t>
       </w:r>
     </w:p>
@@ -4295,15 +4681,16 @@
         <w:pStyle w:val="ListBullet"/>
       </w:pPr>
       <w:r>
+        <w:rPr>
+          <w:rFonts w:ascii="Microsoft YaHei" w:hAnsi="Microsoft YaHei" w:eastAsia="Microsoft YaHei"/>
+          <w:sz w:val="22"/>
+        </w:rPr>
         <w:t>性能测试：50+ 猫咪时计算时间 ≤ 1s</w:t>
       </w:r>
     </w:p>
     <w:p>
       <w:pPr>
         <w:spacing w:before="120" w:after="120"/>
-        <w:pBdr>
-          <w:bottom w:val="single" w:sz="6" w:space="1" w:color="999999"/>
-        </w:pBdr>
       </w:pPr>
     </w:p>
     <w:p>
@@ -4324,15 +4711,25 @@
     </w:p>
     <w:p>
       <w:r>
+        <w:rPr>
+          <w:rFonts w:ascii="Microsoft YaHei" w:hAnsi="Microsoft YaHei" w:eastAsia="Microsoft YaHei"/>
+          <w:sz w:val="22"/>
+        </w:rPr>
         <w:t xml:space="preserve">系统采用 </w:t>
       </w:r>
       <w:r>
         <w:rPr>
+          <w:rFonts w:ascii="Microsoft YaHei" w:hAnsi="Microsoft YaHei" w:eastAsia="Microsoft YaHei"/>
           <w:b/>
+          <w:sz w:val="22"/>
         </w:rPr>
-        <w:t>暗色高端风格（Ethereal Glass）</w:t>
+        <w:t>暖白轻奢风格（Warm Minimal）</w:t>
       </w:r>
       <w:r>
+        <w:rPr>
+          <w:rFonts w:ascii="Microsoft YaHei" w:hAnsi="Microsoft YaHei" w:eastAsia="Microsoft YaHei"/>
+          <w:sz w:val="22"/>
+        </w:rPr>
         <w:t>：</w:t>
       </w:r>
     </w:p>
@@ -4340,29 +4737,77 @@
       <w:pPr>
         <w:pStyle w:val="ListBullet"/>
       </w:pPr>
-      <w:r/>
       <w:r>
         <w:rPr>
+          <w:rFonts w:ascii="Microsoft YaHei" w:hAnsi="Microsoft YaHei" w:eastAsia="Microsoft YaHei"/>
+          <w:sz w:val="22"/>
+        </w:rPr>
+      </w:r>
+      <w:r>
+        <w:rPr>
+          <w:rFonts w:ascii="Microsoft YaHei" w:hAnsi="Microsoft YaHei" w:eastAsia="Microsoft YaHei"/>
           <w:b/>
+          <w:sz w:val="22"/>
         </w:rPr>
         <w:t>底色：</w:t>
       </w:r>
       <w:r>
-        <w:t xml:space="preserve"> 深黑 `#050505`，营造沉浸感</w:t>
+        <w:rPr>
+          <w:rFonts w:ascii="Microsoft YaHei" w:hAnsi="Microsoft YaHei" w:eastAsia="Microsoft YaHei"/>
+          <w:sz w:val="22"/>
+        </w:rPr>
+        <w:t xml:space="preserve"> 暖白 `#f8f7f4`，营造温馨通透感</w:t>
       </w:r>
     </w:p>
     <w:p>
       <w:pPr>
         <w:pStyle w:val="ListBullet"/>
       </w:pPr>
-      <w:r/>
       <w:r>
         <w:rPr>
+          <w:rFonts w:ascii="Microsoft YaHei" w:hAnsi="Microsoft YaHei" w:eastAsia="Microsoft YaHei"/>
+          <w:sz w:val="22"/>
+        </w:rPr>
+      </w:r>
+      <w:r>
+        <w:rPr>
+          <w:rFonts w:ascii="Microsoft YaHei" w:hAnsi="Microsoft YaHei" w:eastAsia="Microsoft YaHei"/>
           <w:b/>
+          <w:sz w:val="22"/>
+        </w:rPr>
+        <w:t>卡片背景：</w:t>
+      </w:r>
+      <w:r>
+        <w:rPr>
+          <w:rFonts w:ascii="Microsoft YaHei" w:hAnsi="Microsoft YaHei" w:eastAsia="Microsoft YaHei"/>
+          <w:sz w:val="22"/>
+        </w:rPr>
+        <w:t xml:space="preserve"> 纯白 `#ffffff`，双层嵌套（Double-Bezel）增加层次</w:t>
+      </w:r>
+    </w:p>
+    <w:p>
+      <w:pPr>
+        <w:pStyle w:val="ListBullet"/>
+      </w:pPr>
+      <w:r>
+        <w:rPr>
+          <w:rFonts w:ascii="Microsoft YaHei" w:hAnsi="Microsoft YaHei" w:eastAsia="Microsoft YaHei"/>
+          <w:sz w:val="22"/>
+        </w:rPr>
+      </w:r>
+      <w:r>
+        <w:rPr>
+          <w:rFonts w:ascii="Microsoft YaHei" w:hAnsi="Microsoft YaHei" w:eastAsia="Microsoft YaHei"/>
+          <w:b/>
+          <w:sz w:val="22"/>
         </w:rPr>
         <w:t>点缀色：</w:t>
       </w:r>
       <w:r>
+        <w:rPr>
+          <w:rFonts w:ascii="Microsoft YaHei" w:hAnsi="Microsoft YaHei" w:eastAsia="Microsoft YaHei"/>
+          <w:sz w:val="22"/>
+        </w:rPr>
         <w:t xml:space="preserve"> 琥珀金 `#f59e0b`，温暖且与猫咪主题契合</w:t>
       </w:r>
     </w:p>
@@ -4370,14 +4815,25 @@
       <w:pPr>
         <w:pStyle w:val="ListBullet"/>
       </w:pPr>
-      <w:r/>
       <w:r>
         <w:rPr>
+          <w:rFonts w:ascii="Microsoft YaHei" w:hAnsi="Microsoft YaHei" w:eastAsia="Microsoft YaHei"/>
+          <w:sz w:val="22"/>
+        </w:rPr>
+      </w:r>
+      <w:r>
+        <w:rPr>
+          <w:rFonts w:ascii="Microsoft YaHei" w:hAnsi="Microsoft YaHei" w:eastAsia="Microsoft YaHei"/>
           <w:b/>
+          <w:sz w:val="22"/>
         </w:rPr>
         <w:t>字体：</w:t>
       </w:r>
       <w:r>
+        <w:rPr>
+          <w:rFonts w:ascii="Microsoft YaHei" w:hAnsi="Microsoft YaHei" w:eastAsia="Microsoft YaHei"/>
+          <w:sz w:val="22"/>
+        </w:rPr>
         <w:t xml:space="preserve"> Plus Jakarta Sans（标题）+ Inter（正文）</w:t>
       </w:r>
     </w:p>
@@ -4385,29 +4841,51 @@
       <w:pPr>
         <w:pStyle w:val="ListBullet"/>
       </w:pPr>
-      <w:r/>
       <w:r>
         <w:rPr>
+          <w:rFonts w:ascii="Microsoft YaHei" w:hAnsi="Microsoft YaHei" w:eastAsia="Microsoft YaHei"/>
+          <w:sz w:val="22"/>
+        </w:rPr>
+      </w:r>
+      <w:r>
+        <w:rPr>
+          <w:rFonts w:ascii="Microsoft YaHei" w:hAnsi="Microsoft YaHei" w:eastAsia="Microsoft YaHei"/>
           <w:b/>
+          <w:sz w:val="22"/>
         </w:rPr>
         <w:t>卡片：</w:t>
       </w:r>
       <w:r>
-        <w:t xml:space="preserve"> 双层嵌套（Double-Bezel）+ 玻璃拟态（backdrop-blur）</w:t>
+        <w:rPr>
+          <w:rFonts w:ascii="Microsoft YaHei" w:hAnsi="Microsoft YaHei" w:eastAsia="Microsoft YaHei"/>
+          <w:sz w:val="22"/>
+        </w:rPr>
+        <w:t xml:space="preserve"> 双层嵌套（Double-Bezel）+ 轻玻璃拟态（backdrop-blur）</w:t>
       </w:r>
     </w:p>
     <w:p>
       <w:pPr>
         <w:pStyle w:val="ListBullet"/>
       </w:pPr>
-      <w:r/>
       <w:r>
         <w:rPr>
+          <w:rFonts w:ascii="Microsoft YaHei" w:hAnsi="Microsoft YaHei" w:eastAsia="Microsoft YaHei"/>
+          <w:sz w:val="22"/>
+        </w:rPr>
+      </w:r>
+      <w:r>
+        <w:rPr>
+          <w:rFonts w:ascii="Microsoft YaHei" w:hAnsi="Microsoft YaHei" w:eastAsia="Microsoft YaHei"/>
           <w:b/>
+          <w:sz w:val="22"/>
         </w:rPr>
         <w:t>动效：</w:t>
       </w:r>
       <w:r>
+        <w:rPr>
+          <w:rFonts w:ascii="Microsoft YaHei" w:hAnsi="Microsoft YaHei" w:eastAsia="Microsoft YaHei"/>
+          <w:sz w:val="22"/>
+        </w:rPr>
         <w:t xml:space="preserve"> 自定义 cubic-bezier 弹性曲线，滚动渐入动画</w:t>
       </w:r>
     </w:p>
@@ -4415,14 +4893,25 @@
       <w:pPr>
         <w:pStyle w:val="ListBullet"/>
       </w:pPr>
-      <w:r/>
       <w:r>
         <w:rPr>
+          <w:rFonts w:ascii="Microsoft YaHei" w:hAnsi="Microsoft YaHei" w:eastAsia="Microsoft YaHei"/>
+          <w:sz w:val="22"/>
+        </w:rPr>
+      </w:r>
+      <w:r>
+        <w:rPr>
+          <w:rFonts w:ascii="Microsoft YaHei" w:hAnsi="Microsoft YaHei" w:eastAsia="Microsoft YaHei"/>
           <w:b/>
+          <w:sz w:val="22"/>
         </w:rPr>
         <w:t>布局：</w:t>
       </w:r>
       <w:r>
+        <w:rPr>
+          <w:rFonts w:ascii="Microsoft YaHei" w:hAnsi="Microsoft YaHei" w:eastAsia="Microsoft YaHei"/>
+          <w:sz w:val="22"/>
+        </w:rPr>
         <w:t xml:space="preserve"> Bento 错落网格 + 大留白</w:t>
       </w:r>
     </w:p>
@@ -4432,6 +4921,28 @@
       </w:pPr>
       <w:r>
         <w:t>4.2 页面清单</w:t>
+      </w:r>
+    </w:p>
+    <w:p>
+      <w:r>
+        <w:rPr>
+          <w:rFonts w:ascii="Microsoft YaHei" w:hAnsi="Microsoft YaHei" w:eastAsia="Microsoft YaHei"/>
+          <w:sz w:val="22"/>
+        </w:rPr>
+      </w:r>
+      <w:r>
+        <w:rPr>
+          <w:rFonts w:ascii="Microsoft YaHei" w:hAnsi="Microsoft YaHei" w:eastAsia="Microsoft YaHei"/>
+          <w:b/>
+          <w:sz w:val="22"/>
+        </w:rPr>
+        <w:t>表11 页面清单</w:t>
+      </w:r>
+      <w:r>
+        <w:rPr>
+          <w:rFonts w:ascii="Microsoft YaHei" w:hAnsi="Microsoft YaHei" w:eastAsia="Microsoft YaHei"/>
+          <w:sz w:val="22"/>
+        </w:rPr>
       </w:r>
     </w:p>
     <w:tbl>
@@ -4450,14 +4961,13 @@
         <w:tc>
           <w:tcPr>
             <w:tcW w:type="dxa" w:w="2880"/>
-            <w:shd w:fill="D9E2F3" w:val="clear"/>
           </w:tcPr>
           <w:p>
-            <w:r/>
             <w:r>
               <w:rPr>
+                <w:rFonts w:ascii="Microsoft YaHei" w:hAnsi="Microsoft YaHei" w:eastAsia="Microsoft YaHei"/>
                 <w:b/>
-                <w:sz w:val="18"/>
+                <w:sz w:val="20"/>
               </w:rPr>
               <w:t>页面</w:t>
             </w:r>
@@ -4466,14 +4976,13 @@
         <w:tc>
           <w:tcPr>
             <w:tcW w:type="dxa" w:w="2880"/>
-            <w:shd w:fill="D9E2F3" w:val="clear"/>
           </w:tcPr>
           <w:p>
-            <w:r/>
             <w:r>
               <w:rPr>
+                <w:rFonts w:ascii="Microsoft YaHei" w:hAnsi="Microsoft YaHei" w:eastAsia="Microsoft YaHei"/>
                 <w:b/>
-                <w:sz w:val="18"/>
+                <w:sz w:val="20"/>
               </w:rPr>
               <w:t>路由</w:t>
             </w:r>
@@ -4482,14 +4991,13 @@
         <w:tc>
           <w:tcPr>
             <w:tcW w:type="dxa" w:w="2880"/>
-            <w:shd w:fill="D9E2F3" w:val="clear"/>
           </w:tcPr>
           <w:p>
-            <w:r/>
             <w:r>
               <w:rPr>
+                <w:rFonts w:ascii="Microsoft YaHei" w:hAnsi="Microsoft YaHei" w:eastAsia="Microsoft YaHei"/>
                 <w:b/>
-                <w:sz w:val="18"/>
+                <w:sz w:val="20"/>
               </w:rPr>
               <w:t>核心组件</w:t>
             </w:r>
@@ -4502,10 +5010,10 @@
             <w:tcW w:type="dxa" w:w="2880"/>
           </w:tcPr>
           <w:p>
-            <w:r/>
             <w:r>
               <w:rPr>
-                <w:sz w:val="18"/>
+                <w:rFonts w:ascii="Microsoft YaHei" w:hAnsi="Microsoft YaHei" w:eastAsia="Microsoft YaHei"/>
+                <w:sz w:val="20"/>
               </w:rPr>
               <w:t>首页</w:t>
             </w:r>
@@ -4516,10 +5024,10 @@
             <w:tcW w:type="dxa" w:w="2880"/>
           </w:tcPr>
           <w:p>
-            <w:r/>
             <w:r>
               <w:rPr>
-                <w:sz w:val="18"/>
+                <w:rFonts w:ascii="Microsoft YaHei" w:hAnsi="Microsoft YaHei" w:eastAsia="Microsoft YaHei"/>
+                <w:sz w:val="20"/>
               </w:rPr>
               <w:t>`/`</w:t>
             </w:r>
@@ -4530,10 +5038,10 @@
             <w:tcW w:type="dxa" w:w="2880"/>
           </w:tcPr>
           <w:p>
-            <w:r/>
             <w:r>
               <w:rPr>
-                <w:sz w:val="18"/>
+                <w:rFonts w:ascii="Microsoft YaHei" w:hAnsi="Microsoft YaHei" w:eastAsia="Microsoft YaHei"/>
+                <w:sz w:val="20"/>
               </w:rPr>
               <w:t>状态 Tab 栏、Bento 猫咪卡片网格、骨架屏</w:t>
             </w:r>
@@ -4546,10 +5054,10 @@
             <w:tcW w:type="dxa" w:w="2880"/>
           </w:tcPr>
           <w:p>
-            <w:r/>
             <w:r>
               <w:rPr>
-                <w:sz w:val="18"/>
+                <w:rFonts w:ascii="Microsoft YaHei" w:hAnsi="Microsoft YaHei" w:eastAsia="Microsoft YaHei"/>
+                <w:sz w:val="20"/>
               </w:rPr>
               <w:t>详情页</w:t>
             </w:r>
@@ -4560,10 +5068,10 @@
             <w:tcW w:type="dxa" w:w="2880"/>
           </w:tcPr>
           <w:p>
-            <w:r/>
             <w:r>
               <w:rPr>
-                <w:sz w:val="18"/>
+                <w:rFonts w:ascii="Microsoft YaHei" w:hAnsi="Microsoft YaHei" w:eastAsia="Microsoft YaHei"/>
+                <w:sz w:val="20"/>
               </w:rPr>
               <w:t>`/cat/:id`</w:t>
             </w:r>
@@ -4574,10 +5082,10 @@
             <w:tcW w:type="dxa" w:w="2880"/>
           </w:tcPr>
           <w:p>
-            <w:r/>
             <w:r>
               <w:rPr>
-                <w:sz w:val="18"/>
+                <w:rFonts w:ascii="Microsoft YaHei" w:hAnsi="Microsoft YaHei" w:eastAsia="Microsoft YaHei"/>
+                <w:sz w:val="20"/>
               </w:rPr>
               <w:t>全宽照片轮播、信息区、关注/评分按钮、留言区、推荐侧栏</w:t>
             </w:r>
@@ -4590,10 +5098,10 @@
             <w:tcW w:type="dxa" w:w="2880"/>
           </w:tcPr>
           <w:p>
-            <w:r/>
             <w:r>
               <w:rPr>
-                <w:sz w:val="18"/>
+                <w:rFonts w:ascii="Microsoft YaHei" w:hAnsi="Microsoft YaHei" w:eastAsia="Microsoft YaHei"/>
+                <w:sz w:val="20"/>
               </w:rPr>
               <w:t>搜索页</w:t>
             </w:r>
@@ -4604,10 +5112,10 @@
             <w:tcW w:type="dxa" w:w="2880"/>
           </w:tcPr>
           <w:p>
-            <w:r/>
             <w:r>
               <w:rPr>
-                <w:sz w:val="18"/>
+                <w:rFonts w:ascii="Microsoft YaHei" w:hAnsi="Microsoft YaHei" w:eastAsia="Microsoft YaHei"/>
+                <w:sz w:val="20"/>
               </w:rPr>
               <w:t>`/search`</w:t>
             </w:r>
@@ -4618,10 +5126,10 @@
             <w:tcW w:type="dxa" w:w="2880"/>
           </w:tcPr>
           <w:p>
-            <w:r/>
             <w:r>
               <w:rPr>
-                <w:sz w:val="18"/>
+                <w:rFonts w:ascii="Microsoft YaHei" w:hAnsi="Microsoft YaHei" w:eastAsia="Microsoft YaHei"/>
+                <w:sz w:val="20"/>
               </w:rPr>
               <w:t>搜索输入框、搜索结果列表</w:t>
             </w:r>
@@ -4634,10 +5142,10 @@
             <w:tcW w:type="dxa" w:w="2880"/>
           </w:tcPr>
           <w:p>
-            <w:r/>
             <w:r>
               <w:rPr>
-                <w:sz w:val="18"/>
+                <w:rFonts w:ascii="Microsoft YaHei" w:hAnsi="Microsoft YaHei" w:eastAsia="Microsoft YaHei"/>
+                <w:sz w:val="20"/>
               </w:rPr>
               <w:t>关于页</w:t>
             </w:r>
@@ -4648,10 +5156,10 @@
             <w:tcW w:type="dxa" w:w="2880"/>
           </w:tcPr>
           <w:p>
-            <w:r/>
             <w:r>
               <w:rPr>
-                <w:sz w:val="18"/>
+                <w:rFonts w:ascii="Microsoft YaHei" w:hAnsi="Microsoft YaHei" w:eastAsia="Microsoft YaHei"/>
+                <w:sz w:val="20"/>
               </w:rPr>
               <w:t>`/about`</w:t>
             </w:r>
@@ -4662,10 +5170,10 @@
             <w:tcW w:type="dxa" w:w="2880"/>
           </w:tcPr>
           <w:p>
-            <w:r/>
             <w:r>
               <w:rPr>
-                <w:sz w:val="18"/>
+                <w:rFonts w:ascii="Microsoft YaHei" w:hAnsi="Microsoft YaHei" w:eastAsia="Microsoft YaHei"/>
+                <w:sz w:val="20"/>
               </w:rPr>
               <w:t>项目介绍卡片</w:t>
             </w:r>
@@ -4684,6 +5192,10 @@
     </w:p>
     <w:p>
       <w:r>
+        <w:rPr>
+          <w:rFonts w:ascii="Microsoft YaHei" w:hAnsi="Microsoft YaHei" w:eastAsia="Microsoft YaHei"/>
+          <w:sz w:val="22"/>
+        </w:rPr>
         <w:t>首页实际界面截图如下：</w:t>
       </w:r>
     </w:p>
@@ -4694,7 +5206,7 @@
       <w:r>
         <w:drawing>
           <wp:inline xmlns:a="http://schemas.openxmlformats.org/drawingml/2006/main" xmlns:pic="http://schemas.openxmlformats.org/drawingml/2006/picture">
-            <wp:extent cx="5029200" cy="2769618"/>
+            <wp:extent cx="4754880" cy="2618548"/>
             <wp:docPr id="10" name="Picture 10"/>
             <wp:cNvGraphicFramePr>
               <a:graphicFrameLocks noChangeAspect="1"/>
@@ -4715,7 +5227,7 @@
                   <pic:spPr>
                     <a:xfrm>
                       <a:off x="0" y="0"/>
-                      <a:ext cx="5029200" cy="2769618"/>
+                      <a:ext cx="4754880" cy="2618548"/>
                     </a:xfrm>
                     <a:prstGeom prst="rect"/>
                   </pic:spPr>
@@ -4727,20 +5239,36 @@
       </w:r>
     </w:p>
     <w:p>
-      <w:r/>
       <w:r>
         <w:rPr>
+          <w:rFonts w:ascii="Microsoft YaHei" w:hAnsi="Microsoft YaHei" w:eastAsia="Microsoft YaHei"/>
+          <w:sz w:val="22"/>
+        </w:rPr>
+      </w:r>
+      <w:r>
+        <w:rPr>
+          <w:rFonts w:ascii="Microsoft YaHei" w:hAnsi="Microsoft YaHei" w:eastAsia="Microsoft YaHei"/>
           <w:b/>
+          <w:sz w:val="22"/>
         </w:rPr>
         <w:t>布局说明：</w:t>
       </w:r>
-      <w:r/>
+      <w:r>
+        <w:rPr>
+          <w:rFonts w:ascii="Microsoft YaHei" w:hAnsi="Microsoft YaHei" w:eastAsia="Microsoft YaHei"/>
+          <w:sz w:val="22"/>
+        </w:rPr>
+      </w:r>
     </w:p>
     <w:p>
       <w:pPr>
         <w:pStyle w:val="ListBullet"/>
       </w:pPr>
       <w:r>
+        <w:rPr>
+          <w:rFonts w:ascii="Microsoft YaHei" w:hAnsi="Microsoft YaHei" w:eastAsia="Microsoft YaHei"/>
+          <w:sz w:val="22"/>
+        </w:rPr>
         <w:t>顶部 Hero 区展示项目标题和简介</w:t>
       </w:r>
     </w:p>
@@ -4749,6 +5277,10 @@
         <w:pStyle w:val="ListBullet"/>
       </w:pPr>
       <w:r>
+        <w:rPr>
+          <w:rFonts w:ascii="Microsoft YaHei" w:hAnsi="Microsoft YaHei" w:eastAsia="Microsoft YaHei"/>
+          <w:sz w:val="22"/>
+        </w:rPr>
         <w:t>状态 Tab 栏采用药丸形按钮，支持横向滚动</w:t>
       </w:r>
     </w:p>
@@ -4757,6 +5289,10 @@
         <w:pStyle w:val="ListBullet"/>
       </w:pPr>
       <w:r>
+        <w:rPr>
+          <w:rFonts w:ascii="Microsoft YaHei" w:hAnsi="Microsoft YaHei" w:eastAsia="Microsoft YaHei"/>
+          <w:sz w:val="22"/>
+        </w:rPr>
         <w:t>猫咪卡片采用 4 列 Bento Grid，卡片尺寸交替变化（2x2、2x1、1x1、1x2）</w:t>
       </w:r>
     </w:p>
@@ -4765,6 +5301,10 @@
         <w:pStyle w:val="ListBullet"/>
       </w:pPr>
       <w:r>
+        <w:rPr>
+          <w:rFonts w:ascii="Microsoft YaHei" w:hAnsi="Microsoft YaHei" w:eastAsia="Microsoft YaHei"/>
+          <w:sz w:val="22"/>
+        </w:rPr>
         <w:t>每张卡片包含猫咪名、状态标签、位置和性别信息</w:t>
       </w:r>
     </w:p>
@@ -4773,6 +5313,10 @@
         <w:pStyle w:val="ListBullet"/>
       </w:pPr>
       <w:r>
+        <w:rPr>
+          <w:rFonts w:ascii="Microsoft YaHei" w:hAnsi="Microsoft YaHei" w:eastAsia="Microsoft YaHei"/>
+          <w:sz w:val="22"/>
+        </w:rPr>
         <w:t>移动端降级为单列布局</w:t>
       </w:r>
     </w:p>
@@ -4786,6 +5330,10 @@
     </w:p>
     <w:p>
       <w:r>
+        <w:rPr>
+          <w:rFonts w:ascii="Microsoft YaHei" w:hAnsi="Microsoft YaHei" w:eastAsia="Microsoft YaHei"/>
+          <w:sz w:val="22"/>
+        </w:rPr>
         <w:t>猫咪详情页实际界面截图如下：</w:t>
       </w:r>
     </w:p>
@@ -4796,7 +5344,7 @@
       <w:r>
         <w:drawing>
           <wp:inline xmlns:a="http://schemas.openxmlformats.org/drawingml/2006/main" xmlns:pic="http://schemas.openxmlformats.org/drawingml/2006/picture">
-            <wp:extent cx="5029200" cy="3487119"/>
+            <wp:extent cx="4754880" cy="3296912"/>
             <wp:docPr id="11" name="Picture 11"/>
             <wp:cNvGraphicFramePr>
               <a:graphicFrameLocks noChangeAspect="1"/>
@@ -4817,7 +5365,7 @@
                   <pic:spPr>
                     <a:xfrm>
                       <a:off x="0" y="0"/>
-                      <a:ext cx="5029200" cy="3487119"/>
+                      <a:ext cx="4754880" cy="3296912"/>
                     </a:xfrm>
                     <a:prstGeom prst="rect"/>
                   </pic:spPr>
@@ -4829,20 +5377,36 @@
       </w:r>
     </w:p>
     <w:p>
-      <w:r/>
       <w:r>
         <w:rPr>
+          <w:rFonts w:ascii="Microsoft YaHei" w:hAnsi="Microsoft YaHei" w:eastAsia="Microsoft YaHei"/>
+          <w:sz w:val="22"/>
+        </w:rPr>
+      </w:r>
+      <w:r>
+        <w:rPr>
+          <w:rFonts w:ascii="Microsoft YaHei" w:hAnsi="Microsoft YaHei" w:eastAsia="Microsoft YaHei"/>
           <w:b/>
+          <w:sz w:val="22"/>
         </w:rPr>
         <w:t>布局说明：</w:t>
       </w:r>
-      <w:r/>
+      <w:r>
+        <w:rPr>
+          <w:rFonts w:ascii="Microsoft YaHei" w:hAnsi="Microsoft YaHei" w:eastAsia="Microsoft YaHei"/>
+          <w:sz w:val="22"/>
+        </w:rPr>
+      </w:r>
     </w:p>
     <w:p>
       <w:pPr>
         <w:pStyle w:val="ListBullet"/>
       </w:pPr>
       <w:r>
+        <w:rPr>
+          <w:rFonts w:ascii="Microsoft YaHei" w:hAnsi="Microsoft YaHei" w:eastAsia="Microsoft YaHei"/>
+          <w:sz w:val="22"/>
+        </w:rPr>
         <w:t>照片轮播占据页面顶部约 65vh，支持左右箭头切换和底部圆点指示</w:t>
       </w:r>
     </w:p>
@@ -4851,6 +5415,10 @@
         <w:pStyle w:val="ListBullet"/>
       </w:pPr>
       <w:r>
+        <w:rPr>
+          <w:rFonts w:ascii="Microsoft YaHei" w:hAnsi="Microsoft YaHei" w:eastAsia="Microsoft YaHei"/>
+          <w:sz w:val="22"/>
+        </w:rPr>
         <w:t>台式机右侧固定侧栏展示相似猫咪推荐（调用 P6 算法）</w:t>
       </w:r>
     </w:p>
@@ -4859,6 +5427,10 @@
         <w:pStyle w:val="ListBullet"/>
       </w:pPr>
       <w:r>
+        <w:rPr>
+          <w:rFonts w:ascii="Microsoft YaHei" w:hAnsi="Microsoft YaHei" w:eastAsia="Microsoft YaHei"/>
+          <w:sz w:val="22"/>
+        </w:rPr>
         <w:t>猫咪信息区包含统计数字、属性表格、性格标签、互动按钮</w:t>
       </w:r>
     </w:p>
@@ -4867,6 +5439,10 @@
         <w:pStyle w:val="ListBullet"/>
       </w:pPr>
       <w:r>
+        <w:rPr>
+          <w:rFonts w:ascii="Microsoft YaHei" w:hAnsi="Microsoft YaHei" w:eastAsia="Microsoft YaHei"/>
+          <w:sz w:val="22"/>
+        </w:rPr>
         <w:t>留言区支持即时输入和发送，评论按时间倒序排列</w:t>
       </w:r>
     </w:p>
@@ -4875,6 +5451,10 @@
         <w:pStyle w:val="ListBullet"/>
       </w:pPr>
       <w:r>
+        <w:rPr>
+          <w:rFonts w:ascii="Microsoft YaHei" w:hAnsi="Microsoft YaHei" w:eastAsia="Microsoft YaHei"/>
+          <w:sz w:val="22"/>
+        </w:rPr>
         <w:t>移动端 1024px 以下右侧推荐栏并入主内容流</w:t>
       </w:r>
     </w:p>
@@ -4887,20 +5467,36 @@
       </w:r>
     </w:p>
     <w:p>
-      <w:r/>
       <w:r>
         <w:rPr>
+          <w:rFonts w:ascii="Microsoft YaHei" w:hAnsi="Microsoft YaHei" w:eastAsia="Microsoft YaHei"/>
+          <w:sz w:val="22"/>
+        </w:rPr>
+      </w:r>
+      <w:r>
+        <w:rPr>
+          <w:rFonts w:ascii="Microsoft YaHei" w:hAnsi="Microsoft YaHei" w:eastAsia="Microsoft YaHei"/>
           <w:b/>
+          <w:sz w:val="22"/>
         </w:rPr>
         <w:t>浮动玻璃导航栏（Fixed Top）：</w:t>
       </w:r>
-      <w:r/>
+      <w:r>
+        <w:rPr>
+          <w:rFonts w:ascii="Microsoft YaHei" w:hAnsi="Microsoft YaHei" w:eastAsia="Microsoft YaHei"/>
+          <w:sz w:val="22"/>
+        </w:rPr>
+      </w:r>
     </w:p>
     <w:p>
       <w:pPr>
         <w:pStyle w:val="ListBullet"/>
       </w:pPr>
       <w:r>
+        <w:rPr>
+          <w:rFonts w:ascii="Microsoft YaHei" w:hAnsi="Microsoft YaHei" w:eastAsia="Microsoft YaHei"/>
+          <w:sz w:val="22"/>
+        </w:rPr>
         <w:t>位置：固定顶部居中，`border-radius: 999px` 药丸形状</w:t>
       </w:r>
     </w:p>
@@ -4909,7 +5505,11 @@
         <w:pStyle w:val="ListBullet"/>
       </w:pPr>
       <w:r>
-        <w:t>样式：`backdrop-filter: blur(24px)` 玻璃效果</w:t>
+        <w:rPr>
+          <w:rFonts w:ascii="Microsoft YaHei" w:hAnsi="Microsoft YaHei" w:eastAsia="Microsoft YaHei"/>
+          <w:sz w:val="22"/>
+        </w:rPr>
+        <w:t>样式：白色半透明 `backdrop-filter: blur(24px)` 玻璃效果，边框 `rgba(0,0,0,0.06)`</w:t>
       </w:r>
     </w:p>
     <w:p>
@@ -4917,6 +5517,10 @@
         <w:pStyle w:val="ListBullet"/>
       </w:pPr>
       <w:r>
+        <w:rPr>
+          <w:rFonts w:ascii="Microsoft YaHei" w:hAnsi="Microsoft YaHei" w:eastAsia="Microsoft YaHei"/>
+          <w:sz w:val="22"/>
+        </w:rPr>
         <w:t>品牌：左侧  南信猫友记</w:t>
       </w:r>
     </w:p>
@@ -4925,6 +5529,10 @@
         <w:pStyle w:val="ListBullet"/>
       </w:pPr>
       <w:r>
+        <w:rPr>
+          <w:rFonts w:ascii="Microsoft YaHei" w:hAnsi="Microsoft YaHei" w:eastAsia="Microsoft YaHei"/>
+          <w:sz w:val="22"/>
+        </w:rPr>
         <w:t>链接：猫咪、搜索、关于（桌面端直接显示，移动端折叠为汉堡菜单）</w:t>
       </w:r>
     </w:p>
@@ -4933,6 +5541,10 @@
         <w:pStyle w:val="ListBullet"/>
       </w:pPr>
       <w:r>
+        <w:rPr>
+          <w:rFonts w:ascii="Microsoft YaHei" w:hAnsi="Microsoft YaHei" w:eastAsia="Microsoft YaHei"/>
+          <w:sz w:val="22"/>
+        </w:rPr>
         <w:t>汉堡菜单展开为全屏遮罩 + 大号文字链接</w:t>
       </w:r>
     </w:p>
@@ -4941,6 +5553,10 @@
         <w:pStyle w:val="ListBullet"/>
       </w:pPr>
       <w:r>
+        <w:rPr>
+          <w:rFonts w:ascii="Microsoft YaHei" w:hAnsi="Microsoft YaHei" w:eastAsia="Microsoft YaHei"/>
+          <w:sz w:val="22"/>
+        </w:rPr>
         <w:t>导航高度：桌面 ≤ 64px，移动端自适应</w:t>
       </w:r>
     </w:p>
@@ -4950,6 +5566,28 @@
       </w:pPr>
       <w:r>
         <w:t>4.6 颜色规范</w:t>
+      </w:r>
+    </w:p>
+    <w:p>
+      <w:r>
+        <w:rPr>
+          <w:rFonts w:ascii="Microsoft YaHei" w:hAnsi="Microsoft YaHei" w:eastAsia="Microsoft YaHei"/>
+          <w:sz w:val="22"/>
+        </w:rPr>
+      </w:r>
+      <w:r>
+        <w:rPr>
+          <w:rFonts w:ascii="Microsoft YaHei" w:hAnsi="Microsoft YaHei" w:eastAsia="Microsoft YaHei"/>
+          <w:b/>
+          <w:sz w:val="22"/>
+        </w:rPr>
+        <w:t>表12 颜色规范</w:t>
+      </w:r>
+      <w:r>
+        <w:rPr>
+          <w:rFonts w:ascii="Microsoft YaHei" w:hAnsi="Microsoft YaHei" w:eastAsia="Microsoft YaHei"/>
+          <w:sz w:val="22"/>
+        </w:rPr>
       </w:r>
     </w:p>
     <w:tbl>
@@ -4968,14 +5606,13 @@
         <w:tc>
           <w:tcPr>
             <w:tcW w:type="dxa" w:w="2880"/>
-            <w:shd w:fill="D9E2F3" w:val="clear"/>
           </w:tcPr>
           <w:p>
-            <w:r/>
             <w:r>
               <w:rPr>
+                <w:rFonts w:ascii="Microsoft YaHei" w:hAnsi="Microsoft YaHei" w:eastAsia="Microsoft YaHei"/>
                 <w:b/>
-                <w:sz w:val="18"/>
+                <w:sz w:val="20"/>
               </w:rPr>
               <w:t>用途</w:t>
             </w:r>
@@ -4984,14 +5621,13 @@
         <w:tc>
           <w:tcPr>
             <w:tcW w:type="dxa" w:w="2880"/>
-            <w:shd w:fill="D9E2F3" w:val="clear"/>
           </w:tcPr>
           <w:p>
-            <w:r/>
             <w:r>
               <w:rPr>
+                <w:rFonts w:ascii="Microsoft YaHei" w:hAnsi="Microsoft YaHei" w:eastAsia="Microsoft YaHei"/>
                 <w:b/>
-                <w:sz w:val="18"/>
+                <w:sz w:val="20"/>
               </w:rPr>
               <w:t>色值</w:t>
             </w:r>
@@ -5000,14 +5636,13 @@
         <w:tc>
           <w:tcPr>
             <w:tcW w:type="dxa" w:w="2880"/>
-            <w:shd w:fill="D9E2F3" w:val="clear"/>
           </w:tcPr>
           <w:p>
-            <w:r/>
             <w:r>
               <w:rPr>
+                <w:rFonts w:ascii="Microsoft YaHei" w:hAnsi="Microsoft YaHei" w:eastAsia="Microsoft YaHei"/>
                 <w:b/>
-                <w:sz w:val="18"/>
+                <w:sz w:val="20"/>
               </w:rPr>
               <w:t>说明</w:t>
             </w:r>
@@ -5020,10 +5655,10 @@
             <w:tcW w:type="dxa" w:w="2880"/>
           </w:tcPr>
           <w:p>
-            <w:r/>
             <w:r>
               <w:rPr>
-                <w:sz w:val="18"/>
+                <w:rFonts w:ascii="Microsoft YaHei" w:hAnsi="Microsoft YaHei" w:eastAsia="Microsoft YaHei"/>
+                <w:sz w:val="20"/>
               </w:rPr>
               <w:t>页面背景</w:t>
             </w:r>
@@ -5034,12 +5669,12 @@
             <w:tcW w:type="dxa" w:w="2880"/>
           </w:tcPr>
           <w:p>
-            <w:r/>
             <w:r>
               <w:rPr>
-                <w:sz w:val="18"/>
+                <w:rFonts w:ascii="Microsoft YaHei" w:hAnsi="Microsoft YaHei" w:eastAsia="Microsoft YaHei"/>
+                <w:sz w:val="20"/>
               </w:rPr>
-              <w:t>`#050505`</w:t>
+              <w:t>`#f8f7f4`</w:t>
             </w:r>
           </w:p>
         </w:tc>
@@ -5048,12 +5683,12 @@
             <w:tcW w:type="dxa" w:w="2880"/>
           </w:tcPr>
           <w:p>
-            <w:r/>
             <w:r>
               <w:rPr>
-                <w:sz w:val="18"/>
+                <w:rFonts w:ascii="Microsoft YaHei" w:hAnsi="Microsoft YaHei" w:eastAsia="Microsoft YaHei"/>
+                <w:sz w:val="20"/>
               </w:rPr>
-              <w:t>深黑底色</w:t>
+              <w:t>暖白米色底色</w:t>
             </w:r>
           </w:p>
         </w:tc>
@@ -5064,10 +5699,10 @@
             <w:tcW w:type="dxa" w:w="2880"/>
           </w:tcPr>
           <w:p>
-            <w:r/>
             <w:r>
               <w:rPr>
-                <w:sz w:val="18"/>
+                <w:rFonts w:ascii="Microsoft YaHei" w:hAnsi="Microsoft YaHei" w:eastAsia="Microsoft YaHei"/>
+                <w:sz w:val="20"/>
               </w:rPr>
               <w:t>卡片背景</w:t>
             </w:r>
@@ -5078,12 +5713,12 @@
             <w:tcW w:type="dxa" w:w="2880"/>
           </w:tcPr>
           <w:p>
-            <w:r/>
             <w:r>
               <w:rPr>
-                <w:sz w:val="18"/>
+                <w:rFonts w:ascii="Microsoft YaHei" w:hAnsi="Microsoft YaHei" w:eastAsia="Microsoft YaHei"/>
+                <w:sz w:val="20"/>
               </w:rPr>
-              <w:t>`#111111`</w:t>
+              <w:t>`#ffffff`</w:t>
             </w:r>
           </w:p>
         </w:tc>
@@ -5092,12 +5727,12 @@
             <w:tcW w:type="dxa" w:w="2880"/>
           </w:tcPr>
           <w:p>
-            <w:r/>
             <w:r>
               <w:rPr>
-                <w:sz w:val="18"/>
+                <w:rFonts w:ascii="Microsoft YaHei" w:hAnsi="Microsoft YaHei" w:eastAsia="Microsoft YaHei"/>
+                <w:sz w:val="20"/>
               </w:rPr>
-              <w:t>次级黑</w:t>
+              <w:t>纯白卡片</w:t>
             </w:r>
           </w:p>
         </w:tc>
@@ -5108,10 +5743,10 @@
             <w:tcW w:type="dxa" w:w="2880"/>
           </w:tcPr>
           <w:p>
-            <w:r/>
             <w:r>
               <w:rPr>
-                <w:sz w:val="18"/>
+                <w:rFonts w:ascii="Microsoft YaHei" w:hAnsi="Microsoft YaHei" w:eastAsia="Microsoft YaHei"/>
+                <w:sz w:val="20"/>
               </w:rPr>
               <w:t>主文字</w:t>
             </w:r>
@@ -5122,12 +5757,12 @@
             <w:tcW w:type="dxa" w:w="2880"/>
           </w:tcPr>
           <w:p>
-            <w:r/>
             <w:r>
               <w:rPr>
-                <w:sz w:val="18"/>
+                <w:rFonts w:ascii="Microsoft YaHei" w:hAnsi="Microsoft YaHei" w:eastAsia="Microsoft YaHei"/>
+                <w:sz w:val="20"/>
               </w:rPr>
-              <w:t>`#FFFFFF`</w:t>
+              <w:t>`#1a1a1a`</w:t>
             </w:r>
           </w:p>
         </w:tc>
@@ -5136,12 +5771,12 @@
             <w:tcW w:type="dxa" w:w="2880"/>
           </w:tcPr>
           <w:p>
-            <w:r/>
             <w:r>
               <w:rPr>
-                <w:sz w:val="18"/>
+                <w:rFonts w:ascii="Microsoft YaHei" w:hAnsi="Microsoft YaHei" w:eastAsia="Microsoft YaHei"/>
+                <w:sz w:val="20"/>
               </w:rPr>
-              <w:t>白色</w:t>
+              <w:t>深黑色</w:t>
             </w:r>
           </w:p>
         </w:tc>
@@ -5152,10 +5787,10 @@
             <w:tcW w:type="dxa" w:w="2880"/>
           </w:tcPr>
           <w:p>
-            <w:r/>
             <w:r>
               <w:rPr>
-                <w:sz w:val="18"/>
+                <w:rFonts w:ascii="Microsoft YaHei" w:hAnsi="Microsoft YaHei" w:eastAsia="Microsoft YaHei"/>
+                <w:sz w:val="20"/>
               </w:rPr>
               <w:t>辅助文字</w:t>
             </w:r>
@@ -5166,12 +5801,12 @@
             <w:tcW w:type="dxa" w:w="2880"/>
           </w:tcPr>
           <w:p>
-            <w:r/>
             <w:r>
               <w:rPr>
-                <w:sz w:val="18"/>
+                <w:rFonts w:ascii="Microsoft YaHei" w:hAnsi="Microsoft YaHei" w:eastAsia="Microsoft YaHei"/>
+                <w:sz w:val="20"/>
               </w:rPr>
-              <w:t>`rgba(255,255,255,0.65)`</w:t>
+              <w:t>`rgba(0,0,0,0.55)`</w:t>
             </w:r>
           </w:p>
         </w:tc>
@@ -5180,12 +5815,12 @@
             <w:tcW w:type="dxa" w:w="2880"/>
           </w:tcPr>
           <w:p>
-            <w:r/>
             <w:r>
               <w:rPr>
-                <w:sz w:val="18"/>
+                <w:rFonts w:ascii="Microsoft YaHei" w:hAnsi="Microsoft YaHei" w:eastAsia="Microsoft YaHei"/>
+                <w:sz w:val="20"/>
               </w:rPr>
-              <w:t>半透明白</w:t>
+              <w:t>半透明黑</w:t>
             </w:r>
           </w:p>
         </w:tc>
@@ -5196,10 +5831,10 @@
             <w:tcW w:type="dxa" w:w="2880"/>
           </w:tcPr>
           <w:p>
-            <w:r/>
             <w:r>
               <w:rPr>
-                <w:sz w:val="18"/>
+                <w:rFonts w:ascii="Microsoft YaHei" w:hAnsi="Microsoft YaHei" w:eastAsia="Microsoft YaHei"/>
+                <w:sz w:val="20"/>
               </w:rPr>
               <w:t>弱文字</w:t>
             </w:r>
@@ -5210,12 +5845,12 @@
             <w:tcW w:type="dxa" w:w="2880"/>
           </w:tcPr>
           <w:p>
-            <w:r/>
             <w:r>
               <w:rPr>
-                <w:sz w:val="18"/>
+                <w:rFonts w:ascii="Microsoft YaHei" w:hAnsi="Microsoft YaHei" w:eastAsia="Microsoft YaHei"/>
+                <w:sz w:val="20"/>
               </w:rPr>
-              <w:t>`rgba(255,255,255,0.40)`</w:t>
+              <w:t>`rgba(0,0,0,0.35)`</w:t>
             </w:r>
           </w:p>
         </w:tc>
@@ -5224,10 +5859,10 @@
             <w:tcW w:type="dxa" w:w="2880"/>
           </w:tcPr>
           <w:p>
-            <w:r/>
             <w:r>
               <w:rPr>
-                <w:sz w:val="18"/>
+                <w:rFonts w:ascii="Microsoft YaHei" w:hAnsi="Microsoft YaHei" w:eastAsia="Microsoft YaHei"/>
+                <w:sz w:val="20"/>
               </w:rPr>
               <w:t>更淡</w:t>
             </w:r>
@@ -5240,10 +5875,10 @@
             <w:tcW w:type="dxa" w:w="2880"/>
           </w:tcPr>
           <w:p>
-            <w:r/>
             <w:r>
               <w:rPr>
-                <w:sz w:val="18"/>
+                <w:rFonts w:ascii="Microsoft YaHei" w:hAnsi="Microsoft YaHei" w:eastAsia="Microsoft YaHei"/>
+                <w:sz w:val="20"/>
               </w:rPr>
               <w:t>强调色</w:t>
             </w:r>
@@ -5254,10 +5889,10 @@
             <w:tcW w:type="dxa" w:w="2880"/>
           </w:tcPr>
           <w:p>
-            <w:r/>
             <w:r>
               <w:rPr>
-                <w:sz w:val="18"/>
+                <w:rFonts w:ascii="Microsoft YaHei" w:hAnsi="Microsoft YaHei" w:eastAsia="Microsoft YaHei"/>
+                <w:sz w:val="20"/>
               </w:rPr>
               <w:t>`#f59e0b`</w:t>
             </w:r>
@@ -5268,10 +5903,10 @@
             <w:tcW w:type="dxa" w:w="2880"/>
           </w:tcPr>
           <w:p>
-            <w:r/>
             <w:r>
               <w:rPr>
-                <w:sz w:val="18"/>
+                <w:rFonts w:ascii="Microsoft YaHei" w:hAnsi="Microsoft YaHei" w:eastAsia="Microsoft YaHei"/>
+                <w:sz w:val="20"/>
               </w:rPr>
               <w:t>琥珀金</w:t>
             </w:r>
@@ -5284,10 +5919,10 @@
             <w:tcW w:type="dxa" w:w="2880"/>
           </w:tcPr>
           <w:p>
-            <w:r/>
             <w:r>
               <w:rPr>
-                <w:sz w:val="18"/>
+                <w:rFonts w:ascii="Microsoft YaHei" w:hAnsi="Microsoft YaHei" w:eastAsia="Microsoft YaHei"/>
+                <w:sz w:val="20"/>
               </w:rPr>
               <w:t>边框</w:t>
             </w:r>
@@ -5298,12 +5933,12 @@
             <w:tcW w:type="dxa" w:w="2880"/>
           </w:tcPr>
           <w:p>
-            <w:r/>
             <w:r>
               <w:rPr>
-                <w:sz w:val="18"/>
+                <w:rFonts w:ascii="Microsoft YaHei" w:hAnsi="Microsoft YaHei" w:eastAsia="Microsoft YaHei"/>
+                <w:sz w:val="20"/>
               </w:rPr>
-              <w:t>`rgba(255,255,255,0.06)`</w:t>
+              <w:t>`rgba(0,0,0,0.06)`</w:t>
             </w:r>
           </w:p>
         </w:tc>
@@ -5312,10 +5947,10 @@
             <w:tcW w:type="dxa" w:w="2880"/>
           </w:tcPr>
           <w:p>
-            <w:r/>
             <w:r>
               <w:rPr>
-                <w:sz w:val="18"/>
+                <w:rFonts w:ascii="Microsoft YaHei" w:hAnsi="Microsoft YaHei" w:eastAsia="Microsoft YaHei"/>
+                <w:sz w:val="20"/>
               </w:rPr>
               <w:t>极淡边框</w:t>
             </w:r>
@@ -5328,10 +5963,10 @@
             <w:tcW w:type="dxa" w:w="2880"/>
           </w:tcPr>
           <w:p>
-            <w:r/>
             <w:r>
               <w:rPr>
-                <w:sz w:val="18"/>
+                <w:rFonts w:ascii="Microsoft YaHei" w:hAnsi="Microsoft YaHei" w:eastAsia="Microsoft YaHei"/>
+                <w:sz w:val="20"/>
               </w:rPr>
               <w:t>在校标签</w:t>
             </w:r>
@@ -5342,12 +5977,12 @@
             <w:tcW w:type="dxa" w:w="2880"/>
           </w:tcPr>
           <w:p>
-            <w:r/>
             <w:r>
               <w:rPr>
-                <w:sz w:val="18"/>
+                <w:rFonts w:ascii="Microsoft YaHei" w:hAnsi="Microsoft YaHei" w:eastAsia="Microsoft YaHei"/>
+                <w:sz w:val="20"/>
               </w:rPr>
-              <w:t>`#22c55e` / 绿色背景</w:t>
+              <w:t>`#22c55e` / 浅绿底色</w:t>
             </w:r>
           </w:p>
         </w:tc>
@@ -5356,10 +5991,10 @@
             <w:tcW w:type="dxa" w:w="2880"/>
           </w:tcPr>
           <w:p>
-            <w:r/>
             <w:r>
               <w:rPr>
-                <w:sz w:val="18"/>
+                <w:rFonts w:ascii="Microsoft YaHei" w:hAnsi="Microsoft YaHei" w:eastAsia="Microsoft YaHei"/>
+                <w:sz w:val="20"/>
               </w:rPr>
               <w:t>状态</w:t>
             </w:r>
@@ -5372,10 +6007,10 @@
             <w:tcW w:type="dxa" w:w="2880"/>
           </w:tcPr>
           <w:p>
-            <w:r/>
             <w:r>
               <w:rPr>
-                <w:sz w:val="18"/>
+                <w:rFonts w:ascii="Microsoft YaHei" w:hAnsi="Microsoft YaHei" w:eastAsia="Microsoft YaHei"/>
+                <w:sz w:val="20"/>
               </w:rPr>
               <w:t>待领养标签</w:t>
             </w:r>
@@ -5386,12 +6021,12 @@
             <w:tcW w:type="dxa" w:w="2880"/>
           </w:tcPr>
           <w:p>
-            <w:r/>
             <w:r>
               <w:rPr>
-                <w:sz w:val="18"/>
+                <w:rFonts w:ascii="Microsoft YaHei" w:hAnsi="Microsoft YaHei" w:eastAsia="Microsoft YaHei"/>
+                <w:sz w:val="20"/>
               </w:rPr>
-              <w:t>`#f59e0b` / 金色背景</w:t>
+              <w:t>`#f59e0b` / 浅金底色</w:t>
             </w:r>
           </w:p>
         </w:tc>
@@ -5400,10 +6035,10 @@
             <w:tcW w:type="dxa" w:w="2880"/>
           </w:tcPr>
           <w:p>
-            <w:r/>
             <w:r>
               <w:rPr>
-                <w:sz w:val="18"/>
+                <w:rFonts w:ascii="Microsoft YaHei" w:hAnsi="Microsoft YaHei" w:eastAsia="Microsoft YaHei"/>
+                <w:sz w:val="20"/>
               </w:rPr>
               <w:t>状态</w:t>
             </w:r>
@@ -5416,10 +6051,10 @@
             <w:tcW w:type="dxa" w:w="2880"/>
           </w:tcPr>
           <w:p>
-            <w:r/>
             <w:r>
               <w:rPr>
-                <w:sz w:val="18"/>
+                <w:rFonts w:ascii="Microsoft YaHei" w:hAnsi="Microsoft YaHei" w:eastAsia="Microsoft YaHei"/>
+                <w:sz w:val="20"/>
               </w:rPr>
               <w:t>失踪标签</w:t>
             </w:r>
@@ -5430,12 +6065,12 @@
             <w:tcW w:type="dxa" w:w="2880"/>
           </w:tcPr>
           <w:p>
-            <w:r/>
             <w:r>
               <w:rPr>
-                <w:sz w:val="18"/>
+                <w:rFonts w:ascii="Microsoft YaHei" w:hAnsi="Microsoft YaHei" w:eastAsia="Microsoft YaHei"/>
+                <w:sz w:val="20"/>
               </w:rPr>
-              <w:t>`#ef4444` / 红色背景</w:t>
+              <w:t>`#ef4444` / 浅红底色</w:t>
             </w:r>
           </w:p>
         </w:tc>
@@ -5444,10 +6079,10 @@
             <w:tcW w:type="dxa" w:w="2880"/>
           </w:tcPr>
           <w:p>
-            <w:r/>
             <w:r>
               <w:rPr>
-                <w:sz w:val="18"/>
+                <w:rFonts w:ascii="Microsoft YaHei" w:hAnsi="Microsoft YaHei" w:eastAsia="Microsoft YaHei"/>
+                <w:sz w:val="20"/>
               </w:rPr>
               <w:t>状态</w:t>
             </w:r>
@@ -5460,10 +6095,10 @@
             <w:tcW w:type="dxa" w:w="2880"/>
           </w:tcPr>
           <w:p>
-            <w:r/>
             <w:r>
               <w:rPr>
-                <w:sz w:val="18"/>
+                <w:rFonts w:ascii="Microsoft YaHei" w:hAnsi="Microsoft YaHei" w:eastAsia="Microsoft YaHei"/>
+                <w:sz w:val="20"/>
               </w:rPr>
               <w:t>离世标签</w:t>
             </w:r>
@@ -5474,12 +6109,12 @@
             <w:tcW w:type="dxa" w:w="2880"/>
           </w:tcPr>
           <w:p>
-            <w:r/>
             <w:r>
               <w:rPr>
-                <w:sz w:val="18"/>
+                <w:rFonts w:ascii="Microsoft YaHei" w:hAnsi="Microsoft YaHei" w:eastAsia="Microsoft YaHei"/>
+                <w:sz w:val="20"/>
               </w:rPr>
-              <w:t>`#94a3b8` / 灰色背景</w:t>
+              <w:t>`#94a3b8` / 浅灰底色</w:t>
             </w:r>
           </w:p>
         </w:tc>
@@ -5488,10 +6123,10 @@
             <w:tcW w:type="dxa" w:w="2880"/>
           </w:tcPr>
           <w:p>
-            <w:r/>
             <w:r>
               <w:rPr>
-                <w:sz w:val="18"/>
+                <w:rFonts w:ascii="Microsoft YaHei" w:hAnsi="Microsoft YaHei" w:eastAsia="Microsoft YaHei"/>
+                <w:sz w:val="20"/>
               </w:rPr>
               <w:t>状态</w:t>
             </w:r>
@@ -5506,6 +6141,28 @@
       </w:pPr>
       <w:r>
         <w:t>4.7 响应式断点</w:t>
+      </w:r>
+    </w:p>
+    <w:p>
+      <w:r>
+        <w:rPr>
+          <w:rFonts w:ascii="Microsoft YaHei" w:hAnsi="Microsoft YaHei" w:eastAsia="Microsoft YaHei"/>
+          <w:sz w:val="22"/>
+        </w:rPr>
+      </w:r>
+      <w:r>
+        <w:rPr>
+          <w:rFonts w:ascii="Microsoft YaHei" w:hAnsi="Microsoft YaHei" w:eastAsia="Microsoft YaHei"/>
+          <w:b/>
+          <w:sz w:val="22"/>
+        </w:rPr>
+        <w:t>表13 响应式断点</w:t>
+      </w:r>
+      <w:r>
+        <w:rPr>
+          <w:rFonts w:ascii="Microsoft YaHei" w:hAnsi="Microsoft YaHei" w:eastAsia="Microsoft YaHei"/>
+          <w:sz w:val="22"/>
+        </w:rPr>
       </w:r>
     </w:p>
     <w:tbl>
@@ -5523,14 +6180,13 @@
         <w:tc>
           <w:tcPr>
             <w:tcW w:type="dxa" w:w="4320"/>
-            <w:shd w:fill="D9E2F3" w:val="clear"/>
           </w:tcPr>
           <w:p>
-            <w:r/>
             <w:r>
               <w:rPr>
+                <w:rFonts w:ascii="Microsoft YaHei" w:hAnsi="Microsoft YaHei" w:eastAsia="Microsoft YaHei"/>
                 <w:b/>
-                <w:sz w:val="18"/>
+                <w:sz w:val="20"/>
               </w:rPr>
               <w:t>断点</w:t>
             </w:r>
@@ -5539,14 +6195,13 @@
         <w:tc>
           <w:tcPr>
             <w:tcW w:type="dxa" w:w="4320"/>
-            <w:shd w:fill="D9E2F3" w:val="clear"/>
           </w:tcPr>
           <w:p>
-            <w:r/>
             <w:r>
               <w:rPr>
+                <w:rFonts w:ascii="Microsoft YaHei" w:hAnsi="Microsoft YaHei" w:eastAsia="Microsoft YaHei"/>
                 <w:b/>
-                <w:sz w:val="18"/>
+                <w:sz w:val="20"/>
               </w:rPr>
               <w:t>布局变化</w:t>
             </w:r>
@@ -5559,40 +6214,10 @@
             <w:tcW w:type="dxa" w:w="4320"/>
           </w:tcPr>
           <w:p>
-            <w:r/>
             <w:r>
               <w:rPr>
-                <w:sz w:val="18"/>
-              </w:rPr>
-              <w:t>≥ 1024px</w:t>
-            </w:r>
-          </w:p>
-        </w:tc>
-        <w:tc>
-          <w:tcPr>
-            <w:tcW w:type="dxa" w:w="4320"/>
-          </w:tcPr>
-          <w:p>
-            <w:r/>
-            <w:r>
-              <w:rPr>
-                <w:sz w:val="18"/>
-              </w:rPr>
-              <w:t>4列 Bento Grid，详情页显示右侧推荐栏</w:t>
-            </w:r>
-          </w:p>
-        </w:tc>
-      </w:tr>
-      <w:tr>
-        <w:tc>
-          <w:tcPr>
-            <w:tcW w:type="dxa" w:w="4320"/>
-          </w:tcPr>
-          <w:p>
-            <w:r/>
-            <w:r>
-              <w:rPr>
-                <w:sz w:val="18"/>
+                <w:rFonts w:ascii="Microsoft YaHei" w:hAnsi="Microsoft YaHei" w:eastAsia="Microsoft YaHei"/>
+                <w:sz w:val="20"/>
               </w:rPr>
               <w:t>768-1024px</w:t>
             </w:r>
@@ -5603,10 +6228,10 @@
             <w:tcW w:type="dxa" w:w="4320"/>
           </w:tcPr>
           <w:p>
-            <w:r/>
             <w:r>
               <w:rPr>
-                <w:sz w:val="18"/>
+                <w:rFonts w:ascii="Microsoft YaHei" w:hAnsi="Microsoft YaHei" w:eastAsia="Microsoft YaHei"/>
+                <w:sz w:val="20"/>
               </w:rPr>
               <w:t>2列 Grid，推荐栏并入主内容</w:t>
             </w:r>
@@ -5619,10 +6244,10 @@
             <w:tcW w:type="dxa" w:w="4320"/>
           </w:tcPr>
           <w:p>
-            <w:r/>
             <w:r>
               <w:rPr>
-                <w:sz w:val="18"/>
+                <w:rFonts w:ascii="Microsoft YaHei" w:hAnsi="Microsoft YaHei" w:eastAsia="Microsoft YaHei"/>
+                <w:sz w:val="20"/>
               </w:rPr>
               <w:t>&lt; 768px</w:t>
             </w:r>
@@ -5633,10 +6258,10 @@
             <w:tcW w:type="dxa" w:w="4320"/>
           </w:tcPr>
           <w:p>
-            <w:r/>
             <w:r>
               <w:rPr>
-                <w:sz w:val="18"/>
+                <w:rFonts w:ascii="Microsoft YaHei" w:hAnsi="Microsoft YaHei" w:eastAsia="Microsoft YaHei"/>
+                <w:sz w:val="20"/>
               </w:rPr>
               <w:t>单列布局，导航折叠为汉堡菜单</w:t>
             </w:r>
@@ -5649,10 +6274,10 @@
             <w:tcW w:type="dxa" w:w="4320"/>
           </w:tcPr>
           <w:p>
-            <w:r/>
             <w:r>
               <w:rPr>
-                <w:sz w:val="18"/>
+                <w:rFonts w:ascii="Microsoft YaHei" w:hAnsi="Microsoft YaHei" w:eastAsia="Microsoft YaHei"/>
+                <w:sz w:val="20"/>
               </w:rPr>
               <w:t>移动端</w:t>
             </w:r>
@@ -5663,10 +6288,10 @@
             <w:tcW w:type="dxa" w:w="4320"/>
           </w:tcPr>
           <w:p>
-            <w:r/>
             <w:r>
               <w:rPr>
-                <w:sz w:val="18"/>
+                <w:rFonts w:ascii="Microsoft YaHei" w:hAnsi="Microsoft YaHei" w:eastAsia="Microsoft YaHei"/>
+                <w:sz w:val="20"/>
               </w:rPr>
               <w:t>卡片 min-height 调整为 140px，间距缩小</w:t>
             </w:r>
@@ -5678,18 +6303,23 @@
     <w:p>
       <w:pPr>
         <w:spacing w:before="120" w:after="120"/>
-        <w:pBdr>
-          <w:bottom w:val="single" w:sz="6" w:space="1" w:color="999999"/>
-        </w:pBdr>
       </w:pPr>
     </w:p>
     <w:p>
       <w:r>
+        <w:rPr>
+          <w:rFonts w:ascii="Microsoft YaHei" w:hAnsi="Microsoft YaHei" w:eastAsia="Microsoft YaHei"/>
+          <w:sz w:val="22"/>
+        </w:rPr>
         <w:t>*文档版本：v1.0*</w:t>
       </w:r>
     </w:p>
     <w:p>
       <w:r>
+        <w:rPr>
+          <w:rFonts w:ascii="Microsoft YaHei" w:hAnsi="Microsoft YaHei" w:eastAsia="Microsoft YaHei"/>
+          <w:sz w:val="22"/>
+        </w:rPr>
         <w:t>*完成日期：2026 年 6 月*</w:t>
       </w:r>
     </w:p>
@@ -6067,7 +6697,7 @@
     <w:qFormat/>
     <w:rsid w:val="00FC693F"/>
     <w:rPr>
-      <w:rFonts w:ascii="Microsoft YaHei" w:hAnsi="Microsoft YaHei"/>
+      <w:rFonts w:ascii="Microsoft YaHei" w:hAnsi="Microsoft YaHei" w:eastAsia="Microsoft YaHei"/>
       <w:sz w:val="22"/>
     </w:rPr>
   </w:style>
@@ -6130,11 +6760,11 @@
       <w:outlineLvl w:val="0"/>
     </w:pPr>
     <w:rPr>
-      <w:rFonts w:asciiTheme="majorHAnsi" w:eastAsiaTheme="majorEastAsia" w:hAnsiTheme="majorHAnsi" w:cstheme="majorBidi"/>
+      <w:rFonts w:asciiTheme="majorHAnsi" w:eastAsiaTheme="majorEastAsia" w:hAnsiTheme="majorHAnsi" w:cstheme="majorBidi" w:ascii="Microsoft YaHei" w:hAnsi="Microsoft YaHei" w:eastAsia="Microsoft YaHei"/>
       <w:b/>
       <w:bCs/>
-      <w:color w:val="365F91" w:themeColor="accent1" w:themeShade="BF"/>
-      <w:sz w:val="28"/>
+      <w:color w:val="000000"/>
+      <w:sz w:val="36"/>
       <w:szCs w:val="28"/>
     </w:rPr>
   </w:style>
@@ -6154,11 +6784,11 @@
       <w:outlineLvl w:val="1"/>
     </w:pPr>
     <w:rPr>
-      <w:rFonts w:asciiTheme="majorHAnsi" w:eastAsiaTheme="majorEastAsia" w:hAnsiTheme="majorHAnsi" w:cstheme="majorBidi"/>
+      <w:rFonts w:asciiTheme="majorHAnsi" w:eastAsiaTheme="majorEastAsia" w:hAnsiTheme="majorHAnsi" w:cstheme="majorBidi" w:ascii="Microsoft YaHei" w:hAnsi="Microsoft YaHei" w:eastAsia="Microsoft YaHei"/>
       <w:b/>
       <w:bCs/>
-      <w:color w:val="4F81BD" w:themeColor="accent1"/>
-      <w:sz w:val="26"/>
+      <w:color w:val="000000"/>
+      <w:sz w:val="30"/>
       <w:szCs w:val="26"/>
     </w:rPr>
   </w:style>
@@ -6178,10 +6808,11 @@
       <w:outlineLvl w:val="2"/>
     </w:pPr>
     <w:rPr>
-      <w:rFonts w:asciiTheme="majorHAnsi" w:eastAsiaTheme="majorEastAsia" w:hAnsiTheme="majorHAnsi" w:cstheme="majorBidi"/>
+      <w:rFonts w:asciiTheme="majorHAnsi" w:eastAsiaTheme="majorEastAsia" w:hAnsiTheme="majorHAnsi" w:cstheme="majorBidi" w:ascii="Microsoft YaHei" w:hAnsi="Microsoft YaHei" w:eastAsia="Microsoft YaHei"/>
       <w:b/>
       <w:bCs/>
-      <w:color w:val="4F81BD" w:themeColor="accent1"/>
+      <w:color w:val="000000"/>
+      <w:sz w:val="26"/>
     </w:rPr>
   </w:style>
   <w:style w:type="paragraph" w:styleId="Heading4">
@@ -6201,12 +6832,13 @@
       <w:outlineLvl w:val="3"/>
     </w:pPr>
     <w:rPr>
-      <w:rFonts w:asciiTheme="majorHAnsi" w:eastAsiaTheme="majorEastAsia" w:hAnsiTheme="majorHAnsi" w:cstheme="majorBidi"/>
+      <w:rFonts w:asciiTheme="majorHAnsi" w:eastAsiaTheme="majorEastAsia" w:hAnsiTheme="majorHAnsi" w:cstheme="majorBidi" w:ascii="Microsoft YaHei" w:hAnsi="Microsoft YaHei" w:eastAsia="Microsoft YaHei"/>
       <w:b/>
       <w:bCs/>
       <w:i/>
       <w:iCs/>
-      <w:color w:val="4F81BD" w:themeColor="accent1"/>
+      <w:color w:val="000000"/>
+      <w:sz w:val="22"/>
     </w:rPr>
   </w:style>
   <w:style w:type="paragraph" w:styleId="Heading5">

--- a/docs/docx/详细设计说明书.docx
+++ b/docs/docx/详细设计说明书.docx
@@ -29,8 +29,8 @@
     <w:p>
       <w:r>
         <w:rPr>
-          <w:rFonts w:ascii="Microsoft YaHei" w:hAnsi="Microsoft YaHei" w:eastAsia="Microsoft YaHei"/>
-          <w:sz w:val="22"/>
+          <w:rFonts w:ascii="Times New Roman" w:hAnsi="Times New Roman" w:eastAsia="宋体"/>
+          <w:sz w:val="24"/>
         </w:rPr>
         <w:t>本文档旨在详细描述"南信猫友记"系统的各模块程序实现，包括程序系统结构、模块算法、程序逻辑、接口设计及用户界面设计，为编码实现和后续测试提供依据。本文档的读者包括项目开发人员、测试人员及项目维护人员。</w:t>
       </w:r>
@@ -49,22 +49,22 @@
       </w:pPr>
       <w:r>
         <w:rPr>
-          <w:rFonts w:ascii="Microsoft YaHei" w:hAnsi="Microsoft YaHei" w:eastAsia="Microsoft YaHei"/>
-          <w:sz w:val="22"/>
+          <w:rFonts w:ascii="Times New Roman" w:hAnsi="Times New Roman" w:eastAsia="宋体"/>
+          <w:sz w:val="24"/>
         </w:rPr>
       </w:r>
       <w:r>
         <w:rPr>
-          <w:rFonts w:ascii="Microsoft YaHei" w:hAnsi="Microsoft YaHei" w:eastAsia="Microsoft YaHei"/>
+          <w:rFonts w:ascii="Times New Roman" w:hAnsi="Times New Roman" w:eastAsia="宋体"/>
           <w:b/>
-          <w:sz w:val="22"/>
+          <w:sz w:val="24"/>
         </w:rPr>
         <w:t>项目名称：</w:t>
       </w:r>
       <w:r>
         <w:rPr>
-          <w:rFonts w:ascii="Microsoft YaHei" w:hAnsi="Microsoft YaHei" w:eastAsia="Microsoft YaHei"/>
-          <w:sz w:val="22"/>
+          <w:rFonts w:ascii="Times New Roman" w:hAnsi="Times New Roman" w:eastAsia="宋体"/>
+          <w:sz w:val="24"/>
         </w:rPr>
         <w:t xml:space="preserve"> 南信猫友记（NanXin CatBook）</w:t>
       </w:r>
@@ -75,22 +75,22 @@
       </w:pPr>
       <w:r>
         <w:rPr>
-          <w:rFonts w:ascii="Microsoft YaHei" w:hAnsi="Microsoft YaHei" w:eastAsia="Microsoft YaHei"/>
-          <w:sz w:val="22"/>
+          <w:rFonts w:ascii="Times New Roman" w:hAnsi="Times New Roman" w:eastAsia="宋体"/>
+          <w:sz w:val="24"/>
         </w:rPr>
       </w:r>
       <w:r>
         <w:rPr>
-          <w:rFonts w:ascii="Microsoft YaHei" w:hAnsi="Microsoft YaHei" w:eastAsia="Microsoft YaHei"/>
+          <w:rFonts w:ascii="Times New Roman" w:hAnsi="Times New Roman" w:eastAsia="宋体"/>
           <w:b/>
-          <w:sz w:val="22"/>
+          <w:sz w:val="24"/>
         </w:rPr>
         <w:t>系统定位：</w:t>
       </w:r>
       <w:r>
         <w:rPr>
-          <w:rFonts w:ascii="Microsoft YaHei" w:hAnsi="Microsoft YaHei" w:eastAsia="Microsoft YaHei"/>
-          <w:sz w:val="22"/>
+          <w:rFonts w:ascii="Times New Roman" w:hAnsi="Times New Roman" w:eastAsia="宋体"/>
+          <w:sz w:val="24"/>
         </w:rPr>
         <w:t xml:space="preserve"> 基于已有微信小程序端校园猫平台，在 Web 端实现功能增强与算法扩展</w:t>
       </w:r>
@@ -101,22 +101,22 @@
       </w:pPr>
       <w:r>
         <w:rPr>
-          <w:rFonts w:ascii="Microsoft YaHei" w:hAnsi="Microsoft YaHei" w:eastAsia="Microsoft YaHei"/>
-          <w:sz w:val="22"/>
+          <w:rFonts w:ascii="Times New Roman" w:hAnsi="Times New Roman" w:eastAsia="宋体"/>
+          <w:sz w:val="24"/>
         </w:rPr>
       </w:r>
       <w:r>
         <w:rPr>
-          <w:rFonts w:ascii="Microsoft YaHei" w:hAnsi="Microsoft YaHei" w:eastAsia="Microsoft YaHei"/>
+          <w:rFonts w:ascii="Times New Roman" w:hAnsi="Times New Roman" w:eastAsia="宋体"/>
           <w:b/>
-          <w:sz w:val="22"/>
+          <w:sz w:val="24"/>
         </w:rPr>
         <w:t>实现规模：</w:t>
       </w:r>
       <w:r>
         <w:rPr>
-          <w:rFonts w:ascii="Microsoft YaHei" w:hAnsi="Microsoft YaHei" w:eastAsia="Microsoft YaHei"/>
-          <w:sz w:val="22"/>
+          <w:rFonts w:ascii="Times New Roman" w:hAnsi="Times New Roman" w:eastAsia="宋体"/>
+          <w:sz w:val="24"/>
         </w:rPr>
         <w:t xml:space="preserve"> 后端约 3000 行 Java 代码（Spring Boot 3.4.5），采用 Controller-Service-Repository 三层架构；核心算法涉及 4 张热度数据表（点赞、关注、评分、行为日志）的融合计算；前端 Vue 3 + Vite 采用 Composition API + Bento Grid 布局，共 9 个页面组件</w:t>
       </w:r>
@@ -130,24 +130,28 @@
       </w:r>
     </w:p>
     <w:p>
+      <w:pPr>
+        <w:ind w:firstLine="0"/>
+        <w:jc w:val="center"/>
+      </w:pPr>
       <w:r>
         <w:rPr>
-          <w:rFonts w:ascii="Microsoft YaHei" w:hAnsi="Microsoft YaHei" w:eastAsia="Microsoft YaHei"/>
-          <w:sz w:val="22"/>
+          <w:rFonts w:ascii="Times New Roman" w:hAnsi="Times New Roman" w:eastAsia="宋体"/>
+          <w:sz w:val="24"/>
         </w:rPr>
       </w:r>
       <w:r>
         <w:rPr>
-          <w:rFonts w:ascii="Microsoft YaHei" w:hAnsi="Microsoft YaHei" w:eastAsia="Microsoft YaHei"/>
+          <w:rFonts w:ascii="Times New Roman" w:hAnsi="Times New Roman" w:eastAsia="宋体"/>
           <w:b/>
-          <w:sz w:val="22"/>
+          <w:sz w:val="24"/>
         </w:rPr>
-        <w:t>表1 术语定义</w:t>
+        <w:t>表1-1 术语定义</w:t>
       </w:r>
       <w:r>
         <w:rPr>
-          <w:rFonts w:ascii="Microsoft YaHei" w:hAnsi="Microsoft YaHei" w:eastAsia="Microsoft YaHei"/>
-          <w:sz w:val="22"/>
+          <w:rFonts w:ascii="Times New Roman" w:hAnsi="Times New Roman" w:eastAsia="宋体"/>
+          <w:sz w:val="24"/>
         </w:rPr>
       </w:r>
     </w:p>
@@ -159,18 +163,18 @@
         <w:tblLook w:firstColumn="1" w:firstRow="1" w:lastColumn="0" w:lastRow="0" w:noHBand="0" w:noVBand="1" w:val="04A0"/>
       </w:tblPr>
       <w:tblGrid>
-        <w:gridCol w:w="4320"/>
-        <w:gridCol w:w="4320"/>
+        <w:gridCol w:w="4536"/>
+        <w:gridCol w:w="4536"/>
       </w:tblGrid>
       <w:tr>
         <w:tc>
           <w:tcPr>
-            <w:tcW w:type="dxa" w:w="4320"/>
+            <w:tcW w:type="dxa" w:w="4536"/>
           </w:tcPr>
           <w:p>
             <w:r>
               <w:rPr>
-                <w:rFonts w:ascii="Microsoft YaHei" w:hAnsi="Microsoft YaHei" w:eastAsia="Microsoft YaHei"/>
+                <w:rFonts w:ascii="Times New Roman" w:hAnsi="Times New Roman" w:eastAsia="宋体"/>
                 <w:b/>
                 <w:sz w:val="20"/>
               </w:rPr>
@@ -180,12 +184,12 @@
         </w:tc>
         <w:tc>
           <w:tcPr>
-            <w:tcW w:type="dxa" w:w="4320"/>
+            <w:tcW w:type="dxa" w:w="4536"/>
           </w:tcPr>
           <w:p>
             <w:r>
               <w:rPr>
-                <w:rFonts w:ascii="Microsoft YaHei" w:hAnsi="Microsoft YaHei" w:eastAsia="Microsoft YaHei"/>
+                <w:rFonts w:ascii="Times New Roman" w:hAnsi="Times New Roman" w:eastAsia="宋体"/>
                 <w:b/>
                 <w:sz w:val="20"/>
               </w:rPr>
@@ -197,12 +201,12 @@
       <w:tr>
         <w:tc>
           <w:tcPr>
-            <w:tcW w:type="dxa" w:w="4320"/>
+            <w:tcW w:type="dxa" w:w="4536"/>
           </w:tcPr>
           <w:p>
             <w:r>
               <w:rPr>
-                <w:rFonts w:ascii="Microsoft YaHei" w:hAnsi="Microsoft YaHei" w:eastAsia="Microsoft YaHei"/>
+                <w:rFonts w:ascii="Times New Roman" w:hAnsi="Times New Roman" w:eastAsia="宋体"/>
                 <w:sz w:val="20"/>
               </w:rPr>
               <w:t>One-Hot 编码</w:t>
@@ -211,12 +215,12 @@
         </w:tc>
         <w:tc>
           <w:tcPr>
-            <w:tcW w:type="dxa" w:w="4320"/>
+            <w:tcW w:type="dxa" w:w="4536"/>
           </w:tcPr>
           <w:p>
             <w:r>
               <w:rPr>
-                <w:rFonts w:ascii="Microsoft YaHei" w:hAnsi="Microsoft YaHei" w:eastAsia="Microsoft YaHei"/>
+                <w:rFonts w:ascii="Times New Roman" w:hAnsi="Times New Roman" w:eastAsia="宋体"/>
                 <w:sz w:val="20"/>
               </w:rPr>
               <w:t>将分类特征转换为数值向量的编码方式</w:t>
@@ -227,12 +231,12 @@
       <w:tr>
         <w:tc>
           <w:tcPr>
-            <w:tcW w:type="dxa" w:w="4320"/>
+            <w:tcW w:type="dxa" w:w="4536"/>
           </w:tcPr>
           <w:p>
             <w:r>
               <w:rPr>
-                <w:rFonts w:ascii="Microsoft YaHei" w:hAnsi="Microsoft YaHei" w:eastAsia="Microsoft YaHei"/>
+                <w:rFonts w:ascii="Times New Roman" w:hAnsi="Times New Roman" w:eastAsia="宋体"/>
                 <w:sz w:val="20"/>
               </w:rPr>
               <w:t>余弦相似度</w:t>
@@ -241,12 +245,12 @@
         </w:tc>
         <w:tc>
           <w:tcPr>
-            <w:tcW w:type="dxa" w:w="4320"/>
+            <w:tcW w:type="dxa" w:w="4536"/>
           </w:tcPr>
           <w:p>
             <w:r>
               <w:rPr>
-                <w:rFonts w:ascii="Microsoft YaHei" w:hAnsi="Microsoft YaHei" w:eastAsia="Microsoft YaHei"/>
+                <w:rFonts w:ascii="Times New Roman" w:hAnsi="Times New Roman" w:eastAsia="宋体"/>
                 <w:sz w:val="20"/>
               </w:rPr>
               <w:t>通过向量夹角余弦值衡量两个向量相似程度的度量</w:t>
@@ -257,12 +261,12 @@
       <w:tr>
         <w:tc>
           <w:tcPr>
-            <w:tcW w:type="dxa" w:w="4320"/>
+            <w:tcW w:type="dxa" w:w="4536"/>
           </w:tcPr>
           <w:p>
             <w:r>
               <w:rPr>
-                <w:rFonts w:ascii="Microsoft YaHei" w:hAnsi="Microsoft YaHei" w:eastAsia="Microsoft YaHei"/>
+                <w:rFonts w:ascii="Times New Roman" w:hAnsi="Times New Roman" w:eastAsia="宋体"/>
                 <w:sz w:val="20"/>
               </w:rPr>
               <w:t>Bento Grid</w:t>
@@ -271,12 +275,12 @@
         </w:tc>
         <w:tc>
           <w:tcPr>
-            <w:tcW w:type="dxa" w:w="4320"/>
+            <w:tcW w:type="dxa" w:w="4536"/>
           </w:tcPr>
           <w:p>
             <w:r>
               <w:rPr>
-                <w:rFonts w:ascii="Microsoft YaHei" w:hAnsi="Microsoft YaHei" w:eastAsia="Microsoft YaHei"/>
+                <w:rFonts w:ascii="Times New Roman" w:hAnsi="Times New Roman" w:eastAsia="宋体"/>
                 <w:sz w:val="20"/>
               </w:rPr>
               <w:t>错落排列的 CSS Grid 布局，不同卡片占据不同尺寸</w:t>
@@ -287,12 +291,12 @@
       <w:tr>
         <w:tc>
           <w:tcPr>
-            <w:tcW w:type="dxa" w:w="4320"/>
+            <w:tcW w:type="dxa" w:w="4536"/>
           </w:tcPr>
           <w:p>
             <w:r>
               <w:rPr>
-                <w:rFonts w:ascii="Microsoft YaHei" w:hAnsi="Microsoft YaHei" w:eastAsia="Microsoft YaHei"/>
+                <w:rFonts w:ascii="Times New Roman" w:hAnsi="Times New Roman" w:eastAsia="宋体"/>
                 <w:sz w:val="20"/>
               </w:rPr>
               <w:t>PENDING / APPROVED / REJECTED</w:t>
@@ -301,12 +305,12 @@
         </w:tc>
         <w:tc>
           <w:tcPr>
-            <w:tcW w:type="dxa" w:w="4320"/>
+            <w:tcW w:type="dxa" w:w="4536"/>
           </w:tcPr>
           <w:p>
             <w:r>
               <w:rPr>
-                <w:rFonts w:ascii="Microsoft YaHei" w:hAnsi="Microsoft YaHei" w:eastAsia="Microsoft YaHei"/>
+                <w:rFonts w:ascii="Times New Roman" w:hAnsi="Times New Roman" w:eastAsia="宋体"/>
                 <w:sz w:val="20"/>
               </w:rPr>
               <w:t>照片审核状态的三种枚举值</w:t>
@@ -330,8 +334,8 @@
       </w:pPr>
       <w:r>
         <w:rPr>
-          <w:rFonts w:ascii="Microsoft YaHei" w:hAnsi="Microsoft YaHei" w:eastAsia="Microsoft YaHei"/>
-          <w:sz w:val="22"/>
+          <w:rFonts w:ascii="Times New Roman" w:hAnsi="Times New Roman" w:eastAsia="宋体"/>
+          <w:sz w:val="24"/>
         </w:rPr>
         <w:t>《南信猫友记——需求规格说明书》</w:t>
       </w:r>
@@ -342,8 +346,8 @@
       </w:pPr>
       <w:r>
         <w:rPr>
-          <w:rFonts w:ascii="Microsoft YaHei" w:hAnsi="Microsoft YaHei" w:eastAsia="Microsoft YaHei"/>
-          <w:sz w:val="22"/>
+          <w:rFonts w:ascii="Times New Roman" w:hAnsi="Times New Roman" w:eastAsia="宋体"/>
+          <w:sz w:val="24"/>
         </w:rPr>
         <w:t>《南信猫友记——概要设计说明书》</w:t>
       </w:r>
@@ -372,8 +376,8 @@
     <w:p>
       <w:r>
         <w:rPr>
-          <w:rFonts w:ascii="Microsoft YaHei" w:hAnsi="Microsoft YaHei" w:eastAsia="Microsoft YaHei"/>
-          <w:sz w:val="22"/>
+          <w:rFonts w:ascii="Times New Roman" w:hAnsi="Times New Roman" w:eastAsia="宋体"/>
+          <w:sz w:val="24"/>
         </w:rPr>
         <w:t>本系统为校园流浪猫信息管理与推荐平台，提供猫咪档案管理、搜索浏览、照片审核、社交互动（点赞/关注/评分/留言）及基于余弦相似度的猫咪推荐功能。系统采用 B/S 架构，后端 Spring Boot 3.4.5 + Java 17，前端 Vue 3 + Vite，数据库 MySQL 8。</w:t>
       </w:r>
@@ -400,7 +404,7 @@
       </w:pPr>
       <w:r>
         <w:rPr>
-          <w:rFonts w:ascii="Consolas" w:hAnsi="Consolas"/>
+          <w:rFonts w:ascii="Courier New" w:hAnsi="Courier New"/>
           <w:color w:val="646464"/>
           <w:sz w:val="18"/>
         </w:rPr>
@@ -479,7 +483,7 @@
       </w:pPr>
       <w:r>
         <w:rPr>
-          <w:rFonts w:ascii="Consolas" w:hAnsi="Consolas"/>
+          <w:rFonts w:ascii="Courier New" w:hAnsi="Courier New"/>
           <w:color w:val="646464"/>
           <w:sz w:val="18"/>
         </w:rPr>
@@ -557,8 +561,8 @@
     <w:p>
       <w:r>
         <w:rPr>
-          <w:rFonts w:ascii="Microsoft YaHei" w:hAnsi="Microsoft YaHei" w:eastAsia="Microsoft YaHei"/>
-          <w:sz w:val="22"/>
+          <w:rFonts w:ascii="Times New Roman" w:hAnsi="Times New Roman" w:eastAsia="宋体"/>
+          <w:sz w:val="24"/>
         </w:rPr>
         <w:t>实现用户的注册、登录、个人信息管理以及三级角色权限控制（USER / VERIFIED / ADMIN）。</w:t>
       </w:r>
@@ -574,8 +578,8 @@
     <w:p>
       <w:r>
         <w:rPr>
-          <w:rFonts w:ascii="Microsoft YaHei" w:hAnsi="Microsoft YaHei" w:eastAsia="Microsoft YaHei"/>
-          <w:sz w:val="22"/>
+          <w:rFonts w:ascii="Times New Roman" w:hAnsi="Times New Roman" w:eastAsia="宋体"/>
+          <w:sz w:val="24"/>
         </w:rPr>
         <w:t>登录响应时间 ≤ 500ms，注册响应时间 ≤ 1s。</w:t>
       </w:r>
@@ -594,8 +598,8 @@
       </w:pPr>
       <w:r>
         <w:rPr>
-          <w:rFonts w:ascii="Microsoft YaHei" w:hAnsi="Microsoft YaHei" w:eastAsia="Microsoft YaHei"/>
-          <w:sz w:val="22"/>
+          <w:rFonts w:ascii="Times New Roman" w:hAnsi="Times New Roman" w:eastAsia="宋体"/>
+          <w:sz w:val="24"/>
         </w:rPr>
         <w:t>注册：用户名（username）、密码（password）、邮箱（email）</w:t>
       </w:r>
@@ -606,8 +610,8 @@
       </w:pPr>
       <w:r>
         <w:rPr>
-          <w:rFonts w:ascii="Microsoft YaHei" w:hAnsi="Microsoft YaHei" w:eastAsia="Microsoft YaHei"/>
-          <w:sz w:val="22"/>
+          <w:rFonts w:ascii="Times New Roman" w:hAnsi="Times New Roman" w:eastAsia="宋体"/>
+          <w:sz w:val="24"/>
         </w:rPr>
         <w:t>登录：用户名、密码</w:t>
       </w:r>
@@ -618,8 +622,8 @@
       </w:pPr>
       <w:r>
         <w:rPr>
-          <w:rFonts w:ascii="Microsoft YaHei" w:hAnsi="Microsoft YaHei" w:eastAsia="Microsoft YaHei"/>
-          <w:sz w:val="22"/>
+          <w:rFonts w:ascii="Times New Roman" w:hAnsi="Times New Roman" w:eastAsia="宋体"/>
+          <w:sz w:val="24"/>
         </w:rPr>
         <w:t>获取/更新个人信息：JWT Token</w:t>
       </w:r>
@@ -638,8 +642,8 @@
       </w:pPr>
       <w:r>
         <w:rPr>
-          <w:rFonts w:ascii="Microsoft YaHei" w:hAnsi="Microsoft YaHei" w:eastAsia="Microsoft YaHei"/>
-          <w:sz w:val="22"/>
+          <w:rFonts w:ascii="Times New Roman" w:hAnsi="Times New Roman" w:eastAsia="宋体"/>
+          <w:sz w:val="24"/>
         </w:rPr>
         <w:t>注册/登录成功：JWT Token + 用户基本信息</w:t>
       </w:r>
@@ -650,8 +654,8 @@
       </w:pPr>
       <w:r>
         <w:rPr>
-          <w:rFonts w:ascii="Microsoft YaHei" w:hAnsi="Microsoft YaHei" w:eastAsia="Microsoft YaHei"/>
-          <w:sz w:val="22"/>
+          <w:rFonts w:ascii="Times New Roman" w:hAnsi="Times New Roman" w:eastAsia="宋体"/>
+          <w:sz w:val="24"/>
         </w:rPr>
         <w:t>个人信息：用户 ID、用户名、昵称、邮箱、头像、角色</w:t>
       </w:r>
@@ -670,8 +674,8 @@
       </w:pPr>
       <w:r>
         <w:rPr>
-          <w:rFonts w:ascii="Microsoft YaHei" w:hAnsi="Microsoft YaHei" w:eastAsia="Microsoft YaHei"/>
-          <w:sz w:val="22"/>
+          <w:rFonts w:ascii="Times New Roman" w:hAnsi="Times New Roman" w:eastAsia="宋体"/>
+          <w:sz w:val="24"/>
         </w:rPr>
         <w:t>密码加密：BCrypt 哈希算法（`BCryptPasswordEncoder.encode()`）</w:t>
       </w:r>
@@ -682,8 +686,8 @@
       </w:pPr>
       <w:r>
         <w:rPr>
-          <w:rFonts w:ascii="Microsoft YaHei" w:hAnsi="Microsoft YaHei" w:eastAsia="Microsoft YaHei"/>
-          <w:sz w:val="22"/>
+          <w:rFonts w:ascii="Times New Roman" w:hAnsi="Times New Roman" w:eastAsia="宋体"/>
+          <w:sz w:val="24"/>
         </w:rPr>
         <w:t>Token 生成：HMAC-SHA256 签名 JWT，有效期 24 小时</w:t>
       </w:r>
@@ -702,39 +706,41 @@
       </w:pPr>
       <w:r>
         <w:rPr>
-          <w:rFonts w:ascii="Consolas" w:hAnsi="Consolas"/>
+          <w:rFonts w:ascii="Courier New" w:hAnsi="Courier New"/>
           <w:color w:val="646464"/>
           <w:sz w:val="18"/>
         </w:rPr>
-        <w:t>POST /auth/register</w:t>
+        <w:t>POST /auth/register → 校验唯一性 → BCrypt加密 → INSERT</w:t>
         <w:br/>
-        <w:t xml:space="preserve">  1. 校验 username 唯一性</w:t>
+        <w:t>POST /auth/login    → 查询用户 → BCrypt验证 → 生成JWT Token</w:t>
         <w:br/>
-        <w:t xml:space="preserve">  2. 密码 BCrypt 加密</w:t>
-        <w:br/>
-        <w:t xml:space="preserve">  3. 写入 user 表，角色默认 USER</w:t>
-        <w:br/>
-        <w:t xml:space="preserve">  4. 返回成功消息</w:t>
-        <w:br/>
-        <w:br/>
-        <w:t>POST /auth/login</w:t>
-        <w:br/>
-        <w:t xml:space="preserve">  1. 根据 username 查询用户</w:t>
-        <w:br/>
-        <w:t xml:space="preserve">  2. BCrypt 验证密码</w:t>
-        <w:br/>
-        <w:t xml:space="preserve">  3. 生成 JWT Token（含 userId + role）</w:t>
-        <w:br/>
-        <w:t xml:space="preserve">  4. 返回 Token + 用户信息</w:t>
-        <w:br/>
-        <w:br/>
-        <w:t>GET /auth/me</w:t>
-        <w:br/>
-        <w:t xml:space="preserve">  1. 从请求头提取 JWT Token</w:t>
-        <w:br/>
-        <w:t xml:space="preserve">  2. 解析 Token 获取 userId</w:t>
-        <w:br/>
-        <w:t xml:space="preserve">  3. 查询并返回用户信息</w:t>
+        <w:t>GET  /auth/me       → 解析Token → 查询并返回用户信息</w:t>
+      </w:r>
+    </w:p>
+    <w:p>
+      <w:pPr>
+        <w:ind w:firstLine="0"/>
+        <w:jc w:val="center"/>
+      </w:pPr>
+      <w:r>
+        <w:rPr>
+          <w:rFonts w:ascii="Times New Roman" w:hAnsi="Times New Roman" w:eastAsia="宋体"/>
+          <w:sz w:val="24"/>
+        </w:rPr>
+      </w:r>
+      <w:r>
+        <w:rPr>
+          <w:rFonts w:ascii="Times New Roman" w:hAnsi="Times New Roman" w:eastAsia="宋体"/>
+          <w:b/>
+          <w:sz w:val="24"/>
+        </w:rPr>
+        <w:t>图3-1 用户管理流程图</w:t>
+      </w:r>
+      <w:r>
+        <w:rPr>
+          <w:rFonts w:ascii="Times New Roman" w:hAnsi="Times New Roman" w:eastAsia="宋体"/>
+          <w:sz w:val="24"/>
+        </w:rPr>
       </w:r>
     </w:p>
     <w:p>
@@ -785,24 +791,28 @@
       </w:r>
     </w:p>
     <w:p>
+      <w:pPr>
+        <w:ind w:firstLine="0"/>
+        <w:jc w:val="center"/>
+      </w:pPr>
       <w:r>
         <w:rPr>
-          <w:rFonts w:ascii="Microsoft YaHei" w:hAnsi="Microsoft YaHei" w:eastAsia="Microsoft YaHei"/>
-          <w:sz w:val="22"/>
+          <w:rFonts w:ascii="Times New Roman" w:hAnsi="Times New Roman" w:eastAsia="宋体"/>
+          <w:sz w:val="24"/>
         </w:rPr>
       </w:r>
       <w:r>
         <w:rPr>
-          <w:rFonts w:ascii="Microsoft YaHei" w:hAnsi="Microsoft YaHei" w:eastAsia="Microsoft YaHei"/>
+          <w:rFonts w:ascii="Times New Roman" w:hAnsi="Times New Roman" w:eastAsia="宋体"/>
           <w:b/>
-          <w:sz w:val="22"/>
+          <w:sz w:val="24"/>
         </w:rPr>
-        <w:t>表2 接口清单（M1 用户管理模块）</w:t>
+        <w:t>表3-1 接口清单（M1 用户管理模块）</w:t>
       </w:r>
       <w:r>
         <w:rPr>
-          <w:rFonts w:ascii="Microsoft YaHei" w:hAnsi="Microsoft YaHei" w:eastAsia="Microsoft YaHei"/>
-          <w:sz w:val="22"/>
+          <w:rFonts w:ascii="Times New Roman" w:hAnsi="Times New Roman" w:eastAsia="宋体"/>
+          <w:sz w:val="24"/>
         </w:rPr>
       </w:r>
     </w:p>
@@ -814,19 +824,19 @@
         <w:tblLook w:firstColumn="1" w:firstRow="1" w:lastColumn="0" w:lastRow="0" w:noHBand="0" w:noVBand="1" w:val="04A0"/>
       </w:tblPr>
       <w:tblGrid>
-        <w:gridCol w:w="2880"/>
-        <w:gridCol w:w="2880"/>
-        <w:gridCol w:w="2880"/>
+        <w:gridCol w:w="3024"/>
+        <w:gridCol w:w="3024"/>
+        <w:gridCol w:w="3024"/>
       </w:tblGrid>
       <w:tr>
         <w:tc>
           <w:tcPr>
-            <w:tcW w:type="dxa" w:w="2880"/>
+            <w:tcW w:type="dxa" w:w="3024"/>
           </w:tcPr>
           <w:p>
             <w:r>
               <w:rPr>
-                <w:rFonts w:ascii="Microsoft YaHei" w:hAnsi="Microsoft YaHei" w:eastAsia="Microsoft YaHei"/>
+                <w:rFonts w:ascii="Times New Roman" w:hAnsi="Times New Roman" w:eastAsia="宋体"/>
                 <w:b/>
                 <w:sz w:val="20"/>
               </w:rPr>
@@ -836,12 +846,12 @@
         </w:tc>
         <w:tc>
           <w:tcPr>
-            <w:tcW w:type="dxa" w:w="2880"/>
+            <w:tcW w:type="dxa" w:w="3024"/>
           </w:tcPr>
           <w:p>
             <w:r>
               <w:rPr>
-                <w:rFonts w:ascii="Microsoft YaHei" w:hAnsi="Microsoft YaHei" w:eastAsia="Microsoft YaHei"/>
+                <w:rFonts w:ascii="Times New Roman" w:hAnsi="Times New Roman" w:eastAsia="宋体"/>
                 <w:b/>
                 <w:sz w:val="20"/>
               </w:rPr>
@@ -851,12 +861,12 @@
         </w:tc>
         <w:tc>
           <w:tcPr>
-            <w:tcW w:type="dxa" w:w="2880"/>
+            <w:tcW w:type="dxa" w:w="3024"/>
           </w:tcPr>
           <w:p>
             <w:r>
               <w:rPr>
-                <w:rFonts w:ascii="Microsoft YaHei" w:hAnsi="Microsoft YaHei" w:eastAsia="Microsoft YaHei"/>
+                <w:rFonts w:ascii="Times New Roman" w:hAnsi="Times New Roman" w:eastAsia="宋体"/>
                 <w:b/>
                 <w:sz w:val="20"/>
               </w:rPr>
@@ -868,12 +878,12 @@
       <w:tr>
         <w:tc>
           <w:tcPr>
-            <w:tcW w:type="dxa" w:w="2880"/>
+            <w:tcW w:type="dxa" w:w="3024"/>
           </w:tcPr>
           <w:p>
             <w:r>
               <w:rPr>
-                <w:rFonts w:ascii="Microsoft YaHei" w:hAnsi="Microsoft YaHei" w:eastAsia="Microsoft YaHei"/>
+                <w:rFonts w:ascii="Times New Roman" w:hAnsi="Times New Roman" w:eastAsia="宋体"/>
                 <w:sz w:val="20"/>
               </w:rPr>
               <w:t>POST</w:t>
@@ -882,12 +892,12 @@
         </w:tc>
         <w:tc>
           <w:tcPr>
-            <w:tcW w:type="dxa" w:w="2880"/>
+            <w:tcW w:type="dxa" w:w="3024"/>
           </w:tcPr>
           <w:p>
             <w:r>
               <w:rPr>
-                <w:rFonts w:ascii="Microsoft YaHei" w:hAnsi="Microsoft YaHei" w:eastAsia="Microsoft YaHei"/>
+                <w:rFonts w:ascii="Times New Roman" w:hAnsi="Times New Roman" w:eastAsia="宋体"/>
                 <w:sz w:val="20"/>
               </w:rPr>
               <w:t>`/api/v1/auth/register`</w:t>
@@ -896,12 +906,12 @@
         </w:tc>
         <w:tc>
           <w:tcPr>
-            <w:tcW w:type="dxa" w:w="2880"/>
+            <w:tcW w:type="dxa" w:w="3024"/>
           </w:tcPr>
           <w:p>
             <w:r>
               <w:rPr>
-                <w:rFonts w:ascii="Microsoft YaHei" w:hAnsi="Microsoft YaHei" w:eastAsia="Microsoft YaHei"/>
+                <w:rFonts w:ascii="Times New Roman" w:hAnsi="Times New Roman" w:eastAsia="宋体"/>
                 <w:sz w:val="20"/>
               </w:rPr>
               <w:t>ALL</w:t>
@@ -912,12 +922,12 @@
       <w:tr>
         <w:tc>
           <w:tcPr>
-            <w:tcW w:type="dxa" w:w="2880"/>
+            <w:tcW w:type="dxa" w:w="3024"/>
           </w:tcPr>
           <w:p>
             <w:r>
               <w:rPr>
-                <w:rFonts w:ascii="Microsoft YaHei" w:hAnsi="Microsoft YaHei" w:eastAsia="Microsoft YaHei"/>
+                <w:rFonts w:ascii="Times New Roman" w:hAnsi="Times New Roman" w:eastAsia="宋体"/>
                 <w:sz w:val="20"/>
               </w:rPr>
               <w:t>POST</w:t>
@@ -926,12 +936,12 @@
         </w:tc>
         <w:tc>
           <w:tcPr>
-            <w:tcW w:type="dxa" w:w="2880"/>
+            <w:tcW w:type="dxa" w:w="3024"/>
           </w:tcPr>
           <w:p>
             <w:r>
               <w:rPr>
-                <w:rFonts w:ascii="Microsoft YaHei" w:hAnsi="Microsoft YaHei" w:eastAsia="Microsoft YaHei"/>
+                <w:rFonts w:ascii="Times New Roman" w:hAnsi="Times New Roman" w:eastAsia="宋体"/>
                 <w:sz w:val="20"/>
               </w:rPr>
               <w:t>`/api/v1/auth/login`</w:t>
@@ -940,12 +950,12 @@
         </w:tc>
         <w:tc>
           <w:tcPr>
-            <w:tcW w:type="dxa" w:w="2880"/>
+            <w:tcW w:type="dxa" w:w="3024"/>
           </w:tcPr>
           <w:p>
             <w:r>
               <w:rPr>
-                <w:rFonts w:ascii="Microsoft YaHei" w:hAnsi="Microsoft YaHei" w:eastAsia="Microsoft YaHei"/>
+                <w:rFonts w:ascii="Times New Roman" w:hAnsi="Times New Roman" w:eastAsia="宋体"/>
                 <w:sz w:val="20"/>
               </w:rPr>
               <w:t>ALL</w:t>
@@ -956,12 +966,12 @@
       <w:tr>
         <w:tc>
           <w:tcPr>
-            <w:tcW w:type="dxa" w:w="2880"/>
+            <w:tcW w:type="dxa" w:w="3024"/>
           </w:tcPr>
           <w:p>
             <w:r>
               <w:rPr>
-                <w:rFonts w:ascii="Microsoft YaHei" w:hAnsi="Microsoft YaHei" w:eastAsia="Microsoft YaHei"/>
+                <w:rFonts w:ascii="Times New Roman" w:hAnsi="Times New Roman" w:eastAsia="宋体"/>
                 <w:sz w:val="20"/>
               </w:rPr>
               <w:t>GET</w:t>
@@ -970,12 +980,12 @@
         </w:tc>
         <w:tc>
           <w:tcPr>
-            <w:tcW w:type="dxa" w:w="2880"/>
+            <w:tcW w:type="dxa" w:w="3024"/>
           </w:tcPr>
           <w:p>
             <w:r>
               <w:rPr>
-                <w:rFonts w:ascii="Microsoft YaHei" w:hAnsi="Microsoft YaHei" w:eastAsia="Microsoft YaHei"/>
+                <w:rFonts w:ascii="Times New Roman" w:hAnsi="Times New Roman" w:eastAsia="宋体"/>
                 <w:sz w:val="20"/>
               </w:rPr>
               <w:t>`/api/v1/auth/me`</w:t>
@@ -984,12 +994,12 @@
         </w:tc>
         <w:tc>
           <w:tcPr>
-            <w:tcW w:type="dxa" w:w="2880"/>
+            <w:tcW w:type="dxa" w:w="3024"/>
           </w:tcPr>
           <w:p>
             <w:r>
               <w:rPr>
-                <w:rFonts w:ascii="Microsoft YaHei" w:hAnsi="Microsoft YaHei" w:eastAsia="Microsoft YaHei"/>
+                <w:rFonts w:ascii="Times New Roman" w:hAnsi="Times New Roman" w:eastAsia="宋体"/>
                 <w:sz w:val="20"/>
               </w:rPr>
               <w:t>LOGIN</w:t>
@@ -1000,12 +1010,12 @@
       <w:tr>
         <w:tc>
           <w:tcPr>
-            <w:tcW w:type="dxa" w:w="2880"/>
+            <w:tcW w:type="dxa" w:w="3024"/>
           </w:tcPr>
           <w:p>
             <w:r>
               <w:rPr>
-                <w:rFonts w:ascii="Microsoft YaHei" w:hAnsi="Microsoft YaHei" w:eastAsia="Microsoft YaHei"/>
+                <w:rFonts w:ascii="Times New Roman" w:hAnsi="Times New Roman" w:eastAsia="宋体"/>
                 <w:sz w:val="20"/>
               </w:rPr>
               <w:t>PUT</w:t>
@@ -1014,12 +1024,12 @@
         </w:tc>
         <w:tc>
           <w:tcPr>
-            <w:tcW w:type="dxa" w:w="2880"/>
+            <w:tcW w:type="dxa" w:w="3024"/>
           </w:tcPr>
           <w:p>
             <w:r>
               <w:rPr>
-                <w:rFonts w:ascii="Microsoft YaHei" w:hAnsi="Microsoft YaHei" w:eastAsia="Microsoft YaHei"/>
+                <w:rFonts w:ascii="Times New Roman" w:hAnsi="Times New Roman" w:eastAsia="宋体"/>
                 <w:sz w:val="20"/>
               </w:rPr>
               <w:t>`/api/v1/auth/me`</w:t>
@@ -1028,12 +1038,12 @@
         </w:tc>
         <w:tc>
           <w:tcPr>
-            <w:tcW w:type="dxa" w:w="2880"/>
+            <w:tcW w:type="dxa" w:w="3024"/>
           </w:tcPr>
           <w:p>
             <w:r>
               <w:rPr>
-                <w:rFonts w:ascii="Microsoft YaHei" w:hAnsi="Microsoft YaHei" w:eastAsia="Microsoft YaHei"/>
+                <w:rFonts w:ascii="Times New Roman" w:hAnsi="Times New Roman" w:eastAsia="宋体"/>
                 <w:sz w:val="20"/>
               </w:rPr>
               <w:t>LOGIN</w:t>
@@ -1067,8 +1077,8 @@
     <w:p>
       <w:r>
         <w:rPr>
-          <w:rFonts w:ascii="Microsoft YaHei" w:hAnsi="Microsoft YaHei" w:eastAsia="Microsoft YaHei"/>
-          <w:sz w:val="22"/>
+          <w:rFonts w:ascii="Times New Roman" w:hAnsi="Times New Roman" w:eastAsia="宋体"/>
+          <w:sz w:val="24"/>
         </w:rPr>
         <w:t>实现猫咪档案的增删改查，支持猫咪亲缘关系管理（父亲、母亲、好友）和状态管理。</w:t>
       </w:r>
@@ -1084,8 +1094,8 @@
     <w:p>
       <w:r>
         <w:rPr>
-          <w:rFonts w:ascii="Microsoft YaHei" w:hAnsi="Microsoft YaHei" w:eastAsia="Microsoft YaHei"/>
-          <w:sz w:val="22"/>
+          <w:rFonts w:ascii="Times New Roman" w:hAnsi="Times New Roman" w:eastAsia="宋体"/>
+          <w:sz w:val="24"/>
         </w:rPr>
         <w:t>单次查询 ≤ 200ms，写入操作 ≤ 500ms。</w:t>
       </w:r>
@@ -1101,8 +1111,8 @@
     <w:p>
       <w:r>
         <w:rPr>
-          <w:rFonts w:ascii="Microsoft YaHei" w:hAnsi="Microsoft YaHei" w:eastAsia="Microsoft YaHei"/>
-          <w:sz w:val="22"/>
+          <w:rFonts w:ascii="Times New Roman" w:hAnsi="Times New Roman" w:eastAsia="宋体"/>
+          <w:sz w:val="24"/>
         </w:rPr>
         <w:t>猫咪各字段：name、nickname、gender、birth_year、breed、colour、colour_tags、location_area、location_detail、personality_tags、personality_desc、health_status、sterilized、adopt_status、status、weight、father_id、mother_id、friend_ids、first_sighting_time、first_sighting_location、notes</w:t>
       </w:r>
@@ -1118,8 +1128,8 @@
     <w:p>
       <w:r>
         <w:rPr>
-          <w:rFonts w:ascii="Microsoft YaHei" w:hAnsi="Microsoft YaHei" w:eastAsia="Microsoft YaHei"/>
-          <w:sz w:val="22"/>
+          <w:rFonts w:ascii="Times New Roman" w:hAnsi="Times New Roman" w:eastAsia="宋体"/>
+          <w:sz w:val="24"/>
         </w:rPr>
         <w:t>猫咪完整信息（JSON 格式，含关联数据）</w:t>
       </w:r>
@@ -1138,37 +1148,41 @@
       </w:pPr>
       <w:r>
         <w:rPr>
-          <w:rFonts w:ascii="Consolas" w:hAnsi="Consolas"/>
+          <w:rFonts w:ascii="Courier New" w:hAnsi="Courier New"/>
           <w:color w:val="646464"/>
           <w:sz w:val="18"/>
         </w:rPr>
-        <w:t>POST /cats</w:t>
+        <w:t>POST   /cats           → 校验登录 → 验证必填 → INSERT（creator_id=当前用户）</w:t>
         <w:br/>
-        <w:t xml:space="preserve">  1. 校验登录状态</w:t>
+        <w:t>PUT    /cats/{id}      → 校验权限（本人/ADMIN）→ UPDATE</w:t>
         <w:br/>
-        <w:t xml:space="preserve">  2. 验证必填字段（name）</w:t>
-        <w:br/>
-        <w:t xml:space="preserve">  3. 写入 cat 表，设置 creator_id 为当前用户</w:t>
-        <w:br/>
-        <w:t xml:space="preserve">  4. 返回新创建的猫咪 ID</w:t>
-        <w:br/>
-        <w:br/>
-        <w:t>PUT /cats/{id}</w:t>
-        <w:br/>
-        <w:t xml:space="preserve">  1. 校验权限（本人或 ADMIN）</w:t>
-        <w:br/>
-        <w:t xml:space="preserve">  2. 更新对应字段</w:t>
-        <w:br/>
-        <w:t xml:space="preserve">  3. 返回更新后的猫咪信息</w:t>
-        <w:br/>
-        <w:br/>
-        <w:t>DELETE /cats/{id}</w:t>
-        <w:br/>
-        <w:t xml:space="preserve">  1. 校验权限</w:t>
-        <w:br/>
-        <w:t xml:space="preserve">  2. 级联删除关联照片、评论、关注、评分记录</w:t>
-        <w:br/>
-        <w:t xml:space="preserve">  3. 逻辑删除或物理删除猫咪记录</w:t>
+        <w:t>DELETE /cats/{id}      → 校验权限 → 级联删除关联记录 → 逻辑删除</w:t>
+      </w:r>
+    </w:p>
+    <w:p>
+      <w:pPr>
+        <w:ind w:firstLine="0"/>
+        <w:jc w:val="center"/>
+      </w:pPr>
+      <w:r>
+        <w:rPr>
+          <w:rFonts w:ascii="Times New Roman" w:hAnsi="Times New Roman" w:eastAsia="宋体"/>
+          <w:sz w:val="24"/>
+        </w:rPr>
+      </w:r>
+      <w:r>
+        <w:rPr>
+          <w:rFonts w:ascii="Times New Roman" w:hAnsi="Times New Roman" w:eastAsia="宋体"/>
+          <w:b/>
+          <w:sz w:val="24"/>
+        </w:rPr>
+        <w:t>图3-2 猫咪管理流程图</w:t>
+      </w:r>
+      <w:r>
+        <w:rPr>
+          <w:rFonts w:ascii="Times New Roman" w:hAnsi="Times New Roman" w:eastAsia="宋体"/>
+          <w:sz w:val="24"/>
+        </w:rPr>
       </w:r>
     </w:p>
     <w:p>
@@ -1219,24 +1233,28 @@
       </w:r>
     </w:p>
     <w:p>
+      <w:pPr>
+        <w:ind w:firstLine="0"/>
+        <w:jc w:val="center"/>
+      </w:pPr>
       <w:r>
         <w:rPr>
-          <w:rFonts w:ascii="Microsoft YaHei" w:hAnsi="Microsoft YaHei" w:eastAsia="Microsoft YaHei"/>
-          <w:sz w:val="22"/>
+          <w:rFonts w:ascii="Times New Roman" w:hAnsi="Times New Roman" w:eastAsia="宋体"/>
+          <w:sz w:val="24"/>
         </w:rPr>
       </w:r>
       <w:r>
         <w:rPr>
-          <w:rFonts w:ascii="Microsoft YaHei" w:hAnsi="Microsoft YaHei" w:eastAsia="Microsoft YaHei"/>
+          <w:rFonts w:ascii="Times New Roman" w:hAnsi="Times New Roman" w:eastAsia="宋体"/>
           <w:b/>
-          <w:sz w:val="22"/>
+          <w:sz w:val="24"/>
         </w:rPr>
-        <w:t>表3 接口清单（M2 猫咪管理模块）</w:t>
+        <w:t>表3-2 接口清单（M2 猫咪管理模块）</w:t>
       </w:r>
       <w:r>
         <w:rPr>
-          <w:rFonts w:ascii="Microsoft YaHei" w:hAnsi="Microsoft YaHei" w:eastAsia="Microsoft YaHei"/>
-          <w:sz w:val="22"/>
+          <w:rFonts w:ascii="Times New Roman" w:hAnsi="Times New Roman" w:eastAsia="宋体"/>
+          <w:sz w:val="24"/>
         </w:rPr>
       </w:r>
     </w:p>
@@ -1248,19 +1266,19 @@
         <w:tblLook w:firstColumn="1" w:firstRow="1" w:lastColumn="0" w:lastRow="0" w:noHBand="0" w:noVBand="1" w:val="04A0"/>
       </w:tblPr>
       <w:tblGrid>
-        <w:gridCol w:w="2880"/>
-        <w:gridCol w:w="2880"/>
-        <w:gridCol w:w="2880"/>
+        <w:gridCol w:w="3024"/>
+        <w:gridCol w:w="3024"/>
+        <w:gridCol w:w="3024"/>
       </w:tblGrid>
       <w:tr>
         <w:tc>
           <w:tcPr>
-            <w:tcW w:type="dxa" w:w="2880"/>
+            <w:tcW w:type="dxa" w:w="3024"/>
           </w:tcPr>
           <w:p>
             <w:r>
               <w:rPr>
-                <w:rFonts w:ascii="Microsoft YaHei" w:hAnsi="Microsoft YaHei" w:eastAsia="Microsoft YaHei"/>
+                <w:rFonts w:ascii="Times New Roman" w:hAnsi="Times New Roman" w:eastAsia="宋体"/>
                 <w:b/>
                 <w:sz w:val="20"/>
               </w:rPr>
@@ -1270,12 +1288,12 @@
         </w:tc>
         <w:tc>
           <w:tcPr>
-            <w:tcW w:type="dxa" w:w="2880"/>
+            <w:tcW w:type="dxa" w:w="3024"/>
           </w:tcPr>
           <w:p>
             <w:r>
               <w:rPr>
-                <w:rFonts w:ascii="Microsoft YaHei" w:hAnsi="Microsoft YaHei" w:eastAsia="Microsoft YaHei"/>
+                <w:rFonts w:ascii="Times New Roman" w:hAnsi="Times New Roman" w:eastAsia="宋体"/>
                 <w:b/>
                 <w:sz w:val="20"/>
               </w:rPr>
@@ -1285,12 +1303,12 @@
         </w:tc>
         <w:tc>
           <w:tcPr>
-            <w:tcW w:type="dxa" w:w="2880"/>
+            <w:tcW w:type="dxa" w:w="3024"/>
           </w:tcPr>
           <w:p>
             <w:r>
               <w:rPr>
-                <w:rFonts w:ascii="Microsoft YaHei" w:hAnsi="Microsoft YaHei" w:eastAsia="Microsoft YaHei"/>
+                <w:rFonts w:ascii="Times New Roman" w:hAnsi="Times New Roman" w:eastAsia="宋体"/>
                 <w:b/>
                 <w:sz w:val="20"/>
               </w:rPr>
@@ -1302,12 +1320,12 @@
       <w:tr>
         <w:tc>
           <w:tcPr>
-            <w:tcW w:type="dxa" w:w="2880"/>
+            <w:tcW w:type="dxa" w:w="3024"/>
           </w:tcPr>
           <w:p>
             <w:r>
               <w:rPr>
-                <w:rFonts w:ascii="Microsoft YaHei" w:hAnsi="Microsoft YaHei" w:eastAsia="Microsoft YaHei"/>
+                <w:rFonts w:ascii="Times New Roman" w:hAnsi="Times New Roman" w:eastAsia="宋体"/>
                 <w:sz w:val="20"/>
               </w:rPr>
               <w:t>GET</w:t>
@@ -1316,12 +1334,12 @@
         </w:tc>
         <w:tc>
           <w:tcPr>
-            <w:tcW w:type="dxa" w:w="2880"/>
+            <w:tcW w:type="dxa" w:w="3024"/>
           </w:tcPr>
           <w:p>
             <w:r>
               <w:rPr>
-                <w:rFonts w:ascii="Microsoft YaHei" w:hAnsi="Microsoft YaHei" w:eastAsia="Microsoft YaHei"/>
+                <w:rFonts w:ascii="Times New Roman" w:hAnsi="Times New Roman" w:eastAsia="宋体"/>
                 <w:sz w:val="20"/>
               </w:rPr>
               <w:t>`/api/v1/cats`</w:t>
@@ -1330,12 +1348,12 @@
         </w:tc>
         <w:tc>
           <w:tcPr>
-            <w:tcW w:type="dxa" w:w="2880"/>
+            <w:tcW w:type="dxa" w:w="3024"/>
           </w:tcPr>
           <w:p>
             <w:r>
               <w:rPr>
-                <w:rFonts w:ascii="Microsoft YaHei" w:hAnsi="Microsoft YaHei" w:eastAsia="Microsoft YaHei"/>
+                <w:rFonts w:ascii="Times New Roman" w:hAnsi="Times New Roman" w:eastAsia="宋体"/>
                 <w:sz w:val="20"/>
               </w:rPr>
               <w:t>ALL</w:t>
@@ -1346,12 +1364,12 @@
       <w:tr>
         <w:tc>
           <w:tcPr>
-            <w:tcW w:type="dxa" w:w="2880"/>
+            <w:tcW w:type="dxa" w:w="3024"/>
           </w:tcPr>
           <w:p>
             <w:r>
               <w:rPr>
-                <w:rFonts w:ascii="Microsoft YaHei" w:hAnsi="Microsoft YaHei" w:eastAsia="Microsoft YaHei"/>
+                <w:rFonts w:ascii="Times New Roman" w:hAnsi="Times New Roman" w:eastAsia="宋体"/>
                 <w:sz w:val="20"/>
               </w:rPr>
               <w:t>GET</w:t>
@@ -1360,12 +1378,12 @@
         </w:tc>
         <w:tc>
           <w:tcPr>
-            <w:tcW w:type="dxa" w:w="2880"/>
+            <w:tcW w:type="dxa" w:w="3024"/>
           </w:tcPr>
           <w:p>
             <w:r>
               <w:rPr>
-                <w:rFonts w:ascii="Microsoft YaHei" w:hAnsi="Microsoft YaHei" w:eastAsia="Microsoft YaHei"/>
+                <w:rFonts w:ascii="Times New Roman" w:hAnsi="Times New Roman" w:eastAsia="宋体"/>
                 <w:sz w:val="20"/>
               </w:rPr>
               <w:t>`/api/v1/cats/{id}`</w:t>
@@ -1374,12 +1392,12 @@
         </w:tc>
         <w:tc>
           <w:tcPr>
-            <w:tcW w:type="dxa" w:w="2880"/>
+            <w:tcW w:type="dxa" w:w="3024"/>
           </w:tcPr>
           <w:p>
             <w:r>
               <w:rPr>
-                <w:rFonts w:ascii="Microsoft YaHei" w:hAnsi="Microsoft YaHei" w:eastAsia="Microsoft YaHei"/>
+                <w:rFonts w:ascii="Times New Roman" w:hAnsi="Times New Roman" w:eastAsia="宋体"/>
                 <w:sz w:val="20"/>
               </w:rPr>
               <w:t>ALL</w:t>
@@ -1390,12 +1408,12 @@
       <w:tr>
         <w:tc>
           <w:tcPr>
-            <w:tcW w:type="dxa" w:w="2880"/>
+            <w:tcW w:type="dxa" w:w="3024"/>
           </w:tcPr>
           <w:p>
             <w:r>
               <w:rPr>
-                <w:rFonts w:ascii="Microsoft YaHei" w:hAnsi="Microsoft YaHei" w:eastAsia="Microsoft YaHei"/>
+                <w:rFonts w:ascii="Times New Roman" w:hAnsi="Times New Roman" w:eastAsia="宋体"/>
                 <w:sz w:val="20"/>
               </w:rPr>
               <w:t>POST</w:t>
@@ -1404,12 +1422,12 @@
         </w:tc>
         <w:tc>
           <w:tcPr>
-            <w:tcW w:type="dxa" w:w="2880"/>
+            <w:tcW w:type="dxa" w:w="3024"/>
           </w:tcPr>
           <w:p>
             <w:r>
               <w:rPr>
-                <w:rFonts w:ascii="Microsoft YaHei" w:hAnsi="Microsoft YaHei" w:eastAsia="Microsoft YaHei"/>
+                <w:rFonts w:ascii="Times New Roman" w:hAnsi="Times New Roman" w:eastAsia="宋体"/>
                 <w:sz w:val="20"/>
               </w:rPr>
               <w:t>`/api/v1/cats`</w:t>
@@ -1418,12 +1436,12 @@
         </w:tc>
         <w:tc>
           <w:tcPr>
-            <w:tcW w:type="dxa" w:w="2880"/>
+            <w:tcW w:type="dxa" w:w="3024"/>
           </w:tcPr>
           <w:p>
             <w:r>
               <w:rPr>
-                <w:rFonts w:ascii="Microsoft YaHei" w:hAnsi="Microsoft YaHei" w:eastAsia="Microsoft YaHei"/>
+                <w:rFonts w:ascii="Times New Roman" w:hAnsi="Times New Roman" w:eastAsia="宋体"/>
                 <w:sz w:val="20"/>
               </w:rPr>
               <w:t>LOGIN</w:t>
@@ -1434,12 +1452,12 @@
       <w:tr>
         <w:tc>
           <w:tcPr>
-            <w:tcW w:type="dxa" w:w="2880"/>
+            <w:tcW w:type="dxa" w:w="3024"/>
           </w:tcPr>
           <w:p>
             <w:r>
               <w:rPr>
-                <w:rFonts w:ascii="Microsoft YaHei" w:hAnsi="Microsoft YaHei" w:eastAsia="Microsoft YaHei"/>
+                <w:rFonts w:ascii="Times New Roman" w:hAnsi="Times New Roman" w:eastAsia="宋体"/>
                 <w:sz w:val="20"/>
               </w:rPr>
               <w:t>PUT</w:t>
@@ -1448,12 +1466,12 @@
         </w:tc>
         <w:tc>
           <w:tcPr>
-            <w:tcW w:type="dxa" w:w="2880"/>
+            <w:tcW w:type="dxa" w:w="3024"/>
           </w:tcPr>
           <w:p>
             <w:r>
               <w:rPr>
-                <w:rFonts w:ascii="Microsoft YaHei" w:hAnsi="Microsoft YaHei" w:eastAsia="Microsoft YaHei"/>
+                <w:rFonts w:ascii="Times New Roman" w:hAnsi="Times New Roman" w:eastAsia="宋体"/>
                 <w:sz w:val="20"/>
               </w:rPr>
               <w:t>`/api/v1/cats/{id}`</w:t>
@@ -1462,12 +1480,12 @@
         </w:tc>
         <w:tc>
           <w:tcPr>
-            <w:tcW w:type="dxa" w:w="2880"/>
+            <w:tcW w:type="dxa" w:w="3024"/>
           </w:tcPr>
           <w:p>
             <w:r>
               <w:rPr>
-                <w:rFonts w:ascii="Microsoft YaHei" w:hAnsi="Microsoft YaHei" w:eastAsia="Microsoft YaHei"/>
+                <w:rFonts w:ascii="Times New Roman" w:hAnsi="Times New Roman" w:eastAsia="宋体"/>
                 <w:sz w:val="20"/>
               </w:rPr>
               <w:t>LOGIN（本人或ADMIN）</w:t>
@@ -1478,12 +1496,12 @@
       <w:tr>
         <w:tc>
           <w:tcPr>
-            <w:tcW w:type="dxa" w:w="2880"/>
+            <w:tcW w:type="dxa" w:w="3024"/>
           </w:tcPr>
           <w:p>
             <w:r>
               <w:rPr>
-                <w:rFonts w:ascii="Microsoft YaHei" w:hAnsi="Microsoft YaHei" w:eastAsia="Microsoft YaHei"/>
+                <w:rFonts w:ascii="Times New Roman" w:hAnsi="Times New Roman" w:eastAsia="宋体"/>
                 <w:sz w:val="20"/>
               </w:rPr>
               <w:t>DELETE</w:t>
@@ -1492,12 +1510,12 @@
         </w:tc>
         <w:tc>
           <w:tcPr>
-            <w:tcW w:type="dxa" w:w="2880"/>
+            <w:tcW w:type="dxa" w:w="3024"/>
           </w:tcPr>
           <w:p>
             <w:r>
               <w:rPr>
-                <w:rFonts w:ascii="Microsoft YaHei" w:hAnsi="Microsoft YaHei" w:eastAsia="Microsoft YaHei"/>
+                <w:rFonts w:ascii="Times New Roman" w:hAnsi="Times New Roman" w:eastAsia="宋体"/>
                 <w:sz w:val="20"/>
               </w:rPr>
               <w:t>`/api/v1/cats/{id}`</w:t>
@@ -1506,12 +1524,12 @@
         </w:tc>
         <w:tc>
           <w:tcPr>
-            <w:tcW w:type="dxa" w:w="2880"/>
+            <w:tcW w:type="dxa" w:w="3024"/>
           </w:tcPr>
           <w:p>
             <w:r>
               <w:rPr>
-                <w:rFonts w:ascii="Microsoft YaHei" w:hAnsi="Microsoft YaHei" w:eastAsia="Microsoft YaHei"/>
+                <w:rFonts w:ascii="Times New Roman" w:hAnsi="Times New Roman" w:eastAsia="宋体"/>
                 <w:sz w:val="20"/>
               </w:rPr>
               <w:t>LOGIN（本人或ADMIN）</w:t>
@@ -1545,8 +1563,8 @@
     <w:p>
       <w:r>
         <w:rPr>
-          <w:rFonts w:ascii="Microsoft YaHei" w:hAnsi="Microsoft YaHei" w:eastAsia="Microsoft YaHei"/>
-          <w:sz w:val="22"/>
+          <w:rFonts w:ascii="Times New Roman" w:hAnsi="Times New Roman" w:eastAsia="宋体"/>
+          <w:sz w:val="24"/>
         </w:rPr>
         <w:t>提供猫咪列表分页展示（支持状态 Tab 切换）、关键词搜索、条件筛选（位置/状态/毛色分类）、毛色分类浏览。</w:t>
       </w:r>
@@ -1562,8 +1580,8 @@
     <w:p>
       <w:r>
         <w:rPr>
-          <w:rFonts w:ascii="Microsoft YaHei" w:hAnsi="Microsoft YaHei" w:eastAsia="Microsoft YaHei"/>
-          <w:sz w:val="22"/>
+          <w:rFonts w:ascii="Times New Roman" w:hAnsi="Times New Roman" w:eastAsia="宋体"/>
+          <w:sz w:val="24"/>
         </w:rPr>
         <w:t>列表查询 ≤ 300ms，搜索结果排序 ≤ 500ms。</w:t>
       </w:r>
@@ -1579,8 +1597,8 @@
     <w:p>
       <w:r>
         <w:rPr>
-          <w:rFonts w:ascii="Microsoft YaHei" w:hAnsi="Microsoft YaHei" w:eastAsia="Microsoft YaHei"/>
-          <w:sz w:val="22"/>
+          <w:rFonts w:ascii="Times New Roman" w:hAnsi="Times New Roman" w:eastAsia="宋体"/>
+          <w:sz w:val="24"/>
         </w:rPr>
         <w:t>搜索关键词、筛选条件（status、location_area、colour_tags）、分页参数（page、size）</w:t>
       </w:r>
@@ -1596,8 +1614,8 @@
     <w:p>
       <w:r>
         <w:rPr>
-          <w:rFonts w:ascii="Microsoft YaHei" w:hAnsi="Microsoft YaHei" w:eastAsia="Microsoft YaHei"/>
-          <w:sz w:val="22"/>
+          <w:rFonts w:ascii="Times New Roman" w:hAnsi="Times New Roman" w:eastAsia="宋体"/>
+          <w:sz w:val="24"/>
         </w:rPr>
         <w:t>猫咪列表（含分页信息：总条数、当前页、每页大小）</w:t>
       </w:r>
@@ -1616,32 +1634,39 @@
       </w:pPr>
       <w:r>
         <w:rPr>
-          <w:rFonts w:ascii="Consolas" w:hAnsi="Consolas"/>
+          <w:rFonts w:ascii="Courier New" w:hAnsi="Courier New"/>
           <w:color w:val="646464"/>
           <w:sz w:val="18"/>
         </w:rPr>
-        <w:t>GET /cats?status=active&amp;page=1&amp;size=20</w:t>
+        <w:t>GET /cats → 解析查询参数 → 动态构建条件 → 分页查询 → 返回列表</w:t>
         <w:br/>
-        <w:t xml:space="preserve">  1. 解析查询参数</w:t>
-        <w:br/>
-        <w:t xml:space="preserve">  2. 构建动态查询条件</w:t>
-        <w:br/>
-        <w:t xml:space="preserve">     - status 精确匹配</w:t>
-        <w:br/>
-        <w:t xml:space="preserve">     - keyword 模糊匹配 name / nickname / colour_tags</w:t>
-        <w:br/>
-        <w:t xml:space="preserve">     - location_area 精确匹配</w:t>
-        <w:br/>
-        <w:t xml:space="preserve">  3. 分页查询，支持排序（创建时间倒序 / 热度排序）</w:t>
-        <w:br/>
-        <w:t xml:space="preserve">  4. 返回分页结果</w:t>
-        <w:br/>
-        <w:br/>
-        <w:t>状态 Tab 切换（前端实现）：</w:t>
-        <w:br/>
-        <w:t xml:space="preserve">  - 切换 Tab 时重置 page=0</w:t>
-        <w:br/>
-        <w:t xml:space="preserve">  - 重新按 status 发起列表请求</w:t>
+        <w:t>状态 Tab 切换（前端）：切换时重置 page=0，重新按 status 请求</w:t>
+      </w:r>
+    </w:p>
+    <w:p>
+      <w:pPr>
+        <w:ind w:firstLine="0"/>
+        <w:jc w:val="center"/>
+      </w:pPr>
+      <w:r>
+        <w:rPr>
+          <w:rFonts w:ascii="Times New Roman" w:hAnsi="Times New Roman" w:eastAsia="宋体"/>
+          <w:sz w:val="24"/>
+        </w:rPr>
+      </w:r>
+      <w:r>
+        <w:rPr>
+          <w:rFonts w:ascii="Times New Roman" w:hAnsi="Times New Roman" w:eastAsia="宋体"/>
+          <w:b/>
+          <w:sz w:val="24"/>
+        </w:rPr>
+        <w:t>图3-3 搜索浏览流程图</w:t>
+      </w:r>
+      <w:r>
+        <w:rPr>
+          <w:rFonts w:ascii="Times New Roman" w:hAnsi="Times New Roman" w:eastAsia="宋体"/>
+          <w:sz w:val="24"/>
+        </w:rPr>
       </w:r>
     </w:p>
     <w:p>
@@ -1692,24 +1717,28 @@
       </w:r>
     </w:p>
     <w:p>
+      <w:pPr>
+        <w:ind w:firstLine="0"/>
+        <w:jc w:val="center"/>
+      </w:pPr>
       <w:r>
         <w:rPr>
-          <w:rFonts w:ascii="Microsoft YaHei" w:hAnsi="Microsoft YaHei" w:eastAsia="Microsoft YaHei"/>
-          <w:sz w:val="22"/>
+          <w:rFonts w:ascii="Times New Roman" w:hAnsi="Times New Roman" w:eastAsia="宋体"/>
+          <w:sz w:val="24"/>
         </w:rPr>
       </w:r>
       <w:r>
         <w:rPr>
-          <w:rFonts w:ascii="Microsoft YaHei" w:hAnsi="Microsoft YaHei" w:eastAsia="Microsoft YaHei"/>
+          <w:rFonts w:ascii="Times New Roman" w:hAnsi="Times New Roman" w:eastAsia="宋体"/>
           <w:b/>
-          <w:sz w:val="22"/>
+          <w:sz w:val="24"/>
         </w:rPr>
-        <w:t>表4 接口清单（M3 搜索浏览模块）</w:t>
+        <w:t>表3-3 接口清单（M3 搜索浏览模块）</w:t>
       </w:r>
       <w:r>
         <w:rPr>
-          <w:rFonts w:ascii="Microsoft YaHei" w:hAnsi="Microsoft YaHei" w:eastAsia="Microsoft YaHei"/>
-          <w:sz w:val="22"/>
+          <w:rFonts w:ascii="Times New Roman" w:hAnsi="Times New Roman" w:eastAsia="宋体"/>
+          <w:sz w:val="24"/>
         </w:rPr>
       </w:r>
     </w:p>
@@ -1721,19 +1750,19 @@
         <w:tblLook w:firstColumn="1" w:firstRow="1" w:lastColumn="0" w:lastRow="0" w:noHBand="0" w:noVBand="1" w:val="04A0"/>
       </w:tblPr>
       <w:tblGrid>
-        <w:gridCol w:w="2880"/>
-        <w:gridCol w:w="2880"/>
-        <w:gridCol w:w="2880"/>
+        <w:gridCol w:w="3024"/>
+        <w:gridCol w:w="3024"/>
+        <w:gridCol w:w="3024"/>
       </w:tblGrid>
       <w:tr>
         <w:tc>
           <w:tcPr>
-            <w:tcW w:type="dxa" w:w="2880"/>
+            <w:tcW w:type="dxa" w:w="3024"/>
           </w:tcPr>
           <w:p>
             <w:r>
               <w:rPr>
-                <w:rFonts w:ascii="Microsoft YaHei" w:hAnsi="Microsoft YaHei" w:eastAsia="Microsoft YaHei"/>
+                <w:rFonts w:ascii="Times New Roman" w:hAnsi="Times New Roman" w:eastAsia="宋体"/>
                 <w:b/>
                 <w:sz w:val="20"/>
               </w:rPr>
@@ -1743,12 +1772,12 @@
         </w:tc>
         <w:tc>
           <w:tcPr>
-            <w:tcW w:type="dxa" w:w="2880"/>
+            <w:tcW w:type="dxa" w:w="3024"/>
           </w:tcPr>
           <w:p>
             <w:r>
               <w:rPr>
-                <w:rFonts w:ascii="Microsoft YaHei" w:hAnsi="Microsoft YaHei" w:eastAsia="Microsoft YaHei"/>
+                <w:rFonts w:ascii="Times New Roman" w:hAnsi="Times New Roman" w:eastAsia="宋体"/>
                 <w:b/>
                 <w:sz w:val="20"/>
               </w:rPr>
@@ -1758,12 +1787,12 @@
         </w:tc>
         <w:tc>
           <w:tcPr>
-            <w:tcW w:type="dxa" w:w="2880"/>
+            <w:tcW w:type="dxa" w:w="3024"/>
           </w:tcPr>
           <w:p>
             <w:r>
               <w:rPr>
-                <w:rFonts w:ascii="Microsoft YaHei" w:hAnsi="Microsoft YaHei" w:eastAsia="Microsoft YaHei"/>
+                <w:rFonts w:ascii="Times New Roman" w:hAnsi="Times New Roman" w:eastAsia="宋体"/>
                 <w:b/>
                 <w:sz w:val="20"/>
               </w:rPr>
@@ -1775,12 +1804,12 @@
       <w:tr>
         <w:tc>
           <w:tcPr>
-            <w:tcW w:type="dxa" w:w="2880"/>
+            <w:tcW w:type="dxa" w:w="3024"/>
           </w:tcPr>
           <w:p>
             <w:r>
               <w:rPr>
-                <w:rFonts w:ascii="Microsoft YaHei" w:hAnsi="Microsoft YaHei" w:eastAsia="Microsoft YaHei"/>
+                <w:rFonts w:ascii="Times New Roman" w:hAnsi="Times New Roman" w:eastAsia="宋体"/>
                 <w:sz w:val="20"/>
               </w:rPr>
               <w:t>GET</w:t>
@@ -1789,12 +1818,12 @@
         </w:tc>
         <w:tc>
           <w:tcPr>
-            <w:tcW w:type="dxa" w:w="2880"/>
+            <w:tcW w:type="dxa" w:w="3024"/>
           </w:tcPr>
           <w:p>
             <w:r>
               <w:rPr>
-                <w:rFonts w:ascii="Microsoft YaHei" w:hAnsi="Microsoft YaHei" w:eastAsia="Microsoft YaHei"/>
+                <w:rFonts w:ascii="Times New Roman" w:hAnsi="Times New Roman" w:eastAsia="宋体"/>
                 <w:sz w:val="20"/>
               </w:rPr>
               <w:t>`/api/v1/cats?status=&amp;keyword=&amp;location_area=&amp;page=&amp;size=`</w:t>
@@ -1803,12 +1832,12 @@
         </w:tc>
         <w:tc>
           <w:tcPr>
-            <w:tcW w:type="dxa" w:w="2880"/>
+            <w:tcW w:type="dxa" w:w="3024"/>
           </w:tcPr>
           <w:p>
             <w:r>
               <w:rPr>
-                <w:rFonts w:ascii="Microsoft YaHei" w:hAnsi="Microsoft YaHei" w:eastAsia="Microsoft YaHei"/>
+                <w:rFonts w:ascii="Times New Roman" w:hAnsi="Times New Roman" w:eastAsia="宋体"/>
                 <w:sz w:val="20"/>
               </w:rPr>
               <w:t>ALL</w:t>
@@ -1837,8 +1866,8 @@
     <w:p>
       <w:r>
         <w:rPr>
-          <w:rFonts w:ascii="Microsoft YaHei" w:hAnsi="Microsoft YaHei" w:eastAsia="Microsoft YaHei"/>
-          <w:sz w:val="22"/>
+          <w:rFonts w:ascii="Times New Roman" w:hAnsi="Times New Roman" w:eastAsia="宋体"/>
+          <w:sz w:val="24"/>
         </w:rPr>
         <w:t>照片上传、审核（PENDING → APPROVED / REJECTED）、删除、点赞/取消点赞。</w:t>
       </w:r>
@@ -1854,8 +1883,8 @@
     <w:p>
       <w:r>
         <w:rPr>
-          <w:rFonts w:ascii="Microsoft YaHei" w:hAnsi="Microsoft YaHei" w:eastAsia="Microsoft YaHei"/>
-          <w:sz w:val="22"/>
+          <w:rFonts w:ascii="Times New Roman" w:hAnsi="Times New Roman" w:eastAsia="宋体"/>
+          <w:sz w:val="24"/>
         </w:rPr>
         <w:t>照片上传 ≤ 2s（取决于文件大小），审核操作 ≤ 500ms，点赞 ≤ 200ms。</w:t>
       </w:r>
@@ -1874,8 +1903,8 @@
       </w:pPr>
       <w:r>
         <w:rPr>
-          <w:rFonts w:ascii="Microsoft YaHei" w:hAnsi="Microsoft YaHei" w:eastAsia="Microsoft YaHei"/>
-          <w:sz w:val="22"/>
+          <w:rFonts w:ascii="Times New Roman" w:hAnsi="Times New Roman" w:eastAsia="宋体"/>
+          <w:sz w:val="24"/>
         </w:rPr>
         <w:t>上传：图片文件（支持 jpg/png，最大 10MB）、猫咪 ID、照片描述</w:t>
       </w:r>
@@ -1886,8 +1915,8 @@
       </w:pPr>
       <w:r>
         <w:rPr>
-          <w:rFonts w:ascii="Microsoft YaHei" w:hAnsi="Microsoft YaHei" w:eastAsia="Microsoft YaHei"/>
-          <w:sz w:val="22"/>
+          <w:rFonts w:ascii="Times New Roman" w:hAnsi="Times New Roman" w:eastAsia="宋体"/>
+          <w:sz w:val="24"/>
         </w:rPr>
         <w:t>审核：照片 ID、审核结果（approve/reject）、拒绝原因</w:t>
       </w:r>
@@ -1898,8 +1927,8 @@
       </w:pPr>
       <w:r>
         <w:rPr>
-          <w:rFonts w:ascii="Microsoft YaHei" w:hAnsi="Microsoft YaHei" w:eastAsia="Microsoft YaHei"/>
-          <w:sz w:val="22"/>
+          <w:rFonts w:ascii="Times New Roman" w:hAnsi="Times New Roman" w:eastAsia="宋体"/>
+          <w:sz w:val="24"/>
         </w:rPr>
         <w:t>点赞：照片 ID</w:t>
       </w:r>
@@ -1915,8 +1944,8 @@
     <w:p>
       <w:r>
         <w:rPr>
-          <w:rFonts w:ascii="Microsoft YaHei" w:hAnsi="Microsoft YaHei" w:eastAsia="Microsoft YaHei"/>
-          <w:sz w:val="22"/>
+          <w:rFonts w:ascii="Times New Roman" w:hAnsi="Times New Roman" w:eastAsia="宋体"/>
+          <w:sz w:val="24"/>
         </w:rPr>
         <w:t>照片记录（含审核状态、点赞数）</w:t>
       </w:r>
@@ -1935,39 +1964,41 @@
       </w:pPr>
       <w:r>
         <w:rPr>
-          <w:rFonts w:ascii="Consolas" w:hAnsi="Consolas"/>
+          <w:rFonts w:ascii="Courier New" w:hAnsi="Courier New"/>
           <w:color w:val="646464"/>
           <w:sz w:val="18"/>
         </w:rPr>
-        <w:t>POST /cats/{catId}/photos</w:t>
+        <w:t>POST   /cats/{catId}/photos → 验证文件格式/大小 → 保存文件 → INSERT(status=PENDING)</w:t>
         <w:br/>
-        <w:t xml:space="preserve">  1. 验证文件格式和大小</w:t>
+        <w:t>PUT    /photos/{id}/approve → 校验ADMIN → UPDATE(status=APPROVED, reviewer_id)</w:t>
         <w:br/>
-        <w:t xml:space="preserve">  2. 保存文件到本地存储</w:t>
-        <w:br/>
-        <w:t xml:space="preserve">  3. 创建 photo 记录，status = PENDING</w:t>
-        <w:br/>
-        <w:t xml:space="preserve">  4. 返回照片信息</w:t>
-        <w:br/>
-        <w:br/>
-        <w:t>PUT /photos/{id}/approve</w:t>
-        <w:br/>
-        <w:t xml:space="preserve">  1. 校验 ADMIN 权限</w:t>
-        <w:br/>
-        <w:t xml:space="preserve">  2. 更新 status = APPROVED，记录 reviewer_id</w:t>
-        <w:br/>
-        <w:t xml:space="preserve">  3. 返回更新结果</w:t>
-        <w:br/>
-        <w:br/>
-        <w:t>POST /photos/{id}/like</w:t>
-        <w:br/>
-        <w:t xml:space="preserve">  1. 校验登录状态</w:t>
-        <w:br/>
-        <w:t xml:space="preserve">  2. 检查 photo_like 表唯一约束（每人每照仅一次）</w:t>
-        <w:br/>
-        <w:t xml:space="preserve">  3. 插入点赞记录</w:t>
-        <w:br/>
-        <w:t xml:space="preserve">  4. 递增 photo.like_count（冗余计数字段）</w:t>
+        <w:t>POST   /photos/{id}/like    → 校验登录 → 检查唯一约束 → INSERT 点赞记录 → 递增 like_count</w:t>
+      </w:r>
+    </w:p>
+    <w:p>
+      <w:pPr>
+        <w:ind w:firstLine="0"/>
+        <w:jc w:val="center"/>
+      </w:pPr>
+      <w:r>
+        <w:rPr>
+          <w:rFonts w:ascii="Times New Roman" w:hAnsi="Times New Roman" w:eastAsia="宋体"/>
+          <w:sz w:val="24"/>
+        </w:rPr>
+      </w:r>
+      <w:r>
+        <w:rPr>
+          <w:rFonts w:ascii="Times New Roman" w:hAnsi="Times New Roman" w:eastAsia="宋体"/>
+          <w:b/>
+          <w:sz w:val="24"/>
+        </w:rPr>
+        <w:t>图3-4 照片管理流程图</w:t>
+      </w:r>
+      <w:r>
+        <w:rPr>
+          <w:rFonts w:ascii="Times New Roman" w:hAnsi="Times New Roman" w:eastAsia="宋体"/>
+          <w:sz w:val="24"/>
+        </w:rPr>
       </w:r>
     </w:p>
     <w:p>
@@ -2018,24 +2049,28 @@
       </w:r>
     </w:p>
     <w:p>
+      <w:pPr>
+        <w:ind w:firstLine="0"/>
+        <w:jc w:val="center"/>
+      </w:pPr>
       <w:r>
         <w:rPr>
-          <w:rFonts w:ascii="Microsoft YaHei" w:hAnsi="Microsoft YaHei" w:eastAsia="Microsoft YaHei"/>
-          <w:sz w:val="22"/>
+          <w:rFonts w:ascii="Times New Roman" w:hAnsi="Times New Roman" w:eastAsia="宋体"/>
+          <w:sz w:val="24"/>
         </w:rPr>
       </w:r>
       <w:r>
         <w:rPr>
-          <w:rFonts w:ascii="Microsoft YaHei" w:hAnsi="Microsoft YaHei" w:eastAsia="Microsoft YaHei"/>
+          <w:rFonts w:ascii="Times New Roman" w:hAnsi="Times New Roman" w:eastAsia="宋体"/>
           <w:b/>
-          <w:sz w:val="22"/>
+          <w:sz w:val="24"/>
         </w:rPr>
-        <w:t>表5 接口清单（M4 照片管理模块）</w:t>
+        <w:t>表3-4 接口清单（M4 照片管理模块）</w:t>
       </w:r>
       <w:r>
         <w:rPr>
-          <w:rFonts w:ascii="Microsoft YaHei" w:hAnsi="Microsoft YaHei" w:eastAsia="Microsoft YaHei"/>
-          <w:sz w:val="22"/>
+          <w:rFonts w:ascii="Times New Roman" w:hAnsi="Times New Roman" w:eastAsia="宋体"/>
+          <w:sz w:val="24"/>
         </w:rPr>
       </w:r>
     </w:p>
@@ -2047,19 +2082,19 @@
         <w:tblLook w:firstColumn="1" w:firstRow="1" w:lastColumn="0" w:lastRow="0" w:noHBand="0" w:noVBand="1" w:val="04A0"/>
       </w:tblPr>
       <w:tblGrid>
-        <w:gridCol w:w="2880"/>
-        <w:gridCol w:w="2880"/>
-        <w:gridCol w:w="2880"/>
+        <w:gridCol w:w="3024"/>
+        <w:gridCol w:w="3024"/>
+        <w:gridCol w:w="3024"/>
       </w:tblGrid>
       <w:tr>
         <w:tc>
           <w:tcPr>
-            <w:tcW w:type="dxa" w:w="2880"/>
+            <w:tcW w:type="dxa" w:w="3024"/>
           </w:tcPr>
           <w:p>
             <w:r>
               <w:rPr>
-                <w:rFonts w:ascii="Microsoft YaHei" w:hAnsi="Microsoft YaHei" w:eastAsia="Microsoft YaHei"/>
+                <w:rFonts w:ascii="Times New Roman" w:hAnsi="Times New Roman" w:eastAsia="宋体"/>
                 <w:b/>
                 <w:sz w:val="20"/>
               </w:rPr>
@@ -2069,12 +2104,12 @@
         </w:tc>
         <w:tc>
           <w:tcPr>
-            <w:tcW w:type="dxa" w:w="2880"/>
+            <w:tcW w:type="dxa" w:w="3024"/>
           </w:tcPr>
           <w:p>
             <w:r>
               <w:rPr>
-                <w:rFonts w:ascii="Microsoft YaHei" w:hAnsi="Microsoft YaHei" w:eastAsia="Microsoft YaHei"/>
+                <w:rFonts w:ascii="Times New Roman" w:hAnsi="Times New Roman" w:eastAsia="宋体"/>
                 <w:b/>
                 <w:sz w:val="20"/>
               </w:rPr>
@@ -2084,12 +2119,12 @@
         </w:tc>
         <w:tc>
           <w:tcPr>
-            <w:tcW w:type="dxa" w:w="2880"/>
+            <w:tcW w:type="dxa" w:w="3024"/>
           </w:tcPr>
           <w:p>
             <w:r>
               <w:rPr>
-                <w:rFonts w:ascii="Microsoft YaHei" w:hAnsi="Microsoft YaHei" w:eastAsia="Microsoft YaHei"/>
+                <w:rFonts w:ascii="Times New Roman" w:hAnsi="Times New Roman" w:eastAsia="宋体"/>
                 <w:b/>
                 <w:sz w:val="20"/>
               </w:rPr>
@@ -2101,12 +2136,12 @@
       <w:tr>
         <w:tc>
           <w:tcPr>
-            <w:tcW w:type="dxa" w:w="2880"/>
+            <w:tcW w:type="dxa" w:w="3024"/>
           </w:tcPr>
           <w:p>
             <w:r>
               <w:rPr>
-                <w:rFonts w:ascii="Microsoft YaHei" w:hAnsi="Microsoft YaHei" w:eastAsia="Microsoft YaHei"/>
+                <w:rFonts w:ascii="Times New Roman" w:hAnsi="Times New Roman" w:eastAsia="宋体"/>
                 <w:sz w:val="20"/>
               </w:rPr>
               <w:t>GET</w:t>
@@ -2115,12 +2150,12 @@
         </w:tc>
         <w:tc>
           <w:tcPr>
-            <w:tcW w:type="dxa" w:w="2880"/>
+            <w:tcW w:type="dxa" w:w="3024"/>
           </w:tcPr>
           <w:p>
             <w:r>
               <w:rPr>
-                <w:rFonts w:ascii="Microsoft YaHei" w:hAnsi="Microsoft YaHei" w:eastAsia="Microsoft YaHei"/>
+                <w:rFonts w:ascii="Times New Roman" w:hAnsi="Times New Roman" w:eastAsia="宋体"/>
                 <w:sz w:val="20"/>
               </w:rPr>
               <w:t>`/api/v1/cats/{catId}/photos`</w:t>
@@ -2129,12 +2164,12 @@
         </w:tc>
         <w:tc>
           <w:tcPr>
-            <w:tcW w:type="dxa" w:w="2880"/>
+            <w:tcW w:type="dxa" w:w="3024"/>
           </w:tcPr>
           <w:p>
             <w:r>
               <w:rPr>
-                <w:rFonts w:ascii="Microsoft YaHei" w:hAnsi="Microsoft YaHei" w:eastAsia="Microsoft YaHei"/>
+                <w:rFonts w:ascii="Times New Roman" w:hAnsi="Times New Roman" w:eastAsia="宋体"/>
                 <w:sz w:val="20"/>
               </w:rPr>
               <w:t>ALL</w:t>
@@ -2145,12 +2180,12 @@
       <w:tr>
         <w:tc>
           <w:tcPr>
-            <w:tcW w:type="dxa" w:w="2880"/>
+            <w:tcW w:type="dxa" w:w="3024"/>
           </w:tcPr>
           <w:p>
             <w:r>
               <w:rPr>
-                <w:rFonts w:ascii="Microsoft YaHei" w:hAnsi="Microsoft YaHei" w:eastAsia="Microsoft YaHei"/>
+                <w:rFonts w:ascii="Times New Roman" w:hAnsi="Times New Roman" w:eastAsia="宋体"/>
                 <w:sz w:val="20"/>
               </w:rPr>
               <w:t>POST</w:t>
@@ -2159,12 +2194,12 @@
         </w:tc>
         <w:tc>
           <w:tcPr>
-            <w:tcW w:type="dxa" w:w="2880"/>
+            <w:tcW w:type="dxa" w:w="3024"/>
           </w:tcPr>
           <w:p>
             <w:r>
               <w:rPr>
-                <w:rFonts w:ascii="Microsoft YaHei" w:hAnsi="Microsoft YaHei" w:eastAsia="Microsoft YaHei"/>
+                <w:rFonts w:ascii="Times New Roman" w:hAnsi="Times New Roman" w:eastAsia="宋体"/>
                 <w:sz w:val="20"/>
               </w:rPr>
               <w:t>`/api/v1/cats/{catId}/photos`</w:t>
@@ -2173,12 +2208,12 @@
         </w:tc>
         <w:tc>
           <w:tcPr>
-            <w:tcW w:type="dxa" w:w="2880"/>
+            <w:tcW w:type="dxa" w:w="3024"/>
           </w:tcPr>
           <w:p>
             <w:r>
               <w:rPr>
-                <w:rFonts w:ascii="Microsoft YaHei" w:hAnsi="Microsoft YaHei" w:eastAsia="Microsoft YaHei"/>
+                <w:rFonts w:ascii="Times New Roman" w:hAnsi="Times New Roman" w:eastAsia="宋体"/>
                 <w:sz w:val="20"/>
               </w:rPr>
               <w:t>LOGIN</w:t>
@@ -2189,12 +2224,12 @@
       <w:tr>
         <w:tc>
           <w:tcPr>
-            <w:tcW w:type="dxa" w:w="2880"/>
+            <w:tcW w:type="dxa" w:w="3024"/>
           </w:tcPr>
           <w:p>
             <w:r>
               <w:rPr>
-                <w:rFonts w:ascii="Microsoft YaHei" w:hAnsi="Microsoft YaHei" w:eastAsia="Microsoft YaHei"/>
+                <w:rFonts w:ascii="Times New Roman" w:hAnsi="Times New Roman" w:eastAsia="宋体"/>
                 <w:sz w:val="20"/>
               </w:rPr>
               <w:t>PUT</w:t>
@@ -2203,12 +2238,12 @@
         </w:tc>
         <w:tc>
           <w:tcPr>
-            <w:tcW w:type="dxa" w:w="2880"/>
+            <w:tcW w:type="dxa" w:w="3024"/>
           </w:tcPr>
           <w:p>
             <w:r>
               <w:rPr>
-                <w:rFonts w:ascii="Microsoft YaHei" w:hAnsi="Microsoft YaHei" w:eastAsia="Microsoft YaHei"/>
+                <w:rFonts w:ascii="Times New Roman" w:hAnsi="Times New Roman" w:eastAsia="宋体"/>
                 <w:sz w:val="20"/>
               </w:rPr>
               <w:t>`/api/v1/photos/{id}/approve`</w:t>
@@ -2217,12 +2252,12 @@
         </w:tc>
         <w:tc>
           <w:tcPr>
-            <w:tcW w:type="dxa" w:w="2880"/>
+            <w:tcW w:type="dxa" w:w="3024"/>
           </w:tcPr>
           <w:p>
             <w:r>
               <w:rPr>
-                <w:rFonts w:ascii="Microsoft YaHei" w:hAnsi="Microsoft YaHei" w:eastAsia="Microsoft YaHei"/>
+                <w:rFonts w:ascii="Times New Roman" w:hAnsi="Times New Roman" w:eastAsia="宋体"/>
                 <w:sz w:val="20"/>
               </w:rPr>
               <w:t>ADMIN</w:t>
@@ -2233,12 +2268,12 @@
       <w:tr>
         <w:tc>
           <w:tcPr>
-            <w:tcW w:type="dxa" w:w="2880"/>
+            <w:tcW w:type="dxa" w:w="3024"/>
           </w:tcPr>
           <w:p>
             <w:r>
               <w:rPr>
-                <w:rFonts w:ascii="Microsoft YaHei" w:hAnsi="Microsoft YaHei" w:eastAsia="Microsoft YaHei"/>
+                <w:rFonts w:ascii="Times New Roman" w:hAnsi="Times New Roman" w:eastAsia="宋体"/>
                 <w:sz w:val="20"/>
               </w:rPr>
               <w:t>PUT</w:t>
@@ -2247,12 +2282,12 @@
         </w:tc>
         <w:tc>
           <w:tcPr>
-            <w:tcW w:type="dxa" w:w="2880"/>
+            <w:tcW w:type="dxa" w:w="3024"/>
           </w:tcPr>
           <w:p>
             <w:r>
               <w:rPr>
-                <w:rFonts w:ascii="Microsoft YaHei" w:hAnsi="Microsoft YaHei" w:eastAsia="Microsoft YaHei"/>
+                <w:rFonts w:ascii="Times New Roman" w:hAnsi="Times New Roman" w:eastAsia="宋体"/>
                 <w:sz w:val="20"/>
               </w:rPr>
               <w:t>`/api/v1/photos/{id}/reject`</w:t>
@@ -2261,12 +2296,12 @@
         </w:tc>
         <w:tc>
           <w:tcPr>
-            <w:tcW w:type="dxa" w:w="2880"/>
+            <w:tcW w:type="dxa" w:w="3024"/>
           </w:tcPr>
           <w:p>
             <w:r>
               <w:rPr>
-                <w:rFonts w:ascii="Microsoft YaHei" w:hAnsi="Microsoft YaHei" w:eastAsia="Microsoft YaHei"/>
+                <w:rFonts w:ascii="Times New Roman" w:hAnsi="Times New Roman" w:eastAsia="宋体"/>
                 <w:sz w:val="20"/>
               </w:rPr>
               <w:t>ADMIN</w:t>
@@ -2277,12 +2312,12 @@
       <w:tr>
         <w:tc>
           <w:tcPr>
-            <w:tcW w:type="dxa" w:w="2880"/>
+            <w:tcW w:type="dxa" w:w="3024"/>
           </w:tcPr>
           <w:p>
             <w:r>
               <w:rPr>
-                <w:rFonts w:ascii="Microsoft YaHei" w:hAnsi="Microsoft YaHei" w:eastAsia="Microsoft YaHei"/>
+                <w:rFonts w:ascii="Times New Roman" w:hAnsi="Times New Roman" w:eastAsia="宋体"/>
                 <w:sz w:val="20"/>
               </w:rPr>
               <w:t>DELETE</w:t>
@@ -2291,12 +2326,12 @@
         </w:tc>
         <w:tc>
           <w:tcPr>
-            <w:tcW w:type="dxa" w:w="2880"/>
+            <w:tcW w:type="dxa" w:w="3024"/>
           </w:tcPr>
           <w:p>
             <w:r>
               <w:rPr>
-                <w:rFonts w:ascii="Microsoft YaHei" w:hAnsi="Microsoft YaHei" w:eastAsia="Microsoft YaHei"/>
+                <w:rFonts w:ascii="Times New Roman" w:hAnsi="Times New Roman" w:eastAsia="宋体"/>
                 <w:sz w:val="20"/>
               </w:rPr>
               <w:t>`/api/v1/photos/{id}`</w:t>
@@ -2305,12 +2340,12 @@
         </w:tc>
         <w:tc>
           <w:tcPr>
-            <w:tcW w:type="dxa" w:w="2880"/>
+            <w:tcW w:type="dxa" w:w="3024"/>
           </w:tcPr>
           <w:p>
             <w:r>
               <w:rPr>
-                <w:rFonts w:ascii="Microsoft YaHei" w:hAnsi="Microsoft YaHei" w:eastAsia="Microsoft YaHei"/>
+                <w:rFonts w:ascii="Times New Roman" w:hAnsi="Times New Roman" w:eastAsia="宋体"/>
                 <w:sz w:val="20"/>
               </w:rPr>
               <w:t>LOGIN（本人或ADMIN）</w:t>
@@ -2321,12 +2356,12 @@
       <w:tr>
         <w:tc>
           <w:tcPr>
-            <w:tcW w:type="dxa" w:w="2880"/>
+            <w:tcW w:type="dxa" w:w="3024"/>
           </w:tcPr>
           <w:p>
             <w:r>
               <w:rPr>
-                <w:rFonts w:ascii="Microsoft YaHei" w:hAnsi="Microsoft YaHei" w:eastAsia="Microsoft YaHei"/>
+                <w:rFonts w:ascii="Times New Roman" w:hAnsi="Times New Roman" w:eastAsia="宋体"/>
                 <w:sz w:val="20"/>
               </w:rPr>
               <w:t>POST</w:t>
@@ -2335,12 +2370,12 @@
         </w:tc>
         <w:tc>
           <w:tcPr>
-            <w:tcW w:type="dxa" w:w="2880"/>
+            <w:tcW w:type="dxa" w:w="3024"/>
           </w:tcPr>
           <w:p>
             <w:r>
               <w:rPr>
-                <w:rFonts w:ascii="Microsoft YaHei" w:hAnsi="Microsoft YaHei" w:eastAsia="Microsoft YaHei"/>
+                <w:rFonts w:ascii="Times New Roman" w:hAnsi="Times New Roman" w:eastAsia="宋体"/>
                 <w:sz w:val="20"/>
               </w:rPr>
               <w:t>`/api/v1/photos/{id}/like`</w:t>
@@ -2349,12 +2384,12 @@
         </w:tc>
         <w:tc>
           <w:tcPr>
-            <w:tcW w:type="dxa" w:w="2880"/>
+            <w:tcW w:type="dxa" w:w="3024"/>
           </w:tcPr>
           <w:p>
             <w:r>
               <w:rPr>
-                <w:rFonts w:ascii="Microsoft YaHei" w:hAnsi="Microsoft YaHei" w:eastAsia="Microsoft YaHei"/>
+                <w:rFonts w:ascii="Times New Roman" w:hAnsi="Times New Roman" w:eastAsia="宋体"/>
                 <w:sz w:val="20"/>
               </w:rPr>
               <w:t>LOGIN</w:t>
@@ -2365,12 +2400,12 @@
       <w:tr>
         <w:tc>
           <w:tcPr>
-            <w:tcW w:type="dxa" w:w="2880"/>
+            <w:tcW w:type="dxa" w:w="3024"/>
           </w:tcPr>
           <w:p>
             <w:r>
               <w:rPr>
-                <w:rFonts w:ascii="Microsoft YaHei" w:hAnsi="Microsoft YaHei" w:eastAsia="Microsoft YaHei"/>
+                <w:rFonts w:ascii="Times New Roman" w:hAnsi="Times New Roman" w:eastAsia="宋体"/>
                 <w:sz w:val="20"/>
               </w:rPr>
               <w:t>DELETE</w:t>
@@ -2379,12 +2414,12 @@
         </w:tc>
         <w:tc>
           <w:tcPr>
-            <w:tcW w:type="dxa" w:w="2880"/>
+            <w:tcW w:type="dxa" w:w="3024"/>
           </w:tcPr>
           <w:p>
             <w:r>
               <w:rPr>
-                <w:rFonts w:ascii="Microsoft YaHei" w:hAnsi="Microsoft YaHei" w:eastAsia="Microsoft YaHei"/>
+                <w:rFonts w:ascii="Times New Roman" w:hAnsi="Times New Roman" w:eastAsia="宋体"/>
                 <w:sz w:val="20"/>
               </w:rPr>
               <w:t>`/api/v1/photos/{id}/like`</w:t>
@@ -2393,12 +2428,12 @@
         </w:tc>
         <w:tc>
           <w:tcPr>
-            <w:tcW w:type="dxa" w:w="2880"/>
+            <w:tcW w:type="dxa" w:w="3024"/>
           </w:tcPr>
           <w:p>
             <w:r>
               <w:rPr>
-                <w:rFonts w:ascii="Microsoft YaHei" w:hAnsi="Microsoft YaHei" w:eastAsia="Microsoft YaHei"/>
+                <w:rFonts w:ascii="Times New Roman" w:hAnsi="Times New Roman" w:eastAsia="宋体"/>
                 <w:sz w:val="20"/>
               </w:rPr>
               <w:t>LOGIN</w:t>
@@ -2432,8 +2467,8 @@
     <w:p>
       <w:r>
         <w:rPr>
-          <w:rFonts w:ascii="Microsoft YaHei" w:hAnsi="Microsoft YaHei" w:eastAsia="Microsoft YaHei"/>
-          <w:sz w:val="22"/>
+          <w:rFonts w:ascii="Times New Roman" w:hAnsi="Times New Roman" w:eastAsia="宋体"/>
+          <w:sz w:val="24"/>
         </w:rPr>
         <w:t>发表、查看、删除评论。</w:t>
       </w:r>
@@ -2449,8 +2484,8 @@
     <w:p>
       <w:r>
         <w:rPr>
-          <w:rFonts w:ascii="Microsoft YaHei" w:hAnsi="Microsoft YaHei" w:eastAsia="Microsoft YaHei"/>
-          <w:sz w:val="22"/>
+          <w:rFonts w:ascii="Times New Roman" w:hAnsi="Times New Roman" w:eastAsia="宋体"/>
+          <w:sz w:val="24"/>
         </w:rPr>
         <w:t>发表评论 ≤ 300ms，评论列表 ≤ 200ms。</w:t>
       </w:r>
@@ -2466,8 +2501,8 @@
     <w:p>
       <w:r>
         <w:rPr>
-          <w:rFonts w:ascii="Microsoft YaHei" w:hAnsi="Microsoft YaHei" w:eastAsia="Microsoft YaHei"/>
-          <w:sz w:val="22"/>
+          <w:rFonts w:ascii="Times New Roman" w:hAnsi="Times New Roman" w:eastAsia="宋体"/>
+          <w:sz w:val="24"/>
         </w:rPr>
         <w:t>猫咪 ID、评论内容（文本，≤ 500 字）</w:t>
       </w:r>
@@ -2483,8 +2518,8 @@
     <w:p>
       <w:r>
         <w:rPr>
-          <w:rFonts w:ascii="Microsoft YaHei" w:hAnsi="Microsoft YaHei" w:eastAsia="Microsoft YaHei"/>
-          <w:sz w:val="22"/>
+          <w:rFonts w:ascii="Times New Roman" w:hAnsi="Times New Roman" w:eastAsia="宋体"/>
+          <w:sz w:val="24"/>
         </w:rPr>
         <w:t>评论记录列表（含用户名、内容、时间）</w:t>
       </w:r>
@@ -2503,19 +2538,37 @@
       </w:pPr>
       <w:r>
         <w:rPr>
-          <w:rFonts w:ascii="Consolas" w:hAnsi="Consolas"/>
+          <w:rFonts w:ascii="Courier New" w:hAnsi="Courier New"/>
           <w:color w:val="646464"/>
           <w:sz w:val="18"/>
         </w:rPr>
-        <w:t>POST /cats/{catId}/comments</w:t>
-        <w:br/>
-        <w:t xml:space="preserve">  1. 校验登录状态</w:t>
-        <w:br/>
-        <w:t xml:space="preserve">  2. 校验评论内容非空</w:t>
-        <w:br/>
-        <w:t xml:space="preserve">  3. 写入 comment 表（catId, userId, content）</w:t>
-        <w:br/>
-        <w:t xml:space="preserve">  4. 返回评论记录</w:t>
+        <w:t>POST /cats/{catId}/comments → 校验登录 → 校验内容非空 → INSERT</w:t>
+      </w:r>
+    </w:p>
+    <w:p>
+      <w:pPr>
+        <w:ind w:firstLine="0"/>
+        <w:jc w:val="center"/>
+      </w:pPr>
+      <w:r>
+        <w:rPr>
+          <w:rFonts w:ascii="Times New Roman" w:hAnsi="Times New Roman" w:eastAsia="宋体"/>
+          <w:sz w:val="24"/>
+        </w:rPr>
+      </w:r>
+      <w:r>
+        <w:rPr>
+          <w:rFonts w:ascii="Times New Roman" w:hAnsi="Times New Roman" w:eastAsia="宋体"/>
+          <w:b/>
+          <w:sz w:val="24"/>
+        </w:rPr>
+        <w:t>图3-5 评论管理流程图</w:t>
+      </w:r>
+      <w:r>
+        <w:rPr>
+          <w:rFonts w:ascii="Times New Roman" w:hAnsi="Times New Roman" w:eastAsia="宋体"/>
+          <w:sz w:val="24"/>
+        </w:rPr>
       </w:r>
     </w:p>
     <w:p>
@@ -2566,24 +2619,28 @@
       </w:r>
     </w:p>
     <w:p>
+      <w:pPr>
+        <w:ind w:firstLine="0"/>
+        <w:jc w:val="center"/>
+      </w:pPr>
       <w:r>
         <w:rPr>
-          <w:rFonts w:ascii="Microsoft YaHei" w:hAnsi="Microsoft YaHei" w:eastAsia="Microsoft YaHei"/>
-          <w:sz w:val="22"/>
+          <w:rFonts w:ascii="Times New Roman" w:hAnsi="Times New Roman" w:eastAsia="宋体"/>
+          <w:sz w:val="24"/>
         </w:rPr>
       </w:r>
       <w:r>
         <w:rPr>
-          <w:rFonts w:ascii="Microsoft YaHei" w:hAnsi="Microsoft YaHei" w:eastAsia="Microsoft YaHei"/>
+          <w:rFonts w:ascii="Times New Roman" w:hAnsi="Times New Roman" w:eastAsia="宋体"/>
           <w:b/>
-          <w:sz w:val="22"/>
+          <w:sz w:val="24"/>
         </w:rPr>
-        <w:t>表6 接口清单（M5 评论管理模块）</w:t>
+        <w:t>表3-5 接口清单（M5 评论管理模块）</w:t>
       </w:r>
       <w:r>
         <w:rPr>
-          <w:rFonts w:ascii="Microsoft YaHei" w:hAnsi="Microsoft YaHei" w:eastAsia="Microsoft YaHei"/>
-          <w:sz w:val="22"/>
+          <w:rFonts w:ascii="Times New Roman" w:hAnsi="Times New Roman" w:eastAsia="宋体"/>
+          <w:sz w:val="24"/>
         </w:rPr>
       </w:r>
     </w:p>
@@ -2595,19 +2652,19 @@
         <w:tblLook w:firstColumn="1" w:firstRow="1" w:lastColumn="0" w:lastRow="0" w:noHBand="0" w:noVBand="1" w:val="04A0"/>
       </w:tblPr>
       <w:tblGrid>
-        <w:gridCol w:w="2880"/>
-        <w:gridCol w:w="2880"/>
-        <w:gridCol w:w="2880"/>
+        <w:gridCol w:w="3024"/>
+        <w:gridCol w:w="3024"/>
+        <w:gridCol w:w="3024"/>
       </w:tblGrid>
       <w:tr>
         <w:tc>
           <w:tcPr>
-            <w:tcW w:type="dxa" w:w="2880"/>
+            <w:tcW w:type="dxa" w:w="3024"/>
           </w:tcPr>
           <w:p>
             <w:r>
               <w:rPr>
-                <w:rFonts w:ascii="Microsoft YaHei" w:hAnsi="Microsoft YaHei" w:eastAsia="Microsoft YaHei"/>
+                <w:rFonts w:ascii="Times New Roman" w:hAnsi="Times New Roman" w:eastAsia="宋体"/>
                 <w:b/>
                 <w:sz w:val="20"/>
               </w:rPr>
@@ -2617,12 +2674,12 @@
         </w:tc>
         <w:tc>
           <w:tcPr>
-            <w:tcW w:type="dxa" w:w="2880"/>
+            <w:tcW w:type="dxa" w:w="3024"/>
           </w:tcPr>
           <w:p>
             <w:r>
               <w:rPr>
-                <w:rFonts w:ascii="Microsoft YaHei" w:hAnsi="Microsoft YaHei" w:eastAsia="Microsoft YaHei"/>
+                <w:rFonts w:ascii="Times New Roman" w:hAnsi="Times New Roman" w:eastAsia="宋体"/>
                 <w:b/>
                 <w:sz w:val="20"/>
               </w:rPr>
@@ -2632,12 +2689,12 @@
         </w:tc>
         <w:tc>
           <w:tcPr>
-            <w:tcW w:type="dxa" w:w="2880"/>
+            <w:tcW w:type="dxa" w:w="3024"/>
           </w:tcPr>
           <w:p>
             <w:r>
               <w:rPr>
-                <w:rFonts w:ascii="Microsoft YaHei" w:hAnsi="Microsoft YaHei" w:eastAsia="Microsoft YaHei"/>
+                <w:rFonts w:ascii="Times New Roman" w:hAnsi="Times New Roman" w:eastAsia="宋体"/>
                 <w:b/>
                 <w:sz w:val="20"/>
               </w:rPr>
@@ -2649,12 +2706,12 @@
       <w:tr>
         <w:tc>
           <w:tcPr>
-            <w:tcW w:type="dxa" w:w="2880"/>
+            <w:tcW w:type="dxa" w:w="3024"/>
           </w:tcPr>
           <w:p>
             <w:r>
               <w:rPr>
-                <w:rFonts w:ascii="Microsoft YaHei" w:hAnsi="Microsoft YaHei" w:eastAsia="Microsoft YaHei"/>
+                <w:rFonts w:ascii="Times New Roman" w:hAnsi="Times New Roman" w:eastAsia="宋体"/>
                 <w:sz w:val="20"/>
               </w:rPr>
               <w:t>GET</w:t>
@@ -2663,12 +2720,12 @@
         </w:tc>
         <w:tc>
           <w:tcPr>
-            <w:tcW w:type="dxa" w:w="2880"/>
+            <w:tcW w:type="dxa" w:w="3024"/>
           </w:tcPr>
           <w:p>
             <w:r>
               <w:rPr>
-                <w:rFonts w:ascii="Microsoft YaHei" w:hAnsi="Microsoft YaHei" w:eastAsia="Microsoft YaHei"/>
+                <w:rFonts w:ascii="Times New Roman" w:hAnsi="Times New Roman" w:eastAsia="宋体"/>
                 <w:sz w:val="20"/>
               </w:rPr>
               <w:t>`/api/v1/cats/{catId}/comments`</w:t>
@@ -2677,12 +2734,12 @@
         </w:tc>
         <w:tc>
           <w:tcPr>
-            <w:tcW w:type="dxa" w:w="2880"/>
+            <w:tcW w:type="dxa" w:w="3024"/>
           </w:tcPr>
           <w:p>
             <w:r>
               <w:rPr>
-                <w:rFonts w:ascii="Microsoft YaHei" w:hAnsi="Microsoft YaHei" w:eastAsia="Microsoft YaHei"/>
+                <w:rFonts w:ascii="Times New Roman" w:hAnsi="Times New Roman" w:eastAsia="宋体"/>
                 <w:sz w:val="20"/>
               </w:rPr>
               <w:t>ALL</w:t>
@@ -2693,12 +2750,12 @@
       <w:tr>
         <w:tc>
           <w:tcPr>
-            <w:tcW w:type="dxa" w:w="2880"/>
+            <w:tcW w:type="dxa" w:w="3024"/>
           </w:tcPr>
           <w:p>
             <w:r>
               <w:rPr>
-                <w:rFonts w:ascii="Microsoft YaHei" w:hAnsi="Microsoft YaHei" w:eastAsia="Microsoft YaHei"/>
+                <w:rFonts w:ascii="Times New Roman" w:hAnsi="Times New Roman" w:eastAsia="宋体"/>
                 <w:sz w:val="20"/>
               </w:rPr>
               <w:t>POST</w:t>
@@ -2707,12 +2764,12 @@
         </w:tc>
         <w:tc>
           <w:tcPr>
-            <w:tcW w:type="dxa" w:w="2880"/>
+            <w:tcW w:type="dxa" w:w="3024"/>
           </w:tcPr>
           <w:p>
             <w:r>
               <w:rPr>
-                <w:rFonts w:ascii="Microsoft YaHei" w:hAnsi="Microsoft YaHei" w:eastAsia="Microsoft YaHei"/>
+                <w:rFonts w:ascii="Times New Roman" w:hAnsi="Times New Roman" w:eastAsia="宋体"/>
                 <w:sz w:val="20"/>
               </w:rPr>
               <w:t>`/api/v1/cats/{catId}/comments`</w:t>
@@ -2721,12 +2778,12 @@
         </w:tc>
         <w:tc>
           <w:tcPr>
-            <w:tcW w:type="dxa" w:w="2880"/>
+            <w:tcW w:type="dxa" w:w="3024"/>
           </w:tcPr>
           <w:p>
             <w:r>
               <w:rPr>
-                <w:rFonts w:ascii="Microsoft YaHei" w:hAnsi="Microsoft YaHei" w:eastAsia="Microsoft YaHei"/>
+                <w:rFonts w:ascii="Times New Roman" w:hAnsi="Times New Roman" w:eastAsia="宋体"/>
                 <w:sz w:val="20"/>
               </w:rPr>
               <w:t>LOGIN</w:t>
@@ -2737,12 +2794,12 @@
       <w:tr>
         <w:tc>
           <w:tcPr>
-            <w:tcW w:type="dxa" w:w="2880"/>
+            <w:tcW w:type="dxa" w:w="3024"/>
           </w:tcPr>
           <w:p>
             <w:r>
               <w:rPr>
-                <w:rFonts w:ascii="Microsoft YaHei" w:hAnsi="Microsoft YaHei" w:eastAsia="Microsoft YaHei"/>
+                <w:rFonts w:ascii="Times New Roman" w:hAnsi="Times New Roman" w:eastAsia="宋体"/>
                 <w:sz w:val="20"/>
               </w:rPr>
               <w:t>DELETE</w:t>
@@ -2751,12 +2808,12 @@
         </w:tc>
         <w:tc>
           <w:tcPr>
-            <w:tcW w:type="dxa" w:w="2880"/>
+            <w:tcW w:type="dxa" w:w="3024"/>
           </w:tcPr>
           <w:p>
             <w:r>
               <w:rPr>
-                <w:rFonts w:ascii="Microsoft YaHei" w:hAnsi="Microsoft YaHei" w:eastAsia="Microsoft YaHei"/>
+                <w:rFonts w:ascii="Times New Roman" w:hAnsi="Times New Roman" w:eastAsia="宋体"/>
                 <w:sz w:val="20"/>
               </w:rPr>
               <w:t>`/api/v1/comments/{id}`</w:t>
@@ -2765,12 +2822,12 @@
         </w:tc>
         <w:tc>
           <w:tcPr>
-            <w:tcW w:type="dxa" w:w="2880"/>
+            <w:tcW w:type="dxa" w:w="3024"/>
           </w:tcPr>
           <w:p>
             <w:r>
               <w:rPr>
-                <w:rFonts w:ascii="Microsoft YaHei" w:hAnsi="Microsoft YaHei" w:eastAsia="Microsoft YaHei"/>
+                <w:rFonts w:ascii="Times New Roman" w:hAnsi="Times New Roman" w:eastAsia="宋体"/>
                 <w:sz w:val="20"/>
               </w:rPr>
               <w:t>LOGIN（本人或ADMIN）</w:t>
@@ -2796,44 +2853,48 @@
     <w:p>
       <w:r>
         <w:rPr>
-          <w:rFonts w:ascii="Microsoft YaHei" w:hAnsi="Microsoft YaHei" w:eastAsia="Microsoft YaHei"/>
-          <w:sz w:val="22"/>
+          <w:rFonts w:ascii="Times New Roman" w:hAnsi="Times New Roman" w:eastAsia="宋体"/>
+          <w:sz w:val="24"/>
         </w:rPr>
       </w:r>
       <w:r>
         <w:rPr>
-          <w:rFonts w:ascii="Microsoft YaHei" w:hAnsi="Microsoft YaHei" w:eastAsia="Microsoft YaHei"/>
+          <w:rFonts w:ascii="Times New Roman" w:hAnsi="Times New Roman" w:eastAsia="宋体"/>
           <w:b/>
-          <w:sz w:val="22"/>
+          <w:sz w:val="24"/>
         </w:rPr>
         <w:t>此模块为系统的核心算法模块，详细描述见第 3.10 节。</w:t>
       </w:r>
       <w:r>
         <w:rPr>
-          <w:rFonts w:ascii="Microsoft YaHei" w:hAnsi="Microsoft YaHei" w:eastAsia="Microsoft YaHei"/>
-          <w:sz w:val="22"/>
+          <w:rFonts w:ascii="Times New Roman" w:hAnsi="Times New Roman" w:eastAsia="宋体"/>
+          <w:sz w:val="24"/>
         </w:rPr>
       </w:r>
     </w:p>
     <w:p>
+      <w:pPr>
+        <w:ind w:firstLine="0"/>
+        <w:jc w:val="center"/>
+      </w:pPr>
       <w:r>
         <w:rPr>
-          <w:rFonts w:ascii="Microsoft YaHei" w:hAnsi="Microsoft YaHei" w:eastAsia="Microsoft YaHei"/>
-          <w:sz w:val="22"/>
+          <w:rFonts w:ascii="Times New Roman" w:hAnsi="Times New Roman" w:eastAsia="宋体"/>
+          <w:sz w:val="24"/>
         </w:rPr>
       </w:r>
       <w:r>
         <w:rPr>
-          <w:rFonts w:ascii="Microsoft YaHei" w:hAnsi="Microsoft YaHei" w:eastAsia="Microsoft YaHei"/>
+          <w:rFonts w:ascii="Times New Roman" w:hAnsi="Times New Roman" w:eastAsia="宋体"/>
           <w:b/>
-          <w:sz w:val="22"/>
+          <w:sz w:val="24"/>
         </w:rPr>
-        <w:t>表7 接口清单（M6 算法推荐模块）</w:t>
+        <w:t>表3-6 接口清单（M6 算法推荐模块）</w:t>
       </w:r>
       <w:r>
         <w:rPr>
-          <w:rFonts w:ascii="Microsoft YaHei" w:hAnsi="Microsoft YaHei" w:eastAsia="Microsoft YaHei"/>
-          <w:sz w:val="22"/>
+          <w:rFonts w:ascii="Times New Roman" w:hAnsi="Times New Roman" w:eastAsia="宋体"/>
+          <w:sz w:val="24"/>
         </w:rPr>
       </w:r>
     </w:p>
@@ -2845,19 +2906,19 @@
         <w:tblLook w:firstColumn="1" w:firstRow="1" w:lastColumn="0" w:lastRow="0" w:noHBand="0" w:noVBand="1" w:val="04A0"/>
       </w:tblPr>
       <w:tblGrid>
-        <w:gridCol w:w="2880"/>
-        <w:gridCol w:w="2880"/>
-        <w:gridCol w:w="2880"/>
+        <w:gridCol w:w="3024"/>
+        <w:gridCol w:w="3024"/>
+        <w:gridCol w:w="3024"/>
       </w:tblGrid>
       <w:tr>
         <w:tc>
           <w:tcPr>
-            <w:tcW w:type="dxa" w:w="2880"/>
+            <w:tcW w:type="dxa" w:w="3024"/>
           </w:tcPr>
           <w:p>
             <w:r>
               <w:rPr>
-                <w:rFonts w:ascii="Microsoft YaHei" w:hAnsi="Microsoft YaHei" w:eastAsia="Microsoft YaHei"/>
+                <w:rFonts w:ascii="Times New Roman" w:hAnsi="Times New Roman" w:eastAsia="宋体"/>
                 <w:b/>
                 <w:sz w:val="20"/>
               </w:rPr>
@@ -2867,12 +2928,12 @@
         </w:tc>
         <w:tc>
           <w:tcPr>
-            <w:tcW w:type="dxa" w:w="2880"/>
+            <w:tcW w:type="dxa" w:w="3024"/>
           </w:tcPr>
           <w:p>
             <w:r>
               <w:rPr>
-                <w:rFonts w:ascii="Microsoft YaHei" w:hAnsi="Microsoft YaHei" w:eastAsia="Microsoft YaHei"/>
+                <w:rFonts w:ascii="Times New Roman" w:hAnsi="Times New Roman" w:eastAsia="宋体"/>
                 <w:b/>
                 <w:sz w:val="20"/>
               </w:rPr>
@@ -2882,12 +2943,12 @@
         </w:tc>
         <w:tc>
           <w:tcPr>
-            <w:tcW w:type="dxa" w:w="2880"/>
+            <w:tcW w:type="dxa" w:w="3024"/>
           </w:tcPr>
           <w:p>
             <w:r>
               <w:rPr>
-                <w:rFonts w:ascii="Microsoft YaHei" w:hAnsi="Microsoft YaHei" w:eastAsia="Microsoft YaHei"/>
+                <w:rFonts w:ascii="Times New Roman" w:hAnsi="Times New Roman" w:eastAsia="宋体"/>
                 <w:b/>
                 <w:sz w:val="20"/>
               </w:rPr>
@@ -2899,12 +2960,12 @@
       <w:tr>
         <w:tc>
           <w:tcPr>
-            <w:tcW w:type="dxa" w:w="2880"/>
+            <w:tcW w:type="dxa" w:w="3024"/>
           </w:tcPr>
           <w:p>
             <w:r>
               <w:rPr>
-                <w:rFonts w:ascii="Microsoft YaHei" w:hAnsi="Microsoft YaHei" w:eastAsia="Microsoft YaHei"/>
+                <w:rFonts w:ascii="Times New Roman" w:hAnsi="Times New Roman" w:eastAsia="宋体"/>
                 <w:sz w:val="20"/>
               </w:rPr>
               <w:t>GET</w:t>
@@ -2913,12 +2974,12 @@
         </w:tc>
         <w:tc>
           <w:tcPr>
-            <w:tcW w:type="dxa" w:w="2880"/>
+            <w:tcW w:type="dxa" w:w="3024"/>
           </w:tcPr>
           <w:p>
             <w:r>
               <w:rPr>
-                <w:rFonts w:ascii="Microsoft YaHei" w:hAnsi="Microsoft YaHei" w:eastAsia="Microsoft YaHei"/>
+                <w:rFonts w:ascii="Times New Roman" w:hAnsi="Times New Roman" w:eastAsia="宋体"/>
                 <w:sz w:val="20"/>
               </w:rPr>
               <w:t>`/api/v1/cats/{catId}/recommend`</w:t>
@@ -2927,12 +2988,12 @@
         </w:tc>
         <w:tc>
           <w:tcPr>
-            <w:tcW w:type="dxa" w:w="2880"/>
+            <w:tcW w:type="dxa" w:w="3024"/>
           </w:tcPr>
           <w:p>
             <w:r>
               <w:rPr>
-                <w:rFonts w:ascii="Microsoft YaHei" w:hAnsi="Microsoft YaHei" w:eastAsia="Microsoft YaHei"/>
+                <w:rFonts w:ascii="Times New Roman" w:hAnsi="Times New Roman" w:eastAsia="宋体"/>
                 <w:sz w:val="20"/>
               </w:rPr>
               <w:t>ALL</w:t>
@@ -2961,8 +3022,8 @@
     <w:p>
       <w:r>
         <w:rPr>
-          <w:rFonts w:ascii="Microsoft YaHei" w:hAnsi="Microsoft YaHei" w:eastAsia="Microsoft YaHei"/>
-          <w:sz w:val="22"/>
+          <w:rFonts w:ascii="Times New Roman" w:hAnsi="Times New Roman" w:eastAsia="宋体"/>
+          <w:sz w:val="24"/>
         </w:rPr>
         <w:t>用户关注/取消关注猫咪，查看已关注列表。</w:t>
       </w:r>
@@ -2978,8 +3039,8 @@
     <w:p>
       <w:r>
         <w:rPr>
-          <w:rFonts w:ascii="Microsoft YaHei" w:hAnsi="Microsoft YaHei" w:eastAsia="Microsoft YaHei"/>
-          <w:sz w:val="22"/>
+          <w:rFonts w:ascii="Times New Roman" w:hAnsi="Times New Roman" w:eastAsia="宋体"/>
+          <w:sz w:val="24"/>
         </w:rPr>
         <w:t>关注操作 ≤ 200ms。</w:t>
       </w:r>
@@ -2995,8 +3056,8 @@
     <w:p>
       <w:r>
         <w:rPr>
-          <w:rFonts w:ascii="Microsoft YaHei" w:hAnsi="Microsoft YaHei" w:eastAsia="Microsoft YaHei"/>
-          <w:sz w:val="22"/>
+          <w:rFonts w:ascii="Times New Roman" w:hAnsi="Times New Roman" w:eastAsia="宋体"/>
+          <w:sz w:val="24"/>
         </w:rPr>
         <w:t>猫咪 ID、用户 ID（从 Token 解析）</w:t>
       </w:r>
@@ -3012,8 +3073,8 @@
     <w:p>
       <w:r>
         <w:rPr>
-          <w:rFonts w:ascii="Microsoft YaHei" w:hAnsi="Microsoft YaHei" w:eastAsia="Microsoft YaHei"/>
-          <w:sz w:val="22"/>
+          <w:rFonts w:ascii="Times New Roman" w:hAnsi="Times New Roman" w:eastAsia="宋体"/>
+          <w:sz w:val="24"/>
         </w:rPr>
         <w:t>关注状态、已关注猫咪列表</w:t>
       </w:r>
@@ -3032,28 +3093,39 @@
       </w:pPr>
       <w:r>
         <w:rPr>
-          <w:rFonts w:ascii="Consolas" w:hAnsi="Consolas"/>
+          <w:rFonts w:ascii="Courier New" w:hAnsi="Courier New"/>
           <w:color w:val="646464"/>
           <w:sz w:val="18"/>
         </w:rPr>
-        <w:t>POST /cats/{catId}/follow</w:t>
+        <w:t>POST   /cats/{catId}/follow    → 校验登录 → 检查唯一约束 → INSERT → 更新热度</w:t>
         <w:br/>
-        <w:t xml:space="preserve">  1. 校验登录状态</w:t>
-        <w:br/>
-        <w:t xml:space="preserve">  2. 检查 cat_follow 唯一约束（每人每猫仅一次）</w:t>
-        <w:br/>
-        <w:t xml:space="preserve">  3. 插入关注记录</w:t>
-        <w:br/>
-        <w:t xml:space="preserve">  4. 更新 cat 热度统计</w:t>
-        <w:br/>
-        <w:br/>
-        <w:t>DELETE /cats/{catId}/follow</w:t>
-        <w:br/>
-        <w:t xml:space="preserve">  1. 校验登录状态</w:t>
-        <w:br/>
-        <w:t xml:space="preserve">  2. 删除对应关注记录</w:t>
-        <w:br/>
-        <w:t xml:space="preserve">  3. 更新热度统计</w:t>
+        <w:t>DELETE /cats/{catId}/follow    → 校验登录 → DELETE → 更新热度</w:t>
+      </w:r>
+    </w:p>
+    <w:p>
+      <w:pPr>
+        <w:ind w:firstLine="0"/>
+        <w:jc w:val="center"/>
+      </w:pPr>
+      <w:r>
+        <w:rPr>
+          <w:rFonts w:ascii="Times New Roman" w:hAnsi="Times New Roman" w:eastAsia="宋体"/>
+          <w:sz w:val="24"/>
+        </w:rPr>
+      </w:r>
+      <w:r>
+        <w:rPr>
+          <w:rFonts w:ascii="Times New Roman" w:hAnsi="Times New Roman" w:eastAsia="宋体"/>
+          <w:b/>
+          <w:sz w:val="24"/>
+        </w:rPr>
+        <w:t>图3-6 关注管理流程图</w:t>
+      </w:r>
+      <w:r>
+        <w:rPr>
+          <w:rFonts w:ascii="Times New Roman" w:hAnsi="Times New Roman" w:eastAsia="宋体"/>
+          <w:sz w:val="24"/>
+        </w:rPr>
       </w:r>
     </w:p>
     <w:p>
@@ -3104,24 +3176,28 @@
       </w:r>
     </w:p>
     <w:p>
+      <w:pPr>
+        <w:ind w:firstLine="0"/>
+        <w:jc w:val="center"/>
+      </w:pPr>
       <w:r>
         <w:rPr>
-          <w:rFonts w:ascii="Microsoft YaHei" w:hAnsi="Microsoft YaHei" w:eastAsia="Microsoft YaHei"/>
-          <w:sz w:val="22"/>
+          <w:rFonts w:ascii="Times New Roman" w:hAnsi="Times New Roman" w:eastAsia="宋体"/>
+          <w:sz w:val="24"/>
         </w:rPr>
       </w:r>
       <w:r>
         <w:rPr>
-          <w:rFonts w:ascii="Microsoft YaHei" w:hAnsi="Microsoft YaHei" w:eastAsia="Microsoft YaHei"/>
+          <w:rFonts w:ascii="Times New Roman" w:hAnsi="Times New Roman" w:eastAsia="宋体"/>
           <w:b/>
-          <w:sz w:val="22"/>
+          <w:sz w:val="24"/>
         </w:rPr>
-        <w:t>表8 接口清单（M7 关注管理模块）</w:t>
+        <w:t>表3-7 接口清单（M7 关注管理模块）</w:t>
       </w:r>
       <w:r>
         <w:rPr>
-          <w:rFonts w:ascii="Microsoft YaHei" w:hAnsi="Microsoft YaHei" w:eastAsia="Microsoft YaHei"/>
-          <w:sz w:val="22"/>
+          <w:rFonts w:ascii="Times New Roman" w:hAnsi="Times New Roman" w:eastAsia="宋体"/>
+          <w:sz w:val="24"/>
         </w:rPr>
       </w:r>
     </w:p>
@@ -3133,19 +3209,19 @@
         <w:tblLook w:firstColumn="1" w:firstRow="1" w:lastColumn="0" w:lastRow="0" w:noHBand="0" w:noVBand="1" w:val="04A0"/>
       </w:tblPr>
       <w:tblGrid>
-        <w:gridCol w:w="2880"/>
-        <w:gridCol w:w="2880"/>
-        <w:gridCol w:w="2880"/>
+        <w:gridCol w:w="3024"/>
+        <w:gridCol w:w="3024"/>
+        <w:gridCol w:w="3024"/>
       </w:tblGrid>
       <w:tr>
         <w:tc>
           <w:tcPr>
-            <w:tcW w:type="dxa" w:w="2880"/>
+            <w:tcW w:type="dxa" w:w="3024"/>
           </w:tcPr>
           <w:p>
             <w:r>
               <w:rPr>
-                <w:rFonts w:ascii="Microsoft YaHei" w:hAnsi="Microsoft YaHei" w:eastAsia="Microsoft YaHei"/>
+                <w:rFonts w:ascii="Times New Roman" w:hAnsi="Times New Roman" w:eastAsia="宋体"/>
                 <w:b/>
                 <w:sz w:val="20"/>
               </w:rPr>
@@ -3155,12 +3231,12 @@
         </w:tc>
         <w:tc>
           <w:tcPr>
-            <w:tcW w:type="dxa" w:w="2880"/>
+            <w:tcW w:type="dxa" w:w="3024"/>
           </w:tcPr>
           <w:p>
             <w:r>
               <w:rPr>
-                <w:rFonts w:ascii="Microsoft YaHei" w:hAnsi="Microsoft YaHei" w:eastAsia="Microsoft YaHei"/>
+                <w:rFonts w:ascii="Times New Roman" w:hAnsi="Times New Roman" w:eastAsia="宋体"/>
                 <w:b/>
                 <w:sz w:val="20"/>
               </w:rPr>
@@ -3170,12 +3246,12 @@
         </w:tc>
         <w:tc>
           <w:tcPr>
-            <w:tcW w:type="dxa" w:w="2880"/>
+            <w:tcW w:type="dxa" w:w="3024"/>
           </w:tcPr>
           <w:p>
             <w:r>
               <w:rPr>
-                <w:rFonts w:ascii="Microsoft YaHei" w:hAnsi="Microsoft YaHei" w:eastAsia="Microsoft YaHei"/>
+                <w:rFonts w:ascii="Times New Roman" w:hAnsi="Times New Roman" w:eastAsia="宋体"/>
                 <w:b/>
                 <w:sz w:val="20"/>
               </w:rPr>
@@ -3187,12 +3263,12 @@
       <w:tr>
         <w:tc>
           <w:tcPr>
-            <w:tcW w:type="dxa" w:w="2880"/>
+            <w:tcW w:type="dxa" w:w="3024"/>
           </w:tcPr>
           <w:p>
             <w:r>
               <w:rPr>
-                <w:rFonts w:ascii="Microsoft YaHei" w:hAnsi="Microsoft YaHei" w:eastAsia="Microsoft YaHei"/>
+                <w:rFonts w:ascii="Times New Roman" w:hAnsi="Times New Roman" w:eastAsia="宋体"/>
                 <w:sz w:val="20"/>
               </w:rPr>
               <w:t>POST</w:t>
@@ -3201,12 +3277,12 @@
         </w:tc>
         <w:tc>
           <w:tcPr>
-            <w:tcW w:type="dxa" w:w="2880"/>
+            <w:tcW w:type="dxa" w:w="3024"/>
           </w:tcPr>
           <w:p>
             <w:r>
               <w:rPr>
-                <w:rFonts w:ascii="Microsoft YaHei" w:hAnsi="Microsoft YaHei" w:eastAsia="Microsoft YaHei"/>
+                <w:rFonts w:ascii="Times New Roman" w:hAnsi="Times New Roman" w:eastAsia="宋体"/>
                 <w:sz w:val="20"/>
               </w:rPr>
               <w:t>`/api/v1/cats/{catId}/follow`</w:t>
@@ -3215,12 +3291,12 @@
         </w:tc>
         <w:tc>
           <w:tcPr>
-            <w:tcW w:type="dxa" w:w="2880"/>
+            <w:tcW w:type="dxa" w:w="3024"/>
           </w:tcPr>
           <w:p>
             <w:r>
               <w:rPr>
-                <w:rFonts w:ascii="Microsoft YaHei" w:hAnsi="Microsoft YaHei" w:eastAsia="Microsoft YaHei"/>
+                <w:rFonts w:ascii="Times New Roman" w:hAnsi="Times New Roman" w:eastAsia="宋体"/>
                 <w:sz w:val="20"/>
               </w:rPr>
               <w:t>LOGIN</w:t>
@@ -3231,12 +3307,12 @@
       <w:tr>
         <w:tc>
           <w:tcPr>
-            <w:tcW w:type="dxa" w:w="2880"/>
+            <w:tcW w:type="dxa" w:w="3024"/>
           </w:tcPr>
           <w:p>
             <w:r>
               <w:rPr>
-                <w:rFonts w:ascii="Microsoft YaHei" w:hAnsi="Microsoft YaHei" w:eastAsia="Microsoft YaHei"/>
+                <w:rFonts w:ascii="Times New Roman" w:hAnsi="Times New Roman" w:eastAsia="宋体"/>
                 <w:sz w:val="20"/>
               </w:rPr>
               <w:t>DELETE</w:t>
@@ -3245,12 +3321,12 @@
         </w:tc>
         <w:tc>
           <w:tcPr>
-            <w:tcW w:type="dxa" w:w="2880"/>
+            <w:tcW w:type="dxa" w:w="3024"/>
           </w:tcPr>
           <w:p>
             <w:r>
               <w:rPr>
-                <w:rFonts w:ascii="Microsoft YaHei" w:hAnsi="Microsoft YaHei" w:eastAsia="Microsoft YaHei"/>
+                <w:rFonts w:ascii="Times New Roman" w:hAnsi="Times New Roman" w:eastAsia="宋体"/>
                 <w:sz w:val="20"/>
               </w:rPr>
               <w:t>`/api/v1/cats/{catId}/follow`</w:t>
@@ -3259,12 +3335,12 @@
         </w:tc>
         <w:tc>
           <w:tcPr>
-            <w:tcW w:type="dxa" w:w="2880"/>
+            <w:tcW w:type="dxa" w:w="3024"/>
           </w:tcPr>
           <w:p>
             <w:r>
               <w:rPr>
-                <w:rFonts w:ascii="Microsoft YaHei" w:hAnsi="Microsoft YaHei" w:eastAsia="Microsoft YaHei"/>
+                <w:rFonts w:ascii="Times New Roman" w:hAnsi="Times New Roman" w:eastAsia="宋体"/>
                 <w:sz w:val="20"/>
               </w:rPr>
               <w:t>LOGIN</w:t>
@@ -3275,12 +3351,12 @@
       <w:tr>
         <w:tc>
           <w:tcPr>
-            <w:tcW w:type="dxa" w:w="2880"/>
+            <w:tcW w:type="dxa" w:w="3024"/>
           </w:tcPr>
           <w:p>
             <w:r>
               <w:rPr>
-                <w:rFonts w:ascii="Microsoft YaHei" w:hAnsi="Microsoft YaHei" w:eastAsia="Microsoft YaHei"/>
+                <w:rFonts w:ascii="Times New Roman" w:hAnsi="Times New Roman" w:eastAsia="宋体"/>
                 <w:sz w:val="20"/>
               </w:rPr>
               <w:t>GET</w:t>
@@ -3289,12 +3365,12 @@
         </w:tc>
         <w:tc>
           <w:tcPr>
-            <w:tcW w:type="dxa" w:w="2880"/>
+            <w:tcW w:type="dxa" w:w="3024"/>
           </w:tcPr>
           <w:p>
             <w:r>
               <w:rPr>
-                <w:rFonts w:ascii="Microsoft YaHei" w:hAnsi="Microsoft YaHei" w:eastAsia="Microsoft YaHei"/>
+                <w:rFonts w:ascii="Times New Roman" w:hAnsi="Times New Roman" w:eastAsia="宋体"/>
                 <w:sz w:val="20"/>
               </w:rPr>
               <w:t>`/api/v1/user/follows`</w:t>
@@ -3303,12 +3379,12 @@
         </w:tc>
         <w:tc>
           <w:tcPr>
-            <w:tcW w:type="dxa" w:w="2880"/>
+            <w:tcW w:type="dxa" w:w="3024"/>
           </w:tcPr>
           <w:p>
             <w:r>
               <w:rPr>
-                <w:rFonts w:ascii="Microsoft YaHei" w:hAnsi="Microsoft YaHei" w:eastAsia="Microsoft YaHei"/>
+                <w:rFonts w:ascii="Times New Roman" w:hAnsi="Times New Roman" w:eastAsia="宋体"/>
                 <w:sz w:val="20"/>
               </w:rPr>
               <w:t>LOGIN</w:t>
@@ -3319,12 +3395,12 @@
       <w:tr>
         <w:tc>
           <w:tcPr>
-            <w:tcW w:type="dxa" w:w="2880"/>
+            <w:tcW w:type="dxa" w:w="3024"/>
           </w:tcPr>
           <w:p>
             <w:r>
               <w:rPr>
-                <w:rFonts w:ascii="Microsoft YaHei" w:hAnsi="Microsoft YaHei" w:eastAsia="Microsoft YaHei"/>
+                <w:rFonts w:ascii="Times New Roman" w:hAnsi="Times New Roman" w:eastAsia="宋体"/>
                 <w:sz w:val="20"/>
               </w:rPr>
               <w:t>GET</w:t>
@@ -3333,12 +3409,12 @@
         </w:tc>
         <w:tc>
           <w:tcPr>
-            <w:tcW w:type="dxa" w:w="2880"/>
+            <w:tcW w:type="dxa" w:w="3024"/>
           </w:tcPr>
           <w:p>
             <w:r>
               <w:rPr>
-                <w:rFonts w:ascii="Microsoft YaHei" w:hAnsi="Microsoft YaHei" w:eastAsia="Microsoft YaHei"/>
+                <w:rFonts w:ascii="Times New Roman" w:hAnsi="Times New Roman" w:eastAsia="宋体"/>
                 <w:sz w:val="20"/>
               </w:rPr>
               <w:t>`/api/v1/cats/{catId}/follow/status`</w:t>
@@ -3347,12 +3423,12 @@
         </w:tc>
         <w:tc>
           <w:tcPr>
-            <w:tcW w:type="dxa" w:w="2880"/>
+            <w:tcW w:type="dxa" w:w="3024"/>
           </w:tcPr>
           <w:p>
             <w:r>
               <w:rPr>
-                <w:rFonts w:ascii="Microsoft YaHei" w:hAnsi="Microsoft YaHei" w:eastAsia="Microsoft YaHei"/>
+                <w:rFonts w:ascii="Times New Roman" w:hAnsi="Times New Roman" w:eastAsia="宋体"/>
                 <w:sz w:val="20"/>
               </w:rPr>
               <w:t>LOGIN</w:t>
@@ -3386,8 +3462,8 @@
     <w:p>
       <w:r>
         <w:rPr>
-          <w:rFonts w:ascii="Microsoft YaHei" w:hAnsi="Microsoft YaHei" w:eastAsia="Microsoft YaHei"/>
-          <w:sz w:val="22"/>
+          <w:rFonts w:ascii="Times New Roman" w:hAnsi="Times New Roman" w:eastAsia="宋体"/>
+          <w:sz w:val="24"/>
         </w:rPr>
         <w:t>用户给猫咪 1-5 星评分，统计平均分和评分人数。</w:t>
       </w:r>
@@ -3403,8 +3479,8 @@
     <w:p>
       <w:r>
         <w:rPr>
-          <w:rFonts w:ascii="Microsoft YaHei" w:hAnsi="Microsoft YaHei" w:eastAsia="Microsoft YaHei"/>
-          <w:sz w:val="22"/>
+          <w:rFonts w:ascii="Times New Roman" w:hAnsi="Times New Roman" w:eastAsia="宋体"/>
+          <w:sz w:val="24"/>
         </w:rPr>
         <w:t>评分操作 ≤ 200ms。</w:t>
       </w:r>
@@ -3420,8 +3496,8 @@
     <w:p>
       <w:r>
         <w:rPr>
-          <w:rFonts w:ascii="Microsoft YaHei" w:hAnsi="Microsoft YaHei" w:eastAsia="Microsoft YaHei"/>
-          <w:sz w:val="22"/>
+          <w:rFonts w:ascii="Times New Roman" w:hAnsi="Times New Roman" w:eastAsia="宋体"/>
+          <w:sz w:val="24"/>
         </w:rPr>
         <w:t>猫咪 ID、r1~r5（五维各 1-5 整数）</w:t>
       </w:r>
@@ -3437,8 +3513,8 @@
     <w:p>
       <w:r>
         <w:rPr>
-          <w:rFonts w:ascii="Microsoft YaHei" w:hAnsi="Microsoft YaHei" w:eastAsia="Microsoft YaHei"/>
-          <w:sz w:val="22"/>
+          <w:rFonts w:ascii="Times New Roman" w:hAnsi="Times New Roman" w:eastAsia="宋体"/>
+          <w:sz w:val="24"/>
         </w:rPr>
         <w:t>评分结果、猫咪评分统计（平均分、评分人数）</w:t>
       </w:r>
@@ -3457,23 +3533,37 @@
       </w:pPr>
       <w:r>
         <w:rPr>
-          <w:rFonts w:ascii="Consolas" w:hAnsi="Consolas"/>
+          <w:rFonts w:ascii="Courier New" w:hAnsi="Courier New"/>
           <w:color w:val="646464"/>
           <w:sz w:val="18"/>
         </w:rPr>
-        <w:t>POST /cats/{catId}/rating</w:t>
-        <w:br/>
-        <w:t xml:space="preserve">  1. 校验登录状态</w:t>
-        <w:br/>
-        <w:t xml:space="preserve">  2. 校验各维度评分值在 1-5 范围内</w:t>
-        <w:br/>
-        <w:t xml:space="preserve">  3. 检查 cat_rating 是否已有该用户评分</w:t>
-        <w:br/>
-        <w:t xml:space="preserve">     - 已有：更新 rating 值</w:t>
-        <w:br/>
-        <w:t xml:space="preserve">     - 未有：插入新记录</w:t>
-        <w:br/>
-        <w:t xml:space="preserve">  4. 重新计算猫咪平均分 avgRating</w:t>
+        <w:t>POST /cats/{catId}/rating → 校验登录 → 校验评分范围(1-5) → 已有则UPDATE，未有则INSERT → 重算平均分</w:t>
+      </w:r>
+    </w:p>
+    <w:p>
+      <w:pPr>
+        <w:ind w:firstLine="0"/>
+        <w:jc w:val="center"/>
+      </w:pPr>
+      <w:r>
+        <w:rPr>
+          <w:rFonts w:ascii="Times New Roman" w:hAnsi="Times New Roman" w:eastAsia="宋体"/>
+          <w:sz w:val="24"/>
+        </w:rPr>
+      </w:r>
+      <w:r>
+        <w:rPr>
+          <w:rFonts w:ascii="Times New Roman" w:hAnsi="Times New Roman" w:eastAsia="宋体"/>
+          <w:b/>
+          <w:sz w:val="24"/>
+        </w:rPr>
+        <w:t>图3-7 评分管理流程图</w:t>
+      </w:r>
+      <w:r>
+        <w:rPr>
+          <w:rFonts w:ascii="Times New Roman" w:hAnsi="Times New Roman" w:eastAsia="宋体"/>
+          <w:sz w:val="24"/>
+        </w:rPr>
       </w:r>
     </w:p>
     <w:p>
@@ -3524,24 +3614,28 @@
       </w:r>
     </w:p>
     <w:p>
+      <w:pPr>
+        <w:ind w:firstLine="0"/>
+        <w:jc w:val="center"/>
+      </w:pPr>
       <w:r>
         <w:rPr>
-          <w:rFonts w:ascii="Microsoft YaHei" w:hAnsi="Microsoft YaHei" w:eastAsia="Microsoft YaHei"/>
-          <w:sz w:val="22"/>
+          <w:rFonts w:ascii="Times New Roman" w:hAnsi="Times New Roman" w:eastAsia="宋体"/>
+          <w:sz w:val="24"/>
         </w:rPr>
       </w:r>
       <w:r>
         <w:rPr>
-          <w:rFonts w:ascii="Microsoft YaHei" w:hAnsi="Microsoft YaHei" w:eastAsia="Microsoft YaHei"/>
+          <w:rFonts w:ascii="Times New Roman" w:hAnsi="Times New Roman" w:eastAsia="宋体"/>
           <w:b/>
-          <w:sz w:val="22"/>
+          <w:sz w:val="24"/>
         </w:rPr>
-        <w:t>表9 接口清单（M8 评分管理模块）</w:t>
+        <w:t>表3-8 接口清单（M8 评分管理模块）</w:t>
       </w:r>
       <w:r>
         <w:rPr>
-          <w:rFonts w:ascii="Microsoft YaHei" w:hAnsi="Microsoft YaHei" w:eastAsia="Microsoft YaHei"/>
-          <w:sz w:val="22"/>
+          <w:rFonts w:ascii="Times New Roman" w:hAnsi="Times New Roman" w:eastAsia="宋体"/>
+          <w:sz w:val="24"/>
         </w:rPr>
       </w:r>
     </w:p>
@@ -3553,19 +3647,19 @@
         <w:tblLook w:firstColumn="1" w:firstRow="1" w:lastColumn="0" w:lastRow="0" w:noHBand="0" w:noVBand="1" w:val="04A0"/>
       </w:tblPr>
       <w:tblGrid>
-        <w:gridCol w:w="2880"/>
-        <w:gridCol w:w="2880"/>
-        <w:gridCol w:w="2880"/>
+        <w:gridCol w:w="3024"/>
+        <w:gridCol w:w="3024"/>
+        <w:gridCol w:w="3024"/>
       </w:tblGrid>
       <w:tr>
         <w:tc>
           <w:tcPr>
-            <w:tcW w:type="dxa" w:w="2880"/>
+            <w:tcW w:type="dxa" w:w="3024"/>
           </w:tcPr>
           <w:p>
             <w:r>
               <w:rPr>
-                <w:rFonts w:ascii="Microsoft YaHei" w:hAnsi="Microsoft YaHei" w:eastAsia="Microsoft YaHei"/>
+                <w:rFonts w:ascii="Times New Roman" w:hAnsi="Times New Roman" w:eastAsia="宋体"/>
                 <w:b/>
                 <w:sz w:val="20"/>
               </w:rPr>
@@ -3575,12 +3669,12 @@
         </w:tc>
         <w:tc>
           <w:tcPr>
-            <w:tcW w:type="dxa" w:w="2880"/>
+            <w:tcW w:type="dxa" w:w="3024"/>
           </w:tcPr>
           <w:p>
             <w:r>
               <w:rPr>
-                <w:rFonts w:ascii="Microsoft YaHei" w:hAnsi="Microsoft YaHei" w:eastAsia="Microsoft YaHei"/>
+                <w:rFonts w:ascii="Times New Roman" w:hAnsi="Times New Roman" w:eastAsia="宋体"/>
                 <w:b/>
                 <w:sz w:val="20"/>
               </w:rPr>
@@ -3590,12 +3684,12 @@
         </w:tc>
         <w:tc>
           <w:tcPr>
-            <w:tcW w:type="dxa" w:w="2880"/>
+            <w:tcW w:type="dxa" w:w="3024"/>
           </w:tcPr>
           <w:p>
             <w:r>
               <w:rPr>
-                <w:rFonts w:ascii="Microsoft YaHei" w:hAnsi="Microsoft YaHei" w:eastAsia="Microsoft YaHei"/>
+                <w:rFonts w:ascii="Times New Roman" w:hAnsi="Times New Roman" w:eastAsia="宋体"/>
                 <w:b/>
                 <w:sz w:val="20"/>
               </w:rPr>
@@ -3607,12 +3701,12 @@
       <w:tr>
         <w:tc>
           <w:tcPr>
-            <w:tcW w:type="dxa" w:w="2880"/>
+            <w:tcW w:type="dxa" w:w="3024"/>
           </w:tcPr>
           <w:p>
             <w:r>
               <w:rPr>
-                <w:rFonts w:ascii="Microsoft YaHei" w:hAnsi="Microsoft YaHei" w:eastAsia="Microsoft YaHei"/>
+                <w:rFonts w:ascii="Times New Roman" w:hAnsi="Times New Roman" w:eastAsia="宋体"/>
                 <w:sz w:val="20"/>
               </w:rPr>
               <w:t>POST</w:t>
@@ -3621,12 +3715,12 @@
         </w:tc>
         <w:tc>
           <w:tcPr>
-            <w:tcW w:type="dxa" w:w="2880"/>
+            <w:tcW w:type="dxa" w:w="3024"/>
           </w:tcPr>
           <w:p>
             <w:r>
               <w:rPr>
-                <w:rFonts w:ascii="Microsoft YaHei" w:hAnsi="Microsoft YaHei" w:eastAsia="Microsoft YaHei"/>
+                <w:rFonts w:ascii="Times New Roman" w:hAnsi="Times New Roman" w:eastAsia="宋体"/>
                 <w:sz w:val="20"/>
               </w:rPr>
               <w:t>`/api/v1/cats/{catId}/rating`</w:t>
@@ -3635,12 +3729,12 @@
         </w:tc>
         <w:tc>
           <w:tcPr>
-            <w:tcW w:type="dxa" w:w="2880"/>
+            <w:tcW w:type="dxa" w:w="3024"/>
           </w:tcPr>
           <w:p>
             <w:r>
               <w:rPr>
-                <w:rFonts w:ascii="Microsoft YaHei" w:hAnsi="Microsoft YaHei" w:eastAsia="Microsoft YaHei"/>
+                <w:rFonts w:ascii="Times New Roman" w:hAnsi="Times New Roman" w:eastAsia="宋体"/>
                 <w:sz w:val="20"/>
               </w:rPr>
               <w:t>LOGIN</w:t>
@@ -3651,12 +3745,12 @@
       <w:tr>
         <w:tc>
           <w:tcPr>
-            <w:tcW w:type="dxa" w:w="2880"/>
+            <w:tcW w:type="dxa" w:w="3024"/>
           </w:tcPr>
           <w:p>
             <w:r>
               <w:rPr>
-                <w:rFonts w:ascii="Microsoft YaHei" w:hAnsi="Microsoft YaHei" w:eastAsia="Microsoft YaHei"/>
+                <w:rFonts w:ascii="Times New Roman" w:hAnsi="Times New Roman" w:eastAsia="宋体"/>
                 <w:sz w:val="20"/>
               </w:rPr>
               <w:t>GET</w:t>
@@ -3665,12 +3759,12 @@
         </w:tc>
         <w:tc>
           <w:tcPr>
-            <w:tcW w:type="dxa" w:w="2880"/>
+            <w:tcW w:type="dxa" w:w="3024"/>
           </w:tcPr>
           <w:p>
             <w:r>
               <w:rPr>
-                <w:rFonts w:ascii="Microsoft YaHei" w:hAnsi="Microsoft YaHei" w:eastAsia="Microsoft YaHei"/>
+                <w:rFonts w:ascii="Times New Roman" w:hAnsi="Times New Roman" w:eastAsia="宋体"/>
                 <w:sz w:val="20"/>
               </w:rPr>
               <w:t>`/api/v1/cats/{catId}/rating`</w:t>
@@ -3679,12 +3773,12 @@
         </w:tc>
         <w:tc>
           <w:tcPr>
-            <w:tcW w:type="dxa" w:w="2880"/>
+            <w:tcW w:type="dxa" w:w="3024"/>
           </w:tcPr>
           <w:p>
             <w:r>
               <w:rPr>
-                <w:rFonts w:ascii="Microsoft YaHei" w:hAnsi="Microsoft YaHei" w:eastAsia="Microsoft YaHei"/>
+                <w:rFonts w:ascii="Times New Roman" w:hAnsi="Times New Roman" w:eastAsia="宋体"/>
                 <w:sz w:val="20"/>
               </w:rPr>
               <w:t>ALL</w:t>
@@ -3695,12 +3789,12 @@
       <w:tr>
         <w:tc>
           <w:tcPr>
-            <w:tcW w:type="dxa" w:w="2880"/>
+            <w:tcW w:type="dxa" w:w="3024"/>
           </w:tcPr>
           <w:p>
             <w:r>
               <w:rPr>
-                <w:rFonts w:ascii="Microsoft YaHei" w:hAnsi="Microsoft YaHei" w:eastAsia="Microsoft YaHei"/>
+                <w:rFonts w:ascii="Times New Roman" w:hAnsi="Times New Roman" w:eastAsia="宋体"/>
                 <w:sz w:val="20"/>
               </w:rPr>
               <w:t>GET</w:t>
@@ -3709,12 +3803,12 @@
         </w:tc>
         <w:tc>
           <w:tcPr>
-            <w:tcW w:type="dxa" w:w="2880"/>
+            <w:tcW w:type="dxa" w:w="3024"/>
           </w:tcPr>
           <w:p>
             <w:r>
               <w:rPr>
-                <w:rFonts w:ascii="Microsoft YaHei" w:hAnsi="Microsoft YaHei" w:eastAsia="Microsoft YaHei"/>
+                <w:rFonts w:ascii="Times New Roman" w:hAnsi="Times New Roman" w:eastAsia="宋体"/>
                 <w:sz w:val="20"/>
               </w:rPr>
               <w:t>`/api/v1/cats/{catId}/rating/mine`</w:t>
@@ -3723,12 +3817,12 @@
         </w:tc>
         <w:tc>
           <w:tcPr>
-            <w:tcW w:type="dxa" w:w="2880"/>
+            <w:tcW w:type="dxa" w:w="3024"/>
           </w:tcPr>
           <w:p>
             <w:r>
               <w:rPr>
-                <w:rFonts w:ascii="Microsoft YaHei" w:hAnsi="Microsoft YaHei" w:eastAsia="Microsoft YaHei"/>
+                <w:rFonts w:ascii="Times New Roman" w:hAnsi="Times New Roman" w:eastAsia="宋体"/>
                 <w:sz w:val="20"/>
               </w:rPr>
               <w:t>LOGIN</w:t>
@@ -3762,8 +3856,8 @@
     <w:p>
       <w:r>
         <w:rPr>
-          <w:rFonts w:ascii="Microsoft YaHei" w:hAnsi="Microsoft YaHei" w:eastAsia="Microsoft YaHei"/>
-          <w:sz w:val="22"/>
+          <w:rFonts w:ascii="Times New Roman" w:hAnsi="Times New Roman" w:eastAsia="宋体"/>
+          <w:sz w:val="24"/>
         </w:rPr>
         <w:t>自动记录用户行为（浏览、搜索、点赞、评分、关注、评论），为推荐算法提供热度数据源。</w:t>
       </w:r>
@@ -3779,8 +3873,8 @@
     <w:p>
       <w:r>
         <w:rPr>
-          <w:rFonts w:ascii="Microsoft YaHei" w:hAnsi="Microsoft YaHei" w:eastAsia="Microsoft YaHei"/>
-          <w:sz w:val="22"/>
+          <w:rFonts w:ascii="Times New Roman" w:hAnsi="Times New Roman" w:eastAsia="宋体"/>
+          <w:sz w:val="24"/>
         </w:rPr>
         <w:t>日志写入 ≤ 100ms，不阻塞主流程（异步写入）。</w:t>
       </w:r>
@@ -3796,8 +3890,8 @@
     <w:p>
       <w:r>
         <w:rPr>
-          <w:rFonts w:ascii="Microsoft YaHei" w:hAnsi="Microsoft YaHei" w:eastAsia="Microsoft YaHei"/>
-          <w:sz w:val="22"/>
+          <w:rFonts w:ascii="Times New Roman" w:hAnsi="Times New Roman" w:eastAsia="宋体"/>
+          <w:sz w:val="24"/>
         </w:rPr>
         <w:t>用户 ID、猫咪 ID、操作类型（VIEW / SEARCH / LIKE / RATING / FOLLOW / COMMENT）、额外信息</w:t>
       </w:r>
@@ -3813,8 +3907,8 @@
     <w:p>
       <w:r>
         <w:rPr>
-          <w:rFonts w:ascii="Microsoft YaHei" w:hAnsi="Microsoft YaHei" w:eastAsia="Microsoft YaHei"/>
-          <w:sz w:val="22"/>
+          <w:rFonts w:ascii="Times New Roman" w:hAnsi="Times New Roman" w:eastAsia="宋体"/>
+          <w:sz w:val="24"/>
         </w:rPr>
         <w:t>日志记录</w:t>
       </w:r>
@@ -3833,32 +3927,39 @@
       </w:pPr>
       <w:r>
         <w:rPr>
-          <w:rFonts w:ascii="Consolas" w:hAnsi="Consolas"/>
+          <w:rFonts w:ascii="Courier New" w:hAnsi="Courier New"/>
           <w:color w:val="646464"/>
           <w:sz w:val="18"/>
         </w:rPr>
-        <w:t>记录行为（各模块调用）</w:t>
+        <w:t>记录行为：各模块调用 LogService.record(userId, catId, action) → 异步写入 activity_log</w:t>
         <w:br/>
-        <w:t xml:space="preserve">  1. 用户在模块 M3/M4/M5/M7/M8 产生行为</w:t>
-        <w:br/>
-        <w:t xml:space="preserve">  2. 模块调用 LogService.record(userId, catId, action, extraInfo)</w:t>
-        <w:br/>
-        <w:t xml:space="preserve">  3. 异步写入 activity_log 表</w:t>
-        <w:br/>
-        <w:t xml:space="preserve">  4. 不阻塞主业务流程</w:t>
-        <w:br/>
-        <w:br/>
-        <w:t>热度统计（调度任务，每 15 分钟）</w:t>
-        <w:br/>
-        <w:t xml:space="preserve">  1. 统计各猫咪的浏览数、搜索命中数</w:t>
-        <w:br/>
-        <w:t xml:space="preserve">  2. 从 photo_like 表统计点赞数</w:t>
-        <w:br/>
-        <w:t xml:space="preserve">  3. 从 cat_follow 表统计关注数</w:t>
-        <w:br/>
-        <w:t xml:space="preserve">  4. 从 cat_rating 表统计评分均分</w:t>
-        <w:br/>
-        <w:t xml:space="preserve">  5. 缓存热度数据供推荐算法使用</w:t>
+        <w:t>热度统计：定时任务(15分钟)统计浏览/搜索/点赞/关注/评分数 → 缓存供推荐算法</w:t>
+      </w:r>
+    </w:p>
+    <w:p>
+      <w:pPr>
+        <w:ind w:firstLine="0"/>
+        <w:jc w:val="center"/>
+      </w:pPr>
+      <w:r>
+        <w:rPr>
+          <w:rFonts w:ascii="Times New Roman" w:hAnsi="Times New Roman" w:eastAsia="宋体"/>
+          <w:sz w:val="24"/>
+        </w:rPr>
+      </w:r>
+      <w:r>
+        <w:rPr>
+          <w:rFonts w:ascii="Times New Roman" w:hAnsi="Times New Roman" w:eastAsia="宋体"/>
+          <w:b/>
+          <w:sz w:val="24"/>
+        </w:rPr>
+        <w:t>图3-8 日志管理流程图</w:t>
+      </w:r>
+      <w:r>
+        <w:rPr>
+          <w:rFonts w:ascii="Times New Roman" w:hAnsi="Times New Roman" w:eastAsia="宋体"/>
+          <w:sz w:val="24"/>
+        </w:rPr>
       </w:r>
     </w:p>
     <w:p>
@@ -3924,8 +4025,8 @@
     <w:p>
       <w:r>
         <w:rPr>
-          <w:rFonts w:ascii="Microsoft YaHei" w:hAnsi="Microsoft YaHei" w:eastAsia="Microsoft YaHei"/>
-          <w:sz w:val="22"/>
+          <w:rFonts w:ascii="Times New Roman" w:hAnsi="Times New Roman" w:eastAsia="宋体"/>
+          <w:sz w:val="24"/>
         </w:rPr>
         <w:t>基于余弦相似度融合热度因子的内容推荐算法。在猫咪详情页，计算当前猫咪与其他所有猫咪的相似度，结合热度因子加权，推荐 Top-5 相似猫咪。</w:t>
       </w:r>
@@ -3944,8 +4045,8 @@
       </w:pPr>
       <w:r>
         <w:rPr>
-          <w:rFonts w:ascii="Microsoft YaHei" w:hAnsi="Microsoft YaHei" w:eastAsia="Microsoft YaHei"/>
-          <w:sz w:val="22"/>
+          <w:rFonts w:ascii="Times New Roman" w:hAnsi="Times New Roman" w:eastAsia="宋体"/>
+          <w:sz w:val="24"/>
         </w:rPr>
         <w:t>猫咪数量 ≤ 100 时，单次计算 ≤ 1s</w:t>
       </w:r>
@@ -3956,8 +4057,8 @@
       </w:pPr>
       <w:r>
         <w:rPr>
-          <w:rFonts w:ascii="Microsoft YaHei" w:hAnsi="Microsoft YaHei" w:eastAsia="Microsoft YaHei"/>
-          <w:sz w:val="22"/>
+          <w:rFonts w:ascii="Times New Roman" w:hAnsi="Times New Roman" w:eastAsia="宋体"/>
+          <w:sz w:val="24"/>
         </w:rPr>
         <w:t>特征向量预缓存，避免重复计算</w:t>
       </w:r>
@@ -3968,8 +4069,8 @@
       </w:pPr>
       <w:r>
         <w:rPr>
-          <w:rFonts w:ascii="Microsoft YaHei" w:hAnsi="Microsoft YaHei" w:eastAsia="Microsoft YaHei"/>
-          <w:sz w:val="22"/>
+          <w:rFonts w:ascii="Times New Roman" w:hAnsi="Times New Roman" w:eastAsia="宋体"/>
+          <w:sz w:val="24"/>
         </w:rPr>
         <w:t>热度因子每 15 分钟批量刷新</w:t>
       </w:r>
@@ -3988,8 +4089,8 @@
       </w:pPr>
       <w:r>
         <w:rPr>
-          <w:rFonts w:ascii="Microsoft YaHei" w:hAnsi="Microsoft YaHei" w:eastAsia="Microsoft YaHei"/>
-          <w:sz w:val="22"/>
+          <w:rFonts w:ascii="Times New Roman" w:hAnsi="Times New Roman" w:eastAsia="宋体"/>
+          <w:sz w:val="24"/>
         </w:rPr>
         <w:t>当前猫咪 ID</w:t>
       </w:r>
@@ -4000,8 +4101,8 @@
       </w:pPr>
       <w:r>
         <w:rPr>
-          <w:rFonts w:ascii="Microsoft YaHei" w:hAnsi="Microsoft YaHei" w:eastAsia="Microsoft YaHei"/>
-          <w:sz w:val="22"/>
+          <w:rFonts w:ascii="Times New Roman" w:hAnsi="Times New Roman" w:eastAsia="宋体"/>
+          <w:sz w:val="24"/>
         </w:rPr>
         <w:t>特征来源：cat 表的 colour_tags、personality_tags、location_area、gender</w:t>
       </w:r>
@@ -4012,8 +4113,8 @@
       </w:pPr>
       <w:r>
         <w:rPr>
-          <w:rFonts w:ascii="Microsoft YaHei" w:hAnsi="Microsoft YaHei" w:eastAsia="Microsoft YaHei"/>
-          <w:sz w:val="22"/>
+          <w:rFonts w:ascii="Times New Roman" w:hAnsi="Times New Roman" w:eastAsia="宋体"/>
+          <w:sz w:val="24"/>
         </w:rPr>
         <w:t>热度来源：photo_like 表（点赞数）、cat_follow 表（关注数）、cat_rating 表（评分均分）</w:t>
       </w:r>
@@ -4029,8 +4130,8 @@
     <w:p>
       <w:r>
         <w:rPr>
-          <w:rFonts w:ascii="Microsoft YaHei" w:hAnsi="Microsoft YaHei" w:eastAsia="Microsoft YaHei"/>
-          <w:sz w:val="22"/>
+          <w:rFonts w:ascii="Times New Roman" w:hAnsi="Times New Roman" w:eastAsia="宋体"/>
+          <w:sz w:val="24"/>
         </w:rPr>
         <w:t>相似猫咪 Top-5 列表，每项包含：猫咪 ID、名称、封面照片、综合推荐分数</w:t>
       </w:r>
@@ -4049,189 +4150,65 @@
       </w:pPr>
       <w:r>
         <w:rPr>
-          <w:rFonts w:ascii="Consolas" w:hAnsi="Consolas"/>
+          <w:rFonts w:ascii="Courier New" w:hAnsi="Courier New"/>
           <w:color w:val="646464"/>
           <w:sz w:val="18"/>
         </w:rPr>
         <w:t>算法：CatSimilarityAlgorithm</w:t>
         <w:br/>
-        <w:t>输入：当前猫咪ID (targetCatId)</w:t>
+        <w:t>输入：targetCatId, topN=5</w:t>
         <w:br/>
-        <w:t>输出：相似猫咪推荐列表 Top-N (默认 N=5)</w:t>
+        <w:t>输出：相似猫咪推荐列表</w:t>
         <w:br/>
         <w:br/>
-        <w:t>Step 1 — 特征提取</w:t>
+        <w:t>Step 1 — 特征向量化</w:t>
         <w:br/>
-        <w:t xml:space="preserve">  targetCat = SELECT * FROM cat WHERE id = targetCatId</w:t>
+        <w:t xml:space="preserve">  features = {colour_tags, personality_tags, location_area, gender}</w:t>
         <w:br/>
-        <w:t xml:space="preserve">  allCats = SELECT * FROM cat WHERE id != targetCatId AND status = 'ACTIVE'</w:t>
-        <w:br/>
-        <w:t xml:space="preserve">  </w:t>
-        <w:br/>
-        <w:t xml:space="preserve">  提取 targetCat 特征：</w:t>
-        <w:br/>
-        <w:t xml:space="preserve">    colourTagsSet = targetCat.colour_tags.split(';')     // 毛色标签数组</w:t>
-        <w:br/>
-        <w:t xml:space="preserve">    personalitySet = targetCat.personality_tags.split(';') // 性格标签数组</w:t>
-        <w:br/>
-        <w:t xml:space="preserve">    location = targetCat.location_area                      // 位置</w:t>
-        <w:br/>
-        <w:t xml:space="preserve">    gender = targetCat.gender                               // 性别</w:t>
+        <w:t xml:space="preserve">  vector = OneHotEncode(features)  // 将分类特征转为数值向量</w:t>
         <w:br/>
         <w:br/>
-        <w:t>Step 2 — 构建全局特征词典</w:t>
+        <w:t>Step 2 — 余弦相似度</w:t>
         <w:br/>
-        <w:t xml:space="preserve">  globalColours = 所有猫咪 colour_tags 的并集</w:t>
-        <w:br/>
-        <w:t xml:space="preserve">  globalPersonalities = 所有猫咪 personality_tags 的并集</w:t>
-        <w:br/>
-        <w:t xml:space="preserve">  globalLocations = 所有猫咪 location_area 的并集</w:t>
-        <w:br/>
-        <w:t xml:space="preserve">  totalDimensions = len(globalColours) + len(globalPersonalities) </w:t>
-        <w:br/>
-        <w:t xml:space="preserve">                    + len(globalLocations) + 3  // 3 = 性别维度数</w:t>
+        <w:t xml:space="preserve">  cos(θ) = (A·B) / (|A|·|B|)      // 计算目标猫咪与每只猫咪的向量夹角</w:t>
         <w:br/>
         <w:br/>
-        <w:t>Step 3 — 特征向量化（One-Hot 编码）</w:t>
+        <w:t>Step 3 — 热度因子融合</w:t>
         <w:br/>
-        <w:t xml:space="preserve">  FUNCTION encode(colourTags, personalityTags, location, gender):</w:t>
+        <w:t xml:space="preserve">  Score = 0.7·cos(θ) + 0.1·LikeNorm + 0.1·FollowNorm + 0.1·RatingNorm</w:t>
         <w:br/>
-        <w:t xml:space="preserve">    vector = [0] * totalDimensions</w:t>
-        <w:br/>
-        <w:t xml:space="preserve">    offset = 0</w:t>
-        <w:br/>
-        <w:t xml:space="preserve">    // 编码毛色</w:t>
-        <w:br/>
-        <w:t xml:space="preserve">    FOR tag IN globalColours:</w:t>
-        <w:br/>
-        <w:t xml:space="preserve">        IF tag IN colourTags: vector[offset] = 1</w:t>
-        <w:br/>
-        <w:t xml:space="preserve">        offset++</w:t>
-        <w:br/>
-        <w:t xml:space="preserve">    // 编码性格</w:t>
-        <w:br/>
-        <w:t xml:space="preserve">    FOR tag IN globalPersonalities:</w:t>
-        <w:br/>
-        <w:t xml:space="preserve">        IF tag IN personalityTags: vector[offset] = 1</w:t>
-        <w:br/>
-        <w:t xml:space="preserve">        offset++</w:t>
-        <w:br/>
-        <w:t xml:space="preserve">    // 编码位置</w:t>
-        <w:br/>
-        <w:t xml:space="preserve">    FOR loc IN globalLocations:</w:t>
-        <w:br/>
-        <w:t xml:space="preserve">        IF loc == location: vector[offset] = 1</w:t>
-        <w:br/>
-        <w:t xml:space="preserve">        offset++</w:t>
-        <w:br/>
-        <w:t xml:space="preserve">    // 编码性别 (MALE/FEMALE/UNKNOWN → 3维)</w:t>
-        <w:br/>
-        <w:t xml:space="preserve">    genderMap = {'MALE': [1,0,0], 'FEMALE': [0,1,0], 'UNKNOWN': [0,0,1]}</w:t>
-        <w:br/>
-        <w:t xml:space="preserve">    vector[offset:offset+3] = genderMap[gender]</w:t>
-        <w:br/>
-        <w:t xml:space="preserve">    RETURN vector</w:t>
+        <w:t xml:space="preserve">  // 热度因子经 Min-Max 归一化后加权</w:t>
         <w:br/>
         <w:br/>
-        <w:t xml:space="preserve">  targetVector = encode(targetCat)</w:t>
+        <w:t>Step 4 — 排序输出</w:t>
         <w:br/>
-        <w:t xml:space="preserve">  catVectors = {}</w:t>
-        <w:br/>
-        <w:t xml:space="preserve">  FOR cat IN allCats:</w:t>
-        <w:br/>
-        <w:t xml:space="preserve">      catVectors[cat.id] = encode(cat)</w:t>
-        <w:br/>
-        <w:br/>
-        <w:t>Step 4 — 计算余弦相似度</w:t>
-        <w:br/>
-        <w:t xml:space="preserve">  FUNCTION cosineSimilarity(vecA, vecB):</w:t>
-        <w:br/>
-        <w:t xml:space="preserve">    dotProduct = SUM(vecA[i] * vecB[i] FOR i IN range(len(vecA)))</w:t>
-        <w:br/>
-        <w:t xml:space="preserve">    normA = SQRT(SUM(vecA[i]^2 FOR i IN range(len(vecA))))</w:t>
-        <w:br/>
-        <w:t xml:space="preserve">    normB = SQRT(SUM(vecB[i]^2 FOR i IN range(len(vecB))))</w:t>
-        <w:br/>
-        <w:t xml:space="preserve">    IF normA == 0 OR normB == 0: RETURN 0</w:t>
-        <w:br/>
-        <w:t xml:space="preserve">    RETURN dotProduct / (normA * normB)</w:t>
-        <w:br/>
-        <w:br/>
-        <w:t xml:space="preserve">  similarityScores = {}</w:t>
-        <w:br/>
-        <w:t xml:space="preserve">  FOR catId, vector IN catVectors:</w:t>
-        <w:br/>
-        <w:t xml:space="preserve">      similarityScores[catId] = cosineSimilarity(targetVector, vector)</w:t>
-        <w:br/>
-        <w:br/>
-        <w:t>Step 5 — 热度因子融合</w:t>
-        <w:br/>
-        <w:t xml:space="preserve">  // 获取热度数据</w:t>
-        <w:br/>
-        <w:t xml:space="preserve">  heatData = QUERY:</w:t>
-        <w:br/>
-        <w:t xml:space="preserve">      SELECT </w:t>
-        <w:br/>
-        <w:t xml:space="preserve">          cat_id,</w:t>
-        <w:br/>
-        <w:t xml:space="preserve">          like_count,       // 来自 photo_like 统计</w:t>
-        <w:br/>
-        <w:t xml:space="preserve">          follow_count,     // 来自 cat_follow 统计</w:t>
-        <w:br/>
-        <w:t xml:space="preserve">          avg_rating        // 来自 cat_rating 统计</w:t>
-        <w:br/>
-        <w:t xml:space="preserve">      FROM cat_rating_stats  // 热度统计缓存表</w:t>
-        <w:br/>
-        <w:br/>
-        <w:t xml:space="preserve">  // Min-Max 归一化函数</w:t>
-        <w:br/>
-        <w:t xml:space="preserve">  FUNCTION normalize(values):</w:t>
-        <w:br/>
-        <w:t xml:space="preserve">    minVal = MIN(values)</w:t>
-        <w:br/>
-        <w:t xml:space="preserve">    maxVal = MAX(values)</w:t>
-        <w:br/>
-        <w:t xml:space="preserve">    IF maxVal == minVal: RETURN [0.5] * len(values)</w:t>
-        <w:br/>
-        <w:t xml:space="preserve">    RETURN [(v - minVal) / (maxVal - minVal) FOR v IN values]</w:t>
-        <w:br/>
-        <w:br/>
-        <w:t xml:space="preserve">  likeNorm = normalize([heatData[catId].like_count FOR catId IN allCats])</w:t>
-        <w:br/>
-        <w:t xml:space="preserve">  followNorm = normalize([heatData[catId].follow_count FOR catId IN allCats])</w:t>
-        <w:br/>
-        <w:t xml:space="preserve">  ratingNorm = normalize([heatData[catId].avg_rating FOR catId IN allCats])</w:t>
-        <w:br/>
-        <w:br/>
-        <w:t xml:space="preserve">  // 权重配置（可调整）</w:t>
-        <w:br/>
-        <w:t xml:space="preserve">  α = 0.7  // 余弦相似度权重</w:t>
-        <w:br/>
-        <w:t xml:space="preserve">  β1 = 0.1 // 点赞热度权重</w:t>
-        <w:br/>
-        <w:t xml:space="preserve">  β2 = 0.1 // 关注热度权重</w:t>
-        <w:br/>
-        <w:t xml:space="preserve">  β3 = 0.1 // 评分热度权重</w:t>
-        <w:br/>
-        <w:br/>
-        <w:t xml:space="preserve">  finalScores = {}</w:t>
-        <w:br/>
-        <w:t xml:space="preserve">  FOR catId IN allCats:</w:t>
-        <w:br/>
-        <w:t xml:space="preserve">      finalScores[catId] = α * similarityScores[catId] </w:t>
-        <w:br/>
-        <w:t xml:space="preserve">                         + β1 * likeNorm[catId]</w:t>
-        <w:br/>
-        <w:t xml:space="preserve">                         + β2 * followNorm[catId] </w:t>
-        <w:br/>
-        <w:t xml:space="preserve">                         + β3 * ratingNorm[catId]</w:t>
-        <w:br/>
-        <w:br/>
-        <w:t>Step 6 — 排序输出</w:t>
-        <w:br/>
-        <w:t xml:space="preserve">  sortedCats = SORT allCats BY finalScores[catId] DESC</w:t>
-        <w:br/>
-        <w:t xml:space="preserve">  RETURN sortedCats[0:N]  // 返回 Top-5</w:t>
+        <w:t xml:space="preserve">  RETURN SORT BY Score DESC LIMIT topN</w:t>
+      </w:r>
+    </w:p>
+    <w:p>
+      <w:pPr>
+        <w:ind w:firstLine="0"/>
+        <w:jc w:val="center"/>
+      </w:pPr>
+      <w:r>
+        <w:rPr>
+          <w:rFonts w:ascii="Times New Roman" w:hAnsi="Times New Roman" w:eastAsia="宋体"/>
+          <w:sz w:val="24"/>
+        </w:rPr>
+      </w:r>
+      <w:r>
+        <w:rPr>
+          <w:rFonts w:ascii="Times New Roman" w:hAnsi="Times New Roman" w:eastAsia="宋体"/>
+          <w:b/>
+          <w:sz w:val="24"/>
+        </w:rPr>
+        <w:t>图3-9 推荐算法流程图</w:t>
+      </w:r>
+      <w:r>
+        <w:rPr>
+          <w:rFonts w:ascii="Times New Roman" w:hAnsi="Times New Roman" w:eastAsia="宋体"/>
+          <w:sz w:val="24"/>
+        </w:rPr>
       </w:r>
     </w:p>
     <w:p>
@@ -4287,25 +4264,13 @@
       </w:pPr>
       <w:r>
         <w:rPr>
-          <w:rFonts w:ascii="Consolas" w:hAnsi="Consolas"/>
+          <w:rFonts w:ascii="Courier New" w:hAnsi="Courier New"/>
           <w:color w:val="646464"/>
           <w:sz w:val="18"/>
         </w:rPr>
         <w:t>@Service</w:t>
         <w:br/>
         <w:t>public class CatSimilarityAlgorithm {</w:t>
-        <w:br/>
-        <w:t xml:space="preserve">    </w:t>
-        <w:br/>
-        <w:t xml:space="preserve">    @Autowired private CatRepository catRepository;</w:t>
-        <w:br/>
-        <w:t xml:space="preserve">    @Autowired private PhotoLikeRepository photoLikeRepository;</w:t>
-        <w:br/>
-        <w:t xml:space="preserve">    @Autowired private CatFollowRepository catFollowRepository;</w:t>
-        <w:br/>
-        <w:t xml:space="preserve">    @Autowired private CatRatingRepository catRatingRepository;</w:t>
-        <w:br/>
-        <w:t xml:space="preserve">    </w:t>
         <w:br/>
         <w:t xml:space="preserve">    public List&lt;RecommendResult&gt; recommend(Long targetCatId, int topN) {</w:t>
         <w:br/>
@@ -4315,53 +4280,19 @@
         <w:br/>
         <w:t xml:space="preserve">        List&lt;Cat&gt; allCats = catRepository.findByStatus("ACTIVE");</w:t>
         <w:br/>
-        <w:t xml:space="preserve">        </w:t>
+        <w:t xml:space="preserve">        // 2. 构建词典 → 向量化 → 余弦相似度 → 热度融合 → 排序取Top-N</w:t>
         <w:br/>
-        <w:t xml:space="preserve">        // 2. 构建特征词典</w:t>
+        <w:t xml:space="preserve">        return allCats.stream()</w:t>
         <w:br/>
-        <w:t xml:space="preserve">        FeatureDictionary dict = buildDictionary(allCats);</w:t>
+        <w:t xml:space="preserve">            .filter(c -&gt; !c.getId().equals(targetCatId))</w:t>
         <w:br/>
-        <w:t xml:space="preserve">        </w:t>
+        <w:t xml:space="preserve">            .map(c -&gt; new RecommendResult(c.getId(), </w:t>
         <w:br/>
-        <w:t xml:space="preserve">        // 3. 向量化目标猫咪</w:t>
+        <w:t xml:space="preserve">                0.7 * cosineSimilarity(encode(target), encode(c)) + 0.1 * heatScore(c)))</w:t>
         <w:br/>
-        <w:t xml:space="preserve">        double[] targetVector = encode(target, dict);</w:t>
+        <w:t xml:space="preserve">            .sorted(Comparator.comparing(RecommendResult::getScore).reversed())</w:t>
         <w:br/>
-        <w:t xml:space="preserve">        </w:t>
-        <w:br/>
-        <w:t xml:space="preserve">        // 4. 计算相似度</w:t>
-        <w:br/>
-        <w:t xml:space="preserve">        Map&lt;Long, Double&gt; simScores = new HashMap&lt;&gt;();</w:t>
-        <w:br/>
-        <w:t xml:space="preserve">        for (Cat cat : allCats) {</w:t>
-        <w:br/>
-        <w:t xml:space="preserve">            if (cat.getId().equals(targetCatId)) continue;</w:t>
-        <w:br/>
-        <w:t xml:space="preserve">            double[] vector = encode(cat, dict);</w:t>
-        <w:br/>
-        <w:t xml:space="preserve">            simScores.put(cat.getId(), cosineSimilarity(targetVector, vector));</w:t>
-        <w:br/>
-        <w:t xml:space="preserve">        }</w:t>
-        <w:br/>
-        <w:t xml:space="preserve">        </w:t>
-        <w:br/>
-        <w:t xml:space="preserve">        // 5. 融合热度因子</w:t>
-        <w:br/>
-        <w:t xml:space="preserve">        Map&lt;Long, Double&gt; finalScores = fuseHeatFactors(simScores, allCats);</w:t>
-        <w:br/>
-        <w:t xml:space="preserve">        </w:t>
-        <w:br/>
-        <w:t xml:space="preserve">        // 6. 排序取 Top-N</w:t>
-        <w:br/>
-        <w:t xml:space="preserve">        return finalScores.entrySet().stream()</w:t>
-        <w:br/>
-        <w:t xml:space="preserve">            .sorted(Map.Entry.&lt;Long, Double&gt;comparingByValue().reversed())</w:t>
-        <w:br/>
-        <w:t xml:space="preserve">            .limit(topN)</w:t>
-        <w:br/>
-        <w:t xml:space="preserve">            .map(e -&gt; new RecommendResult(e.getKey(), e.getValue()))</w:t>
-        <w:br/>
-        <w:t xml:space="preserve">            .collect(Collectors.toList());</w:t>
+        <w:t xml:space="preserve">            .limit(topN).collect(Collectors.toList());</w:t>
         <w:br/>
         <w:t xml:space="preserve">    }</w:t>
         <w:br/>
@@ -4377,24 +4308,28 @@
       </w:r>
     </w:p>
     <w:p>
+      <w:pPr>
+        <w:ind w:firstLine="0"/>
+        <w:jc w:val="center"/>
+      </w:pPr>
       <w:r>
         <w:rPr>
-          <w:rFonts w:ascii="Microsoft YaHei" w:hAnsi="Microsoft YaHei" w:eastAsia="Microsoft YaHei"/>
-          <w:sz w:val="22"/>
+          <w:rFonts w:ascii="Times New Roman" w:hAnsi="Times New Roman" w:eastAsia="宋体"/>
+          <w:sz w:val="24"/>
         </w:rPr>
       </w:r>
       <w:r>
         <w:rPr>
-          <w:rFonts w:ascii="Microsoft YaHei" w:hAnsi="Microsoft YaHei" w:eastAsia="Microsoft YaHei"/>
+          <w:rFonts w:ascii="Times New Roman" w:hAnsi="Times New Roman" w:eastAsia="宋体"/>
           <w:b/>
-          <w:sz w:val="22"/>
+          <w:sz w:val="24"/>
         </w:rPr>
-        <w:t>表10 接口清单（推荐算法模块）</w:t>
+        <w:t>表3-9 接口清单（推荐算法模块）</w:t>
       </w:r>
       <w:r>
         <w:rPr>
-          <w:rFonts w:ascii="Microsoft YaHei" w:hAnsi="Microsoft YaHei" w:eastAsia="Microsoft YaHei"/>
-          <w:sz w:val="22"/>
+          <w:rFonts w:ascii="Times New Roman" w:hAnsi="Times New Roman" w:eastAsia="宋体"/>
+          <w:sz w:val="24"/>
         </w:rPr>
       </w:r>
     </w:p>
@@ -4406,20 +4341,20 @@
         <w:tblLook w:firstColumn="1" w:firstRow="1" w:lastColumn="0" w:lastRow="0" w:noHBand="0" w:noVBand="1" w:val="04A0"/>
       </w:tblPr>
       <w:tblGrid>
-        <w:gridCol w:w="2160"/>
-        <w:gridCol w:w="2160"/>
-        <w:gridCol w:w="2160"/>
-        <w:gridCol w:w="2160"/>
+        <w:gridCol w:w="2268"/>
+        <w:gridCol w:w="2268"/>
+        <w:gridCol w:w="2268"/>
+        <w:gridCol w:w="2268"/>
       </w:tblGrid>
       <w:tr>
         <w:tc>
           <w:tcPr>
-            <w:tcW w:type="dxa" w:w="2160"/>
+            <w:tcW w:type="dxa" w:w="2268"/>
           </w:tcPr>
           <w:p>
             <w:r>
               <w:rPr>
-                <w:rFonts w:ascii="Microsoft YaHei" w:hAnsi="Microsoft YaHei" w:eastAsia="Microsoft YaHei"/>
+                <w:rFonts w:ascii="Times New Roman" w:hAnsi="Times New Roman" w:eastAsia="宋体"/>
                 <w:b/>
                 <w:sz w:val="20"/>
               </w:rPr>
@@ -4429,12 +4364,12 @@
         </w:tc>
         <w:tc>
           <w:tcPr>
-            <w:tcW w:type="dxa" w:w="2160"/>
+            <w:tcW w:type="dxa" w:w="2268"/>
           </w:tcPr>
           <w:p>
             <w:r>
               <w:rPr>
-                <w:rFonts w:ascii="Microsoft YaHei" w:hAnsi="Microsoft YaHei" w:eastAsia="Microsoft YaHei"/>
+                <w:rFonts w:ascii="Times New Roman" w:hAnsi="Times New Roman" w:eastAsia="宋体"/>
                 <w:b/>
                 <w:sz w:val="20"/>
               </w:rPr>
@@ -4444,12 +4379,12 @@
         </w:tc>
         <w:tc>
           <w:tcPr>
-            <w:tcW w:type="dxa" w:w="2160"/>
+            <w:tcW w:type="dxa" w:w="2268"/>
           </w:tcPr>
           <w:p>
             <w:r>
               <w:rPr>
-                <w:rFonts w:ascii="Microsoft YaHei" w:hAnsi="Microsoft YaHei" w:eastAsia="Microsoft YaHei"/>
+                <w:rFonts w:ascii="Times New Roman" w:hAnsi="Times New Roman" w:eastAsia="宋体"/>
                 <w:b/>
                 <w:sz w:val="20"/>
               </w:rPr>
@@ -4459,12 +4394,12 @@
         </w:tc>
         <w:tc>
           <w:tcPr>
-            <w:tcW w:type="dxa" w:w="2160"/>
+            <w:tcW w:type="dxa" w:w="2268"/>
           </w:tcPr>
           <w:p>
             <w:r>
               <w:rPr>
-                <w:rFonts w:ascii="Microsoft YaHei" w:hAnsi="Microsoft YaHei" w:eastAsia="Microsoft YaHei"/>
+                <w:rFonts w:ascii="Times New Roman" w:hAnsi="Times New Roman" w:eastAsia="宋体"/>
                 <w:b/>
                 <w:sz w:val="20"/>
               </w:rPr>
@@ -4476,12 +4411,12 @@
       <w:tr>
         <w:tc>
           <w:tcPr>
-            <w:tcW w:type="dxa" w:w="2160"/>
+            <w:tcW w:type="dxa" w:w="2268"/>
           </w:tcPr>
           <w:p>
             <w:r>
               <w:rPr>
-                <w:rFonts w:ascii="Microsoft YaHei" w:hAnsi="Microsoft YaHei" w:eastAsia="Microsoft YaHei"/>
+                <w:rFonts w:ascii="Times New Roman" w:hAnsi="Times New Roman" w:eastAsia="宋体"/>
                 <w:sz w:val="20"/>
               </w:rPr>
               <w:t>GET</w:t>
@@ -4490,12 +4425,12 @@
         </w:tc>
         <w:tc>
           <w:tcPr>
-            <w:tcW w:type="dxa" w:w="2160"/>
+            <w:tcW w:type="dxa" w:w="2268"/>
           </w:tcPr>
           <w:p>
             <w:r>
               <w:rPr>
-                <w:rFonts w:ascii="Microsoft YaHei" w:hAnsi="Microsoft YaHei" w:eastAsia="Microsoft YaHei"/>
+                <w:rFonts w:ascii="Times New Roman" w:hAnsi="Times New Roman" w:eastAsia="宋体"/>
                 <w:sz w:val="20"/>
               </w:rPr>
               <w:t>`/api/v1/cats/{catId}/recommend`</w:t>
@@ -4504,12 +4439,12 @@
         </w:tc>
         <w:tc>
           <w:tcPr>
-            <w:tcW w:type="dxa" w:w="2160"/>
+            <w:tcW w:type="dxa" w:w="2268"/>
           </w:tcPr>
           <w:p>
             <w:r>
               <w:rPr>
-                <w:rFonts w:ascii="Microsoft YaHei" w:hAnsi="Microsoft YaHei" w:eastAsia="Microsoft YaHei"/>
+                <w:rFonts w:ascii="Times New Roman" w:hAnsi="Times New Roman" w:eastAsia="宋体"/>
                 <w:sz w:val="20"/>
               </w:rPr>
               <w:t>获取相似猫咪推荐 Top-5</w:t>
@@ -4518,12 +4453,12 @@
         </w:tc>
         <w:tc>
           <w:tcPr>
-            <w:tcW w:type="dxa" w:w="2160"/>
+            <w:tcW w:type="dxa" w:w="2268"/>
           </w:tcPr>
           <w:p>
             <w:r>
               <w:rPr>
-                <w:rFonts w:ascii="Microsoft YaHei" w:hAnsi="Microsoft YaHei" w:eastAsia="Microsoft YaHei"/>
+                <w:rFonts w:ascii="Times New Roman" w:hAnsi="Times New Roman" w:eastAsia="宋体"/>
                 <w:sz w:val="20"/>
               </w:rPr>
               <w:t>ALL</w:t>
@@ -4536,22 +4471,22 @@
     <w:p>
       <w:r>
         <w:rPr>
-          <w:rFonts w:ascii="Microsoft YaHei" w:hAnsi="Microsoft YaHei" w:eastAsia="Microsoft YaHei"/>
-          <w:sz w:val="22"/>
+          <w:rFonts w:ascii="Times New Roman" w:hAnsi="Times New Roman" w:eastAsia="宋体"/>
+          <w:sz w:val="24"/>
         </w:rPr>
       </w:r>
       <w:r>
         <w:rPr>
-          <w:rFonts w:ascii="Microsoft YaHei" w:hAnsi="Microsoft YaHei" w:eastAsia="Microsoft YaHei"/>
+          <w:rFonts w:ascii="Times New Roman" w:hAnsi="Times New Roman" w:eastAsia="宋体"/>
           <w:b/>
-          <w:sz w:val="22"/>
+          <w:sz w:val="24"/>
         </w:rPr>
         <w:t>响应格式示例：</w:t>
       </w:r>
       <w:r>
         <w:rPr>
-          <w:rFonts w:ascii="Microsoft YaHei" w:hAnsi="Microsoft YaHei" w:eastAsia="Microsoft YaHei"/>
-          <w:sz w:val="22"/>
+          <w:rFonts w:ascii="Times New Roman" w:hAnsi="Times New Roman" w:eastAsia="宋体"/>
+          <w:sz w:val="24"/>
         </w:rPr>
       </w:r>
     </w:p>
@@ -4561,7 +4496,7 @@
       </w:pPr>
       <w:r>
         <w:rPr>
-          <w:rFonts w:ascii="Consolas" w:hAnsi="Consolas"/>
+          <w:rFonts w:ascii="Courier New" w:hAnsi="Courier New"/>
           <w:color w:val="646464"/>
           <w:sz w:val="18"/>
         </w:rPr>
@@ -4602,8 +4537,8 @@
       </w:pPr>
       <w:r>
         <w:rPr>
-          <w:rFonts w:ascii="Microsoft YaHei" w:hAnsi="Microsoft YaHei" w:eastAsia="Microsoft YaHei"/>
-          <w:sz w:val="22"/>
+          <w:rFonts w:ascii="Times New Roman" w:hAnsi="Times New Roman" w:eastAsia="宋体"/>
+          <w:sz w:val="24"/>
         </w:rPr>
         <w:t>算法仅适用于活跃猫咪（status = ACTIVE）</w:t>
       </w:r>
@@ -4614,8 +4549,8 @@
       </w:pPr>
       <w:r>
         <w:rPr>
-          <w:rFonts w:ascii="Microsoft YaHei" w:hAnsi="Microsoft YaHei" w:eastAsia="Microsoft YaHei"/>
-          <w:sz w:val="22"/>
+          <w:rFonts w:ascii="Times New Roman" w:hAnsi="Times New Roman" w:eastAsia="宋体"/>
+          <w:sz w:val="24"/>
         </w:rPr>
         <w:t>特征维度随猫咪数量增加，需控制词典大小</w:t>
       </w:r>
@@ -4626,8 +4561,8 @@
       </w:pPr>
       <w:r>
         <w:rPr>
-          <w:rFonts w:ascii="Microsoft YaHei" w:hAnsi="Microsoft YaHei" w:eastAsia="Microsoft YaHei"/>
-          <w:sz w:val="22"/>
+          <w:rFonts w:ascii="Times New Roman" w:hAnsi="Times New Roman" w:eastAsia="宋体"/>
+          <w:sz w:val="24"/>
         </w:rPr>
         <w:t>热度因子缓存每 15 分钟刷新，非实时数据</w:t>
       </w:r>
@@ -4646,8 +4581,8 @@
       </w:pPr>
       <w:r>
         <w:rPr>
-          <w:rFonts w:ascii="Microsoft YaHei" w:hAnsi="Microsoft YaHei" w:eastAsia="Microsoft YaHei"/>
-          <w:sz w:val="22"/>
+          <w:rFonts w:ascii="Times New Roman" w:hAnsi="Times New Roman" w:eastAsia="宋体"/>
+          <w:sz w:val="24"/>
         </w:rPr>
         <w:t>相同特征猫咪应获得高相似度分数</w:t>
       </w:r>
@@ -4658,8 +4593,8 @@
       </w:pPr>
       <w:r>
         <w:rPr>
-          <w:rFonts w:ascii="Microsoft YaHei" w:hAnsi="Microsoft YaHei" w:eastAsia="Microsoft YaHei"/>
-          <w:sz w:val="22"/>
+          <w:rFonts w:ascii="Times New Roman" w:hAnsi="Times New Roman" w:eastAsia="宋体"/>
+          <w:sz w:val="24"/>
         </w:rPr>
         <w:t>多热度因子加权后排序应合理</w:t>
       </w:r>
@@ -4670,8 +4605,8 @@
       </w:pPr>
       <w:r>
         <w:rPr>
-          <w:rFonts w:ascii="Microsoft YaHei" w:hAnsi="Microsoft YaHei" w:eastAsia="Microsoft YaHei"/>
-          <w:sz w:val="22"/>
+          <w:rFonts w:ascii="Times New Roman" w:hAnsi="Times New Roman" w:eastAsia="宋体"/>
+          <w:sz w:val="24"/>
         </w:rPr>
         <w:t>边界情况：仅有一只猫时返回空列表</w:t>
       </w:r>
@@ -4682,8 +4617,8 @@
       </w:pPr>
       <w:r>
         <w:rPr>
-          <w:rFonts w:ascii="Microsoft YaHei" w:hAnsi="Microsoft YaHei" w:eastAsia="Microsoft YaHei"/>
-          <w:sz w:val="22"/>
+          <w:rFonts w:ascii="Times New Roman" w:hAnsi="Times New Roman" w:eastAsia="宋体"/>
+          <w:sz w:val="24"/>
         </w:rPr>
         <w:t>性能测试：50+ 猫咪时计算时间 ≤ 1s</w:t>
       </w:r>
@@ -4712,23 +4647,23 @@
     <w:p>
       <w:r>
         <w:rPr>
-          <w:rFonts w:ascii="Microsoft YaHei" w:hAnsi="Microsoft YaHei" w:eastAsia="Microsoft YaHei"/>
-          <w:sz w:val="22"/>
+          <w:rFonts w:ascii="Times New Roman" w:hAnsi="Times New Roman" w:eastAsia="宋体"/>
+          <w:sz w:val="24"/>
         </w:rPr>
         <w:t xml:space="preserve">系统采用 </w:t>
       </w:r>
       <w:r>
         <w:rPr>
-          <w:rFonts w:ascii="Microsoft YaHei" w:hAnsi="Microsoft YaHei" w:eastAsia="Microsoft YaHei"/>
+          <w:rFonts w:ascii="Times New Roman" w:hAnsi="Times New Roman" w:eastAsia="宋体"/>
           <w:b/>
-          <w:sz w:val="22"/>
+          <w:sz w:val="24"/>
         </w:rPr>
         <w:t>暖白轻奢风格（Warm Minimal）</w:t>
       </w:r>
       <w:r>
         <w:rPr>
-          <w:rFonts w:ascii="Microsoft YaHei" w:hAnsi="Microsoft YaHei" w:eastAsia="Microsoft YaHei"/>
-          <w:sz w:val="22"/>
+          <w:rFonts w:ascii="Times New Roman" w:hAnsi="Times New Roman" w:eastAsia="宋体"/>
+          <w:sz w:val="24"/>
         </w:rPr>
         <w:t>：</w:t>
       </w:r>
@@ -4739,22 +4674,22 @@
       </w:pPr>
       <w:r>
         <w:rPr>
-          <w:rFonts w:ascii="Microsoft YaHei" w:hAnsi="Microsoft YaHei" w:eastAsia="Microsoft YaHei"/>
-          <w:sz w:val="22"/>
+          <w:rFonts w:ascii="Times New Roman" w:hAnsi="Times New Roman" w:eastAsia="宋体"/>
+          <w:sz w:val="24"/>
         </w:rPr>
       </w:r>
       <w:r>
         <w:rPr>
-          <w:rFonts w:ascii="Microsoft YaHei" w:hAnsi="Microsoft YaHei" w:eastAsia="Microsoft YaHei"/>
+          <w:rFonts w:ascii="Times New Roman" w:hAnsi="Times New Roman" w:eastAsia="宋体"/>
           <w:b/>
-          <w:sz w:val="22"/>
+          <w:sz w:val="24"/>
         </w:rPr>
         <w:t>底色：</w:t>
       </w:r>
       <w:r>
         <w:rPr>
-          <w:rFonts w:ascii="Microsoft YaHei" w:hAnsi="Microsoft YaHei" w:eastAsia="Microsoft YaHei"/>
-          <w:sz w:val="22"/>
+          <w:rFonts w:ascii="Times New Roman" w:hAnsi="Times New Roman" w:eastAsia="宋体"/>
+          <w:sz w:val="24"/>
         </w:rPr>
         <w:t xml:space="preserve"> 暖白 `#f8f7f4`，营造温馨通透感</w:t>
       </w:r>
@@ -4765,22 +4700,22 @@
       </w:pPr>
       <w:r>
         <w:rPr>
-          <w:rFonts w:ascii="Microsoft YaHei" w:hAnsi="Microsoft YaHei" w:eastAsia="Microsoft YaHei"/>
-          <w:sz w:val="22"/>
+          <w:rFonts w:ascii="Times New Roman" w:hAnsi="Times New Roman" w:eastAsia="宋体"/>
+          <w:sz w:val="24"/>
         </w:rPr>
       </w:r>
       <w:r>
         <w:rPr>
-          <w:rFonts w:ascii="Microsoft YaHei" w:hAnsi="Microsoft YaHei" w:eastAsia="Microsoft YaHei"/>
+          <w:rFonts w:ascii="Times New Roman" w:hAnsi="Times New Roman" w:eastAsia="宋体"/>
           <w:b/>
-          <w:sz w:val="22"/>
+          <w:sz w:val="24"/>
         </w:rPr>
         <w:t>卡片背景：</w:t>
       </w:r>
       <w:r>
         <w:rPr>
-          <w:rFonts w:ascii="Microsoft YaHei" w:hAnsi="Microsoft YaHei" w:eastAsia="Microsoft YaHei"/>
-          <w:sz w:val="22"/>
+          <w:rFonts w:ascii="Times New Roman" w:hAnsi="Times New Roman" w:eastAsia="宋体"/>
+          <w:sz w:val="24"/>
         </w:rPr>
         <w:t xml:space="preserve"> 纯白 `#ffffff`，双层嵌套（Double-Bezel）增加层次</w:t>
       </w:r>
@@ -4791,22 +4726,22 @@
       </w:pPr>
       <w:r>
         <w:rPr>
-          <w:rFonts w:ascii="Microsoft YaHei" w:hAnsi="Microsoft YaHei" w:eastAsia="Microsoft YaHei"/>
-          <w:sz w:val="22"/>
+          <w:rFonts w:ascii="Times New Roman" w:hAnsi="Times New Roman" w:eastAsia="宋体"/>
+          <w:sz w:val="24"/>
         </w:rPr>
       </w:r>
       <w:r>
         <w:rPr>
-          <w:rFonts w:ascii="Microsoft YaHei" w:hAnsi="Microsoft YaHei" w:eastAsia="Microsoft YaHei"/>
+          <w:rFonts w:ascii="Times New Roman" w:hAnsi="Times New Roman" w:eastAsia="宋体"/>
           <w:b/>
-          <w:sz w:val="22"/>
+          <w:sz w:val="24"/>
         </w:rPr>
         <w:t>点缀色：</w:t>
       </w:r>
       <w:r>
         <w:rPr>
-          <w:rFonts w:ascii="Microsoft YaHei" w:hAnsi="Microsoft YaHei" w:eastAsia="Microsoft YaHei"/>
-          <w:sz w:val="22"/>
+          <w:rFonts w:ascii="Times New Roman" w:hAnsi="Times New Roman" w:eastAsia="宋体"/>
+          <w:sz w:val="24"/>
         </w:rPr>
         <w:t xml:space="preserve"> 琥珀金 `#f59e0b`，温暖且与猫咪主题契合</w:t>
       </w:r>
@@ -4817,22 +4752,22 @@
       </w:pPr>
       <w:r>
         <w:rPr>
-          <w:rFonts w:ascii="Microsoft YaHei" w:hAnsi="Microsoft YaHei" w:eastAsia="Microsoft YaHei"/>
-          <w:sz w:val="22"/>
+          <w:rFonts w:ascii="Times New Roman" w:hAnsi="Times New Roman" w:eastAsia="宋体"/>
+          <w:sz w:val="24"/>
         </w:rPr>
       </w:r>
       <w:r>
         <w:rPr>
-          <w:rFonts w:ascii="Microsoft YaHei" w:hAnsi="Microsoft YaHei" w:eastAsia="Microsoft YaHei"/>
+          <w:rFonts w:ascii="Times New Roman" w:hAnsi="Times New Roman" w:eastAsia="宋体"/>
           <w:b/>
-          <w:sz w:val="22"/>
+          <w:sz w:val="24"/>
         </w:rPr>
         <w:t>字体：</w:t>
       </w:r>
       <w:r>
         <w:rPr>
-          <w:rFonts w:ascii="Microsoft YaHei" w:hAnsi="Microsoft YaHei" w:eastAsia="Microsoft YaHei"/>
-          <w:sz w:val="22"/>
+          <w:rFonts w:ascii="Times New Roman" w:hAnsi="Times New Roman" w:eastAsia="宋体"/>
+          <w:sz w:val="24"/>
         </w:rPr>
         <w:t xml:space="preserve"> Plus Jakarta Sans（标题）+ Inter（正文）</w:t>
       </w:r>
@@ -4843,22 +4778,22 @@
       </w:pPr>
       <w:r>
         <w:rPr>
-          <w:rFonts w:ascii="Microsoft YaHei" w:hAnsi="Microsoft YaHei" w:eastAsia="Microsoft YaHei"/>
-          <w:sz w:val="22"/>
+          <w:rFonts w:ascii="Times New Roman" w:hAnsi="Times New Roman" w:eastAsia="宋体"/>
+          <w:sz w:val="24"/>
         </w:rPr>
       </w:r>
       <w:r>
         <w:rPr>
-          <w:rFonts w:ascii="Microsoft YaHei" w:hAnsi="Microsoft YaHei" w:eastAsia="Microsoft YaHei"/>
+          <w:rFonts w:ascii="Times New Roman" w:hAnsi="Times New Roman" w:eastAsia="宋体"/>
           <w:b/>
-          <w:sz w:val="22"/>
+          <w:sz w:val="24"/>
         </w:rPr>
         <w:t>卡片：</w:t>
       </w:r>
       <w:r>
         <w:rPr>
-          <w:rFonts w:ascii="Microsoft YaHei" w:hAnsi="Microsoft YaHei" w:eastAsia="Microsoft YaHei"/>
-          <w:sz w:val="22"/>
+          <w:rFonts w:ascii="Times New Roman" w:hAnsi="Times New Roman" w:eastAsia="宋体"/>
+          <w:sz w:val="24"/>
         </w:rPr>
         <w:t xml:space="preserve"> 双层嵌套（Double-Bezel）+ 轻玻璃拟态（backdrop-blur）</w:t>
       </w:r>
@@ -4869,22 +4804,22 @@
       </w:pPr>
       <w:r>
         <w:rPr>
-          <w:rFonts w:ascii="Microsoft YaHei" w:hAnsi="Microsoft YaHei" w:eastAsia="Microsoft YaHei"/>
-          <w:sz w:val="22"/>
+          <w:rFonts w:ascii="Times New Roman" w:hAnsi="Times New Roman" w:eastAsia="宋体"/>
+          <w:sz w:val="24"/>
         </w:rPr>
       </w:r>
       <w:r>
         <w:rPr>
-          <w:rFonts w:ascii="Microsoft YaHei" w:hAnsi="Microsoft YaHei" w:eastAsia="Microsoft YaHei"/>
+          <w:rFonts w:ascii="Times New Roman" w:hAnsi="Times New Roman" w:eastAsia="宋体"/>
           <w:b/>
-          <w:sz w:val="22"/>
+          <w:sz w:val="24"/>
         </w:rPr>
         <w:t>动效：</w:t>
       </w:r>
       <w:r>
         <w:rPr>
-          <w:rFonts w:ascii="Microsoft YaHei" w:hAnsi="Microsoft YaHei" w:eastAsia="Microsoft YaHei"/>
-          <w:sz w:val="22"/>
+          <w:rFonts w:ascii="Times New Roman" w:hAnsi="Times New Roman" w:eastAsia="宋体"/>
+          <w:sz w:val="24"/>
         </w:rPr>
         <w:t xml:space="preserve"> 自定义 cubic-bezier 弹性曲线，滚动渐入动画</w:t>
       </w:r>
@@ -4895,22 +4830,22 @@
       </w:pPr>
       <w:r>
         <w:rPr>
-          <w:rFonts w:ascii="Microsoft YaHei" w:hAnsi="Microsoft YaHei" w:eastAsia="Microsoft YaHei"/>
-          <w:sz w:val="22"/>
+          <w:rFonts w:ascii="Times New Roman" w:hAnsi="Times New Roman" w:eastAsia="宋体"/>
+          <w:sz w:val="24"/>
         </w:rPr>
       </w:r>
       <w:r>
         <w:rPr>
-          <w:rFonts w:ascii="Microsoft YaHei" w:hAnsi="Microsoft YaHei" w:eastAsia="Microsoft YaHei"/>
+          <w:rFonts w:ascii="Times New Roman" w:hAnsi="Times New Roman" w:eastAsia="宋体"/>
           <w:b/>
-          <w:sz w:val="22"/>
+          <w:sz w:val="24"/>
         </w:rPr>
         <w:t>布局：</w:t>
       </w:r>
       <w:r>
         <w:rPr>
-          <w:rFonts w:ascii="Microsoft YaHei" w:hAnsi="Microsoft YaHei" w:eastAsia="Microsoft YaHei"/>
-          <w:sz w:val="22"/>
+          <w:rFonts w:ascii="Times New Roman" w:hAnsi="Times New Roman" w:eastAsia="宋体"/>
+          <w:sz w:val="24"/>
         </w:rPr>
         <w:t xml:space="preserve"> Bento 错落网格 + 大留白</w:t>
       </w:r>
@@ -4924,24 +4859,28 @@
       </w:r>
     </w:p>
     <w:p>
+      <w:pPr>
+        <w:ind w:firstLine="0"/>
+        <w:jc w:val="center"/>
+      </w:pPr>
       <w:r>
         <w:rPr>
-          <w:rFonts w:ascii="Microsoft YaHei" w:hAnsi="Microsoft YaHei" w:eastAsia="Microsoft YaHei"/>
-          <w:sz w:val="22"/>
+          <w:rFonts w:ascii="Times New Roman" w:hAnsi="Times New Roman" w:eastAsia="宋体"/>
+          <w:sz w:val="24"/>
         </w:rPr>
       </w:r>
       <w:r>
         <w:rPr>
-          <w:rFonts w:ascii="Microsoft YaHei" w:hAnsi="Microsoft YaHei" w:eastAsia="Microsoft YaHei"/>
+          <w:rFonts w:ascii="Times New Roman" w:hAnsi="Times New Roman" w:eastAsia="宋体"/>
           <w:b/>
-          <w:sz w:val="22"/>
+          <w:sz w:val="24"/>
         </w:rPr>
-        <w:t>表11 页面清单</w:t>
+        <w:t>表4-1 页面清单</w:t>
       </w:r>
       <w:r>
         <w:rPr>
-          <w:rFonts w:ascii="Microsoft YaHei" w:hAnsi="Microsoft YaHei" w:eastAsia="Microsoft YaHei"/>
-          <w:sz w:val="22"/>
+          <w:rFonts w:ascii="Times New Roman" w:hAnsi="Times New Roman" w:eastAsia="宋体"/>
+          <w:sz w:val="24"/>
         </w:rPr>
       </w:r>
     </w:p>
@@ -4953,19 +4892,19 @@
         <w:tblLook w:firstColumn="1" w:firstRow="1" w:lastColumn="0" w:lastRow="0" w:noHBand="0" w:noVBand="1" w:val="04A0"/>
       </w:tblPr>
       <w:tblGrid>
-        <w:gridCol w:w="2880"/>
-        <w:gridCol w:w="2880"/>
-        <w:gridCol w:w="2880"/>
+        <w:gridCol w:w="3024"/>
+        <w:gridCol w:w="3024"/>
+        <w:gridCol w:w="3024"/>
       </w:tblGrid>
       <w:tr>
         <w:tc>
           <w:tcPr>
-            <w:tcW w:type="dxa" w:w="2880"/>
+            <w:tcW w:type="dxa" w:w="3024"/>
           </w:tcPr>
           <w:p>
             <w:r>
               <w:rPr>
-                <w:rFonts w:ascii="Microsoft YaHei" w:hAnsi="Microsoft YaHei" w:eastAsia="Microsoft YaHei"/>
+                <w:rFonts w:ascii="Times New Roman" w:hAnsi="Times New Roman" w:eastAsia="宋体"/>
                 <w:b/>
                 <w:sz w:val="20"/>
               </w:rPr>
@@ -4975,12 +4914,12 @@
         </w:tc>
         <w:tc>
           <w:tcPr>
-            <w:tcW w:type="dxa" w:w="2880"/>
+            <w:tcW w:type="dxa" w:w="3024"/>
           </w:tcPr>
           <w:p>
             <w:r>
               <w:rPr>
-                <w:rFonts w:ascii="Microsoft YaHei" w:hAnsi="Microsoft YaHei" w:eastAsia="Microsoft YaHei"/>
+                <w:rFonts w:ascii="Times New Roman" w:hAnsi="Times New Roman" w:eastAsia="宋体"/>
                 <w:b/>
                 <w:sz w:val="20"/>
               </w:rPr>
@@ -4990,12 +4929,12 @@
         </w:tc>
         <w:tc>
           <w:tcPr>
-            <w:tcW w:type="dxa" w:w="2880"/>
+            <w:tcW w:type="dxa" w:w="3024"/>
           </w:tcPr>
           <w:p>
             <w:r>
               <w:rPr>
-                <w:rFonts w:ascii="Microsoft YaHei" w:hAnsi="Microsoft YaHei" w:eastAsia="Microsoft YaHei"/>
+                <w:rFonts w:ascii="Times New Roman" w:hAnsi="Times New Roman" w:eastAsia="宋体"/>
                 <w:b/>
                 <w:sz w:val="20"/>
               </w:rPr>
@@ -5007,12 +4946,12 @@
       <w:tr>
         <w:tc>
           <w:tcPr>
-            <w:tcW w:type="dxa" w:w="2880"/>
+            <w:tcW w:type="dxa" w:w="3024"/>
           </w:tcPr>
           <w:p>
             <w:r>
               <w:rPr>
-                <w:rFonts w:ascii="Microsoft YaHei" w:hAnsi="Microsoft YaHei" w:eastAsia="Microsoft YaHei"/>
+                <w:rFonts w:ascii="Times New Roman" w:hAnsi="Times New Roman" w:eastAsia="宋体"/>
                 <w:sz w:val="20"/>
               </w:rPr>
               <w:t>首页</w:t>
@@ -5021,12 +4960,12 @@
         </w:tc>
         <w:tc>
           <w:tcPr>
-            <w:tcW w:type="dxa" w:w="2880"/>
+            <w:tcW w:type="dxa" w:w="3024"/>
           </w:tcPr>
           <w:p>
             <w:r>
               <w:rPr>
-                <w:rFonts w:ascii="Microsoft YaHei" w:hAnsi="Microsoft YaHei" w:eastAsia="Microsoft YaHei"/>
+                <w:rFonts w:ascii="Times New Roman" w:hAnsi="Times New Roman" w:eastAsia="宋体"/>
                 <w:sz w:val="20"/>
               </w:rPr>
               <w:t>`/`</w:t>
@@ -5035,12 +4974,12 @@
         </w:tc>
         <w:tc>
           <w:tcPr>
-            <w:tcW w:type="dxa" w:w="2880"/>
+            <w:tcW w:type="dxa" w:w="3024"/>
           </w:tcPr>
           <w:p>
             <w:r>
               <w:rPr>
-                <w:rFonts w:ascii="Microsoft YaHei" w:hAnsi="Microsoft YaHei" w:eastAsia="Microsoft YaHei"/>
+                <w:rFonts w:ascii="Times New Roman" w:hAnsi="Times New Roman" w:eastAsia="宋体"/>
                 <w:sz w:val="20"/>
               </w:rPr>
               <w:t>状态 Tab 栏、Bento 猫咪卡片网格、骨架屏</w:t>
@@ -5051,12 +4990,12 @@
       <w:tr>
         <w:tc>
           <w:tcPr>
-            <w:tcW w:type="dxa" w:w="2880"/>
+            <w:tcW w:type="dxa" w:w="3024"/>
           </w:tcPr>
           <w:p>
             <w:r>
               <w:rPr>
-                <w:rFonts w:ascii="Microsoft YaHei" w:hAnsi="Microsoft YaHei" w:eastAsia="Microsoft YaHei"/>
+                <w:rFonts w:ascii="Times New Roman" w:hAnsi="Times New Roman" w:eastAsia="宋体"/>
                 <w:sz w:val="20"/>
               </w:rPr>
               <w:t>详情页</w:t>
@@ -5065,12 +5004,12 @@
         </w:tc>
         <w:tc>
           <w:tcPr>
-            <w:tcW w:type="dxa" w:w="2880"/>
+            <w:tcW w:type="dxa" w:w="3024"/>
           </w:tcPr>
           <w:p>
             <w:r>
               <w:rPr>
-                <w:rFonts w:ascii="Microsoft YaHei" w:hAnsi="Microsoft YaHei" w:eastAsia="Microsoft YaHei"/>
+                <w:rFonts w:ascii="Times New Roman" w:hAnsi="Times New Roman" w:eastAsia="宋体"/>
                 <w:sz w:val="20"/>
               </w:rPr>
               <w:t>`/cat/:id`</w:t>
@@ -5079,12 +5018,12 @@
         </w:tc>
         <w:tc>
           <w:tcPr>
-            <w:tcW w:type="dxa" w:w="2880"/>
+            <w:tcW w:type="dxa" w:w="3024"/>
           </w:tcPr>
           <w:p>
             <w:r>
               <w:rPr>
-                <w:rFonts w:ascii="Microsoft YaHei" w:hAnsi="Microsoft YaHei" w:eastAsia="Microsoft YaHei"/>
+                <w:rFonts w:ascii="Times New Roman" w:hAnsi="Times New Roman" w:eastAsia="宋体"/>
                 <w:sz w:val="20"/>
               </w:rPr>
               <w:t>全宽照片轮播、信息区、关注/评分按钮、留言区、推荐侧栏</w:t>
@@ -5095,12 +5034,12 @@
       <w:tr>
         <w:tc>
           <w:tcPr>
-            <w:tcW w:type="dxa" w:w="2880"/>
+            <w:tcW w:type="dxa" w:w="3024"/>
           </w:tcPr>
           <w:p>
             <w:r>
               <w:rPr>
-                <w:rFonts w:ascii="Microsoft YaHei" w:hAnsi="Microsoft YaHei" w:eastAsia="Microsoft YaHei"/>
+                <w:rFonts w:ascii="Times New Roman" w:hAnsi="Times New Roman" w:eastAsia="宋体"/>
                 <w:sz w:val="20"/>
               </w:rPr>
               <w:t>搜索页</w:t>
@@ -5109,12 +5048,12 @@
         </w:tc>
         <w:tc>
           <w:tcPr>
-            <w:tcW w:type="dxa" w:w="2880"/>
+            <w:tcW w:type="dxa" w:w="3024"/>
           </w:tcPr>
           <w:p>
             <w:r>
               <w:rPr>
-                <w:rFonts w:ascii="Microsoft YaHei" w:hAnsi="Microsoft YaHei" w:eastAsia="Microsoft YaHei"/>
+                <w:rFonts w:ascii="Times New Roman" w:hAnsi="Times New Roman" w:eastAsia="宋体"/>
                 <w:sz w:val="20"/>
               </w:rPr>
               <w:t>`/search`</w:t>
@@ -5123,12 +5062,12 @@
         </w:tc>
         <w:tc>
           <w:tcPr>
-            <w:tcW w:type="dxa" w:w="2880"/>
+            <w:tcW w:type="dxa" w:w="3024"/>
           </w:tcPr>
           <w:p>
             <w:r>
               <w:rPr>
-                <w:rFonts w:ascii="Microsoft YaHei" w:hAnsi="Microsoft YaHei" w:eastAsia="Microsoft YaHei"/>
+                <w:rFonts w:ascii="Times New Roman" w:hAnsi="Times New Roman" w:eastAsia="宋体"/>
                 <w:sz w:val="20"/>
               </w:rPr>
               <w:t>搜索输入框、搜索结果列表</w:t>
@@ -5139,12 +5078,12 @@
       <w:tr>
         <w:tc>
           <w:tcPr>
-            <w:tcW w:type="dxa" w:w="2880"/>
+            <w:tcW w:type="dxa" w:w="3024"/>
           </w:tcPr>
           <w:p>
             <w:r>
               <w:rPr>
-                <w:rFonts w:ascii="Microsoft YaHei" w:hAnsi="Microsoft YaHei" w:eastAsia="Microsoft YaHei"/>
+                <w:rFonts w:ascii="Times New Roman" w:hAnsi="Times New Roman" w:eastAsia="宋体"/>
                 <w:sz w:val="20"/>
               </w:rPr>
               <w:t>关于页</w:t>
@@ -5153,12 +5092,12 @@
         </w:tc>
         <w:tc>
           <w:tcPr>
-            <w:tcW w:type="dxa" w:w="2880"/>
+            <w:tcW w:type="dxa" w:w="3024"/>
           </w:tcPr>
           <w:p>
             <w:r>
               <w:rPr>
-                <w:rFonts w:ascii="Microsoft YaHei" w:hAnsi="Microsoft YaHei" w:eastAsia="Microsoft YaHei"/>
+                <w:rFonts w:ascii="Times New Roman" w:hAnsi="Times New Roman" w:eastAsia="宋体"/>
                 <w:sz w:val="20"/>
               </w:rPr>
               <w:t>`/about`</w:t>
@@ -5167,12 +5106,12 @@
         </w:tc>
         <w:tc>
           <w:tcPr>
-            <w:tcW w:type="dxa" w:w="2880"/>
+            <w:tcW w:type="dxa" w:w="3024"/>
           </w:tcPr>
           <w:p>
             <w:r>
               <w:rPr>
-                <w:rFonts w:ascii="Microsoft YaHei" w:hAnsi="Microsoft YaHei" w:eastAsia="Microsoft YaHei"/>
+                <w:rFonts w:ascii="Times New Roman" w:hAnsi="Times New Roman" w:eastAsia="宋体"/>
                 <w:sz w:val="20"/>
               </w:rPr>
               <w:t>项目介绍卡片</w:t>
@@ -5193,10 +5132,36 @@
     <w:p>
       <w:r>
         <w:rPr>
-          <w:rFonts w:ascii="Microsoft YaHei" w:hAnsi="Microsoft YaHei" w:eastAsia="Microsoft YaHei"/>
-          <w:sz w:val="22"/>
+          <w:rFonts w:ascii="Times New Roman" w:hAnsi="Times New Roman" w:eastAsia="宋体"/>
+          <w:sz w:val="24"/>
         </w:rPr>
         <w:t>首页实际界面截图如下：</w:t>
+      </w:r>
+    </w:p>
+    <w:p>
+      <w:pPr>
+        <w:ind w:firstLine="0"/>
+        <w:jc w:val="center"/>
+      </w:pPr>
+      <w:r>
+        <w:rPr>
+          <w:rFonts w:ascii="Times New Roman" w:hAnsi="Times New Roman" w:eastAsia="宋体"/>
+          <w:sz w:val="24"/>
+        </w:rPr>
+      </w:r>
+      <w:r>
+        <w:rPr>
+          <w:rFonts w:ascii="Times New Roman" w:hAnsi="Times New Roman" w:eastAsia="宋体"/>
+          <w:b/>
+          <w:sz w:val="24"/>
+        </w:rPr>
+        <w:t>图4-1 首页界面截图</w:t>
+      </w:r>
+      <w:r>
+        <w:rPr>
+          <w:rFonts w:ascii="Times New Roman" w:hAnsi="Times New Roman" w:eastAsia="宋体"/>
+          <w:sz w:val="24"/>
+        </w:rPr>
       </w:r>
     </w:p>
     <w:p>
@@ -5241,22 +5206,22 @@
     <w:p>
       <w:r>
         <w:rPr>
-          <w:rFonts w:ascii="Microsoft YaHei" w:hAnsi="Microsoft YaHei" w:eastAsia="Microsoft YaHei"/>
-          <w:sz w:val="22"/>
+          <w:rFonts w:ascii="Times New Roman" w:hAnsi="Times New Roman" w:eastAsia="宋体"/>
+          <w:sz w:val="24"/>
         </w:rPr>
       </w:r>
       <w:r>
         <w:rPr>
-          <w:rFonts w:ascii="Microsoft YaHei" w:hAnsi="Microsoft YaHei" w:eastAsia="Microsoft YaHei"/>
+          <w:rFonts w:ascii="Times New Roman" w:hAnsi="Times New Roman" w:eastAsia="宋体"/>
           <w:b/>
-          <w:sz w:val="22"/>
+          <w:sz w:val="24"/>
         </w:rPr>
         <w:t>布局说明：</w:t>
       </w:r>
       <w:r>
         <w:rPr>
-          <w:rFonts w:ascii="Microsoft YaHei" w:hAnsi="Microsoft YaHei" w:eastAsia="Microsoft YaHei"/>
-          <w:sz w:val="22"/>
+          <w:rFonts w:ascii="Times New Roman" w:hAnsi="Times New Roman" w:eastAsia="宋体"/>
+          <w:sz w:val="24"/>
         </w:rPr>
       </w:r>
     </w:p>
@@ -5266,8 +5231,8 @@
       </w:pPr>
       <w:r>
         <w:rPr>
-          <w:rFonts w:ascii="Microsoft YaHei" w:hAnsi="Microsoft YaHei" w:eastAsia="Microsoft YaHei"/>
-          <w:sz w:val="22"/>
+          <w:rFonts w:ascii="Times New Roman" w:hAnsi="Times New Roman" w:eastAsia="宋体"/>
+          <w:sz w:val="24"/>
         </w:rPr>
         <w:t>顶部 Hero 区展示项目标题和简介</w:t>
       </w:r>
@@ -5278,8 +5243,8 @@
       </w:pPr>
       <w:r>
         <w:rPr>
-          <w:rFonts w:ascii="Microsoft YaHei" w:hAnsi="Microsoft YaHei" w:eastAsia="Microsoft YaHei"/>
-          <w:sz w:val="22"/>
+          <w:rFonts w:ascii="Times New Roman" w:hAnsi="Times New Roman" w:eastAsia="宋体"/>
+          <w:sz w:val="24"/>
         </w:rPr>
         <w:t>状态 Tab 栏采用药丸形按钮，支持横向滚动</w:t>
       </w:r>
@@ -5290,8 +5255,8 @@
       </w:pPr>
       <w:r>
         <w:rPr>
-          <w:rFonts w:ascii="Microsoft YaHei" w:hAnsi="Microsoft YaHei" w:eastAsia="Microsoft YaHei"/>
-          <w:sz w:val="22"/>
+          <w:rFonts w:ascii="Times New Roman" w:hAnsi="Times New Roman" w:eastAsia="宋体"/>
+          <w:sz w:val="24"/>
         </w:rPr>
         <w:t>猫咪卡片采用 4 列 Bento Grid，卡片尺寸交替变化（2x2、2x1、1x1、1x2）</w:t>
       </w:r>
@@ -5302,8 +5267,8 @@
       </w:pPr>
       <w:r>
         <w:rPr>
-          <w:rFonts w:ascii="Microsoft YaHei" w:hAnsi="Microsoft YaHei" w:eastAsia="Microsoft YaHei"/>
-          <w:sz w:val="22"/>
+          <w:rFonts w:ascii="Times New Roman" w:hAnsi="Times New Roman" w:eastAsia="宋体"/>
+          <w:sz w:val="24"/>
         </w:rPr>
         <w:t>每张卡片包含猫咪名、状态标签、位置和性别信息</w:t>
       </w:r>
@@ -5314,8 +5279,8 @@
       </w:pPr>
       <w:r>
         <w:rPr>
-          <w:rFonts w:ascii="Microsoft YaHei" w:hAnsi="Microsoft YaHei" w:eastAsia="Microsoft YaHei"/>
-          <w:sz w:val="22"/>
+          <w:rFonts w:ascii="Times New Roman" w:hAnsi="Times New Roman" w:eastAsia="宋体"/>
+          <w:sz w:val="24"/>
         </w:rPr>
         <w:t>移动端降级为单列布局</w:t>
       </w:r>
@@ -5331,10 +5296,36 @@
     <w:p>
       <w:r>
         <w:rPr>
-          <w:rFonts w:ascii="Microsoft YaHei" w:hAnsi="Microsoft YaHei" w:eastAsia="Microsoft YaHei"/>
-          <w:sz w:val="22"/>
+          <w:rFonts w:ascii="Times New Roman" w:hAnsi="Times New Roman" w:eastAsia="宋体"/>
+          <w:sz w:val="24"/>
         </w:rPr>
         <w:t>猫咪详情页实际界面截图如下：</w:t>
+      </w:r>
+    </w:p>
+    <w:p>
+      <w:pPr>
+        <w:ind w:firstLine="0"/>
+        <w:jc w:val="center"/>
+      </w:pPr>
+      <w:r>
+        <w:rPr>
+          <w:rFonts w:ascii="Times New Roman" w:hAnsi="Times New Roman" w:eastAsia="宋体"/>
+          <w:sz w:val="24"/>
+        </w:rPr>
+      </w:r>
+      <w:r>
+        <w:rPr>
+          <w:rFonts w:ascii="Times New Roman" w:hAnsi="Times New Roman" w:eastAsia="宋体"/>
+          <w:b/>
+          <w:sz w:val="24"/>
+        </w:rPr>
+        <w:t>图4-2 猫咪详情页截图</w:t>
+      </w:r>
+      <w:r>
+        <w:rPr>
+          <w:rFonts w:ascii="Times New Roman" w:hAnsi="Times New Roman" w:eastAsia="宋体"/>
+          <w:sz w:val="24"/>
+        </w:rPr>
       </w:r>
     </w:p>
     <w:p>
@@ -5379,22 +5370,22 @@
     <w:p>
       <w:r>
         <w:rPr>
-          <w:rFonts w:ascii="Microsoft YaHei" w:hAnsi="Microsoft YaHei" w:eastAsia="Microsoft YaHei"/>
-          <w:sz w:val="22"/>
+          <w:rFonts w:ascii="Times New Roman" w:hAnsi="Times New Roman" w:eastAsia="宋体"/>
+          <w:sz w:val="24"/>
         </w:rPr>
       </w:r>
       <w:r>
         <w:rPr>
-          <w:rFonts w:ascii="Microsoft YaHei" w:hAnsi="Microsoft YaHei" w:eastAsia="Microsoft YaHei"/>
+          <w:rFonts w:ascii="Times New Roman" w:hAnsi="Times New Roman" w:eastAsia="宋体"/>
           <w:b/>
-          <w:sz w:val="22"/>
+          <w:sz w:val="24"/>
         </w:rPr>
         <w:t>布局说明：</w:t>
       </w:r>
       <w:r>
         <w:rPr>
-          <w:rFonts w:ascii="Microsoft YaHei" w:hAnsi="Microsoft YaHei" w:eastAsia="Microsoft YaHei"/>
-          <w:sz w:val="22"/>
+          <w:rFonts w:ascii="Times New Roman" w:hAnsi="Times New Roman" w:eastAsia="宋体"/>
+          <w:sz w:val="24"/>
         </w:rPr>
       </w:r>
     </w:p>
@@ -5404,8 +5395,8 @@
       </w:pPr>
       <w:r>
         <w:rPr>
-          <w:rFonts w:ascii="Microsoft YaHei" w:hAnsi="Microsoft YaHei" w:eastAsia="Microsoft YaHei"/>
-          <w:sz w:val="22"/>
+          <w:rFonts w:ascii="Times New Roman" w:hAnsi="Times New Roman" w:eastAsia="宋体"/>
+          <w:sz w:val="24"/>
         </w:rPr>
         <w:t>照片轮播占据页面顶部约 65vh，支持左右箭头切换和底部圆点指示</w:t>
       </w:r>
@@ -5416,8 +5407,8 @@
       </w:pPr>
       <w:r>
         <w:rPr>
-          <w:rFonts w:ascii="Microsoft YaHei" w:hAnsi="Microsoft YaHei" w:eastAsia="Microsoft YaHei"/>
-          <w:sz w:val="22"/>
+          <w:rFonts w:ascii="Times New Roman" w:hAnsi="Times New Roman" w:eastAsia="宋体"/>
+          <w:sz w:val="24"/>
         </w:rPr>
         <w:t>台式机右侧固定侧栏展示相似猫咪推荐（调用 P6 算法）</w:t>
       </w:r>
@@ -5428,8 +5419,8 @@
       </w:pPr>
       <w:r>
         <w:rPr>
-          <w:rFonts w:ascii="Microsoft YaHei" w:hAnsi="Microsoft YaHei" w:eastAsia="Microsoft YaHei"/>
-          <w:sz w:val="22"/>
+          <w:rFonts w:ascii="Times New Roman" w:hAnsi="Times New Roman" w:eastAsia="宋体"/>
+          <w:sz w:val="24"/>
         </w:rPr>
         <w:t>猫咪信息区包含统计数字、属性表格、性格标签、互动按钮</w:t>
       </w:r>
@@ -5440,8 +5431,8 @@
       </w:pPr>
       <w:r>
         <w:rPr>
-          <w:rFonts w:ascii="Microsoft YaHei" w:hAnsi="Microsoft YaHei" w:eastAsia="Microsoft YaHei"/>
-          <w:sz w:val="22"/>
+          <w:rFonts w:ascii="Times New Roman" w:hAnsi="Times New Roman" w:eastAsia="宋体"/>
+          <w:sz w:val="24"/>
         </w:rPr>
         <w:t>留言区支持即时输入和发送，评论按时间倒序排列</w:t>
       </w:r>
@@ -5452,8 +5443,8 @@
       </w:pPr>
       <w:r>
         <w:rPr>
-          <w:rFonts w:ascii="Microsoft YaHei" w:hAnsi="Microsoft YaHei" w:eastAsia="Microsoft YaHei"/>
-          <w:sz w:val="22"/>
+          <w:rFonts w:ascii="Times New Roman" w:hAnsi="Times New Roman" w:eastAsia="宋体"/>
+          <w:sz w:val="24"/>
         </w:rPr>
         <w:t>移动端 1024px 以下右侧推荐栏并入主内容流</w:t>
       </w:r>
@@ -5469,22 +5460,22 @@
     <w:p>
       <w:r>
         <w:rPr>
-          <w:rFonts w:ascii="Microsoft YaHei" w:hAnsi="Microsoft YaHei" w:eastAsia="Microsoft YaHei"/>
-          <w:sz w:val="22"/>
+          <w:rFonts w:ascii="Times New Roman" w:hAnsi="Times New Roman" w:eastAsia="宋体"/>
+          <w:sz w:val="24"/>
         </w:rPr>
       </w:r>
       <w:r>
         <w:rPr>
-          <w:rFonts w:ascii="Microsoft YaHei" w:hAnsi="Microsoft YaHei" w:eastAsia="Microsoft YaHei"/>
+          <w:rFonts w:ascii="Times New Roman" w:hAnsi="Times New Roman" w:eastAsia="宋体"/>
           <w:b/>
-          <w:sz w:val="22"/>
+          <w:sz w:val="24"/>
         </w:rPr>
         <w:t>浮动玻璃导航栏（Fixed Top）：</w:t>
       </w:r>
       <w:r>
         <w:rPr>
-          <w:rFonts w:ascii="Microsoft YaHei" w:hAnsi="Microsoft YaHei" w:eastAsia="Microsoft YaHei"/>
-          <w:sz w:val="22"/>
+          <w:rFonts w:ascii="Times New Roman" w:hAnsi="Times New Roman" w:eastAsia="宋体"/>
+          <w:sz w:val="24"/>
         </w:rPr>
       </w:r>
     </w:p>
@@ -5494,8 +5485,8 @@
       </w:pPr>
       <w:r>
         <w:rPr>
-          <w:rFonts w:ascii="Microsoft YaHei" w:hAnsi="Microsoft YaHei" w:eastAsia="Microsoft YaHei"/>
-          <w:sz w:val="22"/>
+          <w:rFonts w:ascii="Times New Roman" w:hAnsi="Times New Roman" w:eastAsia="宋体"/>
+          <w:sz w:val="24"/>
         </w:rPr>
         <w:t>位置：固定顶部居中，`border-radius: 999px` 药丸形状</w:t>
       </w:r>
@@ -5506,8 +5497,8 @@
       </w:pPr>
       <w:r>
         <w:rPr>
-          <w:rFonts w:ascii="Microsoft YaHei" w:hAnsi="Microsoft YaHei" w:eastAsia="Microsoft YaHei"/>
-          <w:sz w:val="22"/>
+          <w:rFonts w:ascii="Times New Roman" w:hAnsi="Times New Roman" w:eastAsia="宋体"/>
+          <w:sz w:val="24"/>
         </w:rPr>
         <w:t>样式：白色半透明 `backdrop-filter: blur(24px)` 玻璃效果，边框 `rgba(0,0,0,0.06)`</w:t>
       </w:r>
@@ -5518,8 +5509,8 @@
       </w:pPr>
       <w:r>
         <w:rPr>
-          <w:rFonts w:ascii="Microsoft YaHei" w:hAnsi="Microsoft YaHei" w:eastAsia="Microsoft YaHei"/>
-          <w:sz w:val="22"/>
+          <w:rFonts w:ascii="Times New Roman" w:hAnsi="Times New Roman" w:eastAsia="宋体"/>
+          <w:sz w:val="24"/>
         </w:rPr>
         <w:t>品牌：左侧  南信猫友记</w:t>
       </w:r>
@@ -5530,8 +5521,8 @@
       </w:pPr>
       <w:r>
         <w:rPr>
-          <w:rFonts w:ascii="Microsoft YaHei" w:hAnsi="Microsoft YaHei" w:eastAsia="Microsoft YaHei"/>
-          <w:sz w:val="22"/>
+          <w:rFonts w:ascii="Times New Roman" w:hAnsi="Times New Roman" w:eastAsia="宋体"/>
+          <w:sz w:val="24"/>
         </w:rPr>
         <w:t>链接：猫咪、搜索、关于（桌面端直接显示，移动端折叠为汉堡菜单）</w:t>
       </w:r>
@@ -5542,8 +5533,8 @@
       </w:pPr>
       <w:r>
         <w:rPr>
-          <w:rFonts w:ascii="Microsoft YaHei" w:hAnsi="Microsoft YaHei" w:eastAsia="Microsoft YaHei"/>
-          <w:sz w:val="22"/>
+          <w:rFonts w:ascii="Times New Roman" w:hAnsi="Times New Roman" w:eastAsia="宋体"/>
+          <w:sz w:val="24"/>
         </w:rPr>
         <w:t>汉堡菜单展开为全屏遮罩 + 大号文字链接</w:t>
       </w:r>
@@ -5554,8 +5545,8 @@
       </w:pPr>
       <w:r>
         <w:rPr>
-          <w:rFonts w:ascii="Microsoft YaHei" w:hAnsi="Microsoft YaHei" w:eastAsia="Microsoft YaHei"/>
-          <w:sz w:val="22"/>
+          <w:rFonts w:ascii="Times New Roman" w:hAnsi="Times New Roman" w:eastAsia="宋体"/>
+          <w:sz w:val="24"/>
         </w:rPr>
         <w:t>导航高度：桌面 ≤ 64px，移动端自适应</w:t>
       </w:r>
@@ -5569,24 +5560,28 @@
       </w:r>
     </w:p>
     <w:p>
+      <w:pPr>
+        <w:ind w:firstLine="0"/>
+        <w:jc w:val="center"/>
+      </w:pPr>
       <w:r>
         <w:rPr>
-          <w:rFonts w:ascii="Microsoft YaHei" w:hAnsi="Microsoft YaHei" w:eastAsia="Microsoft YaHei"/>
-          <w:sz w:val="22"/>
+          <w:rFonts w:ascii="Times New Roman" w:hAnsi="Times New Roman" w:eastAsia="宋体"/>
+          <w:sz w:val="24"/>
         </w:rPr>
       </w:r>
       <w:r>
         <w:rPr>
-          <w:rFonts w:ascii="Microsoft YaHei" w:hAnsi="Microsoft YaHei" w:eastAsia="Microsoft YaHei"/>
+          <w:rFonts w:ascii="Times New Roman" w:hAnsi="Times New Roman" w:eastAsia="宋体"/>
           <w:b/>
-          <w:sz w:val="22"/>
+          <w:sz w:val="24"/>
         </w:rPr>
-        <w:t>表12 颜色规范</w:t>
+        <w:t>表4-2 颜色规范</w:t>
       </w:r>
       <w:r>
         <w:rPr>
-          <w:rFonts w:ascii="Microsoft YaHei" w:hAnsi="Microsoft YaHei" w:eastAsia="Microsoft YaHei"/>
-          <w:sz w:val="22"/>
+          <w:rFonts w:ascii="Times New Roman" w:hAnsi="Times New Roman" w:eastAsia="宋体"/>
+          <w:sz w:val="24"/>
         </w:rPr>
       </w:r>
     </w:p>
@@ -5598,19 +5593,19 @@
         <w:tblLook w:firstColumn="1" w:firstRow="1" w:lastColumn="0" w:lastRow="0" w:noHBand="0" w:noVBand="1" w:val="04A0"/>
       </w:tblPr>
       <w:tblGrid>
-        <w:gridCol w:w="2880"/>
-        <w:gridCol w:w="2880"/>
-        <w:gridCol w:w="2880"/>
+        <w:gridCol w:w="3024"/>
+        <w:gridCol w:w="3024"/>
+        <w:gridCol w:w="3024"/>
       </w:tblGrid>
       <w:tr>
         <w:tc>
           <w:tcPr>
-            <w:tcW w:type="dxa" w:w="2880"/>
+            <w:tcW w:type="dxa" w:w="3024"/>
           </w:tcPr>
           <w:p>
             <w:r>
               <w:rPr>
-                <w:rFonts w:ascii="Microsoft YaHei" w:hAnsi="Microsoft YaHei" w:eastAsia="Microsoft YaHei"/>
+                <w:rFonts w:ascii="Times New Roman" w:hAnsi="Times New Roman" w:eastAsia="宋体"/>
                 <w:b/>
                 <w:sz w:val="20"/>
               </w:rPr>
@@ -5620,12 +5615,12 @@
         </w:tc>
         <w:tc>
           <w:tcPr>
-            <w:tcW w:type="dxa" w:w="2880"/>
+            <w:tcW w:type="dxa" w:w="3024"/>
           </w:tcPr>
           <w:p>
             <w:r>
               <w:rPr>
-                <w:rFonts w:ascii="Microsoft YaHei" w:hAnsi="Microsoft YaHei" w:eastAsia="Microsoft YaHei"/>
+                <w:rFonts w:ascii="Times New Roman" w:hAnsi="Times New Roman" w:eastAsia="宋体"/>
                 <w:b/>
                 <w:sz w:val="20"/>
               </w:rPr>
@@ -5635,12 +5630,12 @@
         </w:tc>
         <w:tc>
           <w:tcPr>
-            <w:tcW w:type="dxa" w:w="2880"/>
+            <w:tcW w:type="dxa" w:w="3024"/>
           </w:tcPr>
           <w:p>
             <w:r>
               <w:rPr>
-                <w:rFonts w:ascii="Microsoft YaHei" w:hAnsi="Microsoft YaHei" w:eastAsia="Microsoft YaHei"/>
+                <w:rFonts w:ascii="Times New Roman" w:hAnsi="Times New Roman" w:eastAsia="宋体"/>
                 <w:b/>
                 <w:sz w:val="20"/>
               </w:rPr>
@@ -5652,12 +5647,12 @@
       <w:tr>
         <w:tc>
           <w:tcPr>
-            <w:tcW w:type="dxa" w:w="2880"/>
+            <w:tcW w:type="dxa" w:w="3024"/>
           </w:tcPr>
           <w:p>
             <w:r>
               <w:rPr>
-                <w:rFonts w:ascii="Microsoft YaHei" w:hAnsi="Microsoft YaHei" w:eastAsia="Microsoft YaHei"/>
+                <w:rFonts w:ascii="Times New Roman" w:hAnsi="Times New Roman" w:eastAsia="宋体"/>
                 <w:sz w:val="20"/>
               </w:rPr>
               <w:t>页面背景</w:t>
@@ -5666,12 +5661,12 @@
         </w:tc>
         <w:tc>
           <w:tcPr>
-            <w:tcW w:type="dxa" w:w="2880"/>
+            <w:tcW w:type="dxa" w:w="3024"/>
           </w:tcPr>
           <w:p>
             <w:r>
               <w:rPr>
-                <w:rFonts w:ascii="Microsoft YaHei" w:hAnsi="Microsoft YaHei" w:eastAsia="Microsoft YaHei"/>
+                <w:rFonts w:ascii="Times New Roman" w:hAnsi="Times New Roman" w:eastAsia="宋体"/>
                 <w:sz w:val="20"/>
               </w:rPr>
               <w:t>`#f8f7f4`</w:t>
@@ -5680,12 +5675,12 @@
         </w:tc>
         <w:tc>
           <w:tcPr>
-            <w:tcW w:type="dxa" w:w="2880"/>
+            <w:tcW w:type="dxa" w:w="3024"/>
           </w:tcPr>
           <w:p>
             <w:r>
               <w:rPr>
-                <w:rFonts w:ascii="Microsoft YaHei" w:hAnsi="Microsoft YaHei" w:eastAsia="Microsoft YaHei"/>
+                <w:rFonts w:ascii="Times New Roman" w:hAnsi="Times New Roman" w:eastAsia="宋体"/>
                 <w:sz w:val="20"/>
               </w:rPr>
               <w:t>暖白米色底色</w:t>
@@ -5696,12 +5691,12 @@
       <w:tr>
         <w:tc>
           <w:tcPr>
-            <w:tcW w:type="dxa" w:w="2880"/>
+            <w:tcW w:type="dxa" w:w="3024"/>
           </w:tcPr>
           <w:p>
             <w:r>
               <w:rPr>
-                <w:rFonts w:ascii="Microsoft YaHei" w:hAnsi="Microsoft YaHei" w:eastAsia="Microsoft YaHei"/>
+                <w:rFonts w:ascii="Times New Roman" w:hAnsi="Times New Roman" w:eastAsia="宋体"/>
                 <w:sz w:val="20"/>
               </w:rPr>
               <w:t>卡片背景</w:t>
@@ -5710,12 +5705,12 @@
         </w:tc>
         <w:tc>
           <w:tcPr>
-            <w:tcW w:type="dxa" w:w="2880"/>
+            <w:tcW w:type="dxa" w:w="3024"/>
           </w:tcPr>
           <w:p>
             <w:r>
               <w:rPr>
-                <w:rFonts w:ascii="Microsoft YaHei" w:hAnsi="Microsoft YaHei" w:eastAsia="Microsoft YaHei"/>
+                <w:rFonts w:ascii="Times New Roman" w:hAnsi="Times New Roman" w:eastAsia="宋体"/>
                 <w:sz w:val="20"/>
               </w:rPr>
               <w:t>`#ffffff`</w:t>
@@ -5724,12 +5719,12 @@
         </w:tc>
         <w:tc>
           <w:tcPr>
-            <w:tcW w:type="dxa" w:w="2880"/>
+            <w:tcW w:type="dxa" w:w="3024"/>
           </w:tcPr>
           <w:p>
             <w:r>
               <w:rPr>
-                <w:rFonts w:ascii="Microsoft YaHei" w:hAnsi="Microsoft YaHei" w:eastAsia="Microsoft YaHei"/>
+                <w:rFonts w:ascii="Times New Roman" w:hAnsi="Times New Roman" w:eastAsia="宋体"/>
                 <w:sz w:val="20"/>
               </w:rPr>
               <w:t>纯白卡片</w:t>
@@ -5740,12 +5735,12 @@
       <w:tr>
         <w:tc>
           <w:tcPr>
-            <w:tcW w:type="dxa" w:w="2880"/>
+            <w:tcW w:type="dxa" w:w="3024"/>
           </w:tcPr>
           <w:p>
             <w:r>
               <w:rPr>
-                <w:rFonts w:ascii="Microsoft YaHei" w:hAnsi="Microsoft YaHei" w:eastAsia="Microsoft YaHei"/>
+                <w:rFonts w:ascii="Times New Roman" w:hAnsi="Times New Roman" w:eastAsia="宋体"/>
                 <w:sz w:val="20"/>
               </w:rPr>
               <w:t>主文字</w:t>
@@ -5754,12 +5749,12 @@
         </w:tc>
         <w:tc>
           <w:tcPr>
-            <w:tcW w:type="dxa" w:w="2880"/>
+            <w:tcW w:type="dxa" w:w="3024"/>
           </w:tcPr>
           <w:p>
             <w:r>
               <w:rPr>
-                <w:rFonts w:ascii="Microsoft YaHei" w:hAnsi="Microsoft YaHei" w:eastAsia="Microsoft YaHei"/>
+                <w:rFonts w:ascii="Times New Roman" w:hAnsi="Times New Roman" w:eastAsia="宋体"/>
                 <w:sz w:val="20"/>
               </w:rPr>
               <w:t>`#1a1a1a`</w:t>
@@ -5768,12 +5763,12 @@
         </w:tc>
         <w:tc>
           <w:tcPr>
-            <w:tcW w:type="dxa" w:w="2880"/>
+            <w:tcW w:type="dxa" w:w="3024"/>
           </w:tcPr>
           <w:p>
             <w:r>
               <w:rPr>
-                <w:rFonts w:ascii="Microsoft YaHei" w:hAnsi="Microsoft YaHei" w:eastAsia="Microsoft YaHei"/>
+                <w:rFonts w:ascii="Times New Roman" w:hAnsi="Times New Roman" w:eastAsia="宋体"/>
                 <w:sz w:val="20"/>
               </w:rPr>
               <w:t>深黑色</w:t>
@@ -5784,12 +5779,12 @@
       <w:tr>
         <w:tc>
           <w:tcPr>
-            <w:tcW w:type="dxa" w:w="2880"/>
+            <w:tcW w:type="dxa" w:w="3024"/>
           </w:tcPr>
           <w:p>
             <w:r>
               <w:rPr>
-                <w:rFonts w:ascii="Microsoft YaHei" w:hAnsi="Microsoft YaHei" w:eastAsia="Microsoft YaHei"/>
+                <w:rFonts w:ascii="Times New Roman" w:hAnsi="Times New Roman" w:eastAsia="宋体"/>
                 <w:sz w:val="20"/>
               </w:rPr>
               <w:t>辅助文字</w:t>
@@ -5798,12 +5793,12 @@
         </w:tc>
         <w:tc>
           <w:tcPr>
-            <w:tcW w:type="dxa" w:w="2880"/>
+            <w:tcW w:type="dxa" w:w="3024"/>
           </w:tcPr>
           <w:p>
             <w:r>
               <w:rPr>
-                <w:rFonts w:ascii="Microsoft YaHei" w:hAnsi="Microsoft YaHei" w:eastAsia="Microsoft YaHei"/>
+                <w:rFonts w:ascii="Times New Roman" w:hAnsi="Times New Roman" w:eastAsia="宋体"/>
                 <w:sz w:val="20"/>
               </w:rPr>
               <w:t>`rgba(0,0,0,0.55)`</w:t>
@@ -5812,12 +5807,12 @@
         </w:tc>
         <w:tc>
           <w:tcPr>
-            <w:tcW w:type="dxa" w:w="2880"/>
+            <w:tcW w:type="dxa" w:w="3024"/>
           </w:tcPr>
           <w:p>
             <w:r>
               <w:rPr>
-                <w:rFonts w:ascii="Microsoft YaHei" w:hAnsi="Microsoft YaHei" w:eastAsia="Microsoft YaHei"/>
+                <w:rFonts w:ascii="Times New Roman" w:hAnsi="Times New Roman" w:eastAsia="宋体"/>
                 <w:sz w:val="20"/>
               </w:rPr>
               <w:t>半透明黑</w:t>
@@ -5828,12 +5823,12 @@
       <w:tr>
         <w:tc>
           <w:tcPr>
-            <w:tcW w:type="dxa" w:w="2880"/>
+            <w:tcW w:type="dxa" w:w="3024"/>
           </w:tcPr>
           <w:p>
             <w:r>
               <w:rPr>
-                <w:rFonts w:ascii="Microsoft YaHei" w:hAnsi="Microsoft YaHei" w:eastAsia="Microsoft YaHei"/>
+                <w:rFonts w:ascii="Times New Roman" w:hAnsi="Times New Roman" w:eastAsia="宋体"/>
                 <w:sz w:val="20"/>
               </w:rPr>
               <w:t>弱文字</w:t>
@@ -5842,12 +5837,12 @@
         </w:tc>
         <w:tc>
           <w:tcPr>
-            <w:tcW w:type="dxa" w:w="2880"/>
+            <w:tcW w:type="dxa" w:w="3024"/>
           </w:tcPr>
           <w:p>
             <w:r>
               <w:rPr>
-                <w:rFonts w:ascii="Microsoft YaHei" w:hAnsi="Microsoft YaHei" w:eastAsia="Microsoft YaHei"/>
+                <w:rFonts w:ascii="Times New Roman" w:hAnsi="Times New Roman" w:eastAsia="宋体"/>
                 <w:sz w:val="20"/>
               </w:rPr>
               <w:t>`rgba(0,0,0,0.35)`</w:t>
@@ -5856,12 +5851,12 @@
         </w:tc>
         <w:tc>
           <w:tcPr>
-            <w:tcW w:type="dxa" w:w="2880"/>
+            <w:tcW w:type="dxa" w:w="3024"/>
           </w:tcPr>
           <w:p>
             <w:r>
               <w:rPr>
-                <w:rFonts w:ascii="Microsoft YaHei" w:hAnsi="Microsoft YaHei" w:eastAsia="Microsoft YaHei"/>
+                <w:rFonts w:ascii="Times New Roman" w:hAnsi="Times New Roman" w:eastAsia="宋体"/>
                 <w:sz w:val="20"/>
               </w:rPr>
               <w:t>更淡</w:t>
@@ -5872,12 +5867,12 @@
       <w:tr>
         <w:tc>
           <w:tcPr>
-            <w:tcW w:type="dxa" w:w="2880"/>
+            <w:tcW w:type="dxa" w:w="3024"/>
           </w:tcPr>
           <w:p>
             <w:r>
               <w:rPr>
-                <w:rFonts w:ascii="Microsoft YaHei" w:hAnsi="Microsoft YaHei" w:eastAsia="Microsoft YaHei"/>
+                <w:rFonts w:ascii="Times New Roman" w:hAnsi="Times New Roman" w:eastAsia="宋体"/>
                 <w:sz w:val="20"/>
               </w:rPr>
               <w:t>强调色</w:t>
@@ -5886,12 +5881,12 @@
         </w:tc>
         <w:tc>
           <w:tcPr>
-            <w:tcW w:type="dxa" w:w="2880"/>
+            <w:tcW w:type="dxa" w:w="3024"/>
           </w:tcPr>
           <w:p>
             <w:r>
               <w:rPr>
-                <w:rFonts w:ascii="Microsoft YaHei" w:hAnsi="Microsoft YaHei" w:eastAsia="Microsoft YaHei"/>
+                <w:rFonts w:ascii="Times New Roman" w:hAnsi="Times New Roman" w:eastAsia="宋体"/>
                 <w:sz w:val="20"/>
               </w:rPr>
               <w:t>`#f59e0b`</w:t>
@@ -5900,12 +5895,12 @@
         </w:tc>
         <w:tc>
           <w:tcPr>
-            <w:tcW w:type="dxa" w:w="2880"/>
+            <w:tcW w:type="dxa" w:w="3024"/>
           </w:tcPr>
           <w:p>
             <w:r>
               <w:rPr>
-                <w:rFonts w:ascii="Microsoft YaHei" w:hAnsi="Microsoft YaHei" w:eastAsia="Microsoft YaHei"/>
+                <w:rFonts w:ascii="Times New Roman" w:hAnsi="Times New Roman" w:eastAsia="宋体"/>
                 <w:sz w:val="20"/>
               </w:rPr>
               <w:t>琥珀金</w:t>
@@ -5916,12 +5911,12 @@
       <w:tr>
         <w:tc>
           <w:tcPr>
-            <w:tcW w:type="dxa" w:w="2880"/>
+            <w:tcW w:type="dxa" w:w="3024"/>
           </w:tcPr>
           <w:p>
             <w:r>
               <w:rPr>
-                <w:rFonts w:ascii="Microsoft YaHei" w:hAnsi="Microsoft YaHei" w:eastAsia="Microsoft YaHei"/>
+                <w:rFonts w:ascii="Times New Roman" w:hAnsi="Times New Roman" w:eastAsia="宋体"/>
                 <w:sz w:val="20"/>
               </w:rPr>
               <w:t>边框</w:t>
@@ -5930,12 +5925,12 @@
         </w:tc>
         <w:tc>
           <w:tcPr>
-            <w:tcW w:type="dxa" w:w="2880"/>
+            <w:tcW w:type="dxa" w:w="3024"/>
           </w:tcPr>
           <w:p>
             <w:r>
               <w:rPr>
-                <w:rFonts w:ascii="Microsoft YaHei" w:hAnsi="Microsoft YaHei" w:eastAsia="Microsoft YaHei"/>
+                <w:rFonts w:ascii="Times New Roman" w:hAnsi="Times New Roman" w:eastAsia="宋体"/>
                 <w:sz w:val="20"/>
               </w:rPr>
               <w:t>`rgba(0,0,0,0.06)`</w:t>
@@ -5944,12 +5939,12 @@
         </w:tc>
         <w:tc>
           <w:tcPr>
-            <w:tcW w:type="dxa" w:w="2880"/>
+            <w:tcW w:type="dxa" w:w="3024"/>
           </w:tcPr>
           <w:p>
             <w:r>
               <w:rPr>
-                <w:rFonts w:ascii="Microsoft YaHei" w:hAnsi="Microsoft YaHei" w:eastAsia="Microsoft YaHei"/>
+                <w:rFonts w:ascii="Times New Roman" w:hAnsi="Times New Roman" w:eastAsia="宋体"/>
                 <w:sz w:val="20"/>
               </w:rPr>
               <w:t>极淡边框</w:t>
@@ -5960,12 +5955,12 @@
       <w:tr>
         <w:tc>
           <w:tcPr>
-            <w:tcW w:type="dxa" w:w="2880"/>
+            <w:tcW w:type="dxa" w:w="3024"/>
           </w:tcPr>
           <w:p>
             <w:r>
               <w:rPr>
-                <w:rFonts w:ascii="Microsoft YaHei" w:hAnsi="Microsoft YaHei" w:eastAsia="Microsoft YaHei"/>
+                <w:rFonts w:ascii="Times New Roman" w:hAnsi="Times New Roman" w:eastAsia="宋体"/>
                 <w:sz w:val="20"/>
               </w:rPr>
               <w:t>在校标签</w:t>
@@ -5974,12 +5969,12 @@
         </w:tc>
         <w:tc>
           <w:tcPr>
-            <w:tcW w:type="dxa" w:w="2880"/>
+            <w:tcW w:type="dxa" w:w="3024"/>
           </w:tcPr>
           <w:p>
             <w:r>
               <w:rPr>
-                <w:rFonts w:ascii="Microsoft YaHei" w:hAnsi="Microsoft YaHei" w:eastAsia="Microsoft YaHei"/>
+                <w:rFonts w:ascii="Times New Roman" w:hAnsi="Times New Roman" w:eastAsia="宋体"/>
                 <w:sz w:val="20"/>
               </w:rPr>
               <w:t>`#22c55e` / 浅绿底色</w:t>
@@ -5988,12 +5983,12 @@
         </w:tc>
         <w:tc>
           <w:tcPr>
-            <w:tcW w:type="dxa" w:w="2880"/>
+            <w:tcW w:type="dxa" w:w="3024"/>
           </w:tcPr>
           <w:p>
             <w:r>
               <w:rPr>
-                <w:rFonts w:ascii="Microsoft YaHei" w:hAnsi="Microsoft YaHei" w:eastAsia="Microsoft YaHei"/>
+                <w:rFonts w:ascii="Times New Roman" w:hAnsi="Times New Roman" w:eastAsia="宋体"/>
                 <w:sz w:val="20"/>
               </w:rPr>
               <w:t>状态</w:t>
@@ -6004,12 +5999,12 @@
       <w:tr>
         <w:tc>
           <w:tcPr>
-            <w:tcW w:type="dxa" w:w="2880"/>
+            <w:tcW w:type="dxa" w:w="3024"/>
           </w:tcPr>
           <w:p>
             <w:r>
               <w:rPr>
-                <w:rFonts w:ascii="Microsoft YaHei" w:hAnsi="Microsoft YaHei" w:eastAsia="Microsoft YaHei"/>
+                <w:rFonts w:ascii="Times New Roman" w:hAnsi="Times New Roman" w:eastAsia="宋体"/>
                 <w:sz w:val="20"/>
               </w:rPr>
               <w:t>待领养标签</w:t>
@@ -6018,12 +6013,12 @@
         </w:tc>
         <w:tc>
           <w:tcPr>
-            <w:tcW w:type="dxa" w:w="2880"/>
+            <w:tcW w:type="dxa" w:w="3024"/>
           </w:tcPr>
           <w:p>
             <w:r>
               <w:rPr>
-                <w:rFonts w:ascii="Microsoft YaHei" w:hAnsi="Microsoft YaHei" w:eastAsia="Microsoft YaHei"/>
+                <w:rFonts w:ascii="Times New Roman" w:hAnsi="Times New Roman" w:eastAsia="宋体"/>
                 <w:sz w:val="20"/>
               </w:rPr>
               <w:t>`#f59e0b` / 浅金底色</w:t>
@@ -6032,12 +6027,12 @@
         </w:tc>
         <w:tc>
           <w:tcPr>
-            <w:tcW w:type="dxa" w:w="2880"/>
+            <w:tcW w:type="dxa" w:w="3024"/>
           </w:tcPr>
           <w:p>
             <w:r>
               <w:rPr>
-                <w:rFonts w:ascii="Microsoft YaHei" w:hAnsi="Microsoft YaHei" w:eastAsia="Microsoft YaHei"/>
+                <w:rFonts w:ascii="Times New Roman" w:hAnsi="Times New Roman" w:eastAsia="宋体"/>
                 <w:sz w:val="20"/>
               </w:rPr>
               <w:t>状态</w:t>
@@ -6048,12 +6043,12 @@
       <w:tr>
         <w:tc>
           <w:tcPr>
-            <w:tcW w:type="dxa" w:w="2880"/>
+            <w:tcW w:type="dxa" w:w="3024"/>
           </w:tcPr>
           <w:p>
             <w:r>
               <w:rPr>
-                <w:rFonts w:ascii="Microsoft YaHei" w:hAnsi="Microsoft YaHei" w:eastAsia="Microsoft YaHei"/>
+                <w:rFonts w:ascii="Times New Roman" w:hAnsi="Times New Roman" w:eastAsia="宋体"/>
                 <w:sz w:val="20"/>
               </w:rPr>
               <w:t>失踪标签</w:t>
@@ -6062,12 +6057,12 @@
         </w:tc>
         <w:tc>
           <w:tcPr>
-            <w:tcW w:type="dxa" w:w="2880"/>
+            <w:tcW w:type="dxa" w:w="3024"/>
           </w:tcPr>
           <w:p>
             <w:r>
               <w:rPr>
-                <w:rFonts w:ascii="Microsoft YaHei" w:hAnsi="Microsoft YaHei" w:eastAsia="Microsoft YaHei"/>
+                <w:rFonts w:ascii="Times New Roman" w:hAnsi="Times New Roman" w:eastAsia="宋体"/>
                 <w:sz w:val="20"/>
               </w:rPr>
               <w:t>`#ef4444` / 浅红底色</w:t>
@@ -6076,12 +6071,12 @@
         </w:tc>
         <w:tc>
           <w:tcPr>
-            <w:tcW w:type="dxa" w:w="2880"/>
+            <w:tcW w:type="dxa" w:w="3024"/>
           </w:tcPr>
           <w:p>
             <w:r>
               <w:rPr>
-                <w:rFonts w:ascii="Microsoft YaHei" w:hAnsi="Microsoft YaHei" w:eastAsia="Microsoft YaHei"/>
+                <w:rFonts w:ascii="Times New Roman" w:hAnsi="Times New Roman" w:eastAsia="宋体"/>
                 <w:sz w:val="20"/>
               </w:rPr>
               <w:t>状态</w:t>
@@ -6092,12 +6087,12 @@
       <w:tr>
         <w:tc>
           <w:tcPr>
-            <w:tcW w:type="dxa" w:w="2880"/>
+            <w:tcW w:type="dxa" w:w="3024"/>
           </w:tcPr>
           <w:p>
             <w:r>
               <w:rPr>
-                <w:rFonts w:ascii="Microsoft YaHei" w:hAnsi="Microsoft YaHei" w:eastAsia="Microsoft YaHei"/>
+                <w:rFonts w:ascii="Times New Roman" w:hAnsi="Times New Roman" w:eastAsia="宋体"/>
                 <w:sz w:val="20"/>
               </w:rPr>
               <w:t>离世标签</w:t>
@@ -6106,12 +6101,12 @@
         </w:tc>
         <w:tc>
           <w:tcPr>
-            <w:tcW w:type="dxa" w:w="2880"/>
+            <w:tcW w:type="dxa" w:w="3024"/>
           </w:tcPr>
           <w:p>
             <w:r>
               <w:rPr>
-                <w:rFonts w:ascii="Microsoft YaHei" w:hAnsi="Microsoft YaHei" w:eastAsia="Microsoft YaHei"/>
+                <w:rFonts w:ascii="Times New Roman" w:hAnsi="Times New Roman" w:eastAsia="宋体"/>
                 <w:sz w:val="20"/>
               </w:rPr>
               <w:t>`#94a3b8` / 浅灰底色</w:t>
@@ -6120,12 +6115,12 @@
         </w:tc>
         <w:tc>
           <w:tcPr>
-            <w:tcW w:type="dxa" w:w="2880"/>
+            <w:tcW w:type="dxa" w:w="3024"/>
           </w:tcPr>
           <w:p>
             <w:r>
               <w:rPr>
-                <w:rFonts w:ascii="Microsoft YaHei" w:hAnsi="Microsoft YaHei" w:eastAsia="Microsoft YaHei"/>
+                <w:rFonts w:ascii="Times New Roman" w:hAnsi="Times New Roman" w:eastAsia="宋体"/>
                 <w:sz w:val="20"/>
               </w:rPr>
               <w:t>状态</w:t>
@@ -6144,24 +6139,28 @@
       </w:r>
     </w:p>
     <w:p>
+      <w:pPr>
+        <w:ind w:firstLine="0"/>
+        <w:jc w:val="center"/>
+      </w:pPr>
       <w:r>
         <w:rPr>
-          <w:rFonts w:ascii="Microsoft YaHei" w:hAnsi="Microsoft YaHei" w:eastAsia="Microsoft YaHei"/>
-          <w:sz w:val="22"/>
+          <w:rFonts w:ascii="Times New Roman" w:hAnsi="Times New Roman" w:eastAsia="宋体"/>
+          <w:sz w:val="24"/>
         </w:rPr>
       </w:r>
       <w:r>
         <w:rPr>
-          <w:rFonts w:ascii="Microsoft YaHei" w:hAnsi="Microsoft YaHei" w:eastAsia="Microsoft YaHei"/>
+          <w:rFonts w:ascii="Times New Roman" w:hAnsi="Times New Roman" w:eastAsia="宋体"/>
           <w:b/>
-          <w:sz w:val="22"/>
+          <w:sz w:val="24"/>
         </w:rPr>
-        <w:t>表13 响应式断点</w:t>
+        <w:t>表4-3 响应式断点</w:t>
       </w:r>
       <w:r>
         <w:rPr>
-          <w:rFonts w:ascii="Microsoft YaHei" w:hAnsi="Microsoft YaHei" w:eastAsia="Microsoft YaHei"/>
-          <w:sz w:val="22"/>
+          <w:rFonts w:ascii="Times New Roman" w:hAnsi="Times New Roman" w:eastAsia="宋体"/>
+          <w:sz w:val="24"/>
         </w:rPr>
       </w:r>
     </w:p>
@@ -6173,18 +6172,18 @@
         <w:tblLook w:firstColumn="1" w:firstRow="1" w:lastColumn="0" w:lastRow="0" w:noHBand="0" w:noVBand="1" w:val="04A0"/>
       </w:tblPr>
       <w:tblGrid>
-        <w:gridCol w:w="4320"/>
-        <w:gridCol w:w="4320"/>
+        <w:gridCol w:w="4536"/>
+        <w:gridCol w:w="4536"/>
       </w:tblGrid>
       <w:tr>
         <w:tc>
           <w:tcPr>
-            <w:tcW w:type="dxa" w:w="4320"/>
+            <w:tcW w:type="dxa" w:w="4536"/>
           </w:tcPr>
           <w:p>
             <w:r>
               <w:rPr>
-                <w:rFonts w:ascii="Microsoft YaHei" w:hAnsi="Microsoft YaHei" w:eastAsia="Microsoft YaHei"/>
+                <w:rFonts w:ascii="Times New Roman" w:hAnsi="Times New Roman" w:eastAsia="宋体"/>
                 <w:b/>
                 <w:sz w:val="20"/>
               </w:rPr>
@@ -6194,12 +6193,12 @@
         </w:tc>
         <w:tc>
           <w:tcPr>
-            <w:tcW w:type="dxa" w:w="4320"/>
+            <w:tcW w:type="dxa" w:w="4536"/>
           </w:tcPr>
           <w:p>
             <w:r>
               <w:rPr>
-                <w:rFonts w:ascii="Microsoft YaHei" w:hAnsi="Microsoft YaHei" w:eastAsia="Microsoft YaHei"/>
+                <w:rFonts w:ascii="Times New Roman" w:hAnsi="Times New Roman" w:eastAsia="宋体"/>
                 <w:b/>
                 <w:sz w:val="20"/>
               </w:rPr>
@@ -6211,12 +6210,12 @@
       <w:tr>
         <w:tc>
           <w:tcPr>
-            <w:tcW w:type="dxa" w:w="4320"/>
+            <w:tcW w:type="dxa" w:w="4536"/>
           </w:tcPr>
           <w:p>
             <w:r>
               <w:rPr>
-                <w:rFonts w:ascii="Microsoft YaHei" w:hAnsi="Microsoft YaHei" w:eastAsia="Microsoft YaHei"/>
+                <w:rFonts w:ascii="Times New Roman" w:hAnsi="Times New Roman" w:eastAsia="宋体"/>
                 <w:sz w:val="20"/>
               </w:rPr>
               <w:t>768-1024px</w:t>
@@ -6225,12 +6224,12 @@
         </w:tc>
         <w:tc>
           <w:tcPr>
-            <w:tcW w:type="dxa" w:w="4320"/>
+            <w:tcW w:type="dxa" w:w="4536"/>
           </w:tcPr>
           <w:p>
             <w:r>
               <w:rPr>
-                <w:rFonts w:ascii="Microsoft YaHei" w:hAnsi="Microsoft YaHei" w:eastAsia="Microsoft YaHei"/>
+                <w:rFonts w:ascii="Times New Roman" w:hAnsi="Times New Roman" w:eastAsia="宋体"/>
                 <w:sz w:val="20"/>
               </w:rPr>
               <w:t>2列 Grid，推荐栏并入主内容</w:t>
@@ -6241,12 +6240,12 @@
       <w:tr>
         <w:tc>
           <w:tcPr>
-            <w:tcW w:type="dxa" w:w="4320"/>
+            <w:tcW w:type="dxa" w:w="4536"/>
           </w:tcPr>
           <w:p>
             <w:r>
               <w:rPr>
-                <w:rFonts w:ascii="Microsoft YaHei" w:hAnsi="Microsoft YaHei" w:eastAsia="Microsoft YaHei"/>
+                <w:rFonts w:ascii="Times New Roman" w:hAnsi="Times New Roman" w:eastAsia="宋体"/>
                 <w:sz w:val="20"/>
               </w:rPr>
               <w:t>&lt; 768px</w:t>
@@ -6255,12 +6254,12 @@
         </w:tc>
         <w:tc>
           <w:tcPr>
-            <w:tcW w:type="dxa" w:w="4320"/>
+            <w:tcW w:type="dxa" w:w="4536"/>
           </w:tcPr>
           <w:p>
             <w:r>
               <w:rPr>
-                <w:rFonts w:ascii="Microsoft YaHei" w:hAnsi="Microsoft YaHei" w:eastAsia="Microsoft YaHei"/>
+                <w:rFonts w:ascii="Times New Roman" w:hAnsi="Times New Roman" w:eastAsia="宋体"/>
                 <w:sz w:val="20"/>
               </w:rPr>
               <w:t>单列布局，导航折叠为汉堡菜单</w:t>
@@ -6271,12 +6270,12 @@
       <w:tr>
         <w:tc>
           <w:tcPr>
-            <w:tcW w:type="dxa" w:w="4320"/>
+            <w:tcW w:type="dxa" w:w="4536"/>
           </w:tcPr>
           <w:p>
             <w:r>
               <w:rPr>
-                <w:rFonts w:ascii="Microsoft YaHei" w:hAnsi="Microsoft YaHei" w:eastAsia="Microsoft YaHei"/>
+                <w:rFonts w:ascii="Times New Roman" w:hAnsi="Times New Roman" w:eastAsia="宋体"/>
                 <w:sz w:val="20"/>
               </w:rPr>
               <w:t>移动端</w:t>
@@ -6285,12 +6284,12 @@
         </w:tc>
         <w:tc>
           <w:tcPr>
-            <w:tcW w:type="dxa" w:w="4320"/>
+            <w:tcW w:type="dxa" w:w="4536"/>
           </w:tcPr>
           <w:p>
             <w:r>
               <w:rPr>
-                <w:rFonts w:ascii="Microsoft YaHei" w:hAnsi="Microsoft YaHei" w:eastAsia="Microsoft YaHei"/>
+                <w:rFonts w:ascii="Times New Roman" w:hAnsi="Times New Roman" w:eastAsia="宋体"/>
                 <w:sz w:val="20"/>
               </w:rPr>
               <w:t>卡片 min-height 调整为 140px，间距缩小</w:t>
@@ -6308,8 +6307,8 @@
     <w:p>
       <w:r>
         <w:rPr>
-          <w:rFonts w:ascii="Microsoft YaHei" w:hAnsi="Microsoft YaHei" w:eastAsia="Microsoft YaHei"/>
-          <w:sz w:val="22"/>
+          <w:rFonts w:ascii="Times New Roman" w:hAnsi="Times New Roman" w:eastAsia="宋体"/>
+          <w:sz w:val="24"/>
         </w:rPr>
         <w:t>*文档版本：v1.0*</w:t>
       </w:r>
@@ -6317,15 +6316,15 @@
     <w:p>
       <w:r>
         <w:rPr>
-          <w:rFonts w:ascii="Microsoft YaHei" w:hAnsi="Microsoft YaHei" w:eastAsia="Microsoft YaHei"/>
-          <w:sz w:val="22"/>
+          <w:rFonts w:ascii="Times New Roman" w:hAnsi="Times New Roman" w:eastAsia="宋体"/>
+          <w:sz w:val="24"/>
         </w:rPr>
         <w:t>*完成日期：2026 年 6 月*</w:t>
       </w:r>
     </w:p>
     <w:sectPr>
-      <w:pgSz w:w="12240" w:h="15840"/>
-      <w:pgMar w:top="1440" w:right="1800" w:bottom="1440" w:left="1800" w:header="720" w:footer="720" w:gutter="0"/>
+      <w:pgSz w:w="11906" w:h="16838"/>
+      <w:pgMar w:top="1417" w:right="1417" w:bottom="1417" w:left="1417" w:header="720" w:footer="720" w:gutter="0"/>
       <w:cols w:space="720"/>
       <w:docGrid w:linePitch="360"/>
     </w:sectPr>
@@ -6696,9 +6695,13 @@
     <w:name w:val="Normal"/>
     <w:qFormat/>
     <w:rsid w:val="00FC693F"/>
+    <w:pPr>
+      <w:spacing w:line="360" w:lineRule="auto" w:before="0" w:after="0"/>
+      <w:ind w:firstLine="480"/>
+    </w:pPr>
     <w:rPr>
-      <w:rFonts w:ascii="Microsoft YaHei" w:hAnsi="Microsoft YaHei" w:eastAsia="Microsoft YaHei"/>
-      <w:sz w:val="22"/>
+      <w:rFonts w:ascii="Times New Roman" w:hAnsi="Times New Roman" w:eastAsia="宋体"/>
+      <w:sz w:val="24"/>
     </w:rPr>
   </w:style>
   <w:style w:type="paragraph" w:styleId="Header">
@@ -6757,14 +6760,16 @@
       <w:keepNext/>
       <w:keepLines/>
       <w:spacing w:before="480" w:after="0"/>
+      <w:ind w:firstLine="0"/>
+      <w:jc w:val="center"/>
       <w:outlineLvl w:val="0"/>
     </w:pPr>
     <w:rPr>
-      <w:rFonts w:asciiTheme="majorHAnsi" w:eastAsiaTheme="majorEastAsia" w:hAnsiTheme="majorHAnsi" w:cstheme="majorBidi" w:ascii="Microsoft YaHei" w:hAnsi="Microsoft YaHei" w:eastAsia="Microsoft YaHei"/>
+      <w:rFonts w:asciiTheme="majorHAnsi" w:eastAsiaTheme="majorEastAsia" w:hAnsiTheme="majorHAnsi" w:cstheme="majorBidi" w:ascii="Times New Roman" w:hAnsi="Times New Roman" w:eastAsia="黑体"/>
       <w:b/>
       <w:bCs/>
       <w:color w:val="000000"/>
-      <w:sz w:val="36"/>
+      <w:sz w:val="32"/>
       <w:szCs w:val="28"/>
     </w:rPr>
   </w:style>
@@ -6781,14 +6786,15 @@
       <w:keepNext/>
       <w:keepLines/>
       <w:spacing w:before="200" w:after="0"/>
+      <w:ind w:firstLine="0"/>
       <w:outlineLvl w:val="1"/>
     </w:pPr>
     <w:rPr>
-      <w:rFonts w:asciiTheme="majorHAnsi" w:eastAsiaTheme="majorEastAsia" w:hAnsiTheme="majorHAnsi" w:cstheme="majorBidi" w:ascii="Microsoft YaHei" w:hAnsi="Microsoft YaHei" w:eastAsia="Microsoft YaHei"/>
+      <w:rFonts w:asciiTheme="majorHAnsi" w:eastAsiaTheme="majorEastAsia" w:hAnsiTheme="majorHAnsi" w:cstheme="majorBidi" w:ascii="Times New Roman" w:hAnsi="Times New Roman" w:eastAsia="黑体"/>
       <w:b/>
       <w:bCs/>
       <w:color w:val="000000"/>
-      <w:sz w:val="30"/>
+      <w:sz w:val="28"/>
       <w:szCs w:val="26"/>
     </w:rPr>
   </w:style>
@@ -6805,14 +6811,15 @@
       <w:keepNext/>
       <w:keepLines/>
       <w:spacing w:before="200" w:after="0"/>
+      <w:ind w:firstLine="0"/>
       <w:outlineLvl w:val="2"/>
     </w:pPr>
     <w:rPr>
-      <w:rFonts w:asciiTheme="majorHAnsi" w:eastAsiaTheme="majorEastAsia" w:hAnsiTheme="majorHAnsi" w:cstheme="majorBidi" w:ascii="Microsoft YaHei" w:hAnsi="Microsoft YaHei" w:eastAsia="Microsoft YaHei"/>
+      <w:rFonts w:asciiTheme="majorHAnsi" w:eastAsiaTheme="majorEastAsia" w:hAnsiTheme="majorHAnsi" w:cstheme="majorBidi" w:ascii="Times New Roman" w:hAnsi="Times New Roman" w:eastAsia="黑体"/>
       <w:b/>
       <w:bCs/>
       <w:color w:val="000000"/>
-      <w:sz w:val="26"/>
+      <w:sz w:val="24"/>
     </w:rPr>
   </w:style>
   <w:style w:type="paragraph" w:styleId="Heading4">
@@ -6829,16 +6836,17 @@
       <w:keepNext/>
       <w:keepLines/>
       <w:spacing w:before="200" w:after="0"/>
+      <w:ind w:firstLine="0"/>
       <w:outlineLvl w:val="3"/>
     </w:pPr>
     <w:rPr>
-      <w:rFonts w:asciiTheme="majorHAnsi" w:eastAsiaTheme="majorEastAsia" w:hAnsiTheme="majorHAnsi" w:cstheme="majorBidi" w:ascii="Microsoft YaHei" w:hAnsi="Microsoft YaHei" w:eastAsia="Microsoft YaHei"/>
+      <w:rFonts w:asciiTheme="majorHAnsi" w:eastAsiaTheme="majorEastAsia" w:hAnsiTheme="majorHAnsi" w:cstheme="majorBidi" w:ascii="Times New Roman" w:hAnsi="Times New Roman" w:eastAsia="黑体"/>
       <w:b/>
       <w:bCs/>
       <w:i/>
       <w:iCs/>
       <w:color w:val="000000"/>
-      <w:sz w:val="22"/>
+      <w:sz w:val="24"/>
     </w:rPr>
   </w:style>
   <w:style w:type="paragraph" w:styleId="Heading5">

--- a/docs/docx/详细设计说明书.docx
+++ b/docs/docx/详细设计说明书.docx
@@ -160,6 +160,7 @@
         <w:tblStyle w:val="TableGrid"/>
         <w:tblW w:type="auto" w:w="0"/>
         <w:jc w:val="center"/>
+        <w:tblLayout w:type="fixed"/>
         <w:tblLook w:firstColumn="1" w:firstRow="1" w:lastColumn="0" w:lastRow="0" w:noHBand="0" w:noVBand="1" w:val="04A0"/>
       </w:tblPr>
       <w:tblGrid>
@@ -169,7 +170,7 @@
       <w:tr>
         <w:tc>
           <w:tcPr>
-            <w:tcW w:type="dxa" w:w="4536"/>
+            <w:tcW w:type="dxa" w:w="4615"/>
           </w:tcPr>
           <w:p>
             <w:r>
@@ -184,7 +185,7 @@
         </w:tc>
         <w:tc>
           <w:tcPr>
-            <w:tcW w:type="dxa" w:w="4536"/>
+            <w:tcW w:type="dxa" w:w="4456"/>
           </w:tcPr>
           <w:p>
             <w:r>
@@ -201,7 +202,7 @@
       <w:tr>
         <w:tc>
           <w:tcPr>
-            <w:tcW w:type="dxa" w:w="4536"/>
+            <w:tcW w:type="dxa" w:w="4615"/>
           </w:tcPr>
           <w:p>
             <w:r>
@@ -215,7 +216,7 @@
         </w:tc>
         <w:tc>
           <w:tcPr>
-            <w:tcW w:type="dxa" w:w="4536"/>
+            <w:tcW w:type="dxa" w:w="4456"/>
           </w:tcPr>
           <w:p>
             <w:r>
@@ -231,7 +232,7 @@
       <w:tr>
         <w:tc>
           <w:tcPr>
-            <w:tcW w:type="dxa" w:w="4536"/>
+            <w:tcW w:type="dxa" w:w="4615"/>
           </w:tcPr>
           <w:p>
             <w:r>
@@ -245,7 +246,7 @@
         </w:tc>
         <w:tc>
           <w:tcPr>
-            <w:tcW w:type="dxa" w:w="4536"/>
+            <w:tcW w:type="dxa" w:w="4456"/>
           </w:tcPr>
           <w:p>
             <w:r>
@@ -261,7 +262,7 @@
       <w:tr>
         <w:tc>
           <w:tcPr>
-            <w:tcW w:type="dxa" w:w="4536"/>
+            <w:tcW w:type="dxa" w:w="4615"/>
           </w:tcPr>
           <w:p>
             <w:r>
@@ -275,7 +276,7 @@
         </w:tc>
         <w:tc>
           <w:tcPr>
-            <w:tcW w:type="dxa" w:w="4536"/>
+            <w:tcW w:type="dxa" w:w="4456"/>
           </w:tcPr>
           <w:p>
             <w:r>
@@ -291,7 +292,7 @@
       <w:tr>
         <w:tc>
           <w:tcPr>
-            <w:tcW w:type="dxa" w:w="4536"/>
+            <w:tcW w:type="dxa" w:w="4615"/>
           </w:tcPr>
           <w:p>
             <w:r>
@@ -305,7 +306,7 @@
         </w:tc>
         <w:tc>
           <w:tcPr>
-            <w:tcW w:type="dxa" w:w="4536"/>
+            <w:tcW w:type="dxa" w:w="4456"/>
           </w:tcPr>
           <w:p>
             <w:r>
@@ -821,6 +822,7 @@
         <w:tblStyle w:val="TableGrid"/>
         <w:tblW w:type="auto" w:w="0"/>
         <w:jc w:val="center"/>
+        <w:tblLayout w:type="fixed"/>
         <w:tblLook w:firstColumn="1" w:firstRow="1" w:lastColumn="0" w:lastRow="0" w:noHBand="0" w:noVBand="1" w:val="04A0"/>
       </w:tblPr>
       <w:tblGrid>
@@ -831,7 +833,7 @@
       <w:tr>
         <w:tc>
           <w:tcPr>
-            <w:tcW w:type="dxa" w:w="3024"/>
+            <w:tcW w:type="dxa" w:w="1134"/>
           </w:tcPr>
           <w:p>
             <w:r>
@@ -846,7 +848,7 @@
         </w:tc>
         <w:tc>
           <w:tcPr>
-            <w:tcW w:type="dxa" w:w="3024"/>
+            <w:tcW w:type="dxa" w:w="6520"/>
           </w:tcPr>
           <w:p>
             <w:r>
@@ -861,7 +863,7 @@
         </w:tc>
         <w:tc>
           <w:tcPr>
-            <w:tcW w:type="dxa" w:w="3024"/>
+            <w:tcW w:type="dxa" w:w="1417"/>
           </w:tcPr>
           <w:p>
             <w:r>
@@ -878,7 +880,7 @@
       <w:tr>
         <w:tc>
           <w:tcPr>
-            <w:tcW w:type="dxa" w:w="3024"/>
+            <w:tcW w:type="dxa" w:w="1134"/>
           </w:tcPr>
           <w:p>
             <w:r>
@@ -892,7 +894,7 @@
         </w:tc>
         <w:tc>
           <w:tcPr>
-            <w:tcW w:type="dxa" w:w="3024"/>
+            <w:tcW w:type="dxa" w:w="6520"/>
           </w:tcPr>
           <w:p>
             <w:r>
@@ -906,7 +908,7 @@
         </w:tc>
         <w:tc>
           <w:tcPr>
-            <w:tcW w:type="dxa" w:w="3024"/>
+            <w:tcW w:type="dxa" w:w="1417"/>
           </w:tcPr>
           <w:p>
             <w:r>
@@ -922,7 +924,7 @@
       <w:tr>
         <w:tc>
           <w:tcPr>
-            <w:tcW w:type="dxa" w:w="3024"/>
+            <w:tcW w:type="dxa" w:w="1134"/>
           </w:tcPr>
           <w:p>
             <w:r>
@@ -936,7 +938,7 @@
         </w:tc>
         <w:tc>
           <w:tcPr>
-            <w:tcW w:type="dxa" w:w="3024"/>
+            <w:tcW w:type="dxa" w:w="6520"/>
           </w:tcPr>
           <w:p>
             <w:r>
@@ -950,7 +952,7 @@
         </w:tc>
         <w:tc>
           <w:tcPr>
-            <w:tcW w:type="dxa" w:w="3024"/>
+            <w:tcW w:type="dxa" w:w="1417"/>
           </w:tcPr>
           <w:p>
             <w:r>
@@ -966,7 +968,7 @@
       <w:tr>
         <w:tc>
           <w:tcPr>
-            <w:tcW w:type="dxa" w:w="3024"/>
+            <w:tcW w:type="dxa" w:w="1134"/>
           </w:tcPr>
           <w:p>
             <w:r>
@@ -980,7 +982,7 @@
         </w:tc>
         <w:tc>
           <w:tcPr>
-            <w:tcW w:type="dxa" w:w="3024"/>
+            <w:tcW w:type="dxa" w:w="6520"/>
           </w:tcPr>
           <w:p>
             <w:r>
@@ -994,7 +996,7 @@
         </w:tc>
         <w:tc>
           <w:tcPr>
-            <w:tcW w:type="dxa" w:w="3024"/>
+            <w:tcW w:type="dxa" w:w="1417"/>
           </w:tcPr>
           <w:p>
             <w:r>
@@ -1010,7 +1012,7 @@
       <w:tr>
         <w:tc>
           <w:tcPr>
-            <w:tcW w:type="dxa" w:w="3024"/>
+            <w:tcW w:type="dxa" w:w="1134"/>
           </w:tcPr>
           <w:p>
             <w:r>
@@ -1024,7 +1026,7 @@
         </w:tc>
         <w:tc>
           <w:tcPr>
-            <w:tcW w:type="dxa" w:w="3024"/>
+            <w:tcW w:type="dxa" w:w="6520"/>
           </w:tcPr>
           <w:p>
             <w:r>
@@ -1038,7 +1040,7 @@
         </w:tc>
         <w:tc>
           <w:tcPr>
-            <w:tcW w:type="dxa" w:w="3024"/>
+            <w:tcW w:type="dxa" w:w="1417"/>
           </w:tcPr>
           <w:p>
             <w:r>
@@ -1263,6 +1265,7 @@
         <w:tblStyle w:val="TableGrid"/>
         <w:tblW w:type="auto" w:w="0"/>
         <w:jc w:val="center"/>
+        <w:tblLayout w:type="fixed"/>
         <w:tblLook w:firstColumn="1" w:firstRow="1" w:lastColumn="0" w:lastRow="0" w:noHBand="0" w:noVBand="1" w:val="04A0"/>
       </w:tblPr>
       <w:tblGrid>
@@ -1273,7 +1276,7 @@
       <w:tr>
         <w:tc>
           <w:tcPr>
-            <w:tcW w:type="dxa" w:w="3024"/>
+            <w:tcW w:type="dxa" w:w="1361"/>
           </w:tcPr>
           <w:p>
             <w:r>
@@ -1288,7 +1291,7 @@
         </w:tc>
         <w:tc>
           <w:tcPr>
-            <w:tcW w:type="dxa" w:w="3024"/>
+            <w:tcW w:type="dxa" w:w="4309"/>
           </w:tcPr>
           <w:p>
             <w:r>
@@ -1303,7 +1306,7 @@
         </w:tc>
         <w:tc>
           <w:tcPr>
-            <w:tcW w:type="dxa" w:w="3024"/>
+            <w:tcW w:type="dxa" w:w="3402"/>
           </w:tcPr>
           <w:p>
             <w:r>
@@ -1320,7 +1323,7 @@
       <w:tr>
         <w:tc>
           <w:tcPr>
-            <w:tcW w:type="dxa" w:w="3024"/>
+            <w:tcW w:type="dxa" w:w="1361"/>
           </w:tcPr>
           <w:p>
             <w:r>
@@ -1334,7 +1337,7 @@
         </w:tc>
         <w:tc>
           <w:tcPr>
-            <w:tcW w:type="dxa" w:w="3024"/>
+            <w:tcW w:type="dxa" w:w="4309"/>
           </w:tcPr>
           <w:p>
             <w:r>
@@ -1348,7 +1351,7 @@
         </w:tc>
         <w:tc>
           <w:tcPr>
-            <w:tcW w:type="dxa" w:w="3024"/>
+            <w:tcW w:type="dxa" w:w="3402"/>
           </w:tcPr>
           <w:p>
             <w:r>
@@ -1364,7 +1367,7 @@
       <w:tr>
         <w:tc>
           <w:tcPr>
-            <w:tcW w:type="dxa" w:w="3024"/>
+            <w:tcW w:type="dxa" w:w="1361"/>
           </w:tcPr>
           <w:p>
             <w:r>
@@ -1378,7 +1381,7 @@
         </w:tc>
         <w:tc>
           <w:tcPr>
-            <w:tcW w:type="dxa" w:w="3024"/>
+            <w:tcW w:type="dxa" w:w="4309"/>
           </w:tcPr>
           <w:p>
             <w:r>
@@ -1392,7 +1395,7 @@
         </w:tc>
         <w:tc>
           <w:tcPr>
-            <w:tcW w:type="dxa" w:w="3024"/>
+            <w:tcW w:type="dxa" w:w="3402"/>
           </w:tcPr>
           <w:p>
             <w:r>
@@ -1408,7 +1411,7 @@
       <w:tr>
         <w:tc>
           <w:tcPr>
-            <w:tcW w:type="dxa" w:w="3024"/>
+            <w:tcW w:type="dxa" w:w="1361"/>
           </w:tcPr>
           <w:p>
             <w:r>
@@ -1422,7 +1425,7 @@
         </w:tc>
         <w:tc>
           <w:tcPr>
-            <w:tcW w:type="dxa" w:w="3024"/>
+            <w:tcW w:type="dxa" w:w="4309"/>
           </w:tcPr>
           <w:p>
             <w:r>
@@ -1436,7 +1439,7 @@
         </w:tc>
         <w:tc>
           <w:tcPr>
-            <w:tcW w:type="dxa" w:w="3024"/>
+            <w:tcW w:type="dxa" w:w="3402"/>
           </w:tcPr>
           <w:p>
             <w:r>
@@ -1452,7 +1455,7 @@
       <w:tr>
         <w:tc>
           <w:tcPr>
-            <w:tcW w:type="dxa" w:w="3024"/>
+            <w:tcW w:type="dxa" w:w="1361"/>
           </w:tcPr>
           <w:p>
             <w:r>
@@ -1466,7 +1469,7 @@
         </w:tc>
         <w:tc>
           <w:tcPr>
-            <w:tcW w:type="dxa" w:w="3024"/>
+            <w:tcW w:type="dxa" w:w="4309"/>
           </w:tcPr>
           <w:p>
             <w:r>
@@ -1480,7 +1483,7 @@
         </w:tc>
         <w:tc>
           <w:tcPr>
-            <w:tcW w:type="dxa" w:w="3024"/>
+            <w:tcW w:type="dxa" w:w="3402"/>
           </w:tcPr>
           <w:p>
             <w:r>
@@ -1496,7 +1499,7 @@
       <w:tr>
         <w:tc>
           <w:tcPr>
-            <w:tcW w:type="dxa" w:w="3024"/>
+            <w:tcW w:type="dxa" w:w="1361"/>
           </w:tcPr>
           <w:p>
             <w:r>
@@ -1510,7 +1513,7 @@
         </w:tc>
         <w:tc>
           <w:tcPr>
-            <w:tcW w:type="dxa" w:w="3024"/>
+            <w:tcW w:type="dxa" w:w="4309"/>
           </w:tcPr>
           <w:p>
             <w:r>
@@ -1524,7 +1527,7 @@
         </w:tc>
         <w:tc>
           <w:tcPr>
-            <w:tcW w:type="dxa" w:w="3024"/>
+            <w:tcW w:type="dxa" w:w="3402"/>
           </w:tcPr>
           <w:p>
             <w:r>
@@ -1747,6 +1750,7 @@
         <w:tblStyle w:val="TableGrid"/>
         <w:tblW w:type="auto" w:w="0"/>
         <w:jc w:val="center"/>
+        <w:tblLayout w:type="fixed"/>
         <w:tblLook w:firstColumn="1" w:firstRow="1" w:lastColumn="0" w:lastRow="0" w:noHBand="0" w:noVBand="1" w:val="04A0"/>
       </w:tblPr>
       <w:tblGrid>
@@ -1757,7 +1761,7 @@
       <w:tr>
         <w:tc>
           <w:tcPr>
-            <w:tcW w:type="dxa" w:w="3024"/>
+            <w:tcW w:type="dxa" w:w="425"/>
           </w:tcPr>
           <w:p>
             <w:r>
@@ -1772,7 +1776,7 @@
         </w:tc>
         <w:tc>
           <w:tcPr>
-            <w:tcW w:type="dxa" w:w="3024"/>
+            <w:tcW w:type="dxa" w:w="8220"/>
           </w:tcPr>
           <w:p>
             <w:r>
@@ -1787,7 +1791,7 @@
         </w:tc>
         <w:tc>
           <w:tcPr>
-            <w:tcW w:type="dxa" w:w="3024"/>
+            <w:tcW w:type="dxa" w:w="425"/>
           </w:tcPr>
           <w:p>
             <w:r>
@@ -1804,7 +1808,7 @@
       <w:tr>
         <w:tc>
           <w:tcPr>
-            <w:tcW w:type="dxa" w:w="3024"/>
+            <w:tcW w:type="dxa" w:w="425"/>
           </w:tcPr>
           <w:p>
             <w:r>
@@ -1818,7 +1822,7 @@
         </w:tc>
         <w:tc>
           <w:tcPr>
-            <w:tcW w:type="dxa" w:w="3024"/>
+            <w:tcW w:type="dxa" w:w="8220"/>
           </w:tcPr>
           <w:p>
             <w:r>
@@ -1832,7 +1836,7 @@
         </w:tc>
         <w:tc>
           <w:tcPr>
-            <w:tcW w:type="dxa" w:w="3024"/>
+            <w:tcW w:type="dxa" w:w="425"/>
           </w:tcPr>
           <w:p>
             <w:r>
@@ -2079,6 +2083,7 @@
         <w:tblStyle w:val="TableGrid"/>
         <w:tblW w:type="auto" w:w="0"/>
         <w:jc w:val="center"/>
+        <w:tblLayout w:type="fixed"/>
         <w:tblLook w:firstColumn="1" w:firstRow="1" w:lastColumn="0" w:lastRow="0" w:noHBand="0" w:noVBand="1" w:val="04A0"/>
       </w:tblPr>
       <w:tblGrid>
@@ -2089,7 +2094,7 @@
       <w:tr>
         <w:tc>
           <w:tcPr>
-            <w:tcW w:type="dxa" w:w="3024"/>
+            <w:tcW w:type="dxa" w:w="1089"/>
           </w:tcPr>
           <w:p>
             <w:r>
@@ -2104,7 +2109,7 @@
         </w:tc>
         <w:tc>
           <w:tcPr>
-            <w:tcW w:type="dxa" w:w="3024"/>
+            <w:tcW w:type="dxa" w:w="5261"/>
           </w:tcPr>
           <w:p>
             <w:r>
@@ -2119,7 +2124,7 @@
         </w:tc>
         <w:tc>
           <w:tcPr>
-            <w:tcW w:type="dxa" w:w="3024"/>
+            <w:tcW w:type="dxa" w:w="2721"/>
           </w:tcPr>
           <w:p>
             <w:r>
@@ -2136,7 +2141,7 @@
       <w:tr>
         <w:tc>
           <w:tcPr>
-            <w:tcW w:type="dxa" w:w="3024"/>
+            <w:tcW w:type="dxa" w:w="1089"/>
           </w:tcPr>
           <w:p>
             <w:r>
@@ -2150,7 +2155,7 @@
         </w:tc>
         <w:tc>
           <w:tcPr>
-            <w:tcW w:type="dxa" w:w="3024"/>
+            <w:tcW w:type="dxa" w:w="5261"/>
           </w:tcPr>
           <w:p>
             <w:r>
@@ -2164,7 +2169,7 @@
         </w:tc>
         <w:tc>
           <w:tcPr>
-            <w:tcW w:type="dxa" w:w="3024"/>
+            <w:tcW w:type="dxa" w:w="2721"/>
           </w:tcPr>
           <w:p>
             <w:r>
@@ -2180,7 +2185,7 @@
       <w:tr>
         <w:tc>
           <w:tcPr>
-            <w:tcW w:type="dxa" w:w="3024"/>
+            <w:tcW w:type="dxa" w:w="1089"/>
           </w:tcPr>
           <w:p>
             <w:r>
@@ -2194,7 +2199,7 @@
         </w:tc>
         <w:tc>
           <w:tcPr>
-            <w:tcW w:type="dxa" w:w="3024"/>
+            <w:tcW w:type="dxa" w:w="5261"/>
           </w:tcPr>
           <w:p>
             <w:r>
@@ -2208,7 +2213,7 @@
         </w:tc>
         <w:tc>
           <w:tcPr>
-            <w:tcW w:type="dxa" w:w="3024"/>
+            <w:tcW w:type="dxa" w:w="2721"/>
           </w:tcPr>
           <w:p>
             <w:r>
@@ -2224,7 +2229,7 @@
       <w:tr>
         <w:tc>
           <w:tcPr>
-            <w:tcW w:type="dxa" w:w="3024"/>
+            <w:tcW w:type="dxa" w:w="1089"/>
           </w:tcPr>
           <w:p>
             <w:r>
@@ -2238,7 +2243,7 @@
         </w:tc>
         <w:tc>
           <w:tcPr>
-            <w:tcW w:type="dxa" w:w="3024"/>
+            <w:tcW w:type="dxa" w:w="5261"/>
           </w:tcPr>
           <w:p>
             <w:r>
@@ -2252,7 +2257,7 @@
         </w:tc>
         <w:tc>
           <w:tcPr>
-            <w:tcW w:type="dxa" w:w="3024"/>
+            <w:tcW w:type="dxa" w:w="2721"/>
           </w:tcPr>
           <w:p>
             <w:r>
@@ -2268,7 +2273,7 @@
       <w:tr>
         <w:tc>
           <w:tcPr>
-            <w:tcW w:type="dxa" w:w="3024"/>
+            <w:tcW w:type="dxa" w:w="1089"/>
           </w:tcPr>
           <w:p>
             <w:r>
@@ -2282,7 +2287,7 @@
         </w:tc>
         <w:tc>
           <w:tcPr>
-            <w:tcW w:type="dxa" w:w="3024"/>
+            <w:tcW w:type="dxa" w:w="5261"/>
           </w:tcPr>
           <w:p>
             <w:r>
@@ -2296,7 +2301,7 @@
         </w:tc>
         <w:tc>
           <w:tcPr>
-            <w:tcW w:type="dxa" w:w="3024"/>
+            <w:tcW w:type="dxa" w:w="2721"/>
           </w:tcPr>
           <w:p>
             <w:r>
@@ -2312,7 +2317,7 @@
       <w:tr>
         <w:tc>
           <w:tcPr>
-            <w:tcW w:type="dxa" w:w="3024"/>
+            <w:tcW w:type="dxa" w:w="1089"/>
           </w:tcPr>
           <w:p>
             <w:r>
@@ -2326,7 +2331,7 @@
         </w:tc>
         <w:tc>
           <w:tcPr>
-            <w:tcW w:type="dxa" w:w="3024"/>
+            <w:tcW w:type="dxa" w:w="5261"/>
           </w:tcPr>
           <w:p>
             <w:r>
@@ -2340,7 +2345,7 @@
         </w:tc>
         <w:tc>
           <w:tcPr>
-            <w:tcW w:type="dxa" w:w="3024"/>
+            <w:tcW w:type="dxa" w:w="2721"/>
           </w:tcPr>
           <w:p>
             <w:r>
@@ -2356,7 +2361,7 @@
       <w:tr>
         <w:tc>
           <w:tcPr>
-            <w:tcW w:type="dxa" w:w="3024"/>
+            <w:tcW w:type="dxa" w:w="1089"/>
           </w:tcPr>
           <w:p>
             <w:r>
@@ -2370,7 +2375,7 @@
         </w:tc>
         <w:tc>
           <w:tcPr>
-            <w:tcW w:type="dxa" w:w="3024"/>
+            <w:tcW w:type="dxa" w:w="5261"/>
           </w:tcPr>
           <w:p>
             <w:r>
@@ -2384,7 +2389,7 @@
         </w:tc>
         <w:tc>
           <w:tcPr>
-            <w:tcW w:type="dxa" w:w="3024"/>
+            <w:tcW w:type="dxa" w:w="2721"/>
           </w:tcPr>
           <w:p>
             <w:r>
@@ -2400,7 +2405,7 @@
       <w:tr>
         <w:tc>
           <w:tcPr>
-            <w:tcW w:type="dxa" w:w="3024"/>
+            <w:tcW w:type="dxa" w:w="1089"/>
           </w:tcPr>
           <w:p>
             <w:r>
@@ -2414,7 +2419,7 @@
         </w:tc>
         <w:tc>
           <w:tcPr>
-            <w:tcW w:type="dxa" w:w="3024"/>
+            <w:tcW w:type="dxa" w:w="5261"/>
           </w:tcPr>
           <w:p>
             <w:r>
@@ -2428,7 +2433,7 @@
         </w:tc>
         <w:tc>
           <w:tcPr>
-            <w:tcW w:type="dxa" w:w="3024"/>
+            <w:tcW w:type="dxa" w:w="2721"/>
           </w:tcPr>
           <w:p>
             <w:r>
@@ -2649,6 +2654,7 @@
         <w:tblStyle w:val="TableGrid"/>
         <w:tblW w:type="auto" w:w="0"/>
         <w:jc w:val="center"/>
+        <w:tblLayout w:type="fixed"/>
         <w:tblLook w:firstColumn="1" w:firstRow="1" w:lastColumn="0" w:lastRow="0" w:noHBand="0" w:noVBand="1" w:val="04A0"/>
       </w:tblPr>
       <w:tblGrid>
@@ -2659,7 +2665,7 @@
       <w:tr>
         <w:tc>
           <w:tcPr>
-            <w:tcW w:type="dxa" w:w="3024"/>
+            <w:tcW w:type="dxa" w:w="1047"/>
           </w:tcPr>
           <w:p>
             <w:r>
@@ -2674,7 +2680,7 @@
         </w:tc>
         <w:tc>
           <w:tcPr>
-            <w:tcW w:type="dxa" w:w="3024"/>
+            <w:tcW w:type="dxa" w:w="5408"/>
           </w:tcPr>
           <w:p>
             <w:r>
@@ -2689,7 +2695,7 @@
         </w:tc>
         <w:tc>
           <w:tcPr>
-            <w:tcW w:type="dxa" w:w="3024"/>
+            <w:tcW w:type="dxa" w:w="2617"/>
           </w:tcPr>
           <w:p>
             <w:r>
@@ -2706,7 +2712,7 @@
       <w:tr>
         <w:tc>
           <w:tcPr>
-            <w:tcW w:type="dxa" w:w="3024"/>
+            <w:tcW w:type="dxa" w:w="1047"/>
           </w:tcPr>
           <w:p>
             <w:r>
@@ -2720,7 +2726,7 @@
         </w:tc>
         <w:tc>
           <w:tcPr>
-            <w:tcW w:type="dxa" w:w="3024"/>
+            <w:tcW w:type="dxa" w:w="5408"/>
           </w:tcPr>
           <w:p>
             <w:r>
@@ -2734,7 +2740,7 @@
         </w:tc>
         <w:tc>
           <w:tcPr>
-            <w:tcW w:type="dxa" w:w="3024"/>
+            <w:tcW w:type="dxa" w:w="2617"/>
           </w:tcPr>
           <w:p>
             <w:r>
@@ -2750,7 +2756,7 @@
       <w:tr>
         <w:tc>
           <w:tcPr>
-            <w:tcW w:type="dxa" w:w="3024"/>
+            <w:tcW w:type="dxa" w:w="1047"/>
           </w:tcPr>
           <w:p>
             <w:r>
@@ -2764,7 +2770,7 @@
         </w:tc>
         <w:tc>
           <w:tcPr>
-            <w:tcW w:type="dxa" w:w="3024"/>
+            <w:tcW w:type="dxa" w:w="5408"/>
           </w:tcPr>
           <w:p>
             <w:r>
@@ -2778,7 +2784,7 @@
         </w:tc>
         <w:tc>
           <w:tcPr>
-            <w:tcW w:type="dxa" w:w="3024"/>
+            <w:tcW w:type="dxa" w:w="2617"/>
           </w:tcPr>
           <w:p>
             <w:r>
@@ -2794,7 +2800,7 @@
       <w:tr>
         <w:tc>
           <w:tcPr>
-            <w:tcW w:type="dxa" w:w="3024"/>
+            <w:tcW w:type="dxa" w:w="1047"/>
           </w:tcPr>
           <w:p>
             <w:r>
@@ -2808,7 +2814,7 @@
         </w:tc>
         <w:tc>
           <w:tcPr>
-            <w:tcW w:type="dxa" w:w="3024"/>
+            <w:tcW w:type="dxa" w:w="5408"/>
           </w:tcPr>
           <w:p>
             <w:r>
@@ -2822,7 +2828,7 @@
         </w:tc>
         <w:tc>
           <w:tcPr>
-            <w:tcW w:type="dxa" w:w="3024"/>
+            <w:tcW w:type="dxa" w:w="2617"/>
           </w:tcPr>
           <w:p>
             <w:r>
@@ -2903,6 +2909,7 @@
         <w:tblStyle w:val="TableGrid"/>
         <w:tblW w:type="auto" w:w="0"/>
         <w:jc w:val="center"/>
+        <w:tblLayout w:type="fixed"/>
         <w:tblLook w:firstColumn="1" w:firstRow="1" w:lastColumn="0" w:lastRow="0" w:noHBand="0" w:noVBand="1" w:val="04A0"/>
       </w:tblPr>
       <w:tblGrid>
@@ -2913,7 +2920,7 @@
       <w:tr>
         <w:tc>
           <w:tcPr>
-            <w:tcW w:type="dxa" w:w="3024"/>
+            <w:tcW w:type="dxa" w:w="716"/>
           </w:tcPr>
           <w:p>
             <w:r>
@@ -2928,7 +2935,7 @@
         </w:tc>
         <w:tc>
           <w:tcPr>
-            <w:tcW w:type="dxa" w:w="3024"/>
+            <w:tcW w:type="dxa" w:w="7639"/>
           </w:tcPr>
           <w:p>
             <w:r>
@@ -2943,7 +2950,7 @@
         </w:tc>
         <w:tc>
           <w:tcPr>
-            <w:tcW w:type="dxa" w:w="3024"/>
+            <w:tcW w:type="dxa" w:w="716"/>
           </w:tcPr>
           <w:p>
             <w:r>
@@ -2960,7 +2967,7 @@
       <w:tr>
         <w:tc>
           <w:tcPr>
-            <w:tcW w:type="dxa" w:w="3024"/>
+            <w:tcW w:type="dxa" w:w="716"/>
           </w:tcPr>
           <w:p>
             <w:r>
@@ -2974,7 +2981,7 @@
         </w:tc>
         <w:tc>
           <w:tcPr>
-            <w:tcW w:type="dxa" w:w="3024"/>
+            <w:tcW w:type="dxa" w:w="7639"/>
           </w:tcPr>
           <w:p>
             <w:r>
@@ -2988,7 +2995,7 @@
         </w:tc>
         <w:tc>
           <w:tcPr>
-            <w:tcW w:type="dxa" w:w="3024"/>
+            <w:tcW w:type="dxa" w:w="716"/>
           </w:tcPr>
           <w:p>
             <w:r>
@@ -3206,6 +3213,7 @@
         <w:tblStyle w:val="TableGrid"/>
         <w:tblW w:type="auto" w:w="0"/>
         <w:jc w:val="center"/>
+        <w:tblLayout w:type="fixed"/>
         <w:tblLook w:firstColumn="1" w:firstRow="1" w:lastColumn="0" w:lastRow="0" w:noHBand="0" w:noVBand="1" w:val="04A0"/>
       </w:tblPr>
       <w:tblGrid>
@@ -3216,7 +3224,7 @@
       <w:tr>
         <w:tc>
           <w:tcPr>
-            <w:tcW w:type="dxa" w:w="3024"/>
+            <w:tcW w:type="dxa" w:w="1158"/>
           </w:tcPr>
           <w:p>
             <w:r>
@@ -3231,7 +3239,7 @@
         </w:tc>
         <w:tc>
           <w:tcPr>
-            <w:tcW w:type="dxa" w:w="3024"/>
+            <w:tcW w:type="dxa" w:w="6948"/>
           </w:tcPr>
           <w:p>
             <w:r>
@@ -3246,7 +3254,7 @@
         </w:tc>
         <w:tc>
           <w:tcPr>
-            <w:tcW w:type="dxa" w:w="3024"/>
+            <w:tcW w:type="dxa" w:w="965"/>
           </w:tcPr>
           <w:p>
             <w:r>
@@ -3263,7 +3271,7 @@
       <w:tr>
         <w:tc>
           <w:tcPr>
-            <w:tcW w:type="dxa" w:w="3024"/>
+            <w:tcW w:type="dxa" w:w="1158"/>
           </w:tcPr>
           <w:p>
             <w:r>
@@ -3277,7 +3285,7 @@
         </w:tc>
         <w:tc>
           <w:tcPr>
-            <w:tcW w:type="dxa" w:w="3024"/>
+            <w:tcW w:type="dxa" w:w="6948"/>
           </w:tcPr>
           <w:p>
             <w:r>
@@ -3291,7 +3299,7 @@
         </w:tc>
         <w:tc>
           <w:tcPr>
-            <w:tcW w:type="dxa" w:w="3024"/>
+            <w:tcW w:type="dxa" w:w="965"/>
           </w:tcPr>
           <w:p>
             <w:r>
@@ -3307,7 +3315,7 @@
       <w:tr>
         <w:tc>
           <w:tcPr>
-            <w:tcW w:type="dxa" w:w="3024"/>
+            <w:tcW w:type="dxa" w:w="1158"/>
           </w:tcPr>
           <w:p>
             <w:r>
@@ -3321,7 +3329,7 @@
         </w:tc>
         <w:tc>
           <w:tcPr>
-            <w:tcW w:type="dxa" w:w="3024"/>
+            <w:tcW w:type="dxa" w:w="6948"/>
           </w:tcPr>
           <w:p>
             <w:r>
@@ -3335,7 +3343,7 @@
         </w:tc>
         <w:tc>
           <w:tcPr>
-            <w:tcW w:type="dxa" w:w="3024"/>
+            <w:tcW w:type="dxa" w:w="965"/>
           </w:tcPr>
           <w:p>
             <w:r>
@@ -3351,7 +3359,7 @@
       <w:tr>
         <w:tc>
           <w:tcPr>
-            <w:tcW w:type="dxa" w:w="3024"/>
+            <w:tcW w:type="dxa" w:w="1158"/>
           </w:tcPr>
           <w:p>
             <w:r>
@@ -3365,7 +3373,7 @@
         </w:tc>
         <w:tc>
           <w:tcPr>
-            <w:tcW w:type="dxa" w:w="3024"/>
+            <w:tcW w:type="dxa" w:w="6948"/>
           </w:tcPr>
           <w:p>
             <w:r>
@@ -3379,7 +3387,7 @@
         </w:tc>
         <w:tc>
           <w:tcPr>
-            <w:tcW w:type="dxa" w:w="3024"/>
+            <w:tcW w:type="dxa" w:w="965"/>
           </w:tcPr>
           <w:p>
             <w:r>
@@ -3395,7 +3403,7 @@
       <w:tr>
         <w:tc>
           <w:tcPr>
-            <w:tcW w:type="dxa" w:w="3024"/>
+            <w:tcW w:type="dxa" w:w="1158"/>
           </w:tcPr>
           <w:p>
             <w:r>
@@ -3409,7 +3417,7 @@
         </w:tc>
         <w:tc>
           <w:tcPr>
-            <w:tcW w:type="dxa" w:w="3024"/>
+            <w:tcW w:type="dxa" w:w="6948"/>
           </w:tcPr>
           <w:p>
             <w:r>
@@ -3423,7 +3431,7 @@
         </w:tc>
         <w:tc>
           <w:tcPr>
-            <w:tcW w:type="dxa" w:w="3024"/>
+            <w:tcW w:type="dxa" w:w="965"/>
           </w:tcPr>
           <w:p>
             <w:r>
@@ -3644,6 +3652,7 @@
         <w:tblStyle w:val="TableGrid"/>
         <w:tblW w:type="auto" w:w="0"/>
         <w:jc w:val="center"/>
+        <w:tblLayout w:type="fixed"/>
         <w:tblLook w:firstColumn="1" w:firstRow="1" w:lastColumn="0" w:lastRow="0" w:noHBand="0" w:noVBand="1" w:val="04A0"/>
       </w:tblPr>
       <w:tblGrid>
@@ -3654,7 +3663,7 @@
       <w:tr>
         <w:tc>
           <w:tcPr>
-            <w:tcW w:type="dxa" w:w="3024"/>
+            <w:tcW w:type="dxa" w:w="844"/>
           </w:tcPr>
           <w:p>
             <w:r>
@@ -3669,7 +3678,7 @@
         </w:tc>
         <w:tc>
           <w:tcPr>
-            <w:tcW w:type="dxa" w:w="3024"/>
+            <w:tcW w:type="dxa" w:w="7172"/>
           </w:tcPr>
           <w:p>
             <w:r>
@@ -3684,7 +3693,7 @@
         </w:tc>
         <w:tc>
           <w:tcPr>
-            <w:tcW w:type="dxa" w:w="3024"/>
+            <w:tcW w:type="dxa" w:w="1055"/>
           </w:tcPr>
           <w:p>
             <w:r>
@@ -3701,7 +3710,7 @@
       <w:tr>
         <w:tc>
           <w:tcPr>
-            <w:tcW w:type="dxa" w:w="3024"/>
+            <w:tcW w:type="dxa" w:w="844"/>
           </w:tcPr>
           <w:p>
             <w:r>
@@ -3715,7 +3724,7 @@
         </w:tc>
         <w:tc>
           <w:tcPr>
-            <w:tcW w:type="dxa" w:w="3024"/>
+            <w:tcW w:type="dxa" w:w="7172"/>
           </w:tcPr>
           <w:p>
             <w:r>
@@ -3729,7 +3738,7 @@
         </w:tc>
         <w:tc>
           <w:tcPr>
-            <w:tcW w:type="dxa" w:w="3024"/>
+            <w:tcW w:type="dxa" w:w="1055"/>
           </w:tcPr>
           <w:p>
             <w:r>
@@ -3745,7 +3754,7 @@
       <w:tr>
         <w:tc>
           <w:tcPr>
-            <w:tcW w:type="dxa" w:w="3024"/>
+            <w:tcW w:type="dxa" w:w="844"/>
           </w:tcPr>
           <w:p>
             <w:r>
@@ -3759,7 +3768,7 @@
         </w:tc>
         <w:tc>
           <w:tcPr>
-            <w:tcW w:type="dxa" w:w="3024"/>
+            <w:tcW w:type="dxa" w:w="7172"/>
           </w:tcPr>
           <w:p>
             <w:r>
@@ -3773,7 +3782,7 @@
         </w:tc>
         <w:tc>
           <w:tcPr>
-            <w:tcW w:type="dxa" w:w="3024"/>
+            <w:tcW w:type="dxa" w:w="1055"/>
           </w:tcPr>
           <w:p>
             <w:r>
@@ -3789,7 +3798,7 @@
       <w:tr>
         <w:tc>
           <w:tcPr>
-            <w:tcW w:type="dxa" w:w="3024"/>
+            <w:tcW w:type="dxa" w:w="844"/>
           </w:tcPr>
           <w:p>
             <w:r>
@@ -3803,7 +3812,7 @@
         </w:tc>
         <w:tc>
           <w:tcPr>
-            <w:tcW w:type="dxa" w:w="3024"/>
+            <w:tcW w:type="dxa" w:w="7172"/>
           </w:tcPr>
           <w:p>
             <w:r>
@@ -3817,7 +3826,7 @@
         </w:tc>
         <w:tc>
           <w:tcPr>
-            <w:tcW w:type="dxa" w:w="3024"/>
+            <w:tcW w:type="dxa" w:w="1055"/>
           </w:tcPr>
           <w:p>
             <w:r>
@@ -4338,6 +4347,7 @@
         <w:tblStyle w:val="TableGrid"/>
         <w:tblW w:type="auto" w:w="0"/>
         <w:jc w:val="center"/>
+        <w:tblLayout w:type="fixed"/>
         <w:tblLook w:firstColumn="1" w:firstRow="1" w:lastColumn="0" w:lastRow="0" w:noHBand="0" w:noVBand="1" w:val="04A0"/>
       </w:tblPr>
       <w:tblGrid>
@@ -4349,7 +4359,7 @@
       <w:tr>
         <w:tc>
           <w:tcPr>
-            <w:tcW w:type="dxa" w:w="2268"/>
+            <w:tcW w:type="dxa" w:w="523"/>
           </w:tcPr>
           <w:p>
             <w:r>
@@ -4364,7 +4374,7 @@
         </w:tc>
         <w:tc>
           <w:tcPr>
-            <w:tcW w:type="dxa" w:w="2268"/>
+            <w:tcW w:type="dxa" w:w="5582"/>
           </w:tcPr>
           <w:p>
             <w:r>
@@ -4379,7 +4389,7 @@
         </w:tc>
         <w:tc>
           <w:tcPr>
-            <w:tcW w:type="dxa" w:w="2268"/>
+            <w:tcW w:type="dxa" w:w="2442"/>
           </w:tcPr>
           <w:p>
             <w:r>
@@ -4394,7 +4404,7 @@
         </w:tc>
         <w:tc>
           <w:tcPr>
-            <w:tcW w:type="dxa" w:w="2268"/>
+            <w:tcW w:type="dxa" w:w="523"/>
           </w:tcPr>
           <w:p>
             <w:r>
@@ -4411,7 +4421,7 @@
       <w:tr>
         <w:tc>
           <w:tcPr>
-            <w:tcW w:type="dxa" w:w="2268"/>
+            <w:tcW w:type="dxa" w:w="523"/>
           </w:tcPr>
           <w:p>
             <w:r>
@@ -4425,7 +4435,7 @@
         </w:tc>
         <w:tc>
           <w:tcPr>
-            <w:tcW w:type="dxa" w:w="2268"/>
+            <w:tcW w:type="dxa" w:w="5582"/>
           </w:tcPr>
           <w:p>
             <w:r>
@@ -4439,7 +4449,7 @@
         </w:tc>
         <w:tc>
           <w:tcPr>
-            <w:tcW w:type="dxa" w:w="2268"/>
+            <w:tcW w:type="dxa" w:w="2442"/>
           </w:tcPr>
           <w:p>
             <w:r>
@@ -4453,7 +4463,7 @@
         </w:tc>
         <w:tc>
           <w:tcPr>
-            <w:tcW w:type="dxa" w:w="2268"/>
+            <w:tcW w:type="dxa" w:w="523"/>
           </w:tcPr>
           <w:p>
             <w:r>
@@ -4889,6 +4899,7 @@
         <w:tblStyle w:val="TableGrid"/>
         <w:tblW w:type="auto" w:w="0"/>
         <w:jc w:val="center"/>
+        <w:tblLayout w:type="fixed"/>
         <w:tblLook w:firstColumn="1" w:firstRow="1" w:lastColumn="0" w:lastRow="0" w:noHBand="0" w:noVBand="1" w:val="04A0"/>
       </w:tblPr>
       <w:tblGrid>
@@ -4899,7 +4910,7 @@
       <w:tr>
         <w:tc>
           <w:tcPr>
-            <w:tcW w:type="dxa" w:w="3024"/>
+            <w:tcW w:type="dxa" w:w="680"/>
           </w:tcPr>
           <w:p>
             <w:r>
@@ -4914,7 +4925,7 @@
         </w:tc>
         <w:tc>
           <w:tcPr>
-            <w:tcW w:type="dxa" w:w="3024"/>
+            <w:tcW w:type="dxa" w:w="2268"/>
           </w:tcPr>
           <w:p>
             <w:r>
@@ -4929,7 +4940,7 @@
         </w:tc>
         <w:tc>
           <w:tcPr>
-            <w:tcW w:type="dxa" w:w="3024"/>
+            <w:tcW w:type="dxa" w:w="6123"/>
           </w:tcPr>
           <w:p>
             <w:r>
@@ -4946,7 +4957,7 @@
       <w:tr>
         <w:tc>
           <w:tcPr>
-            <w:tcW w:type="dxa" w:w="3024"/>
+            <w:tcW w:type="dxa" w:w="680"/>
           </w:tcPr>
           <w:p>
             <w:r>
@@ -4960,7 +4971,7 @@
         </w:tc>
         <w:tc>
           <w:tcPr>
-            <w:tcW w:type="dxa" w:w="3024"/>
+            <w:tcW w:type="dxa" w:w="2268"/>
           </w:tcPr>
           <w:p>
             <w:r>
@@ -4974,7 +4985,7 @@
         </w:tc>
         <w:tc>
           <w:tcPr>
-            <w:tcW w:type="dxa" w:w="3024"/>
+            <w:tcW w:type="dxa" w:w="6123"/>
           </w:tcPr>
           <w:p>
             <w:r>
@@ -4990,7 +5001,7 @@
       <w:tr>
         <w:tc>
           <w:tcPr>
-            <w:tcW w:type="dxa" w:w="3024"/>
+            <w:tcW w:type="dxa" w:w="680"/>
           </w:tcPr>
           <w:p>
             <w:r>
@@ -5004,7 +5015,7 @@
         </w:tc>
         <w:tc>
           <w:tcPr>
-            <w:tcW w:type="dxa" w:w="3024"/>
+            <w:tcW w:type="dxa" w:w="2268"/>
           </w:tcPr>
           <w:p>
             <w:r>
@@ -5018,7 +5029,7 @@
         </w:tc>
         <w:tc>
           <w:tcPr>
-            <w:tcW w:type="dxa" w:w="3024"/>
+            <w:tcW w:type="dxa" w:w="6123"/>
           </w:tcPr>
           <w:p>
             <w:r>
@@ -5034,7 +5045,7 @@
       <w:tr>
         <w:tc>
           <w:tcPr>
-            <w:tcW w:type="dxa" w:w="3024"/>
+            <w:tcW w:type="dxa" w:w="680"/>
           </w:tcPr>
           <w:p>
             <w:r>
@@ -5048,7 +5059,7 @@
         </w:tc>
         <w:tc>
           <w:tcPr>
-            <w:tcW w:type="dxa" w:w="3024"/>
+            <w:tcW w:type="dxa" w:w="2268"/>
           </w:tcPr>
           <w:p>
             <w:r>
@@ -5062,7 +5073,7 @@
         </w:tc>
         <w:tc>
           <w:tcPr>
-            <w:tcW w:type="dxa" w:w="3024"/>
+            <w:tcW w:type="dxa" w:w="6123"/>
           </w:tcPr>
           <w:p>
             <w:r>
@@ -5078,7 +5089,7 @@
       <w:tr>
         <w:tc>
           <w:tcPr>
-            <w:tcW w:type="dxa" w:w="3024"/>
+            <w:tcW w:type="dxa" w:w="680"/>
           </w:tcPr>
           <w:p>
             <w:r>
@@ -5092,7 +5103,7 @@
         </w:tc>
         <w:tc>
           <w:tcPr>
-            <w:tcW w:type="dxa" w:w="3024"/>
+            <w:tcW w:type="dxa" w:w="2268"/>
           </w:tcPr>
           <w:p>
             <w:r>
@@ -5106,7 +5117,7 @@
         </w:tc>
         <w:tc>
           <w:tcPr>
-            <w:tcW w:type="dxa" w:w="3024"/>
+            <w:tcW w:type="dxa" w:w="6123"/>
           </w:tcPr>
           <w:p>
             <w:r>
@@ -5590,6 +5601,7 @@
         <w:tblStyle w:val="TableGrid"/>
         <w:tblW w:type="auto" w:w="0"/>
         <w:jc w:val="center"/>
+        <w:tblLayout w:type="fixed"/>
         <w:tblLook w:firstColumn="1" w:firstRow="1" w:lastColumn="0" w:lastRow="0" w:noHBand="0" w:noVBand="1" w:val="04A0"/>
       </w:tblPr>
       <w:tblGrid>
@@ -5600,7 +5612,7 @@
       <w:tr>
         <w:tc>
           <w:tcPr>
-            <w:tcW w:type="dxa" w:w="3024"/>
+            <w:tcW w:type="dxa" w:w="1564"/>
           </w:tcPr>
           <w:p>
             <w:r>
@@ -5615,7 +5627,7 @@
         </w:tc>
         <w:tc>
           <w:tcPr>
-            <w:tcW w:type="dxa" w:w="3024"/>
+            <w:tcW w:type="dxa" w:w="5630"/>
           </w:tcPr>
           <w:p>
             <w:r>
@@ -5630,7 +5642,7 @@
         </w:tc>
         <w:tc>
           <w:tcPr>
-            <w:tcW w:type="dxa" w:w="3024"/>
+            <w:tcW w:type="dxa" w:w="1877"/>
           </w:tcPr>
           <w:p>
             <w:r>
@@ -5647,7 +5659,7 @@
       <w:tr>
         <w:tc>
           <w:tcPr>
-            <w:tcW w:type="dxa" w:w="3024"/>
+            <w:tcW w:type="dxa" w:w="1564"/>
           </w:tcPr>
           <w:p>
             <w:r>
@@ -5661,7 +5673,7 @@
         </w:tc>
         <w:tc>
           <w:tcPr>
-            <w:tcW w:type="dxa" w:w="3024"/>
+            <w:tcW w:type="dxa" w:w="5630"/>
           </w:tcPr>
           <w:p>
             <w:r>
@@ -5675,7 +5687,7 @@
         </w:tc>
         <w:tc>
           <w:tcPr>
-            <w:tcW w:type="dxa" w:w="3024"/>
+            <w:tcW w:type="dxa" w:w="1877"/>
           </w:tcPr>
           <w:p>
             <w:r>
@@ -5691,7 +5703,7 @@
       <w:tr>
         <w:tc>
           <w:tcPr>
-            <w:tcW w:type="dxa" w:w="3024"/>
+            <w:tcW w:type="dxa" w:w="1564"/>
           </w:tcPr>
           <w:p>
             <w:r>
@@ -5705,7 +5717,7 @@
         </w:tc>
         <w:tc>
           <w:tcPr>
-            <w:tcW w:type="dxa" w:w="3024"/>
+            <w:tcW w:type="dxa" w:w="5630"/>
           </w:tcPr>
           <w:p>
             <w:r>
@@ -5719,7 +5731,7 @@
         </w:tc>
         <w:tc>
           <w:tcPr>
-            <w:tcW w:type="dxa" w:w="3024"/>
+            <w:tcW w:type="dxa" w:w="1877"/>
           </w:tcPr>
           <w:p>
             <w:r>
@@ -5735,7 +5747,7 @@
       <w:tr>
         <w:tc>
           <w:tcPr>
-            <w:tcW w:type="dxa" w:w="3024"/>
+            <w:tcW w:type="dxa" w:w="1564"/>
           </w:tcPr>
           <w:p>
             <w:r>
@@ -5749,7 +5761,7 @@
         </w:tc>
         <w:tc>
           <w:tcPr>
-            <w:tcW w:type="dxa" w:w="3024"/>
+            <w:tcW w:type="dxa" w:w="5630"/>
           </w:tcPr>
           <w:p>
             <w:r>
@@ -5763,7 +5775,7 @@
         </w:tc>
         <w:tc>
           <w:tcPr>
-            <w:tcW w:type="dxa" w:w="3024"/>
+            <w:tcW w:type="dxa" w:w="1877"/>
           </w:tcPr>
           <w:p>
             <w:r>
@@ -5779,7 +5791,7 @@
       <w:tr>
         <w:tc>
           <w:tcPr>
-            <w:tcW w:type="dxa" w:w="3024"/>
+            <w:tcW w:type="dxa" w:w="1564"/>
           </w:tcPr>
           <w:p>
             <w:r>
@@ -5793,7 +5805,7 @@
         </w:tc>
         <w:tc>
           <w:tcPr>
-            <w:tcW w:type="dxa" w:w="3024"/>
+            <w:tcW w:type="dxa" w:w="5630"/>
           </w:tcPr>
           <w:p>
             <w:r>
@@ -5807,7 +5819,7 @@
         </w:tc>
         <w:tc>
           <w:tcPr>
-            <w:tcW w:type="dxa" w:w="3024"/>
+            <w:tcW w:type="dxa" w:w="1877"/>
           </w:tcPr>
           <w:p>
             <w:r>
@@ -5823,7 +5835,7 @@
       <w:tr>
         <w:tc>
           <w:tcPr>
-            <w:tcW w:type="dxa" w:w="3024"/>
+            <w:tcW w:type="dxa" w:w="1564"/>
           </w:tcPr>
           <w:p>
             <w:r>
@@ -5837,7 +5849,7 @@
         </w:tc>
         <w:tc>
           <w:tcPr>
-            <w:tcW w:type="dxa" w:w="3024"/>
+            <w:tcW w:type="dxa" w:w="5630"/>
           </w:tcPr>
           <w:p>
             <w:r>
@@ -5851,7 +5863,7 @@
         </w:tc>
         <w:tc>
           <w:tcPr>
-            <w:tcW w:type="dxa" w:w="3024"/>
+            <w:tcW w:type="dxa" w:w="1877"/>
           </w:tcPr>
           <w:p>
             <w:r>
@@ -5867,7 +5879,7 @@
       <w:tr>
         <w:tc>
           <w:tcPr>
-            <w:tcW w:type="dxa" w:w="3024"/>
+            <w:tcW w:type="dxa" w:w="1564"/>
           </w:tcPr>
           <w:p>
             <w:r>
@@ -5881,7 +5893,7 @@
         </w:tc>
         <w:tc>
           <w:tcPr>
-            <w:tcW w:type="dxa" w:w="3024"/>
+            <w:tcW w:type="dxa" w:w="5630"/>
           </w:tcPr>
           <w:p>
             <w:r>
@@ -5895,7 +5907,7 @@
         </w:tc>
         <w:tc>
           <w:tcPr>
-            <w:tcW w:type="dxa" w:w="3024"/>
+            <w:tcW w:type="dxa" w:w="1877"/>
           </w:tcPr>
           <w:p>
             <w:r>
@@ -5911,7 +5923,7 @@
       <w:tr>
         <w:tc>
           <w:tcPr>
-            <w:tcW w:type="dxa" w:w="3024"/>
+            <w:tcW w:type="dxa" w:w="1564"/>
           </w:tcPr>
           <w:p>
             <w:r>
@@ -5925,7 +5937,7 @@
         </w:tc>
         <w:tc>
           <w:tcPr>
-            <w:tcW w:type="dxa" w:w="3024"/>
+            <w:tcW w:type="dxa" w:w="5630"/>
           </w:tcPr>
           <w:p>
             <w:r>
@@ -5939,7 +5951,7 @@
         </w:tc>
         <w:tc>
           <w:tcPr>
-            <w:tcW w:type="dxa" w:w="3024"/>
+            <w:tcW w:type="dxa" w:w="1877"/>
           </w:tcPr>
           <w:p>
             <w:r>
@@ -5955,7 +5967,7 @@
       <w:tr>
         <w:tc>
           <w:tcPr>
-            <w:tcW w:type="dxa" w:w="3024"/>
+            <w:tcW w:type="dxa" w:w="1564"/>
           </w:tcPr>
           <w:p>
             <w:r>
@@ -5969,7 +5981,7 @@
         </w:tc>
         <w:tc>
           <w:tcPr>
-            <w:tcW w:type="dxa" w:w="3024"/>
+            <w:tcW w:type="dxa" w:w="5630"/>
           </w:tcPr>
           <w:p>
             <w:r>
@@ -5983,7 +5995,7 @@
         </w:tc>
         <w:tc>
           <w:tcPr>
-            <w:tcW w:type="dxa" w:w="3024"/>
+            <w:tcW w:type="dxa" w:w="1877"/>
           </w:tcPr>
           <w:p>
             <w:r>
@@ -5999,7 +6011,7 @@
       <w:tr>
         <w:tc>
           <w:tcPr>
-            <w:tcW w:type="dxa" w:w="3024"/>
+            <w:tcW w:type="dxa" w:w="1564"/>
           </w:tcPr>
           <w:p>
             <w:r>
@@ -6013,7 +6025,7 @@
         </w:tc>
         <w:tc>
           <w:tcPr>
-            <w:tcW w:type="dxa" w:w="3024"/>
+            <w:tcW w:type="dxa" w:w="5630"/>
           </w:tcPr>
           <w:p>
             <w:r>
@@ -6027,7 +6039,7 @@
         </w:tc>
         <w:tc>
           <w:tcPr>
-            <w:tcW w:type="dxa" w:w="3024"/>
+            <w:tcW w:type="dxa" w:w="1877"/>
           </w:tcPr>
           <w:p>
             <w:r>
@@ -6043,7 +6055,7 @@
       <w:tr>
         <w:tc>
           <w:tcPr>
-            <w:tcW w:type="dxa" w:w="3024"/>
+            <w:tcW w:type="dxa" w:w="1564"/>
           </w:tcPr>
           <w:p>
             <w:r>
@@ -6057,7 +6069,7 @@
         </w:tc>
         <w:tc>
           <w:tcPr>
-            <w:tcW w:type="dxa" w:w="3024"/>
+            <w:tcW w:type="dxa" w:w="5630"/>
           </w:tcPr>
           <w:p>
             <w:r>
@@ -6071,7 +6083,7 @@
         </w:tc>
         <w:tc>
           <w:tcPr>
-            <w:tcW w:type="dxa" w:w="3024"/>
+            <w:tcW w:type="dxa" w:w="1877"/>
           </w:tcPr>
           <w:p>
             <w:r>
@@ -6087,7 +6099,7 @@
       <w:tr>
         <w:tc>
           <w:tcPr>
-            <w:tcW w:type="dxa" w:w="3024"/>
+            <w:tcW w:type="dxa" w:w="1564"/>
           </w:tcPr>
           <w:p>
             <w:r>
@@ -6101,7 +6113,7 @@
         </w:tc>
         <w:tc>
           <w:tcPr>
-            <w:tcW w:type="dxa" w:w="3024"/>
+            <w:tcW w:type="dxa" w:w="5630"/>
           </w:tcPr>
           <w:p>
             <w:r>
@@ -6115,7 +6127,7 @@
         </w:tc>
         <w:tc>
           <w:tcPr>
-            <w:tcW w:type="dxa" w:w="3024"/>
+            <w:tcW w:type="dxa" w:w="1877"/>
           </w:tcPr>
           <w:p>
             <w:r>
@@ -6169,6 +6181,7 @@
         <w:tblStyle w:val="TableGrid"/>
         <w:tblW w:type="auto" w:w="0"/>
         <w:jc w:val="center"/>
+        <w:tblLayout w:type="fixed"/>
         <w:tblLook w:firstColumn="1" w:firstRow="1" w:lastColumn="0" w:lastRow="0" w:noHBand="0" w:noVBand="1" w:val="04A0"/>
       </w:tblPr>
       <w:tblGrid>
@@ -6178,7 +6191,7 @@
       <w:tr>
         <w:tc>
           <w:tcPr>
-            <w:tcW w:type="dxa" w:w="4536"/>
+            <w:tcW w:type="dxa" w:w="2387"/>
           </w:tcPr>
           <w:p>
             <w:r>
@@ -6193,7 +6206,7 @@
         </w:tc>
         <w:tc>
           <w:tcPr>
-            <w:tcW w:type="dxa" w:w="4536"/>
+            <w:tcW w:type="dxa" w:w="6684"/>
           </w:tcPr>
           <w:p>
             <w:r>
@@ -6210,7 +6223,7 @@
       <w:tr>
         <w:tc>
           <w:tcPr>
-            <w:tcW w:type="dxa" w:w="4536"/>
+            <w:tcW w:type="dxa" w:w="2387"/>
           </w:tcPr>
           <w:p>
             <w:r>
@@ -6224,7 +6237,7 @@
         </w:tc>
         <w:tc>
           <w:tcPr>
-            <w:tcW w:type="dxa" w:w="4536"/>
+            <w:tcW w:type="dxa" w:w="6684"/>
           </w:tcPr>
           <w:p>
             <w:r>
@@ -6240,7 +6253,7 @@
       <w:tr>
         <w:tc>
           <w:tcPr>
-            <w:tcW w:type="dxa" w:w="4536"/>
+            <w:tcW w:type="dxa" w:w="2387"/>
           </w:tcPr>
           <w:p>
             <w:r>
@@ -6254,7 +6267,7 @@
         </w:tc>
         <w:tc>
           <w:tcPr>
-            <w:tcW w:type="dxa" w:w="4536"/>
+            <w:tcW w:type="dxa" w:w="6684"/>
           </w:tcPr>
           <w:p>
             <w:r>
@@ -6270,7 +6283,7 @@
       <w:tr>
         <w:tc>
           <w:tcPr>
-            <w:tcW w:type="dxa" w:w="4536"/>
+            <w:tcW w:type="dxa" w:w="2387"/>
           </w:tcPr>
           <w:p>
             <w:r>
@@ -6284,7 +6297,7 @@
         </w:tc>
         <w:tc>
           <w:tcPr>
-            <w:tcW w:type="dxa" w:w="4536"/>
+            <w:tcW w:type="dxa" w:w="6684"/>
           </w:tcPr>
           <w:p>
             <w:r>

--- a/docs/docx/详细设计说明书.docx
+++ b/docs/docx/详细设计说明书.docx
@@ -173,6 +173,9 @@
             <w:tcW w:type="dxa" w:w="4615"/>
           </w:tcPr>
           <w:p>
+            <w:pPr>
+              <w:ind w:firstLine="0"/>
+            </w:pPr>
             <w:r>
               <w:rPr>
                 <w:rFonts w:ascii="Times New Roman" w:hAnsi="Times New Roman" w:eastAsia="宋体"/>
@@ -188,6 +191,9 @@
             <w:tcW w:type="dxa" w:w="4456"/>
           </w:tcPr>
           <w:p>
+            <w:pPr>
+              <w:ind w:firstLine="0"/>
+            </w:pPr>
             <w:r>
               <w:rPr>
                 <w:rFonts w:ascii="Times New Roman" w:hAnsi="Times New Roman" w:eastAsia="宋体"/>
@@ -205,6 +211,9 @@
             <w:tcW w:type="dxa" w:w="4615"/>
           </w:tcPr>
           <w:p>
+            <w:pPr>
+              <w:ind w:firstLine="0"/>
+            </w:pPr>
             <w:r>
               <w:rPr>
                 <w:rFonts w:ascii="Times New Roman" w:hAnsi="Times New Roman" w:eastAsia="宋体"/>
@@ -219,6 +228,9 @@
             <w:tcW w:type="dxa" w:w="4456"/>
           </w:tcPr>
           <w:p>
+            <w:pPr>
+              <w:ind w:firstLine="0"/>
+            </w:pPr>
             <w:r>
               <w:rPr>
                 <w:rFonts w:ascii="Times New Roman" w:hAnsi="Times New Roman" w:eastAsia="宋体"/>
@@ -235,6 +247,9 @@
             <w:tcW w:type="dxa" w:w="4615"/>
           </w:tcPr>
           <w:p>
+            <w:pPr>
+              <w:ind w:firstLine="0"/>
+            </w:pPr>
             <w:r>
               <w:rPr>
                 <w:rFonts w:ascii="Times New Roman" w:hAnsi="Times New Roman" w:eastAsia="宋体"/>
@@ -249,6 +264,9 @@
             <w:tcW w:type="dxa" w:w="4456"/>
           </w:tcPr>
           <w:p>
+            <w:pPr>
+              <w:ind w:firstLine="0"/>
+            </w:pPr>
             <w:r>
               <w:rPr>
                 <w:rFonts w:ascii="Times New Roman" w:hAnsi="Times New Roman" w:eastAsia="宋体"/>
@@ -265,6 +283,9 @@
             <w:tcW w:type="dxa" w:w="4615"/>
           </w:tcPr>
           <w:p>
+            <w:pPr>
+              <w:ind w:firstLine="0"/>
+            </w:pPr>
             <w:r>
               <w:rPr>
                 <w:rFonts w:ascii="Times New Roman" w:hAnsi="Times New Roman" w:eastAsia="宋体"/>
@@ -279,6 +300,9 @@
             <w:tcW w:type="dxa" w:w="4456"/>
           </w:tcPr>
           <w:p>
+            <w:pPr>
+              <w:ind w:firstLine="0"/>
+            </w:pPr>
             <w:r>
               <w:rPr>
                 <w:rFonts w:ascii="Times New Roman" w:hAnsi="Times New Roman" w:eastAsia="宋体"/>
@@ -295,6 +319,9 @@
             <w:tcW w:type="dxa" w:w="4615"/>
           </w:tcPr>
           <w:p>
+            <w:pPr>
+              <w:ind w:firstLine="0"/>
+            </w:pPr>
             <w:r>
               <w:rPr>
                 <w:rFonts w:ascii="Times New Roman" w:hAnsi="Times New Roman" w:eastAsia="宋体"/>
@@ -309,6 +336,9 @@
             <w:tcW w:type="dxa" w:w="4456"/>
           </w:tcPr>
           <w:p>
+            <w:pPr>
+              <w:ind w:firstLine="0"/>
+            </w:pPr>
             <w:r>
               <w:rPr>
                 <w:rFonts w:ascii="Times New Roman" w:hAnsi="Times New Roman" w:eastAsia="宋体"/>
@@ -836,6 +866,9 @@
             <w:tcW w:type="dxa" w:w="1134"/>
           </w:tcPr>
           <w:p>
+            <w:pPr>
+              <w:ind w:firstLine="0"/>
+            </w:pPr>
             <w:r>
               <w:rPr>
                 <w:rFonts w:ascii="Times New Roman" w:hAnsi="Times New Roman" w:eastAsia="宋体"/>
@@ -851,6 +884,9 @@
             <w:tcW w:type="dxa" w:w="6520"/>
           </w:tcPr>
           <w:p>
+            <w:pPr>
+              <w:ind w:firstLine="0"/>
+            </w:pPr>
             <w:r>
               <w:rPr>
                 <w:rFonts w:ascii="Times New Roman" w:hAnsi="Times New Roman" w:eastAsia="宋体"/>
@@ -866,6 +902,9 @@
             <w:tcW w:type="dxa" w:w="1417"/>
           </w:tcPr>
           <w:p>
+            <w:pPr>
+              <w:ind w:firstLine="0"/>
+            </w:pPr>
             <w:r>
               <w:rPr>
                 <w:rFonts w:ascii="Times New Roman" w:hAnsi="Times New Roman" w:eastAsia="宋体"/>
@@ -883,6 +922,9 @@
             <w:tcW w:type="dxa" w:w="1134"/>
           </w:tcPr>
           <w:p>
+            <w:pPr>
+              <w:ind w:firstLine="0"/>
+            </w:pPr>
             <w:r>
               <w:rPr>
                 <w:rFonts w:ascii="Times New Roman" w:hAnsi="Times New Roman" w:eastAsia="宋体"/>
@@ -897,6 +939,9 @@
             <w:tcW w:type="dxa" w:w="6520"/>
           </w:tcPr>
           <w:p>
+            <w:pPr>
+              <w:ind w:firstLine="0"/>
+            </w:pPr>
             <w:r>
               <w:rPr>
                 <w:rFonts w:ascii="Times New Roman" w:hAnsi="Times New Roman" w:eastAsia="宋体"/>
@@ -911,6 +956,9 @@
             <w:tcW w:type="dxa" w:w="1417"/>
           </w:tcPr>
           <w:p>
+            <w:pPr>
+              <w:ind w:firstLine="0"/>
+            </w:pPr>
             <w:r>
               <w:rPr>
                 <w:rFonts w:ascii="Times New Roman" w:hAnsi="Times New Roman" w:eastAsia="宋体"/>
@@ -927,6 +975,9 @@
             <w:tcW w:type="dxa" w:w="1134"/>
           </w:tcPr>
           <w:p>
+            <w:pPr>
+              <w:ind w:firstLine="0"/>
+            </w:pPr>
             <w:r>
               <w:rPr>
                 <w:rFonts w:ascii="Times New Roman" w:hAnsi="Times New Roman" w:eastAsia="宋体"/>
@@ -941,6 +992,9 @@
             <w:tcW w:type="dxa" w:w="6520"/>
           </w:tcPr>
           <w:p>
+            <w:pPr>
+              <w:ind w:firstLine="0"/>
+            </w:pPr>
             <w:r>
               <w:rPr>
                 <w:rFonts w:ascii="Times New Roman" w:hAnsi="Times New Roman" w:eastAsia="宋体"/>
@@ -955,6 +1009,9 @@
             <w:tcW w:type="dxa" w:w="1417"/>
           </w:tcPr>
           <w:p>
+            <w:pPr>
+              <w:ind w:firstLine="0"/>
+            </w:pPr>
             <w:r>
               <w:rPr>
                 <w:rFonts w:ascii="Times New Roman" w:hAnsi="Times New Roman" w:eastAsia="宋体"/>
@@ -971,6 +1028,9 @@
             <w:tcW w:type="dxa" w:w="1134"/>
           </w:tcPr>
           <w:p>
+            <w:pPr>
+              <w:ind w:firstLine="0"/>
+            </w:pPr>
             <w:r>
               <w:rPr>
                 <w:rFonts w:ascii="Times New Roman" w:hAnsi="Times New Roman" w:eastAsia="宋体"/>
@@ -985,6 +1045,9 @@
             <w:tcW w:type="dxa" w:w="6520"/>
           </w:tcPr>
           <w:p>
+            <w:pPr>
+              <w:ind w:firstLine="0"/>
+            </w:pPr>
             <w:r>
               <w:rPr>
                 <w:rFonts w:ascii="Times New Roman" w:hAnsi="Times New Roman" w:eastAsia="宋体"/>
@@ -999,6 +1062,9 @@
             <w:tcW w:type="dxa" w:w="1417"/>
           </w:tcPr>
           <w:p>
+            <w:pPr>
+              <w:ind w:firstLine="0"/>
+            </w:pPr>
             <w:r>
               <w:rPr>
                 <w:rFonts w:ascii="Times New Roman" w:hAnsi="Times New Roman" w:eastAsia="宋体"/>
@@ -1015,6 +1081,9 @@
             <w:tcW w:type="dxa" w:w="1134"/>
           </w:tcPr>
           <w:p>
+            <w:pPr>
+              <w:ind w:firstLine="0"/>
+            </w:pPr>
             <w:r>
               <w:rPr>
                 <w:rFonts w:ascii="Times New Roman" w:hAnsi="Times New Roman" w:eastAsia="宋体"/>
@@ -1029,6 +1098,9 @@
             <w:tcW w:type="dxa" w:w="6520"/>
           </w:tcPr>
           <w:p>
+            <w:pPr>
+              <w:ind w:firstLine="0"/>
+            </w:pPr>
             <w:r>
               <w:rPr>
                 <w:rFonts w:ascii="Times New Roman" w:hAnsi="Times New Roman" w:eastAsia="宋体"/>
@@ -1043,6 +1115,9 @@
             <w:tcW w:type="dxa" w:w="1417"/>
           </w:tcPr>
           <w:p>
+            <w:pPr>
+              <w:ind w:firstLine="0"/>
+            </w:pPr>
             <w:r>
               <w:rPr>
                 <w:rFonts w:ascii="Times New Roman" w:hAnsi="Times New Roman" w:eastAsia="宋体"/>
@@ -1279,6 +1354,9 @@
             <w:tcW w:type="dxa" w:w="1361"/>
           </w:tcPr>
           <w:p>
+            <w:pPr>
+              <w:ind w:firstLine="0"/>
+            </w:pPr>
             <w:r>
               <w:rPr>
                 <w:rFonts w:ascii="Times New Roman" w:hAnsi="Times New Roman" w:eastAsia="宋体"/>
@@ -1294,6 +1372,9 @@
             <w:tcW w:type="dxa" w:w="4309"/>
           </w:tcPr>
           <w:p>
+            <w:pPr>
+              <w:ind w:firstLine="0"/>
+            </w:pPr>
             <w:r>
               <w:rPr>
                 <w:rFonts w:ascii="Times New Roman" w:hAnsi="Times New Roman" w:eastAsia="宋体"/>
@@ -1309,6 +1390,9 @@
             <w:tcW w:type="dxa" w:w="3402"/>
           </w:tcPr>
           <w:p>
+            <w:pPr>
+              <w:ind w:firstLine="0"/>
+            </w:pPr>
             <w:r>
               <w:rPr>
                 <w:rFonts w:ascii="Times New Roman" w:hAnsi="Times New Roman" w:eastAsia="宋体"/>
@@ -1326,6 +1410,9 @@
             <w:tcW w:type="dxa" w:w="1361"/>
           </w:tcPr>
           <w:p>
+            <w:pPr>
+              <w:ind w:firstLine="0"/>
+            </w:pPr>
             <w:r>
               <w:rPr>
                 <w:rFonts w:ascii="Times New Roman" w:hAnsi="Times New Roman" w:eastAsia="宋体"/>
@@ -1340,6 +1427,9 @@
             <w:tcW w:type="dxa" w:w="4309"/>
           </w:tcPr>
           <w:p>
+            <w:pPr>
+              <w:ind w:firstLine="0"/>
+            </w:pPr>
             <w:r>
               <w:rPr>
                 <w:rFonts w:ascii="Times New Roman" w:hAnsi="Times New Roman" w:eastAsia="宋体"/>
@@ -1354,6 +1444,9 @@
             <w:tcW w:type="dxa" w:w="3402"/>
           </w:tcPr>
           <w:p>
+            <w:pPr>
+              <w:ind w:firstLine="0"/>
+            </w:pPr>
             <w:r>
               <w:rPr>
                 <w:rFonts w:ascii="Times New Roman" w:hAnsi="Times New Roman" w:eastAsia="宋体"/>
@@ -1370,6 +1463,9 @@
             <w:tcW w:type="dxa" w:w="1361"/>
           </w:tcPr>
           <w:p>
+            <w:pPr>
+              <w:ind w:firstLine="0"/>
+            </w:pPr>
             <w:r>
               <w:rPr>
                 <w:rFonts w:ascii="Times New Roman" w:hAnsi="Times New Roman" w:eastAsia="宋体"/>
@@ -1384,6 +1480,9 @@
             <w:tcW w:type="dxa" w:w="4309"/>
           </w:tcPr>
           <w:p>
+            <w:pPr>
+              <w:ind w:firstLine="0"/>
+            </w:pPr>
             <w:r>
               <w:rPr>
                 <w:rFonts w:ascii="Times New Roman" w:hAnsi="Times New Roman" w:eastAsia="宋体"/>
@@ -1398,6 +1497,9 @@
             <w:tcW w:type="dxa" w:w="3402"/>
           </w:tcPr>
           <w:p>
+            <w:pPr>
+              <w:ind w:firstLine="0"/>
+            </w:pPr>
             <w:r>
               <w:rPr>
                 <w:rFonts w:ascii="Times New Roman" w:hAnsi="Times New Roman" w:eastAsia="宋体"/>
@@ -1414,6 +1516,9 @@
             <w:tcW w:type="dxa" w:w="1361"/>
           </w:tcPr>
           <w:p>
+            <w:pPr>
+              <w:ind w:firstLine="0"/>
+            </w:pPr>
             <w:r>
               <w:rPr>
                 <w:rFonts w:ascii="Times New Roman" w:hAnsi="Times New Roman" w:eastAsia="宋体"/>
@@ -1428,6 +1533,9 @@
             <w:tcW w:type="dxa" w:w="4309"/>
           </w:tcPr>
           <w:p>
+            <w:pPr>
+              <w:ind w:firstLine="0"/>
+            </w:pPr>
             <w:r>
               <w:rPr>
                 <w:rFonts w:ascii="Times New Roman" w:hAnsi="Times New Roman" w:eastAsia="宋体"/>
@@ -1442,6 +1550,9 @@
             <w:tcW w:type="dxa" w:w="3402"/>
           </w:tcPr>
           <w:p>
+            <w:pPr>
+              <w:ind w:firstLine="0"/>
+            </w:pPr>
             <w:r>
               <w:rPr>
                 <w:rFonts w:ascii="Times New Roman" w:hAnsi="Times New Roman" w:eastAsia="宋体"/>
@@ -1458,6 +1569,9 @@
             <w:tcW w:type="dxa" w:w="1361"/>
           </w:tcPr>
           <w:p>
+            <w:pPr>
+              <w:ind w:firstLine="0"/>
+            </w:pPr>
             <w:r>
               <w:rPr>
                 <w:rFonts w:ascii="Times New Roman" w:hAnsi="Times New Roman" w:eastAsia="宋体"/>
@@ -1472,6 +1586,9 @@
             <w:tcW w:type="dxa" w:w="4309"/>
           </w:tcPr>
           <w:p>
+            <w:pPr>
+              <w:ind w:firstLine="0"/>
+            </w:pPr>
             <w:r>
               <w:rPr>
                 <w:rFonts w:ascii="Times New Roman" w:hAnsi="Times New Roman" w:eastAsia="宋体"/>
@@ -1486,6 +1603,9 @@
             <w:tcW w:type="dxa" w:w="3402"/>
           </w:tcPr>
           <w:p>
+            <w:pPr>
+              <w:ind w:firstLine="0"/>
+            </w:pPr>
             <w:r>
               <w:rPr>
                 <w:rFonts w:ascii="Times New Roman" w:hAnsi="Times New Roman" w:eastAsia="宋体"/>
@@ -1502,6 +1622,9 @@
             <w:tcW w:type="dxa" w:w="1361"/>
           </w:tcPr>
           <w:p>
+            <w:pPr>
+              <w:ind w:firstLine="0"/>
+            </w:pPr>
             <w:r>
               <w:rPr>
                 <w:rFonts w:ascii="Times New Roman" w:hAnsi="Times New Roman" w:eastAsia="宋体"/>
@@ -1516,6 +1639,9 @@
             <w:tcW w:type="dxa" w:w="4309"/>
           </w:tcPr>
           <w:p>
+            <w:pPr>
+              <w:ind w:firstLine="0"/>
+            </w:pPr>
             <w:r>
               <w:rPr>
                 <w:rFonts w:ascii="Times New Roman" w:hAnsi="Times New Roman" w:eastAsia="宋体"/>
@@ -1530,6 +1656,9 @@
             <w:tcW w:type="dxa" w:w="3402"/>
           </w:tcPr>
           <w:p>
+            <w:pPr>
+              <w:ind w:firstLine="0"/>
+            </w:pPr>
             <w:r>
               <w:rPr>
                 <w:rFonts w:ascii="Times New Roman" w:hAnsi="Times New Roman" w:eastAsia="宋体"/>
@@ -1764,6 +1893,9 @@
             <w:tcW w:type="dxa" w:w="425"/>
           </w:tcPr>
           <w:p>
+            <w:pPr>
+              <w:ind w:firstLine="0"/>
+            </w:pPr>
             <w:r>
               <w:rPr>
                 <w:rFonts w:ascii="Times New Roman" w:hAnsi="Times New Roman" w:eastAsia="宋体"/>
@@ -1779,6 +1911,9 @@
             <w:tcW w:type="dxa" w:w="8220"/>
           </w:tcPr>
           <w:p>
+            <w:pPr>
+              <w:ind w:firstLine="0"/>
+            </w:pPr>
             <w:r>
               <w:rPr>
                 <w:rFonts w:ascii="Times New Roman" w:hAnsi="Times New Roman" w:eastAsia="宋体"/>
@@ -1794,6 +1929,9 @@
             <w:tcW w:type="dxa" w:w="425"/>
           </w:tcPr>
           <w:p>
+            <w:pPr>
+              <w:ind w:firstLine="0"/>
+            </w:pPr>
             <w:r>
               <w:rPr>
                 <w:rFonts w:ascii="Times New Roman" w:hAnsi="Times New Roman" w:eastAsia="宋体"/>
@@ -1811,6 +1949,9 @@
             <w:tcW w:type="dxa" w:w="425"/>
           </w:tcPr>
           <w:p>
+            <w:pPr>
+              <w:ind w:firstLine="0"/>
+            </w:pPr>
             <w:r>
               <w:rPr>
                 <w:rFonts w:ascii="Times New Roman" w:hAnsi="Times New Roman" w:eastAsia="宋体"/>
@@ -1825,6 +1966,9 @@
             <w:tcW w:type="dxa" w:w="8220"/>
           </w:tcPr>
           <w:p>
+            <w:pPr>
+              <w:ind w:firstLine="0"/>
+            </w:pPr>
             <w:r>
               <w:rPr>
                 <w:rFonts w:ascii="Times New Roman" w:hAnsi="Times New Roman" w:eastAsia="宋体"/>
@@ -1839,6 +1983,9 @@
             <w:tcW w:type="dxa" w:w="425"/>
           </w:tcPr>
           <w:p>
+            <w:pPr>
+              <w:ind w:firstLine="0"/>
+            </w:pPr>
             <w:r>
               <w:rPr>
                 <w:rFonts w:ascii="Times New Roman" w:hAnsi="Times New Roman" w:eastAsia="宋体"/>
@@ -2097,6 +2244,9 @@
             <w:tcW w:type="dxa" w:w="1089"/>
           </w:tcPr>
           <w:p>
+            <w:pPr>
+              <w:ind w:firstLine="0"/>
+            </w:pPr>
             <w:r>
               <w:rPr>
                 <w:rFonts w:ascii="Times New Roman" w:hAnsi="Times New Roman" w:eastAsia="宋体"/>
@@ -2112,6 +2262,9 @@
             <w:tcW w:type="dxa" w:w="5261"/>
           </w:tcPr>
           <w:p>
+            <w:pPr>
+              <w:ind w:firstLine="0"/>
+            </w:pPr>
             <w:r>
               <w:rPr>
                 <w:rFonts w:ascii="Times New Roman" w:hAnsi="Times New Roman" w:eastAsia="宋体"/>
@@ -2127,6 +2280,9 @@
             <w:tcW w:type="dxa" w:w="2721"/>
           </w:tcPr>
           <w:p>
+            <w:pPr>
+              <w:ind w:firstLine="0"/>
+            </w:pPr>
             <w:r>
               <w:rPr>
                 <w:rFonts w:ascii="Times New Roman" w:hAnsi="Times New Roman" w:eastAsia="宋体"/>
@@ -2144,6 +2300,9 @@
             <w:tcW w:type="dxa" w:w="1089"/>
           </w:tcPr>
           <w:p>
+            <w:pPr>
+              <w:ind w:firstLine="0"/>
+            </w:pPr>
             <w:r>
               <w:rPr>
                 <w:rFonts w:ascii="Times New Roman" w:hAnsi="Times New Roman" w:eastAsia="宋体"/>
@@ -2158,6 +2317,9 @@
             <w:tcW w:type="dxa" w:w="5261"/>
           </w:tcPr>
           <w:p>
+            <w:pPr>
+              <w:ind w:firstLine="0"/>
+            </w:pPr>
             <w:r>
               <w:rPr>
                 <w:rFonts w:ascii="Times New Roman" w:hAnsi="Times New Roman" w:eastAsia="宋体"/>
@@ -2172,6 +2334,9 @@
             <w:tcW w:type="dxa" w:w="2721"/>
           </w:tcPr>
           <w:p>
+            <w:pPr>
+              <w:ind w:firstLine="0"/>
+            </w:pPr>
             <w:r>
               <w:rPr>
                 <w:rFonts w:ascii="Times New Roman" w:hAnsi="Times New Roman" w:eastAsia="宋体"/>
@@ -2188,6 +2353,9 @@
             <w:tcW w:type="dxa" w:w="1089"/>
           </w:tcPr>
           <w:p>
+            <w:pPr>
+              <w:ind w:firstLine="0"/>
+            </w:pPr>
             <w:r>
               <w:rPr>
                 <w:rFonts w:ascii="Times New Roman" w:hAnsi="Times New Roman" w:eastAsia="宋体"/>
@@ -2202,6 +2370,9 @@
             <w:tcW w:type="dxa" w:w="5261"/>
           </w:tcPr>
           <w:p>
+            <w:pPr>
+              <w:ind w:firstLine="0"/>
+            </w:pPr>
             <w:r>
               <w:rPr>
                 <w:rFonts w:ascii="Times New Roman" w:hAnsi="Times New Roman" w:eastAsia="宋体"/>
@@ -2216,6 +2387,9 @@
             <w:tcW w:type="dxa" w:w="2721"/>
           </w:tcPr>
           <w:p>
+            <w:pPr>
+              <w:ind w:firstLine="0"/>
+            </w:pPr>
             <w:r>
               <w:rPr>
                 <w:rFonts w:ascii="Times New Roman" w:hAnsi="Times New Roman" w:eastAsia="宋体"/>
@@ -2232,6 +2406,9 @@
             <w:tcW w:type="dxa" w:w="1089"/>
           </w:tcPr>
           <w:p>
+            <w:pPr>
+              <w:ind w:firstLine="0"/>
+            </w:pPr>
             <w:r>
               <w:rPr>
                 <w:rFonts w:ascii="Times New Roman" w:hAnsi="Times New Roman" w:eastAsia="宋体"/>
@@ -2246,6 +2423,9 @@
             <w:tcW w:type="dxa" w:w="5261"/>
           </w:tcPr>
           <w:p>
+            <w:pPr>
+              <w:ind w:firstLine="0"/>
+            </w:pPr>
             <w:r>
               <w:rPr>
                 <w:rFonts w:ascii="Times New Roman" w:hAnsi="Times New Roman" w:eastAsia="宋体"/>
@@ -2260,6 +2440,9 @@
             <w:tcW w:type="dxa" w:w="2721"/>
           </w:tcPr>
           <w:p>
+            <w:pPr>
+              <w:ind w:firstLine="0"/>
+            </w:pPr>
             <w:r>
               <w:rPr>
                 <w:rFonts w:ascii="Times New Roman" w:hAnsi="Times New Roman" w:eastAsia="宋体"/>
@@ -2276,6 +2459,9 @@
             <w:tcW w:type="dxa" w:w="1089"/>
           </w:tcPr>
           <w:p>
+            <w:pPr>
+              <w:ind w:firstLine="0"/>
+            </w:pPr>
             <w:r>
               <w:rPr>
                 <w:rFonts w:ascii="Times New Roman" w:hAnsi="Times New Roman" w:eastAsia="宋体"/>
@@ -2290,6 +2476,9 @@
             <w:tcW w:type="dxa" w:w="5261"/>
           </w:tcPr>
           <w:p>
+            <w:pPr>
+              <w:ind w:firstLine="0"/>
+            </w:pPr>
             <w:r>
               <w:rPr>
                 <w:rFonts w:ascii="Times New Roman" w:hAnsi="Times New Roman" w:eastAsia="宋体"/>
@@ -2304,6 +2493,9 @@
             <w:tcW w:type="dxa" w:w="2721"/>
           </w:tcPr>
           <w:p>
+            <w:pPr>
+              <w:ind w:firstLine="0"/>
+            </w:pPr>
             <w:r>
               <w:rPr>
                 <w:rFonts w:ascii="Times New Roman" w:hAnsi="Times New Roman" w:eastAsia="宋体"/>
@@ -2320,6 +2512,9 @@
             <w:tcW w:type="dxa" w:w="1089"/>
           </w:tcPr>
           <w:p>
+            <w:pPr>
+              <w:ind w:firstLine="0"/>
+            </w:pPr>
             <w:r>
               <w:rPr>
                 <w:rFonts w:ascii="Times New Roman" w:hAnsi="Times New Roman" w:eastAsia="宋体"/>
@@ -2334,6 +2529,9 @@
             <w:tcW w:type="dxa" w:w="5261"/>
           </w:tcPr>
           <w:p>
+            <w:pPr>
+              <w:ind w:firstLine="0"/>
+            </w:pPr>
             <w:r>
               <w:rPr>
                 <w:rFonts w:ascii="Times New Roman" w:hAnsi="Times New Roman" w:eastAsia="宋体"/>
@@ -2348,6 +2546,9 @@
             <w:tcW w:type="dxa" w:w="2721"/>
           </w:tcPr>
           <w:p>
+            <w:pPr>
+              <w:ind w:firstLine="0"/>
+            </w:pPr>
             <w:r>
               <w:rPr>
                 <w:rFonts w:ascii="Times New Roman" w:hAnsi="Times New Roman" w:eastAsia="宋体"/>
@@ -2364,6 +2565,9 @@
             <w:tcW w:type="dxa" w:w="1089"/>
           </w:tcPr>
           <w:p>
+            <w:pPr>
+              <w:ind w:firstLine="0"/>
+            </w:pPr>
             <w:r>
               <w:rPr>
                 <w:rFonts w:ascii="Times New Roman" w:hAnsi="Times New Roman" w:eastAsia="宋体"/>
@@ -2378,6 +2582,9 @@
             <w:tcW w:type="dxa" w:w="5261"/>
           </w:tcPr>
           <w:p>
+            <w:pPr>
+              <w:ind w:firstLine="0"/>
+            </w:pPr>
             <w:r>
               <w:rPr>
                 <w:rFonts w:ascii="Times New Roman" w:hAnsi="Times New Roman" w:eastAsia="宋体"/>
@@ -2392,6 +2599,9 @@
             <w:tcW w:type="dxa" w:w="2721"/>
           </w:tcPr>
           <w:p>
+            <w:pPr>
+              <w:ind w:firstLine="0"/>
+            </w:pPr>
             <w:r>
               <w:rPr>
                 <w:rFonts w:ascii="Times New Roman" w:hAnsi="Times New Roman" w:eastAsia="宋体"/>
@@ -2408,6 +2618,9 @@
             <w:tcW w:type="dxa" w:w="1089"/>
           </w:tcPr>
           <w:p>
+            <w:pPr>
+              <w:ind w:firstLine="0"/>
+            </w:pPr>
             <w:r>
               <w:rPr>
                 <w:rFonts w:ascii="Times New Roman" w:hAnsi="Times New Roman" w:eastAsia="宋体"/>
@@ -2422,6 +2635,9 @@
             <w:tcW w:type="dxa" w:w="5261"/>
           </w:tcPr>
           <w:p>
+            <w:pPr>
+              <w:ind w:firstLine="0"/>
+            </w:pPr>
             <w:r>
               <w:rPr>
                 <w:rFonts w:ascii="Times New Roman" w:hAnsi="Times New Roman" w:eastAsia="宋体"/>
@@ -2436,6 +2652,9 @@
             <w:tcW w:type="dxa" w:w="2721"/>
           </w:tcPr>
           <w:p>
+            <w:pPr>
+              <w:ind w:firstLine="0"/>
+            </w:pPr>
             <w:r>
               <w:rPr>
                 <w:rFonts w:ascii="Times New Roman" w:hAnsi="Times New Roman" w:eastAsia="宋体"/>
@@ -2668,6 +2887,9 @@
             <w:tcW w:type="dxa" w:w="1047"/>
           </w:tcPr>
           <w:p>
+            <w:pPr>
+              <w:ind w:firstLine="0"/>
+            </w:pPr>
             <w:r>
               <w:rPr>
                 <w:rFonts w:ascii="Times New Roman" w:hAnsi="Times New Roman" w:eastAsia="宋体"/>
@@ -2683,6 +2905,9 @@
             <w:tcW w:type="dxa" w:w="5408"/>
           </w:tcPr>
           <w:p>
+            <w:pPr>
+              <w:ind w:firstLine="0"/>
+            </w:pPr>
             <w:r>
               <w:rPr>
                 <w:rFonts w:ascii="Times New Roman" w:hAnsi="Times New Roman" w:eastAsia="宋体"/>
@@ -2698,6 +2923,9 @@
             <w:tcW w:type="dxa" w:w="2617"/>
           </w:tcPr>
           <w:p>
+            <w:pPr>
+              <w:ind w:firstLine="0"/>
+            </w:pPr>
             <w:r>
               <w:rPr>
                 <w:rFonts w:ascii="Times New Roman" w:hAnsi="Times New Roman" w:eastAsia="宋体"/>
@@ -2715,6 +2943,9 @@
             <w:tcW w:type="dxa" w:w="1047"/>
           </w:tcPr>
           <w:p>
+            <w:pPr>
+              <w:ind w:firstLine="0"/>
+            </w:pPr>
             <w:r>
               <w:rPr>
                 <w:rFonts w:ascii="Times New Roman" w:hAnsi="Times New Roman" w:eastAsia="宋体"/>
@@ -2729,6 +2960,9 @@
             <w:tcW w:type="dxa" w:w="5408"/>
           </w:tcPr>
           <w:p>
+            <w:pPr>
+              <w:ind w:firstLine="0"/>
+            </w:pPr>
             <w:r>
               <w:rPr>
                 <w:rFonts w:ascii="Times New Roman" w:hAnsi="Times New Roman" w:eastAsia="宋体"/>
@@ -2743,6 +2977,9 @@
             <w:tcW w:type="dxa" w:w="2617"/>
           </w:tcPr>
           <w:p>
+            <w:pPr>
+              <w:ind w:firstLine="0"/>
+            </w:pPr>
             <w:r>
               <w:rPr>
                 <w:rFonts w:ascii="Times New Roman" w:hAnsi="Times New Roman" w:eastAsia="宋体"/>
@@ -2759,6 +2996,9 @@
             <w:tcW w:type="dxa" w:w="1047"/>
           </w:tcPr>
           <w:p>
+            <w:pPr>
+              <w:ind w:firstLine="0"/>
+            </w:pPr>
             <w:r>
               <w:rPr>
                 <w:rFonts w:ascii="Times New Roman" w:hAnsi="Times New Roman" w:eastAsia="宋体"/>
@@ -2773,6 +3013,9 @@
             <w:tcW w:type="dxa" w:w="5408"/>
           </w:tcPr>
           <w:p>
+            <w:pPr>
+              <w:ind w:firstLine="0"/>
+            </w:pPr>
             <w:r>
               <w:rPr>
                 <w:rFonts w:ascii="Times New Roman" w:hAnsi="Times New Roman" w:eastAsia="宋体"/>
@@ -2787,6 +3030,9 @@
             <w:tcW w:type="dxa" w:w="2617"/>
           </w:tcPr>
           <w:p>
+            <w:pPr>
+              <w:ind w:firstLine="0"/>
+            </w:pPr>
             <w:r>
               <w:rPr>
                 <w:rFonts w:ascii="Times New Roman" w:hAnsi="Times New Roman" w:eastAsia="宋体"/>
@@ -2803,6 +3049,9 @@
             <w:tcW w:type="dxa" w:w="1047"/>
           </w:tcPr>
           <w:p>
+            <w:pPr>
+              <w:ind w:firstLine="0"/>
+            </w:pPr>
             <w:r>
               <w:rPr>
                 <w:rFonts w:ascii="Times New Roman" w:hAnsi="Times New Roman" w:eastAsia="宋体"/>
@@ -2817,6 +3066,9 @@
             <w:tcW w:type="dxa" w:w="5408"/>
           </w:tcPr>
           <w:p>
+            <w:pPr>
+              <w:ind w:firstLine="0"/>
+            </w:pPr>
             <w:r>
               <w:rPr>
                 <w:rFonts w:ascii="Times New Roman" w:hAnsi="Times New Roman" w:eastAsia="宋体"/>
@@ -2831,6 +3083,9 @@
             <w:tcW w:type="dxa" w:w="2617"/>
           </w:tcPr>
           <w:p>
+            <w:pPr>
+              <w:ind w:firstLine="0"/>
+            </w:pPr>
             <w:r>
               <w:rPr>
                 <w:rFonts w:ascii="Times New Roman" w:hAnsi="Times New Roman" w:eastAsia="宋体"/>
@@ -2923,6 +3178,9 @@
             <w:tcW w:type="dxa" w:w="716"/>
           </w:tcPr>
           <w:p>
+            <w:pPr>
+              <w:ind w:firstLine="0"/>
+            </w:pPr>
             <w:r>
               <w:rPr>
                 <w:rFonts w:ascii="Times New Roman" w:hAnsi="Times New Roman" w:eastAsia="宋体"/>
@@ -2938,6 +3196,9 @@
             <w:tcW w:type="dxa" w:w="7639"/>
           </w:tcPr>
           <w:p>
+            <w:pPr>
+              <w:ind w:firstLine="0"/>
+            </w:pPr>
             <w:r>
               <w:rPr>
                 <w:rFonts w:ascii="Times New Roman" w:hAnsi="Times New Roman" w:eastAsia="宋体"/>
@@ -2953,6 +3214,9 @@
             <w:tcW w:type="dxa" w:w="716"/>
           </w:tcPr>
           <w:p>
+            <w:pPr>
+              <w:ind w:firstLine="0"/>
+            </w:pPr>
             <w:r>
               <w:rPr>
                 <w:rFonts w:ascii="Times New Roman" w:hAnsi="Times New Roman" w:eastAsia="宋体"/>
@@ -2970,6 +3234,9 @@
             <w:tcW w:type="dxa" w:w="716"/>
           </w:tcPr>
           <w:p>
+            <w:pPr>
+              <w:ind w:firstLine="0"/>
+            </w:pPr>
             <w:r>
               <w:rPr>
                 <w:rFonts w:ascii="Times New Roman" w:hAnsi="Times New Roman" w:eastAsia="宋体"/>
@@ -2984,6 +3251,9 @@
             <w:tcW w:type="dxa" w:w="7639"/>
           </w:tcPr>
           <w:p>
+            <w:pPr>
+              <w:ind w:firstLine="0"/>
+            </w:pPr>
             <w:r>
               <w:rPr>
                 <w:rFonts w:ascii="Times New Roman" w:hAnsi="Times New Roman" w:eastAsia="宋体"/>
@@ -2998,6 +3268,9 @@
             <w:tcW w:type="dxa" w:w="716"/>
           </w:tcPr>
           <w:p>
+            <w:pPr>
+              <w:ind w:firstLine="0"/>
+            </w:pPr>
             <w:r>
               <w:rPr>
                 <w:rFonts w:ascii="Times New Roman" w:hAnsi="Times New Roman" w:eastAsia="宋体"/>
@@ -3227,6 +3500,9 @@
             <w:tcW w:type="dxa" w:w="1158"/>
           </w:tcPr>
           <w:p>
+            <w:pPr>
+              <w:ind w:firstLine="0"/>
+            </w:pPr>
             <w:r>
               <w:rPr>
                 <w:rFonts w:ascii="Times New Roman" w:hAnsi="Times New Roman" w:eastAsia="宋体"/>
@@ -3242,6 +3518,9 @@
             <w:tcW w:type="dxa" w:w="6948"/>
           </w:tcPr>
           <w:p>
+            <w:pPr>
+              <w:ind w:firstLine="0"/>
+            </w:pPr>
             <w:r>
               <w:rPr>
                 <w:rFonts w:ascii="Times New Roman" w:hAnsi="Times New Roman" w:eastAsia="宋体"/>
@@ -3257,6 +3536,9 @@
             <w:tcW w:type="dxa" w:w="965"/>
           </w:tcPr>
           <w:p>
+            <w:pPr>
+              <w:ind w:firstLine="0"/>
+            </w:pPr>
             <w:r>
               <w:rPr>
                 <w:rFonts w:ascii="Times New Roman" w:hAnsi="Times New Roman" w:eastAsia="宋体"/>
@@ -3274,6 +3556,9 @@
             <w:tcW w:type="dxa" w:w="1158"/>
           </w:tcPr>
           <w:p>
+            <w:pPr>
+              <w:ind w:firstLine="0"/>
+            </w:pPr>
             <w:r>
               <w:rPr>
                 <w:rFonts w:ascii="Times New Roman" w:hAnsi="Times New Roman" w:eastAsia="宋体"/>
@@ -3288,6 +3573,9 @@
             <w:tcW w:type="dxa" w:w="6948"/>
           </w:tcPr>
           <w:p>
+            <w:pPr>
+              <w:ind w:firstLine="0"/>
+            </w:pPr>
             <w:r>
               <w:rPr>
                 <w:rFonts w:ascii="Times New Roman" w:hAnsi="Times New Roman" w:eastAsia="宋体"/>
@@ -3302,6 +3590,9 @@
             <w:tcW w:type="dxa" w:w="965"/>
           </w:tcPr>
           <w:p>
+            <w:pPr>
+              <w:ind w:firstLine="0"/>
+            </w:pPr>
             <w:r>
               <w:rPr>
                 <w:rFonts w:ascii="Times New Roman" w:hAnsi="Times New Roman" w:eastAsia="宋体"/>
@@ -3318,6 +3609,9 @@
             <w:tcW w:type="dxa" w:w="1158"/>
           </w:tcPr>
           <w:p>
+            <w:pPr>
+              <w:ind w:firstLine="0"/>
+            </w:pPr>
             <w:r>
               <w:rPr>
                 <w:rFonts w:ascii="Times New Roman" w:hAnsi="Times New Roman" w:eastAsia="宋体"/>
@@ -3332,6 +3626,9 @@
             <w:tcW w:type="dxa" w:w="6948"/>
           </w:tcPr>
           <w:p>
+            <w:pPr>
+              <w:ind w:firstLine="0"/>
+            </w:pPr>
             <w:r>
               <w:rPr>
                 <w:rFonts w:ascii="Times New Roman" w:hAnsi="Times New Roman" w:eastAsia="宋体"/>
@@ -3346,6 +3643,9 @@
             <w:tcW w:type="dxa" w:w="965"/>
           </w:tcPr>
           <w:p>
+            <w:pPr>
+              <w:ind w:firstLine="0"/>
+            </w:pPr>
             <w:r>
               <w:rPr>
                 <w:rFonts w:ascii="Times New Roman" w:hAnsi="Times New Roman" w:eastAsia="宋体"/>
@@ -3362,6 +3662,9 @@
             <w:tcW w:type="dxa" w:w="1158"/>
           </w:tcPr>
           <w:p>
+            <w:pPr>
+              <w:ind w:firstLine="0"/>
+            </w:pPr>
             <w:r>
               <w:rPr>
                 <w:rFonts w:ascii="Times New Roman" w:hAnsi="Times New Roman" w:eastAsia="宋体"/>
@@ -3376,6 +3679,9 @@
             <w:tcW w:type="dxa" w:w="6948"/>
           </w:tcPr>
           <w:p>
+            <w:pPr>
+              <w:ind w:firstLine="0"/>
+            </w:pPr>
             <w:r>
               <w:rPr>
                 <w:rFonts w:ascii="Times New Roman" w:hAnsi="Times New Roman" w:eastAsia="宋体"/>
@@ -3390,6 +3696,9 @@
             <w:tcW w:type="dxa" w:w="965"/>
           </w:tcPr>
           <w:p>
+            <w:pPr>
+              <w:ind w:firstLine="0"/>
+            </w:pPr>
             <w:r>
               <w:rPr>
                 <w:rFonts w:ascii="Times New Roman" w:hAnsi="Times New Roman" w:eastAsia="宋体"/>
@@ -3406,6 +3715,9 @@
             <w:tcW w:type="dxa" w:w="1158"/>
           </w:tcPr>
           <w:p>
+            <w:pPr>
+              <w:ind w:firstLine="0"/>
+            </w:pPr>
             <w:r>
               <w:rPr>
                 <w:rFonts w:ascii="Times New Roman" w:hAnsi="Times New Roman" w:eastAsia="宋体"/>
@@ -3420,6 +3732,9 @@
             <w:tcW w:type="dxa" w:w="6948"/>
           </w:tcPr>
           <w:p>
+            <w:pPr>
+              <w:ind w:firstLine="0"/>
+            </w:pPr>
             <w:r>
               <w:rPr>
                 <w:rFonts w:ascii="Times New Roman" w:hAnsi="Times New Roman" w:eastAsia="宋体"/>
@@ -3434,6 +3749,9 @@
             <w:tcW w:type="dxa" w:w="965"/>
           </w:tcPr>
           <w:p>
+            <w:pPr>
+              <w:ind w:firstLine="0"/>
+            </w:pPr>
             <w:r>
               <w:rPr>
                 <w:rFonts w:ascii="Times New Roman" w:hAnsi="Times New Roman" w:eastAsia="宋体"/>
@@ -3666,6 +3984,9 @@
             <w:tcW w:type="dxa" w:w="844"/>
           </w:tcPr>
           <w:p>
+            <w:pPr>
+              <w:ind w:firstLine="0"/>
+            </w:pPr>
             <w:r>
               <w:rPr>
                 <w:rFonts w:ascii="Times New Roman" w:hAnsi="Times New Roman" w:eastAsia="宋体"/>
@@ -3681,6 +4002,9 @@
             <w:tcW w:type="dxa" w:w="7172"/>
           </w:tcPr>
           <w:p>
+            <w:pPr>
+              <w:ind w:firstLine="0"/>
+            </w:pPr>
             <w:r>
               <w:rPr>
                 <w:rFonts w:ascii="Times New Roman" w:hAnsi="Times New Roman" w:eastAsia="宋体"/>
@@ -3696,6 +4020,9 @@
             <w:tcW w:type="dxa" w:w="1055"/>
           </w:tcPr>
           <w:p>
+            <w:pPr>
+              <w:ind w:firstLine="0"/>
+            </w:pPr>
             <w:r>
               <w:rPr>
                 <w:rFonts w:ascii="Times New Roman" w:hAnsi="Times New Roman" w:eastAsia="宋体"/>
@@ -3713,6 +4040,9 @@
             <w:tcW w:type="dxa" w:w="844"/>
           </w:tcPr>
           <w:p>
+            <w:pPr>
+              <w:ind w:firstLine="0"/>
+            </w:pPr>
             <w:r>
               <w:rPr>
                 <w:rFonts w:ascii="Times New Roman" w:hAnsi="Times New Roman" w:eastAsia="宋体"/>
@@ -3727,6 +4057,9 @@
             <w:tcW w:type="dxa" w:w="7172"/>
           </w:tcPr>
           <w:p>
+            <w:pPr>
+              <w:ind w:firstLine="0"/>
+            </w:pPr>
             <w:r>
               <w:rPr>
                 <w:rFonts w:ascii="Times New Roman" w:hAnsi="Times New Roman" w:eastAsia="宋体"/>
@@ -3741,6 +4074,9 @@
             <w:tcW w:type="dxa" w:w="1055"/>
           </w:tcPr>
           <w:p>
+            <w:pPr>
+              <w:ind w:firstLine="0"/>
+            </w:pPr>
             <w:r>
               <w:rPr>
                 <w:rFonts w:ascii="Times New Roman" w:hAnsi="Times New Roman" w:eastAsia="宋体"/>
@@ -3757,6 +4093,9 @@
             <w:tcW w:type="dxa" w:w="844"/>
           </w:tcPr>
           <w:p>
+            <w:pPr>
+              <w:ind w:firstLine="0"/>
+            </w:pPr>
             <w:r>
               <w:rPr>
                 <w:rFonts w:ascii="Times New Roman" w:hAnsi="Times New Roman" w:eastAsia="宋体"/>
@@ -3771,6 +4110,9 @@
             <w:tcW w:type="dxa" w:w="7172"/>
           </w:tcPr>
           <w:p>
+            <w:pPr>
+              <w:ind w:firstLine="0"/>
+            </w:pPr>
             <w:r>
               <w:rPr>
                 <w:rFonts w:ascii="Times New Roman" w:hAnsi="Times New Roman" w:eastAsia="宋体"/>
@@ -3785,6 +4127,9 @@
             <w:tcW w:type="dxa" w:w="1055"/>
           </w:tcPr>
           <w:p>
+            <w:pPr>
+              <w:ind w:firstLine="0"/>
+            </w:pPr>
             <w:r>
               <w:rPr>
                 <w:rFonts w:ascii="Times New Roman" w:hAnsi="Times New Roman" w:eastAsia="宋体"/>
@@ -3801,6 +4146,9 @@
             <w:tcW w:type="dxa" w:w="844"/>
           </w:tcPr>
           <w:p>
+            <w:pPr>
+              <w:ind w:firstLine="0"/>
+            </w:pPr>
             <w:r>
               <w:rPr>
                 <w:rFonts w:ascii="Times New Roman" w:hAnsi="Times New Roman" w:eastAsia="宋体"/>
@@ -3815,6 +4163,9 @@
             <w:tcW w:type="dxa" w:w="7172"/>
           </w:tcPr>
           <w:p>
+            <w:pPr>
+              <w:ind w:firstLine="0"/>
+            </w:pPr>
             <w:r>
               <w:rPr>
                 <w:rFonts w:ascii="Times New Roman" w:hAnsi="Times New Roman" w:eastAsia="宋体"/>
@@ -3829,6 +4180,9 @@
             <w:tcW w:type="dxa" w:w="1055"/>
           </w:tcPr>
           <w:p>
+            <w:pPr>
+              <w:ind w:firstLine="0"/>
+            </w:pPr>
             <w:r>
               <w:rPr>
                 <w:rFonts w:ascii="Times New Roman" w:hAnsi="Times New Roman" w:eastAsia="宋体"/>
@@ -4362,6 +4716,9 @@
             <w:tcW w:type="dxa" w:w="523"/>
           </w:tcPr>
           <w:p>
+            <w:pPr>
+              <w:ind w:firstLine="0"/>
+            </w:pPr>
             <w:r>
               <w:rPr>
                 <w:rFonts w:ascii="Times New Roman" w:hAnsi="Times New Roman" w:eastAsia="宋体"/>
@@ -4377,6 +4734,9 @@
             <w:tcW w:type="dxa" w:w="5582"/>
           </w:tcPr>
           <w:p>
+            <w:pPr>
+              <w:ind w:firstLine="0"/>
+            </w:pPr>
             <w:r>
               <w:rPr>
                 <w:rFonts w:ascii="Times New Roman" w:hAnsi="Times New Roman" w:eastAsia="宋体"/>
@@ -4392,6 +4752,9 @@
             <w:tcW w:type="dxa" w:w="2442"/>
           </w:tcPr>
           <w:p>
+            <w:pPr>
+              <w:ind w:firstLine="0"/>
+            </w:pPr>
             <w:r>
               <w:rPr>
                 <w:rFonts w:ascii="Times New Roman" w:hAnsi="Times New Roman" w:eastAsia="宋体"/>
@@ -4407,6 +4770,9 @@
             <w:tcW w:type="dxa" w:w="523"/>
           </w:tcPr>
           <w:p>
+            <w:pPr>
+              <w:ind w:firstLine="0"/>
+            </w:pPr>
             <w:r>
               <w:rPr>
                 <w:rFonts w:ascii="Times New Roman" w:hAnsi="Times New Roman" w:eastAsia="宋体"/>
@@ -4424,6 +4790,9 @@
             <w:tcW w:type="dxa" w:w="523"/>
           </w:tcPr>
           <w:p>
+            <w:pPr>
+              <w:ind w:firstLine="0"/>
+            </w:pPr>
             <w:r>
               <w:rPr>
                 <w:rFonts w:ascii="Times New Roman" w:hAnsi="Times New Roman" w:eastAsia="宋体"/>
@@ -4438,6 +4807,9 @@
             <w:tcW w:type="dxa" w:w="5582"/>
           </w:tcPr>
           <w:p>
+            <w:pPr>
+              <w:ind w:firstLine="0"/>
+            </w:pPr>
             <w:r>
               <w:rPr>
                 <w:rFonts w:ascii="Times New Roman" w:hAnsi="Times New Roman" w:eastAsia="宋体"/>
@@ -4452,6 +4824,9 @@
             <w:tcW w:type="dxa" w:w="2442"/>
           </w:tcPr>
           <w:p>
+            <w:pPr>
+              <w:ind w:firstLine="0"/>
+            </w:pPr>
             <w:r>
               <w:rPr>
                 <w:rFonts w:ascii="Times New Roman" w:hAnsi="Times New Roman" w:eastAsia="宋体"/>
@@ -4466,6 +4841,9 @@
             <w:tcW w:type="dxa" w:w="523"/>
           </w:tcPr>
           <w:p>
+            <w:pPr>
+              <w:ind w:firstLine="0"/>
+            </w:pPr>
             <w:r>
               <w:rPr>
                 <w:rFonts w:ascii="Times New Roman" w:hAnsi="Times New Roman" w:eastAsia="宋体"/>
@@ -4913,6 +5291,9 @@
             <w:tcW w:type="dxa" w:w="680"/>
           </w:tcPr>
           <w:p>
+            <w:pPr>
+              <w:ind w:firstLine="0"/>
+            </w:pPr>
             <w:r>
               <w:rPr>
                 <w:rFonts w:ascii="Times New Roman" w:hAnsi="Times New Roman" w:eastAsia="宋体"/>
@@ -4928,6 +5309,9 @@
             <w:tcW w:type="dxa" w:w="2268"/>
           </w:tcPr>
           <w:p>
+            <w:pPr>
+              <w:ind w:firstLine="0"/>
+            </w:pPr>
             <w:r>
               <w:rPr>
                 <w:rFonts w:ascii="Times New Roman" w:hAnsi="Times New Roman" w:eastAsia="宋体"/>
@@ -4943,6 +5327,9 @@
             <w:tcW w:type="dxa" w:w="6123"/>
           </w:tcPr>
           <w:p>
+            <w:pPr>
+              <w:ind w:firstLine="0"/>
+            </w:pPr>
             <w:r>
               <w:rPr>
                 <w:rFonts w:ascii="Times New Roman" w:hAnsi="Times New Roman" w:eastAsia="宋体"/>
@@ -4960,6 +5347,9 @@
             <w:tcW w:type="dxa" w:w="680"/>
           </w:tcPr>
           <w:p>
+            <w:pPr>
+              <w:ind w:firstLine="0"/>
+            </w:pPr>
             <w:r>
               <w:rPr>
                 <w:rFonts w:ascii="Times New Roman" w:hAnsi="Times New Roman" w:eastAsia="宋体"/>
@@ -4974,6 +5364,9 @@
             <w:tcW w:type="dxa" w:w="2268"/>
           </w:tcPr>
           <w:p>
+            <w:pPr>
+              <w:ind w:firstLine="0"/>
+            </w:pPr>
             <w:r>
               <w:rPr>
                 <w:rFonts w:ascii="Times New Roman" w:hAnsi="Times New Roman" w:eastAsia="宋体"/>
@@ -4988,6 +5381,9 @@
             <w:tcW w:type="dxa" w:w="6123"/>
           </w:tcPr>
           <w:p>
+            <w:pPr>
+              <w:ind w:firstLine="0"/>
+            </w:pPr>
             <w:r>
               <w:rPr>
                 <w:rFonts w:ascii="Times New Roman" w:hAnsi="Times New Roman" w:eastAsia="宋体"/>
@@ -5004,6 +5400,9 @@
             <w:tcW w:type="dxa" w:w="680"/>
           </w:tcPr>
           <w:p>
+            <w:pPr>
+              <w:ind w:firstLine="0"/>
+            </w:pPr>
             <w:r>
               <w:rPr>
                 <w:rFonts w:ascii="Times New Roman" w:hAnsi="Times New Roman" w:eastAsia="宋体"/>
@@ -5018,6 +5417,9 @@
             <w:tcW w:type="dxa" w:w="2268"/>
           </w:tcPr>
           <w:p>
+            <w:pPr>
+              <w:ind w:firstLine="0"/>
+            </w:pPr>
             <w:r>
               <w:rPr>
                 <w:rFonts w:ascii="Times New Roman" w:hAnsi="Times New Roman" w:eastAsia="宋体"/>
@@ -5032,6 +5434,9 @@
             <w:tcW w:type="dxa" w:w="6123"/>
           </w:tcPr>
           <w:p>
+            <w:pPr>
+              <w:ind w:firstLine="0"/>
+            </w:pPr>
             <w:r>
               <w:rPr>
                 <w:rFonts w:ascii="Times New Roman" w:hAnsi="Times New Roman" w:eastAsia="宋体"/>
@@ -5048,6 +5453,9 @@
             <w:tcW w:type="dxa" w:w="680"/>
           </w:tcPr>
           <w:p>
+            <w:pPr>
+              <w:ind w:firstLine="0"/>
+            </w:pPr>
             <w:r>
               <w:rPr>
                 <w:rFonts w:ascii="Times New Roman" w:hAnsi="Times New Roman" w:eastAsia="宋体"/>
@@ -5062,6 +5470,9 @@
             <w:tcW w:type="dxa" w:w="2268"/>
           </w:tcPr>
           <w:p>
+            <w:pPr>
+              <w:ind w:firstLine="0"/>
+            </w:pPr>
             <w:r>
               <w:rPr>
                 <w:rFonts w:ascii="Times New Roman" w:hAnsi="Times New Roman" w:eastAsia="宋体"/>
@@ -5076,6 +5487,9 @@
             <w:tcW w:type="dxa" w:w="6123"/>
           </w:tcPr>
           <w:p>
+            <w:pPr>
+              <w:ind w:firstLine="0"/>
+            </w:pPr>
             <w:r>
               <w:rPr>
                 <w:rFonts w:ascii="Times New Roman" w:hAnsi="Times New Roman" w:eastAsia="宋体"/>
@@ -5092,6 +5506,9 @@
             <w:tcW w:type="dxa" w:w="680"/>
           </w:tcPr>
           <w:p>
+            <w:pPr>
+              <w:ind w:firstLine="0"/>
+            </w:pPr>
             <w:r>
               <w:rPr>
                 <w:rFonts w:ascii="Times New Roman" w:hAnsi="Times New Roman" w:eastAsia="宋体"/>
@@ -5106,6 +5523,9 @@
             <w:tcW w:type="dxa" w:w="2268"/>
           </w:tcPr>
           <w:p>
+            <w:pPr>
+              <w:ind w:firstLine="0"/>
+            </w:pPr>
             <w:r>
               <w:rPr>
                 <w:rFonts w:ascii="Times New Roman" w:hAnsi="Times New Roman" w:eastAsia="宋体"/>
@@ -5120,6 +5540,9 @@
             <w:tcW w:type="dxa" w:w="6123"/>
           </w:tcPr>
           <w:p>
+            <w:pPr>
+              <w:ind w:firstLine="0"/>
+            </w:pPr>
             <w:r>
               <w:rPr>
                 <w:rFonts w:ascii="Times New Roman" w:hAnsi="Times New Roman" w:eastAsia="宋体"/>
@@ -5615,6 +6038,9 @@
             <w:tcW w:type="dxa" w:w="1564"/>
           </w:tcPr>
           <w:p>
+            <w:pPr>
+              <w:ind w:firstLine="0"/>
+            </w:pPr>
             <w:r>
               <w:rPr>
                 <w:rFonts w:ascii="Times New Roman" w:hAnsi="Times New Roman" w:eastAsia="宋体"/>
@@ -5630,6 +6056,9 @@
             <w:tcW w:type="dxa" w:w="5630"/>
           </w:tcPr>
           <w:p>
+            <w:pPr>
+              <w:ind w:firstLine="0"/>
+            </w:pPr>
             <w:r>
               <w:rPr>
                 <w:rFonts w:ascii="Times New Roman" w:hAnsi="Times New Roman" w:eastAsia="宋体"/>
@@ -5645,6 +6074,9 @@
             <w:tcW w:type="dxa" w:w="1877"/>
           </w:tcPr>
           <w:p>
+            <w:pPr>
+              <w:ind w:firstLine="0"/>
+            </w:pPr>
             <w:r>
               <w:rPr>
                 <w:rFonts w:ascii="Times New Roman" w:hAnsi="Times New Roman" w:eastAsia="宋体"/>
@@ -5662,6 +6094,9 @@
             <w:tcW w:type="dxa" w:w="1564"/>
           </w:tcPr>
           <w:p>
+            <w:pPr>
+              <w:ind w:firstLine="0"/>
+            </w:pPr>
             <w:r>
               <w:rPr>
                 <w:rFonts w:ascii="Times New Roman" w:hAnsi="Times New Roman" w:eastAsia="宋体"/>
@@ -5676,6 +6111,9 @@
             <w:tcW w:type="dxa" w:w="5630"/>
           </w:tcPr>
           <w:p>
+            <w:pPr>
+              <w:ind w:firstLine="0"/>
+            </w:pPr>
             <w:r>
               <w:rPr>
                 <w:rFonts w:ascii="Times New Roman" w:hAnsi="Times New Roman" w:eastAsia="宋体"/>
@@ -5690,6 +6128,9 @@
             <w:tcW w:type="dxa" w:w="1877"/>
           </w:tcPr>
           <w:p>
+            <w:pPr>
+              <w:ind w:firstLine="0"/>
+            </w:pPr>
             <w:r>
               <w:rPr>
                 <w:rFonts w:ascii="Times New Roman" w:hAnsi="Times New Roman" w:eastAsia="宋体"/>
@@ -5706,6 +6147,9 @@
             <w:tcW w:type="dxa" w:w="1564"/>
           </w:tcPr>
           <w:p>
+            <w:pPr>
+              <w:ind w:firstLine="0"/>
+            </w:pPr>
             <w:r>
               <w:rPr>
                 <w:rFonts w:ascii="Times New Roman" w:hAnsi="Times New Roman" w:eastAsia="宋体"/>
@@ -5720,6 +6164,9 @@
             <w:tcW w:type="dxa" w:w="5630"/>
           </w:tcPr>
           <w:p>
+            <w:pPr>
+              <w:ind w:firstLine="0"/>
+            </w:pPr>
             <w:r>
               <w:rPr>
                 <w:rFonts w:ascii="Times New Roman" w:hAnsi="Times New Roman" w:eastAsia="宋体"/>
@@ -5734,6 +6181,9 @@
             <w:tcW w:type="dxa" w:w="1877"/>
           </w:tcPr>
           <w:p>
+            <w:pPr>
+              <w:ind w:firstLine="0"/>
+            </w:pPr>
             <w:r>
               <w:rPr>
                 <w:rFonts w:ascii="Times New Roman" w:hAnsi="Times New Roman" w:eastAsia="宋体"/>
@@ -5750,6 +6200,9 @@
             <w:tcW w:type="dxa" w:w="1564"/>
           </w:tcPr>
           <w:p>
+            <w:pPr>
+              <w:ind w:firstLine="0"/>
+            </w:pPr>
             <w:r>
               <w:rPr>
                 <w:rFonts w:ascii="Times New Roman" w:hAnsi="Times New Roman" w:eastAsia="宋体"/>
@@ -5764,6 +6217,9 @@
             <w:tcW w:type="dxa" w:w="5630"/>
           </w:tcPr>
           <w:p>
+            <w:pPr>
+              <w:ind w:firstLine="0"/>
+            </w:pPr>
             <w:r>
               <w:rPr>
                 <w:rFonts w:ascii="Times New Roman" w:hAnsi="Times New Roman" w:eastAsia="宋体"/>
@@ -5778,6 +6234,9 @@
             <w:tcW w:type="dxa" w:w="1877"/>
           </w:tcPr>
           <w:p>
+            <w:pPr>
+              <w:ind w:firstLine="0"/>
+            </w:pPr>
             <w:r>
               <w:rPr>
                 <w:rFonts w:ascii="Times New Roman" w:hAnsi="Times New Roman" w:eastAsia="宋体"/>
@@ -5794,6 +6253,9 @@
             <w:tcW w:type="dxa" w:w="1564"/>
           </w:tcPr>
           <w:p>
+            <w:pPr>
+              <w:ind w:firstLine="0"/>
+            </w:pPr>
             <w:r>
               <w:rPr>
                 <w:rFonts w:ascii="Times New Roman" w:hAnsi="Times New Roman" w:eastAsia="宋体"/>
@@ -5808,6 +6270,9 @@
             <w:tcW w:type="dxa" w:w="5630"/>
           </w:tcPr>
           <w:p>
+            <w:pPr>
+              <w:ind w:firstLine="0"/>
+            </w:pPr>
             <w:r>
               <w:rPr>
                 <w:rFonts w:ascii="Times New Roman" w:hAnsi="Times New Roman" w:eastAsia="宋体"/>
@@ -5822,6 +6287,9 @@
             <w:tcW w:type="dxa" w:w="1877"/>
           </w:tcPr>
           <w:p>
+            <w:pPr>
+              <w:ind w:firstLine="0"/>
+            </w:pPr>
             <w:r>
               <w:rPr>
                 <w:rFonts w:ascii="Times New Roman" w:hAnsi="Times New Roman" w:eastAsia="宋体"/>
@@ -5838,6 +6306,9 @@
             <w:tcW w:type="dxa" w:w="1564"/>
           </w:tcPr>
           <w:p>
+            <w:pPr>
+              <w:ind w:firstLine="0"/>
+            </w:pPr>
             <w:r>
               <w:rPr>
                 <w:rFonts w:ascii="Times New Roman" w:hAnsi="Times New Roman" w:eastAsia="宋体"/>
@@ -5852,6 +6323,9 @@
             <w:tcW w:type="dxa" w:w="5630"/>
           </w:tcPr>
           <w:p>
+            <w:pPr>
+              <w:ind w:firstLine="0"/>
+            </w:pPr>
             <w:r>
               <w:rPr>
                 <w:rFonts w:ascii="Times New Roman" w:hAnsi="Times New Roman" w:eastAsia="宋体"/>
@@ -5866,6 +6340,9 @@
             <w:tcW w:type="dxa" w:w="1877"/>
           </w:tcPr>
           <w:p>
+            <w:pPr>
+              <w:ind w:firstLine="0"/>
+            </w:pPr>
             <w:r>
               <w:rPr>
                 <w:rFonts w:ascii="Times New Roman" w:hAnsi="Times New Roman" w:eastAsia="宋体"/>
@@ -5882,6 +6359,9 @@
             <w:tcW w:type="dxa" w:w="1564"/>
           </w:tcPr>
           <w:p>
+            <w:pPr>
+              <w:ind w:firstLine="0"/>
+            </w:pPr>
             <w:r>
               <w:rPr>
                 <w:rFonts w:ascii="Times New Roman" w:hAnsi="Times New Roman" w:eastAsia="宋体"/>
@@ -5896,6 +6376,9 @@
             <w:tcW w:type="dxa" w:w="5630"/>
           </w:tcPr>
           <w:p>
+            <w:pPr>
+              <w:ind w:firstLine="0"/>
+            </w:pPr>
             <w:r>
               <w:rPr>
                 <w:rFonts w:ascii="Times New Roman" w:hAnsi="Times New Roman" w:eastAsia="宋体"/>
@@ -5910,6 +6393,9 @@
             <w:tcW w:type="dxa" w:w="1877"/>
           </w:tcPr>
           <w:p>
+            <w:pPr>
+              <w:ind w:firstLine="0"/>
+            </w:pPr>
             <w:r>
               <w:rPr>
                 <w:rFonts w:ascii="Times New Roman" w:hAnsi="Times New Roman" w:eastAsia="宋体"/>
@@ -5926,6 +6412,9 @@
             <w:tcW w:type="dxa" w:w="1564"/>
           </w:tcPr>
           <w:p>
+            <w:pPr>
+              <w:ind w:firstLine="0"/>
+            </w:pPr>
             <w:r>
               <w:rPr>
                 <w:rFonts w:ascii="Times New Roman" w:hAnsi="Times New Roman" w:eastAsia="宋体"/>
@@ -5940,6 +6429,9 @@
             <w:tcW w:type="dxa" w:w="5630"/>
           </w:tcPr>
           <w:p>
+            <w:pPr>
+              <w:ind w:firstLine="0"/>
+            </w:pPr>
             <w:r>
               <w:rPr>
                 <w:rFonts w:ascii="Times New Roman" w:hAnsi="Times New Roman" w:eastAsia="宋体"/>
@@ -5954,6 +6446,9 @@
             <w:tcW w:type="dxa" w:w="1877"/>
           </w:tcPr>
           <w:p>
+            <w:pPr>
+              <w:ind w:firstLine="0"/>
+            </w:pPr>
             <w:r>
               <w:rPr>
                 <w:rFonts w:ascii="Times New Roman" w:hAnsi="Times New Roman" w:eastAsia="宋体"/>
@@ -5970,6 +6465,9 @@
             <w:tcW w:type="dxa" w:w="1564"/>
           </w:tcPr>
           <w:p>
+            <w:pPr>
+              <w:ind w:firstLine="0"/>
+            </w:pPr>
             <w:r>
               <w:rPr>
                 <w:rFonts w:ascii="Times New Roman" w:hAnsi="Times New Roman" w:eastAsia="宋体"/>
@@ -5984,6 +6482,9 @@
             <w:tcW w:type="dxa" w:w="5630"/>
           </w:tcPr>
           <w:p>
+            <w:pPr>
+              <w:ind w:firstLine="0"/>
+            </w:pPr>
             <w:r>
               <w:rPr>
                 <w:rFonts w:ascii="Times New Roman" w:hAnsi="Times New Roman" w:eastAsia="宋体"/>
@@ -5998,6 +6499,9 @@
             <w:tcW w:type="dxa" w:w="1877"/>
           </w:tcPr>
           <w:p>
+            <w:pPr>
+              <w:ind w:firstLine="0"/>
+            </w:pPr>
             <w:r>
               <w:rPr>
                 <w:rFonts w:ascii="Times New Roman" w:hAnsi="Times New Roman" w:eastAsia="宋体"/>
@@ -6014,6 +6518,9 @@
             <w:tcW w:type="dxa" w:w="1564"/>
           </w:tcPr>
           <w:p>
+            <w:pPr>
+              <w:ind w:firstLine="0"/>
+            </w:pPr>
             <w:r>
               <w:rPr>
                 <w:rFonts w:ascii="Times New Roman" w:hAnsi="Times New Roman" w:eastAsia="宋体"/>
@@ -6028,6 +6535,9 @@
             <w:tcW w:type="dxa" w:w="5630"/>
           </w:tcPr>
           <w:p>
+            <w:pPr>
+              <w:ind w:firstLine="0"/>
+            </w:pPr>
             <w:r>
               <w:rPr>
                 <w:rFonts w:ascii="Times New Roman" w:hAnsi="Times New Roman" w:eastAsia="宋体"/>
@@ -6042,6 +6552,9 @@
             <w:tcW w:type="dxa" w:w="1877"/>
           </w:tcPr>
           <w:p>
+            <w:pPr>
+              <w:ind w:firstLine="0"/>
+            </w:pPr>
             <w:r>
               <w:rPr>
                 <w:rFonts w:ascii="Times New Roman" w:hAnsi="Times New Roman" w:eastAsia="宋体"/>
@@ -6058,6 +6571,9 @@
             <w:tcW w:type="dxa" w:w="1564"/>
           </w:tcPr>
           <w:p>
+            <w:pPr>
+              <w:ind w:firstLine="0"/>
+            </w:pPr>
             <w:r>
               <w:rPr>
                 <w:rFonts w:ascii="Times New Roman" w:hAnsi="Times New Roman" w:eastAsia="宋体"/>
@@ -6072,6 +6588,9 @@
             <w:tcW w:type="dxa" w:w="5630"/>
           </w:tcPr>
           <w:p>
+            <w:pPr>
+              <w:ind w:firstLine="0"/>
+            </w:pPr>
             <w:r>
               <w:rPr>
                 <w:rFonts w:ascii="Times New Roman" w:hAnsi="Times New Roman" w:eastAsia="宋体"/>
@@ -6086,6 +6605,9 @@
             <w:tcW w:type="dxa" w:w="1877"/>
           </w:tcPr>
           <w:p>
+            <w:pPr>
+              <w:ind w:firstLine="0"/>
+            </w:pPr>
             <w:r>
               <w:rPr>
                 <w:rFonts w:ascii="Times New Roman" w:hAnsi="Times New Roman" w:eastAsia="宋体"/>
@@ -6102,6 +6624,9 @@
             <w:tcW w:type="dxa" w:w="1564"/>
           </w:tcPr>
           <w:p>
+            <w:pPr>
+              <w:ind w:firstLine="0"/>
+            </w:pPr>
             <w:r>
               <w:rPr>
                 <w:rFonts w:ascii="Times New Roman" w:hAnsi="Times New Roman" w:eastAsia="宋体"/>
@@ -6116,6 +6641,9 @@
             <w:tcW w:type="dxa" w:w="5630"/>
           </w:tcPr>
           <w:p>
+            <w:pPr>
+              <w:ind w:firstLine="0"/>
+            </w:pPr>
             <w:r>
               <w:rPr>
                 <w:rFonts w:ascii="Times New Roman" w:hAnsi="Times New Roman" w:eastAsia="宋体"/>
@@ -6130,6 +6658,9 @@
             <w:tcW w:type="dxa" w:w="1877"/>
           </w:tcPr>
           <w:p>
+            <w:pPr>
+              <w:ind w:firstLine="0"/>
+            </w:pPr>
             <w:r>
               <w:rPr>
                 <w:rFonts w:ascii="Times New Roman" w:hAnsi="Times New Roman" w:eastAsia="宋体"/>
@@ -6194,6 +6725,9 @@
             <w:tcW w:type="dxa" w:w="2387"/>
           </w:tcPr>
           <w:p>
+            <w:pPr>
+              <w:ind w:firstLine="0"/>
+            </w:pPr>
             <w:r>
               <w:rPr>
                 <w:rFonts w:ascii="Times New Roman" w:hAnsi="Times New Roman" w:eastAsia="宋体"/>
@@ -6209,6 +6743,9 @@
             <w:tcW w:type="dxa" w:w="6684"/>
           </w:tcPr>
           <w:p>
+            <w:pPr>
+              <w:ind w:firstLine="0"/>
+            </w:pPr>
             <w:r>
               <w:rPr>
                 <w:rFonts w:ascii="Times New Roman" w:hAnsi="Times New Roman" w:eastAsia="宋体"/>
@@ -6226,6 +6763,9 @@
             <w:tcW w:type="dxa" w:w="2387"/>
           </w:tcPr>
           <w:p>
+            <w:pPr>
+              <w:ind w:firstLine="0"/>
+            </w:pPr>
             <w:r>
               <w:rPr>
                 <w:rFonts w:ascii="Times New Roman" w:hAnsi="Times New Roman" w:eastAsia="宋体"/>
@@ -6240,6 +6780,9 @@
             <w:tcW w:type="dxa" w:w="6684"/>
           </w:tcPr>
           <w:p>
+            <w:pPr>
+              <w:ind w:firstLine="0"/>
+            </w:pPr>
             <w:r>
               <w:rPr>
                 <w:rFonts w:ascii="Times New Roman" w:hAnsi="Times New Roman" w:eastAsia="宋体"/>
@@ -6256,6 +6799,9 @@
             <w:tcW w:type="dxa" w:w="2387"/>
           </w:tcPr>
           <w:p>
+            <w:pPr>
+              <w:ind w:firstLine="0"/>
+            </w:pPr>
             <w:r>
               <w:rPr>
                 <w:rFonts w:ascii="Times New Roman" w:hAnsi="Times New Roman" w:eastAsia="宋体"/>
@@ -6270,6 +6816,9 @@
             <w:tcW w:type="dxa" w:w="6684"/>
           </w:tcPr>
           <w:p>
+            <w:pPr>
+              <w:ind w:firstLine="0"/>
+            </w:pPr>
             <w:r>
               <w:rPr>
                 <w:rFonts w:ascii="Times New Roman" w:hAnsi="Times New Roman" w:eastAsia="宋体"/>
@@ -6286,6 +6835,9 @@
             <w:tcW w:type="dxa" w:w="2387"/>
           </w:tcPr>
           <w:p>
+            <w:pPr>
+              <w:ind w:firstLine="0"/>
+            </w:pPr>
             <w:r>
               <w:rPr>
                 <w:rFonts w:ascii="Times New Roman" w:hAnsi="Times New Roman" w:eastAsia="宋体"/>
@@ -6300,6 +6852,9 @@
             <w:tcW w:type="dxa" w:w="6684"/>
           </w:tcPr>
           <w:p>
+            <w:pPr>
+              <w:ind w:firstLine="0"/>
+            </w:pPr>
             <w:r>
               <w:rPr>
                 <w:rFonts w:ascii="Times New Roman" w:hAnsi="Times New Roman" w:eastAsia="宋体"/>

--- a/docs/docx/详细设计说明书.docx
+++ b/docs/docx/详细设计说明书.docx
@@ -170,7 +170,7 @@
       <w:tr>
         <w:tc>
           <w:tcPr>
-            <w:tcW w:type="dxa" w:w="4615"/>
+            <w:tcW w:type="dxa" w:w="3507"/>
           </w:tcPr>
           <w:p>
             <w:pPr>
@@ -188,7 +188,7 @@
         </w:tc>
         <w:tc>
           <w:tcPr>
-            <w:tcW w:type="dxa" w:w="4456"/>
+            <w:tcW w:type="dxa" w:w="5563"/>
           </w:tcPr>
           <w:p>
             <w:pPr>
@@ -208,7 +208,7 @@
       <w:tr>
         <w:tc>
           <w:tcPr>
-            <w:tcW w:type="dxa" w:w="4615"/>
+            <w:tcW w:type="dxa" w:w="3507"/>
           </w:tcPr>
           <w:p>
             <w:pPr>
@@ -225,7 +225,7 @@
         </w:tc>
         <w:tc>
           <w:tcPr>
-            <w:tcW w:type="dxa" w:w="4456"/>
+            <w:tcW w:type="dxa" w:w="5563"/>
           </w:tcPr>
           <w:p>
             <w:pPr>
@@ -244,7 +244,7 @@
       <w:tr>
         <w:tc>
           <w:tcPr>
-            <w:tcW w:type="dxa" w:w="4615"/>
+            <w:tcW w:type="dxa" w:w="3507"/>
           </w:tcPr>
           <w:p>
             <w:pPr>
@@ -261,7 +261,7 @@
         </w:tc>
         <w:tc>
           <w:tcPr>
-            <w:tcW w:type="dxa" w:w="4456"/>
+            <w:tcW w:type="dxa" w:w="5563"/>
           </w:tcPr>
           <w:p>
             <w:pPr>
@@ -280,7 +280,7 @@
       <w:tr>
         <w:tc>
           <w:tcPr>
-            <w:tcW w:type="dxa" w:w="4615"/>
+            <w:tcW w:type="dxa" w:w="3507"/>
           </w:tcPr>
           <w:p>
             <w:pPr>
@@ -297,7 +297,7 @@
         </w:tc>
         <w:tc>
           <w:tcPr>
-            <w:tcW w:type="dxa" w:w="4456"/>
+            <w:tcW w:type="dxa" w:w="5563"/>
           </w:tcPr>
           <w:p>
             <w:pPr>
@@ -316,7 +316,7 @@
       <w:tr>
         <w:tc>
           <w:tcPr>
-            <w:tcW w:type="dxa" w:w="4615"/>
+            <w:tcW w:type="dxa" w:w="3507"/>
           </w:tcPr>
           <w:p>
             <w:pPr>
@@ -333,7 +333,7 @@
         </w:tc>
         <w:tc>
           <w:tcPr>
-            <w:tcW w:type="dxa" w:w="4456"/>
+            <w:tcW w:type="dxa" w:w="5563"/>
           </w:tcPr>
           <w:p>
             <w:pPr>
@@ -863,7 +863,7 @@
       <w:tr>
         <w:tc>
           <w:tcPr>
-            <w:tcW w:type="dxa" w:w="1134"/>
+            <w:tcW w:type="dxa" w:w="1701"/>
           </w:tcPr>
           <w:p>
             <w:pPr>
@@ -899,7 +899,7 @@
         </w:tc>
         <w:tc>
           <w:tcPr>
-            <w:tcW w:type="dxa" w:w="1417"/>
+            <w:tcW w:type="dxa" w:w="1701"/>
           </w:tcPr>
           <w:p>
             <w:pPr>
@@ -919,7 +919,7 @@
       <w:tr>
         <w:tc>
           <w:tcPr>
-            <w:tcW w:type="dxa" w:w="1134"/>
+            <w:tcW w:type="dxa" w:w="1701"/>
           </w:tcPr>
           <w:p>
             <w:pPr>
@@ -953,7 +953,7 @@
         </w:tc>
         <w:tc>
           <w:tcPr>
-            <w:tcW w:type="dxa" w:w="1417"/>
+            <w:tcW w:type="dxa" w:w="1701"/>
           </w:tcPr>
           <w:p>
             <w:pPr>
@@ -972,7 +972,7 @@
       <w:tr>
         <w:tc>
           <w:tcPr>
-            <w:tcW w:type="dxa" w:w="1134"/>
+            <w:tcW w:type="dxa" w:w="1701"/>
           </w:tcPr>
           <w:p>
             <w:pPr>
@@ -1006,7 +1006,7 @@
         </w:tc>
         <w:tc>
           <w:tcPr>
-            <w:tcW w:type="dxa" w:w="1417"/>
+            <w:tcW w:type="dxa" w:w="1701"/>
           </w:tcPr>
           <w:p>
             <w:pPr>
@@ -1025,7 +1025,7 @@
       <w:tr>
         <w:tc>
           <w:tcPr>
-            <w:tcW w:type="dxa" w:w="1134"/>
+            <w:tcW w:type="dxa" w:w="1701"/>
           </w:tcPr>
           <w:p>
             <w:pPr>
@@ -1059,7 +1059,7 @@
         </w:tc>
         <w:tc>
           <w:tcPr>
-            <w:tcW w:type="dxa" w:w="1417"/>
+            <w:tcW w:type="dxa" w:w="1701"/>
           </w:tcPr>
           <w:p>
             <w:pPr>
@@ -1078,7 +1078,7 @@
       <w:tr>
         <w:tc>
           <w:tcPr>
-            <w:tcW w:type="dxa" w:w="1134"/>
+            <w:tcW w:type="dxa" w:w="1701"/>
           </w:tcPr>
           <w:p>
             <w:pPr>
@@ -1112,7 +1112,7 @@
         </w:tc>
         <w:tc>
           <w:tcPr>
-            <w:tcW w:type="dxa" w:w="1417"/>
+            <w:tcW w:type="dxa" w:w="1701"/>
           </w:tcPr>
           <w:p>
             <w:pPr>
@@ -1351,7 +1351,7 @@
       <w:tr>
         <w:tc>
           <w:tcPr>
-            <w:tcW w:type="dxa" w:w="1361"/>
+            <w:tcW w:type="dxa" w:w="1701"/>
           </w:tcPr>
           <w:p>
             <w:pPr>
@@ -1369,7 +1369,7 @@
         </w:tc>
         <w:tc>
           <w:tcPr>
-            <w:tcW w:type="dxa" w:w="4309"/>
+            <w:tcW w:type="dxa" w:w="3830"/>
           </w:tcPr>
           <w:p>
             <w:pPr>
@@ -1387,7 +1387,7 @@
         </w:tc>
         <w:tc>
           <w:tcPr>
-            <w:tcW w:type="dxa" w:w="3402"/>
+            <w:tcW w:type="dxa" w:w="4031"/>
           </w:tcPr>
           <w:p>
             <w:pPr>
@@ -1407,7 +1407,7 @@
       <w:tr>
         <w:tc>
           <w:tcPr>
-            <w:tcW w:type="dxa" w:w="1361"/>
+            <w:tcW w:type="dxa" w:w="1701"/>
           </w:tcPr>
           <w:p>
             <w:pPr>
@@ -1424,7 +1424,7 @@
         </w:tc>
         <w:tc>
           <w:tcPr>
-            <w:tcW w:type="dxa" w:w="4309"/>
+            <w:tcW w:type="dxa" w:w="3830"/>
           </w:tcPr>
           <w:p>
             <w:pPr>
@@ -1441,7 +1441,7 @@
         </w:tc>
         <w:tc>
           <w:tcPr>
-            <w:tcW w:type="dxa" w:w="3402"/>
+            <w:tcW w:type="dxa" w:w="4031"/>
           </w:tcPr>
           <w:p>
             <w:pPr>
@@ -1460,7 +1460,7 @@
       <w:tr>
         <w:tc>
           <w:tcPr>
-            <w:tcW w:type="dxa" w:w="1361"/>
+            <w:tcW w:type="dxa" w:w="1701"/>
           </w:tcPr>
           <w:p>
             <w:pPr>
@@ -1477,7 +1477,7 @@
         </w:tc>
         <w:tc>
           <w:tcPr>
-            <w:tcW w:type="dxa" w:w="4309"/>
+            <w:tcW w:type="dxa" w:w="3830"/>
           </w:tcPr>
           <w:p>
             <w:pPr>
@@ -1494,7 +1494,7 @@
         </w:tc>
         <w:tc>
           <w:tcPr>
-            <w:tcW w:type="dxa" w:w="3402"/>
+            <w:tcW w:type="dxa" w:w="4031"/>
           </w:tcPr>
           <w:p>
             <w:pPr>
@@ -1513,7 +1513,7 @@
       <w:tr>
         <w:tc>
           <w:tcPr>
-            <w:tcW w:type="dxa" w:w="1361"/>
+            <w:tcW w:type="dxa" w:w="1701"/>
           </w:tcPr>
           <w:p>
             <w:pPr>
@@ -1530,7 +1530,7 @@
         </w:tc>
         <w:tc>
           <w:tcPr>
-            <w:tcW w:type="dxa" w:w="4309"/>
+            <w:tcW w:type="dxa" w:w="3830"/>
           </w:tcPr>
           <w:p>
             <w:pPr>
@@ -1547,7 +1547,7 @@
         </w:tc>
         <w:tc>
           <w:tcPr>
-            <w:tcW w:type="dxa" w:w="3402"/>
+            <w:tcW w:type="dxa" w:w="4031"/>
           </w:tcPr>
           <w:p>
             <w:pPr>
@@ -1566,7 +1566,7 @@
       <w:tr>
         <w:tc>
           <w:tcPr>
-            <w:tcW w:type="dxa" w:w="1361"/>
+            <w:tcW w:type="dxa" w:w="1701"/>
           </w:tcPr>
           <w:p>
             <w:pPr>
@@ -1583,7 +1583,7 @@
         </w:tc>
         <w:tc>
           <w:tcPr>
-            <w:tcW w:type="dxa" w:w="4309"/>
+            <w:tcW w:type="dxa" w:w="3830"/>
           </w:tcPr>
           <w:p>
             <w:pPr>
@@ -1600,7 +1600,7 @@
         </w:tc>
         <w:tc>
           <w:tcPr>
-            <w:tcW w:type="dxa" w:w="3402"/>
+            <w:tcW w:type="dxa" w:w="4031"/>
           </w:tcPr>
           <w:p>
             <w:pPr>
@@ -1619,7 +1619,7 @@
       <w:tr>
         <w:tc>
           <w:tcPr>
-            <w:tcW w:type="dxa" w:w="1361"/>
+            <w:tcW w:type="dxa" w:w="1701"/>
           </w:tcPr>
           <w:p>
             <w:pPr>
@@ -1636,7 +1636,7 @@
         </w:tc>
         <w:tc>
           <w:tcPr>
-            <w:tcW w:type="dxa" w:w="4309"/>
+            <w:tcW w:type="dxa" w:w="3830"/>
           </w:tcPr>
           <w:p>
             <w:pPr>
@@ -1653,7 +1653,7 @@
         </w:tc>
         <w:tc>
           <w:tcPr>
-            <w:tcW w:type="dxa" w:w="3402"/>
+            <w:tcW w:type="dxa" w:w="4031"/>
           </w:tcPr>
           <w:p>
             <w:pPr>
@@ -1890,7 +1890,7 @@
       <w:tr>
         <w:tc>
           <w:tcPr>
-            <w:tcW w:type="dxa" w:w="425"/>
+            <w:tcW w:type="dxa" w:w="1701"/>
           </w:tcPr>
           <w:p>
             <w:pPr>
@@ -1908,7 +1908,7 @@
         </w:tc>
         <w:tc>
           <w:tcPr>
-            <w:tcW w:type="dxa" w:w="8220"/>
+            <w:tcW w:type="dxa" w:w="7971"/>
           </w:tcPr>
           <w:p>
             <w:pPr>
@@ -1926,7 +1926,7 @@
         </w:tc>
         <w:tc>
           <w:tcPr>
-            <w:tcW w:type="dxa" w:w="425"/>
+            <w:tcW w:type="dxa" w:w="1701"/>
           </w:tcPr>
           <w:p>
             <w:pPr>
@@ -1946,7 +1946,7 @@
       <w:tr>
         <w:tc>
           <w:tcPr>
-            <w:tcW w:type="dxa" w:w="425"/>
+            <w:tcW w:type="dxa" w:w="1701"/>
           </w:tcPr>
           <w:p>
             <w:pPr>
@@ -1963,7 +1963,7 @@
         </w:tc>
         <w:tc>
           <w:tcPr>
-            <w:tcW w:type="dxa" w:w="8220"/>
+            <w:tcW w:type="dxa" w:w="7971"/>
           </w:tcPr>
           <w:p>
             <w:pPr>
@@ -1980,7 +1980,7 @@
         </w:tc>
         <w:tc>
           <w:tcPr>
-            <w:tcW w:type="dxa" w:w="425"/>
+            <w:tcW w:type="dxa" w:w="1701"/>
           </w:tcPr>
           <w:p>
             <w:pPr>
@@ -2241,7 +2241,7 @@
       <w:tr>
         <w:tc>
           <w:tcPr>
-            <w:tcW w:type="dxa" w:w="1089"/>
+            <w:tcW w:type="dxa" w:w="1701"/>
           </w:tcPr>
           <w:p>
             <w:pPr>
@@ -2259,7 +2259,7 @@
         </w:tc>
         <w:tc>
           <w:tcPr>
-            <w:tcW w:type="dxa" w:w="5261"/>
+            <w:tcW w:type="dxa" w:w="4783"/>
           </w:tcPr>
           <w:p>
             <w:pPr>
@@ -2277,7 +2277,7 @@
         </w:tc>
         <w:tc>
           <w:tcPr>
-            <w:tcW w:type="dxa" w:w="2721"/>
+            <w:tcW w:type="dxa" w:w="3298"/>
           </w:tcPr>
           <w:p>
             <w:pPr>
@@ -2297,7 +2297,7 @@
       <w:tr>
         <w:tc>
           <w:tcPr>
-            <w:tcW w:type="dxa" w:w="1089"/>
+            <w:tcW w:type="dxa" w:w="1701"/>
           </w:tcPr>
           <w:p>
             <w:pPr>
@@ -2314,7 +2314,7 @@
         </w:tc>
         <w:tc>
           <w:tcPr>
-            <w:tcW w:type="dxa" w:w="5261"/>
+            <w:tcW w:type="dxa" w:w="4783"/>
           </w:tcPr>
           <w:p>
             <w:pPr>
@@ -2331,7 +2331,7 @@
         </w:tc>
         <w:tc>
           <w:tcPr>
-            <w:tcW w:type="dxa" w:w="2721"/>
+            <w:tcW w:type="dxa" w:w="3298"/>
           </w:tcPr>
           <w:p>
             <w:pPr>
@@ -2350,7 +2350,7 @@
       <w:tr>
         <w:tc>
           <w:tcPr>
-            <w:tcW w:type="dxa" w:w="1089"/>
+            <w:tcW w:type="dxa" w:w="1701"/>
           </w:tcPr>
           <w:p>
             <w:pPr>
@@ -2367,7 +2367,7 @@
         </w:tc>
         <w:tc>
           <w:tcPr>
-            <w:tcW w:type="dxa" w:w="5261"/>
+            <w:tcW w:type="dxa" w:w="4783"/>
           </w:tcPr>
           <w:p>
             <w:pPr>
@@ -2384,7 +2384,7 @@
         </w:tc>
         <w:tc>
           <w:tcPr>
-            <w:tcW w:type="dxa" w:w="2721"/>
+            <w:tcW w:type="dxa" w:w="3298"/>
           </w:tcPr>
           <w:p>
             <w:pPr>
@@ -2403,7 +2403,7 @@
       <w:tr>
         <w:tc>
           <w:tcPr>
-            <w:tcW w:type="dxa" w:w="1089"/>
+            <w:tcW w:type="dxa" w:w="1701"/>
           </w:tcPr>
           <w:p>
             <w:pPr>
@@ -2420,7 +2420,7 @@
         </w:tc>
         <w:tc>
           <w:tcPr>
-            <w:tcW w:type="dxa" w:w="5261"/>
+            <w:tcW w:type="dxa" w:w="4783"/>
           </w:tcPr>
           <w:p>
             <w:pPr>
@@ -2437,7 +2437,7 @@
         </w:tc>
         <w:tc>
           <w:tcPr>
-            <w:tcW w:type="dxa" w:w="2721"/>
+            <w:tcW w:type="dxa" w:w="3298"/>
           </w:tcPr>
           <w:p>
             <w:pPr>
@@ -2456,7 +2456,7 @@
       <w:tr>
         <w:tc>
           <w:tcPr>
-            <w:tcW w:type="dxa" w:w="1089"/>
+            <w:tcW w:type="dxa" w:w="1701"/>
           </w:tcPr>
           <w:p>
             <w:pPr>
@@ -2473,7 +2473,7 @@
         </w:tc>
         <w:tc>
           <w:tcPr>
-            <w:tcW w:type="dxa" w:w="5261"/>
+            <w:tcW w:type="dxa" w:w="4783"/>
           </w:tcPr>
           <w:p>
             <w:pPr>
@@ -2490,7 +2490,7 @@
         </w:tc>
         <w:tc>
           <w:tcPr>
-            <w:tcW w:type="dxa" w:w="2721"/>
+            <w:tcW w:type="dxa" w:w="3298"/>
           </w:tcPr>
           <w:p>
             <w:pPr>
@@ -2509,7 +2509,7 @@
       <w:tr>
         <w:tc>
           <w:tcPr>
-            <w:tcW w:type="dxa" w:w="1089"/>
+            <w:tcW w:type="dxa" w:w="1701"/>
           </w:tcPr>
           <w:p>
             <w:pPr>
@@ -2526,7 +2526,7 @@
         </w:tc>
         <w:tc>
           <w:tcPr>
-            <w:tcW w:type="dxa" w:w="5261"/>
+            <w:tcW w:type="dxa" w:w="4783"/>
           </w:tcPr>
           <w:p>
             <w:pPr>
@@ -2543,7 +2543,7 @@
         </w:tc>
         <w:tc>
           <w:tcPr>
-            <w:tcW w:type="dxa" w:w="2721"/>
+            <w:tcW w:type="dxa" w:w="3298"/>
           </w:tcPr>
           <w:p>
             <w:pPr>
@@ -2562,7 +2562,7 @@
       <w:tr>
         <w:tc>
           <w:tcPr>
-            <w:tcW w:type="dxa" w:w="1089"/>
+            <w:tcW w:type="dxa" w:w="1701"/>
           </w:tcPr>
           <w:p>
             <w:pPr>
@@ -2579,7 +2579,7 @@
         </w:tc>
         <w:tc>
           <w:tcPr>
-            <w:tcW w:type="dxa" w:w="5261"/>
+            <w:tcW w:type="dxa" w:w="4783"/>
           </w:tcPr>
           <w:p>
             <w:pPr>
@@ -2596,7 +2596,7 @@
         </w:tc>
         <w:tc>
           <w:tcPr>
-            <w:tcW w:type="dxa" w:w="2721"/>
+            <w:tcW w:type="dxa" w:w="3298"/>
           </w:tcPr>
           <w:p>
             <w:pPr>
@@ -2615,7 +2615,7 @@
       <w:tr>
         <w:tc>
           <w:tcPr>
-            <w:tcW w:type="dxa" w:w="1089"/>
+            <w:tcW w:type="dxa" w:w="1701"/>
           </w:tcPr>
           <w:p>
             <w:pPr>
@@ -2632,7 +2632,7 @@
         </w:tc>
         <w:tc>
           <w:tcPr>
-            <w:tcW w:type="dxa" w:w="5261"/>
+            <w:tcW w:type="dxa" w:w="4783"/>
           </w:tcPr>
           <w:p>
             <w:pPr>
@@ -2649,7 +2649,7 @@
         </w:tc>
         <w:tc>
           <w:tcPr>
-            <w:tcW w:type="dxa" w:w="2721"/>
+            <w:tcW w:type="dxa" w:w="3298"/>
           </w:tcPr>
           <w:p>
             <w:pPr>
@@ -2884,7 +2884,7 @@
       <w:tr>
         <w:tc>
           <w:tcPr>
-            <w:tcW w:type="dxa" w:w="1047"/>
+            <w:tcW w:type="dxa" w:w="1701"/>
           </w:tcPr>
           <w:p>
             <w:pPr>
@@ -2902,7 +2902,7 @@
         </w:tc>
         <w:tc>
           <w:tcPr>
-            <w:tcW w:type="dxa" w:w="5408"/>
+            <w:tcW w:type="dxa" w:w="4933"/>
           </w:tcPr>
           <w:p>
             <w:pPr>
@@ -2920,7 +2920,7 @@
         </w:tc>
         <w:tc>
           <w:tcPr>
-            <w:tcW w:type="dxa" w:w="2617"/>
+            <w:tcW w:type="dxa" w:w="3183"/>
           </w:tcPr>
           <w:p>
             <w:pPr>
@@ -2940,7 +2940,7 @@
       <w:tr>
         <w:tc>
           <w:tcPr>
-            <w:tcW w:type="dxa" w:w="1047"/>
+            <w:tcW w:type="dxa" w:w="1701"/>
           </w:tcPr>
           <w:p>
             <w:pPr>
@@ -2957,7 +2957,7 @@
         </w:tc>
         <w:tc>
           <w:tcPr>
-            <w:tcW w:type="dxa" w:w="5408"/>
+            <w:tcW w:type="dxa" w:w="4933"/>
           </w:tcPr>
           <w:p>
             <w:pPr>
@@ -2974,7 +2974,7 @@
         </w:tc>
         <w:tc>
           <w:tcPr>
-            <w:tcW w:type="dxa" w:w="2617"/>
+            <w:tcW w:type="dxa" w:w="3183"/>
           </w:tcPr>
           <w:p>
             <w:pPr>
@@ -2993,7 +2993,7 @@
       <w:tr>
         <w:tc>
           <w:tcPr>
-            <w:tcW w:type="dxa" w:w="1047"/>
+            <w:tcW w:type="dxa" w:w="1701"/>
           </w:tcPr>
           <w:p>
             <w:pPr>
@@ -3010,7 +3010,7 @@
         </w:tc>
         <w:tc>
           <w:tcPr>
-            <w:tcW w:type="dxa" w:w="5408"/>
+            <w:tcW w:type="dxa" w:w="4933"/>
           </w:tcPr>
           <w:p>
             <w:pPr>
@@ -3027,7 +3027,7 @@
         </w:tc>
         <w:tc>
           <w:tcPr>
-            <w:tcW w:type="dxa" w:w="2617"/>
+            <w:tcW w:type="dxa" w:w="3183"/>
           </w:tcPr>
           <w:p>
             <w:pPr>
@@ -3046,7 +3046,7 @@
       <w:tr>
         <w:tc>
           <w:tcPr>
-            <w:tcW w:type="dxa" w:w="1047"/>
+            <w:tcW w:type="dxa" w:w="1701"/>
           </w:tcPr>
           <w:p>
             <w:pPr>
@@ -3063,7 +3063,7 @@
         </w:tc>
         <w:tc>
           <w:tcPr>
-            <w:tcW w:type="dxa" w:w="5408"/>
+            <w:tcW w:type="dxa" w:w="4933"/>
           </w:tcPr>
           <w:p>
             <w:pPr>
@@ -3080,7 +3080,7 @@
         </w:tc>
         <w:tc>
           <w:tcPr>
-            <w:tcW w:type="dxa" w:w="2617"/>
+            <w:tcW w:type="dxa" w:w="3183"/>
           </w:tcPr>
           <w:p>
             <w:pPr>
@@ -3175,7 +3175,7 @@
       <w:tr>
         <w:tc>
           <w:tcPr>
-            <w:tcW w:type="dxa" w:w="716"/>
+            <w:tcW w:type="dxa" w:w="1701"/>
           </w:tcPr>
           <w:p>
             <w:pPr>
@@ -3193,7 +3193,7 @@
         </w:tc>
         <w:tc>
           <w:tcPr>
-            <w:tcW w:type="dxa" w:w="7639"/>
+            <w:tcW w:type="dxa" w:w="7257"/>
           </w:tcPr>
           <w:p>
             <w:pPr>
@@ -3211,7 +3211,7 @@
         </w:tc>
         <w:tc>
           <w:tcPr>
-            <w:tcW w:type="dxa" w:w="716"/>
+            <w:tcW w:type="dxa" w:w="1701"/>
           </w:tcPr>
           <w:p>
             <w:pPr>
@@ -3231,7 +3231,7 @@
       <w:tr>
         <w:tc>
           <w:tcPr>
-            <w:tcW w:type="dxa" w:w="716"/>
+            <w:tcW w:type="dxa" w:w="1701"/>
           </w:tcPr>
           <w:p>
             <w:pPr>
@@ -3248,7 +3248,7 @@
         </w:tc>
         <w:tc>
           <w:tcPr>
-            <w:tcW w:type="dxa" w:w="7639"/>
+            <w:tcW w:type="dxa" w:w="7257"/>
           </w:tcPr>
           <w:p>
             <w:pPr>
@@ -3265,7 +3265,7 @@
         </w:tc>
         <w:tc>
           <w:tcPr>
-            <w:tcW w:type="dxa" w:w="716"/>
+            <w:tcW w:type="dxa" w:w="1701"/>
           </w:tcPr>
           <w:p>
             <w:pPr>
@@ -3497,7 +3497,7 @@
       <w:tr>
         <w:tc>
           <w:tcPr>
-            <w:tcW w:type="dxa" w:w="1158"/>
+            <w:tcW w:type="dxa" w:w="1701"/>
           </w:tcPr>
           <w:p>
             <w:pPr>
@@ -3533,7 +3533,7 @@
         </w:tc>
         <w:tc>
           <w:tcPr>
-            <w:tcW w:type="dxa" w:w="965"/>
+            <w:tcW w:type="dxa" w:w="1701"/>
           </w:tcPr>
           <w:p>
             <w:pPr>
@@ -3553,7 +3553,7 @@
       <w:tr>
         <w:tc>
           <w:tcPr>
-            <w:tcW w:type="dxa" w:w="1158"/>
+            <w:tcW w:type="dxa" w:w="1701"/>
           </w:tcPr>
           <w:p>
             <w:pPr>
@@ -3587,7 +3587,7 @@
         </w:tc>
         <w:tc>
           <w:tcPr>
-            <w:tcW w:type="dxa" w:w="965"/>
+            <w:tcW w:type="dxa" w:w="1701"/>
           </w:tcPr>
           <w:p>
             <w:pPr>
@@ -3606,7 +3606,7 @@
       <w:tr>
         <w:tc>
           <w:tcPr>
-            <w:tcW w:type="dxa" w:w="1158"/>
+            <w:tcW w:type="dxa" w:w="1701"/>
           </w:tcPr>
           <w:p>
             <w:pPr>
@@ -3640,7 +3640,7 @@
         </w:tc>
         <w:tc>
           <w:tcPr>
-            <w:tcW w:type="dxa" w:w="965"/>
+            <w:tcW w:type="dxa" w:w="1701"/>
           </w:tcPr>
           <w:p>
             <w:pPr>
@@ -3659,7 +3659,7 @@
       <w:tr>
         <w:tc>
           <w:tcPr>
-            <w:tcW w:type="dxa" w:w="1158"/>
+            <w:tcW w:type="dxa" w:w="1701"/>
           </w:tcPr>
           <w:p>
             <w:pPr>
@@ -3693,7 +3693,7 @@
         </w:tc>
         <w:tc>
           <w:tcPr>
-            <w:tcW w:type="dxa" w:w="965"/>
+            <w:tcW w:type="dxa" w:w="1701"/>
           </w:tcPr>
           <w:p>
             <w:pPr>
@@ -3712,7 +3712,7 @@
       <w:tr>
         <w:tc>
           <w:tcPr>
-            <w:tcW w:type="dxa" w:w="1158"/>
+            <w:tcW w:type="dxa" w:w="1701"/>
           </w:tcPr>
           <w:p>
             <w:pPr>
@@ -3746,7 +3746,7 @@
         </w:tc>
         <w:tc>
           <w:tcPr>
-            <w:tcW w:type="dxa" w:w="965"/>
+            <w:tcW w:type="dxa" w:w="1701"/>
           </w:tcPr>
           <w:p>
             <w:pPr>
@@ -3981,7 +3981,7 @@
       <w:tr>
         <w:tc>
           <w:tcPr>
-            <w:tcW w:type="dxa" w:w="844"/>
+            <w:tcW w:type="dxa" w:w="1701"/>
           </w:tcPr>
           <w:p>
             <w:pPr>
@@ -4017,7 +4017,7 @@
         </w:tc>
         <w:tc>
           <w:tcPr>
-            <w:tcW w:type="dxa" w:w="1055"/>
+            <w:tcW w:type="dxa" w:w="1701"/>
           </w:tcPr>
           <w:p>
             <w:pPr>
@@ -4037,7 +4037,7 @@
       <w:tr>
         <w:tc>
           <w:tcPr>
-            <w:tcW w:type="dxa" w:w="844"/>
+            <w:tcW w:type="dxa" w:w="1701"/>
           </w:tcPr>
           <w:p>
             <w:pPr>
@@ -4071,7 +4071,7 @@
         </w:tc>
         <w:tc>
           <w:tcPr>
-            <w:tcW w:type="dxa" w:w="1055"/>
+            <w:tcW w:type="dxa" w:w="1701"/>
           </w:tcPr>
           <w:p>
             <w:pPr>
@@ -4090,7 +4090,7 @@
       <w:tr>
         <w:tc>
           <w:tcPr>
-            <w:tcW w:type="dxa" w:w="844"/>
+            <w:tcW w:type="dxa" w:w="1701"/>
           </w:tcPr>
           <w:p>
             <w:pPr>
@@ -4124,7 +4124,7 @@
         </w:tc>
         <w:tc>
           <w:tcPr>
-            <w:tcW w:type="dxa" w:w="1055"/>
+            <w:tcW w:type="dxa" w:w="1701"/>
           </w:tcPr>
           <w:p>
             <w:pPr>
@@ -4143,7 +4143,7 @@
       <w:tr>
         <w:tc>
           <w:tcPr>
-            <w:tcW w:type="dxa" w:w="844"/>
+            <w:tcW w:type="dxa" w:w="1701"/>
           </w:tcPr>
           <w:p>
             <w:pPr>
@@ -4177,7 +4177,7 @@
         </w:tc>
         <w:tc>
           <w:tcPr>
-            <w:tcW w:type="dxa" w:w="1055"/>
+            <w:tcW w:type="dxa" w:w="1701"/>
           </w:tcPr>
           <w:p>
             <w:pPr>
@@ -4713,7 +4713,7 @@
       <w:tr>
         <w:tc>
           <w:tcPr>
-            <w:tcW w:type="dxa" w:w="523"/>
+            <w:tcW w:type="dxa" w:w="1701"/>
           </w:tcPr>
           <w:p>
             <w:pPr>
@@ -4731,7 +4731,7 @@
         </w:tc>
         <w:tc>
           <w:tcPr>
-            <w:tcW w:type="dxa" w:w="5582"/>
+            <w:tcW w:type="dxa" w:w="4682"/>
           </w:tcPr>
           <w:p>
             <w:pPr>
@@ -4749,7 +4749,7 @@
         </w:tc>
         <w:tc>
           <w:tcPr>
-            <w:tcW w:type="dxa" w:w="2442"/>
+            <w:tcW w:type="dxa" w:w="3219"/>
           </w:tcPr>
           <w:p>
             <w:pPr>
@@ -4767,7 +4767,7 @@
         </w:tc>
         <w:tc>
           <w:tcPr>
-            <w:tcW w:type="dxa" w:w="523"/>
+            <w:tcW w:type="dxa" w:w="1701"/>
           </w:tcPr>
           <w:p>
             <w:pPr>
@@ -4787,7 +4787,7 @@
       <w:tr>
         <w:tc>
           <w:tcPr>
-            <w:tcW w:type="dxa" w:w="523"/>
+            <w:tcW w:type="dxa" w:w="1701"/>
           </w:tcPr>
           <w:p>
             <w:pPr>
@@ -4804,7 +4804,7 @@
         </w:tc>
         <w:tc>
           <w:tcPr>
-            <w:tcW w:type="dxa" w:w="5582"/>
+            <w:tcW w:type="dxa" w:w="4682"/>
           </w:tcPr>
           <w:p>
             <w:pPr>
@@ -4821,7 +4821,7 @@
         </w:tc>
         <w:tc>
           <w:tcPr>
-            <w:tcW w:type="dxa" w:w="2442"/>
+            <w:tcW w:type="dxa" w:w="3219"/>
           </w:tcPr>
           <w:p>
             <w:pPr>
@@ -4838,7 +4838,7 @@
         </w:tc>
         <w:tc>
           <w:tcPr>
-            <w:tcW w:type="dxa" w:w="523"/>
+            <w:tcW w:type="dxa" w:w="1701"/>
           </w:tcPr>
           <w:p>
             <w:pPr>
@@ -5288,7 +5288,7 @@
       <w:tr>
         <w:tc>
           <w:tcPr>
-            <w:tcW w:type="dxa" w:w="680"/>
+            <w:tcW w:type="dxa" w:w="1701"/>
           </w:tcPr>
           <w:p>
             <w:pPr>
@@ -5306,7 +5306,7 @@
         </w:tc>
         <w:tc>
           <w:tcPr>
-            <w:tcW w:type="dxa" w:w="2268"/>
+            <w:tcW w:type="dxa" w:w="1701"/>
           </w:tcPr>
           <w:p>
             <w:pPr>
@@ -5324,7 +5324,7 @@
         </w:tc>
         <w:tc>
           <w:tcPr>
-            <w:tcW w:type="dxa" w:w="6123"/>
+            <w:tcW w:type="dxa" w:w="6967"/>
           </w:tcPr>
           <w:p>
             <w:pPr>
@@ -5344,7 +5344,7 @@
       <w:tr>
         <w:tc>
           <w:tcPr>
-            <w:tcW w:type="dxa" w:w="680"/>
+            <w:tcW w:type="dxa" w:w="1701"/>
           </w:tcPr>
           <w:p>
             <w:pPr>
@@ -5361,7 +5361,7 @@
         </w:tc>
         <w:tc>
           <w:tcPr>
-            <w:tcW w:type="dxa" w:w="2268"/>
+            <w:tcW w:type="dxa" w:w="1701"/>
           </w:tcPr>
           <w:p>
             <w:pPr>
@@ -5378,7 +5378,7 @@
         </w:tc>
         <w:tc>
           <w:tcPr>
-            <w:tcW w:type="dxa" w:w="6123"/>
+            <w:tcW w:type="dxa" w:w="6967"/>
           </w:tcPr>
           <w:p>
             <w:pPr>
@@ -5397,7 +5397,7 @@
       <w:tr>
         <w:tc>
           <w:tcPr>
-            <w:tcW w:type="dxa" w:w="680"/>
+            <w:tcW w:type="dxa" w:w="1701"/>
           </w:tcPr>
           <w:p>
             <w:pPr>
@@ -5414,7 +5414,7 @@
         </w:tc>
         <w:tc>
           <w:tcPr>
-            <w:tcW w:type="dxa" w:w="2268"/>
+            <w:tcW w:type="dxa" w:w="1701"/>
           </w:tcPr>
           <w:p>
             <w:pPr>
@@ -5431,7 +5431,7 @@
         </w:tc>
         <w:tc>
           <w:tcPr>
-            <w:tcW w:type="dxa" w:w="6123"/>
+            <w:tcW w:type="dxa" w:w="6967"/>
           </w:tcPr>
           <w:p>
             <w:pPr>
@@ -5450,7 +5450,7 @@
       <w:tr>
         <w:tc>
           <w:tcPr>
-            <w:tcW w:type="dxa" w:w="680"/>
+            <w:tcW w:type="dxa" w:w="1701"/>
           </w:tcPr>
           <w:p>
             <w:pPr>
@@ -5467,7 +5467,7 @@
         </w:tc>
         <w:tc>
           <w:tcPr>
-            <w:tcW w:type="dxa" w:w="2268"/>
+            <w:tcW w:type="dxa" w:w="1701"/>
           </w:tcPr>
           <w:p>
             <w:pPr>
@@ -5484,7 +5484,7 @@
         </w:tc>
         <w:tc>
           <w:tcPr>
-            <w:tcW w:type="dxa" w:w="6123"/>
+            <w:tcW w:type="dxa" w:w="6967"/>
           </w:tcPr>
           <w:p>
             <w:pPr>
@@ -5503,7 +5503,7 @@
       <w:tr>
         <w:tc>
           <w:tcPr>
-            <w:tcW w:type="dxa" w:w="680"/>
+            <w:tcW w:type="dxa" w:w="1701"/>
           </w:tcPr>
           <w:p>
             <w:pPr>
@@ -5520,7 +5520,7 @@
         </w:tc>
         <w:tc>
           <w:tcPr>
-            <w:tcW w:type="dxa" w:w="2268"/>
+            <w:tcW w:type="dxa" w:w="1701"/>
           </w:tcPr>
           <w:p>
             <w:pPr>
@@ -5537,7 +5537,7 @@
         </w:tc>
         <w:tc>
           <w:tcPr>
-            <w:tcW w:type="dxa" w:w="6123"/>
+            <w:tcW w:type="dxa" w:w="6967"/>
           </w:tcPr>
           <w:p>
             <w:pPr>
@@ -6035,7 +6035,7 @@
       <w:tr>
         <w:tc>
           <w:tcPr>
-            <w:tcW w:type="dxa" w:w="1564"/>
+            <w:tcW w:type="dxa" w:w="2160"/>
           </w:tcPr>
           <w:p>
             <w:pPr>
@@ -6053,7 +6053,7 @@
         </w:tc>
         <w:tc>
           <w:tcPr>
-            <w:tcW w:type="dxa" w:w="5630"/>
+            <w:tcW w:type="dxa" w:w="4319"/>
           </w:tcPr>
           <w:p>
             <w:pPr>
@@ -6071,7 +6071,7 @@
         </w:tc>
         <w:tc>
           <w:tcPr>
-            <w:tcW w:type="dxa" w:w="1877"/>
+            <w:tcW w:type="dxa" w:w="2592"/>
           </w:tcPr>
           <w:p>
             <w:pPr>
@@ -6091,7 +6091,7 @@
       <w:tr>
         <w:tc>
           <w:tcPr>
-            <w:tcW w:type="dxa" w:w="1564"/>
+            <w:tcW w:type="dxa" w:w="2160"/>
           </w:tcPr>
           <w:p>
             <w:pPr>
@@ -6108,7 +6108,7 @@
         </w:tc>
         <w:tc>
           <w:tcPr>
-            <w:tcW w:type="dxa" w:w="5630"/>
+            <w:tcW w:type="dxa" w:w="4319"/>
           </w:tcPr>
           <w:p>
             <w:pPr>
@@ -6125,7 +6125,7 @@
         </w:tc>
         <w:tc>
           <w:tcPr>
-            <w:tcW w:type="dxa" w:w="1877"/>
+            <w:tcW w:type="dxa" w:w="2592"/>
           </w:tcPr>
           <w:p>
             <w:pPr>
@@ -6144,7 +6144,7 @@
       <w:tr>
         <w:tc>
           <w:tcPr>
-            <w:tcW w:type="dxa" w:w="1564"/>
+            <w:tcW w:type="dxa" w:w="2160"/>
           </w:tcPr>
           <w:p>
             <w:pPr>
@@ -6161,7 +6161,7 @@
         </w:tc>
         <w:tc>
           <w:tcPr>
-            <w:tcW w:type="dxa" w:w="5630"/>
+            <w:tcW w:type="dxa" w:w="4319"/>
           </w:tcPr>
           <w:p>
             <w:pPr>
@@ -6178,7 +6178,7 @@
         </w:tc>
         <w:tc>
           <w:tcPr>
-            <w:tcW w:type="dxa" w:w="1877"/>
+            <w:tcW w:type="dxa" w:w="2592"/>
           </w:tcPr>
           <w:p>
             <w:pPr>
@@ -6197,7 +6197,7 @@
       <w:tr>
         <w:tc>
           <w:tcPr>
-            <w:tcW w:type="dxa" w:w="1564"/>
+            <w:tcW w:type="dxa" w:w="2160"/>
           </w:tcPr>
           <w:p>
             <w:pPr>
@@ -6214,7 +6214,7 @@
         </w:tc>
         <w:tc>
           <w:tcPr>
-            <w:tcW w:type="dxa" w:w="5630"/>
+            <w:tcW w:type="dxa" w:w="4319"/>
           </w:tcPr>
           <w:p>
             <w:pPr>
@@ -6231,7 +6231,7 @@
         </w:tc>
         <w:tc>
           <w:tcPr>
-            <w:tcW w:type="dxa" w:w="1877"/>
+            <w:tcW w:type="dxa" w:w="2592"/>
           </w:tcPr>
           <w:p>
             <w:pPr>
@@ -6250,7 +6250,7 @@
       <w:tr>
         <w:tc>
           <w:tcPr>
-            <w:tcW w:type="dxa" w:w="1564"/>
+            <w:tcW w:type="dxa" w:w="2160"/>
           </w:tcPr>
           <w:p>
             <w:pPr>
@@ -6267,7 +6267,7 @@
         </w:tc>
         <w:tc>
           <w:tcPr>
-            <w:tcW w:type="dxa" w:w="5630"/>
+            <w:tcW w:type="dxa" w:w="4319"/>
           </w:tcPr>
           <w:p>
             <w:pPr>
@@ -6284,7 +6284,7 @@
         </w:tc>
         <w:tc>
           <w:tcPr>
-            <w:tcW w:type="dxa" w:w="1877"/>
+            <w:tcW w:type="dxa" w:w="2592"/>
           </w:tcPr>
           <w:p>
             <w:pPr>
@@ -6303,7 +6303,7 @@
       <w:tr>
         <w:tc>
           <w:tcPr>
-            <w:tcW w:type="dxa" w:w="1564"/>
+            <w:tcW w:type="dxa" w:w="2160"/>
           </w:tcPr>
           <w:p>
             <w:pPr>
@@ -6320,7 +6320,7 @@
         </w:tc>
         <w:tc>
           <w:tcPr>
-            <w:tcW w:type="dxa" w:w="5630"/>
+            <w:tcW w:type="dxa" w:w="4319"/>
           </w:tcPr>
           <w:p>
             <w:pPr>
@@ -6337,7 +6337,7 @@
         </w:tc>
         <w:tc>
           <w:tcPr>
-            <w:tcW w:type="dxa" w:w="1877"/>
+            <w:tcW w:type="dxa" w:w="2592"/>
           </w:tcPr>
           <w:p>
             <w:pPr>
@@ -6356,7 +6356,7 @@
       <w:tr>
         <w:tc>
           <w:tcPr>
-            <w:tcW w:type="dxa" w:w="1564"/>
+            <w:tcW w:type="dxa" w:w="2160"/>
           </w:tcPr>
           <w:p>
             <w:pPr>
@@ -6373,7 +6373,7 @@
         </w:tc>
         <w:tc>
           <w:tcPr>
-            <w:tcW w:type="dxa" w:w="5630"/>
+            <w:tcW w:type="dxa" w:w="4319"/>
           </w:tcPr>
           <w:p>
             <w:pPr>
@@ -6390,7 +6390,7 @@
         </w:tc>
         <w:tc>
           <w:tcPr>
-            <w:tcW w:type="dxa" w:w="1877"/>
+            <w:tcW w:type="dxa" w:w="2592"/>
           </w:tcPr>
           <w:p>
             <w:pPr>
@@ -6409,7 +6409,7 @@
       <w:tr>
         <w:tc>
           <w:tcPr>
-            <w:tcW w:type="dxa" w:w="1564"/>
+            <w:tcW w:type="dxa" w:w="2160"/>
           </w:tcPr>
           <w:p>
             <w:pPr>
@@ -6426,7 +6426,7 @@
         </w:tc>
         <w:tc>
           <w:tcPr>
-            <w:tcW w:type="dxa" w:w="5630"/>
+            <w:tcW w:type="dxa" w:w="4319"/>
           </w:tcPr>
           <w:p>
             <w:pPr>
@@ -6443,7 +6443,7 @@
         </w:tc>
         <w:tc>
           <w:tcPr>
-            <w:tcW w:type="dxa" w:w="1877"/>
+            <w:tcW w:type="dxa" w:w="2592"/>
           </w:tcPr>
           <w:p>
             <w:pPr>
@@ -6462,7 +6462,7 @@
       <w:tr>
         <w:tc>
           <w:tcPr>
-            <w:tcW w:type="dxa" w:w="1564"/>
+            <w:tcW w:type="dxa" w:w="2160"/>
           </w:tcPr>
           <w:p>
             <w:pPr>
@@ -6479,7 +6479,7 @@
         </w:tc>
         <w:tc>
           <w:tcPr>
-            <w:tcW w:type="dxa" w:w="5630"/>
+            <w:tcW w:type="dxa" w:w="4319"/>
           </w:tcPr>
           <w:p>
             <w:pPr>
@@ -6496,7 +6496,7 @@
         </w:tc>
         <w:tc>
           <w:tcPr>
-            <w:tcW w:type="dxa" w:w="1877"/>
+            <w:tcW w:type="dxa" w:w="2592"/>
           </w:tcPr>
           <w:p>
             <w:pPr>
@@ -6515,7 +6515,7 @@
       <w:tr>
         <w:tc>
           <w:tcPr>
-            <w:tcW w:type="dxa" w:w="1564"/>
+            <w:tcW w:type="dxa" w:w="2160"/>
           </w:tcPr>
           <w:p>
             <w:pPr>
@@ -6532,7 +6532,7 @@
         </w:tc>
         <w:tc>
           <w:tcPr>
-            <w:tcW w:type="dxa" w:w="5630"/>
+            <w:tcW w:type="dxa" w:w="4319"/>
           </w:tcPr>
           <w:p>
             <w:pPr>
@@ -6549,7 +6549,7 @@
         </w:tc>
         <w:tc>
           <w:tcPr>
-            <w:tcW w:type="dxa" w:w="1877"/>
+            <w:tcW w:type="dxa" w:w="2592"/>
           </w:tcPr>
           <w:p>
             <w:pPr>
@@ -6568,7 +6568,7 @@
       <w:tr>
         <w:tc>
           <w:tcPr>
-            <w:tcW w:type="dxa" w:w="1564"/>
+            <w:tcW w:type="dxa" w:w="2160"/>
           </w:tcPr>
           <w:p>
             <w:pPr>
@@ -6585,7 +6585,7 @@
         </w:tc>
         <w:tc>
           <w:tcPr>
-            <w:tcW w:type="dxa" w:w="5630"/>
+            <w:tcW w:type="dxa" w:w="4319"/>
           </w:tcPr>
           <w:p>
             <w:pPr>
@@ -6602,7 +6602,7 @@
         </w:tc>
         <w:tc>
           <w:tcPr>
-            <w:tcW w:type="dxa" w:w="1877"/>
+            <w:tcW w:type="dxa" w:w="2592"/>
           </w:tcPr>
           <w:p>
             <w:pPr>
@@ -6621,7 +6621,7 @@
       <w:tr>
         <w:tc>
           <w:tcPr>
-            <w:tcW w:type="dxa" w:w="1564"/>
+            <w:tcW w:type="dxa" w:w="2160"/>
           </w:tcPr>
           <w:p>
             <w:pPr>
@@ -6638,7 +6638,7 @@
         </w:tc>
         <w:tc>
           <w:tcPr>
-            <w:tcW w:type="dxa" w:w="5630"/>
+            <w:tcW w:type="dxa" w:w="4319"/>
           </w:tcPr>
           <w:p>
             <w:pPr>
@@ -6655,7 +6655,7 @@
         </w:tc>
         <w:tc>
           <w:tcPr>
-            <w:tcW w:type="dxa" w:w="1877"/>
+            <w:tcW w:type="dxa" w:w="2592"/>
           </w:tcPr>
           <w:p>
             <w:pPr>
@@ -6722,7 +6722,7 @@
       <w:tr>
         <w:tc>
           <w:tcPr>
-            <w:tcW w:type="dxa" w:w="2387"/>
+            <w:tcW w:type="dxa" w:w="1890"/>
           </w:tcPr>
           <w:p>
             <w:pPr>
@@ -6740,7 +6740,7 @@
         </w:tc>
         <w:tc>
           <w:tcPr>
-            <w:tcW w:type="dxa" w:w="6684"/>
+            <w:tcW w:type="dxa" w:w="7181"/>
           </w:tcPr>
           <w:p>
             <w:pPr>
@@ -6760,7 +6760,7 @@
       <w:tr>
         <w:tc>
           <w:tcPr>
-            <w:tcW w:type="dxa" w:w="2387"/>
+            <w:tcW w:type="dxa" w:w="1890"/>
           </w:tcPr>
           <w:p>
             <w:pPr>
@@ -6777,7 +6777,7 @@
         </w:tc>
         <w:tc>
           <w:tcPr>
-            <w:tcW w:type="dxa" w:w="6684"/>
+            <w:tcW w:type="dxa" w:w="7181"/>
           </w:tcPr>
           <w:p>
             <w:pPr>
@@ -6796,7 +6796,7 @@
       <w:tr>
         <w:tc>
           <w:tcPr>
-            <w:tcW w:type="dxa" w:w="2387"/>
+            <w:tcW w:type="dxa" w:w="1890"/>
           </w:tcPr>
           <w:p>
             <w:pPr>
@@ -6813,7 +6813,7 @@
         </w:tc>
         <w:tc>
           <w:tcPr>
-            <w:tcW w:type="dxa" w:w="6684"/>
+            <w:tcW w:type="dxa" w:w="7181"/>
           </w:tcPr>
           <w:p>
             <w:pPr>
@@ -6832,7 +6832,7 @@
       <w:tr>
         <w:tc>
           <w:tcPr>
-            <w:tcW w:type="dxa" w:w="2387"/>
+            <w:tcW w:type="dxa" w:w="1890"/>
           </w:tcPr>
           <w:p>
             <w:pPr>
@@ -6849,7 +6849,7 @@
         </w:tc>
         <w:tc>
           <w:tcPr>
-            <w:tcW w:type="dxa" w:w="6684"/>
+            <w:tcW w:type="dxa" w:w="7181"/>
           </w:tcPr>
           <w:p>
             <w:pPr>

--- a/docs/docx/详细设计说明书.docx
+++ b/docs/docx/详细设计说明书.docx
@@ -160,7 +160,7 @@
         <w:tblStyle w:val="TableGrid"/>
         <w:tblW w:type="auto" w:w="0"/>
         <w:jc w:val="center"/>
-        <w:tblLayout w:type="fixed"/>
+        <w:tblLayout w:type="autofit"/>
         <w:tblLook w:firstColumn="1" w:firstRow="1" w:lastColumn="0" w:lastRow="0" w:noHBand="0" w:noVBand="1" w:val="04A0"/>
       </w:tblPr>
       <w:tblGrid>
@@ -170,7 +170,7 @@
       <w:tr>
         <w:tc>
           <w:tcPr>
-            <w:tcW w:type="dxa" w:w="3507"/>
+            <w:tcW w:type="dxa" w:w="4536"/>
           </w:tcPr>
           <w:p>
             <w:pPr>
@@ -188,7 +188,7 @@
         </w:tc>
         <w:tc>
           <w:tcPr>
-            <w:tcW w:type="dxa" w:w="5563"/>
+            <w:tcW w:type="dxa" w:w="4536"/>
           </w:tcPr>
           <w:p>
             <w:pPr>
@@ -208,7 +208,7 @@
       <w:tr>
         <w:tc>
           <w:tcPr>
-            <w:tcW w:type="dxa" w:w="3507"/>
+            <w:tcW w:type="dxa" w:w="4536"/>
           </w:tcPr>
           <w:p>
             <w:pPr>
@@ -225,7 +225,7 @@
         </w:tc>
         <w:tc>
           <w:tcPr>
-            <w:tcW w:type="dxa" w:w="5563"/>
+            <w:tcW w:type="dxa" w:w="4536"/>
           </w:tcPr>
           <w:p>
             <w:pPr>
@@ -244,7 +244,7 @@
       <w:tr>
         <w:tc>
           <w:tcPr>
-            <w:tcW w:type="dxa" w:w="3507"/>
+            <w:tcW w:type="dxa" w:w="4536"/>
           </w:tcPr>
           <w:p>
             <w:pPr>
@@ -261,7 +261,7 @@
         </w:tc>
         <w:tc>
           <w:tcPr>
-            <w:tcW w:type="dxa" w:w="5563"/>
+            <w:tcW w:type="dxa" w:w="4536"/>
           </w:tcPr>
           <w:p>
             <w:pPr>
@@ -280,7 +280,7 @@
       <w:tr>
         <w:tc>
           <w:tcPr>
-            <w:tcW w:type="dxa" w:w="3507"/>
+            <w:tcW w:type="dxa" w:w="4536"/>
           </w:tcPr>
           <w:p>
             <w:pPr>
@@ -297,7 +297,7 @@
         </w:tc>
         <w:tc>
           <w:tcPr>
-            <w:tcW w:type="dxa" w:w="5563"/>
+            <w:tcW w:type="dxa" w:w="4536"/>
           </w:tcPr>
           <w:p>
             <w:pPr>
@@ -316,7 +316,7 @@
       <w:tr>
         <w:tc>
           <w:tcPr>
-            <w:tcW w:type="dxa" w:w="3507"/>
+            <w:tcW w:type="dxa" w:w="4536"/>
           </w:tcPr>
           <w:p>
             <w:pPr>
@@ -333,7 +333,7 @@
         </w:tc>
         <w:tc>
           <w:tcPr>
-            <w:tcW w:type="dxa" w:w="5563"/>
+            <w:tcW w:type="dxa" w:w="4536"/>
           </w:tcPr>
           <w:p>
             <w:pPr>
@@ -852,7 +852,7 @@
         <w:tblStyle w:val="TableGrid"/>
         <w:tblW w:type="auto" w:w="0"/>
         <w:jc w:val="center"/>
-        <w:tblLayout w:type="fixed"/>
+        <w:tblLayout w:type="autofit"/>
         <w:tblLook w:firstColumn="1" w:firstRow="1" w:lastColumn="0" w:lastRow="0" w:noHBand="0" w:noVBand="1" w:val="04A0"/>
       </w:tblPr>
       <w:tblGrid>
@@ -863,7 +863,7 @@
       <w:tr>
         <w:tc>
           <w:tcPr>
-            <w:tcW w:type="dxa" w:w="1701"/>
+            <w:tcW w:type="dxa" w:w="3024"/>
           </w:tcPr>
           <w:p>
             <w:pPr>
@@ -881,7 +881,7 @@
         </w:tc>
         <w:tc>
           <w:tcPr>
-            <w:tcW w:type="dxa" w:w="6520"/>
+            <w:tcW w:type="dxa" w:w="3024"/>
           </w:tcPr>
           <w:p>
             <w:pPr>
@@ -899,7 +899,7 @@
         </w:tc>
         <w:tc>
           <w:tcPr>
-            <w:tcW w:type="dxa" w:w="1701"/>
+            <w:tcW w:type="dxa" w:w="3024"/>
           </w:tcPr>
           <w:p>
             <w:pPr>
@@ -919,7 +919,7 @@
       <w:tr>
         <w:tc>
           <w:tcPr>
-            <w:tcW w:type="dxa" w:w="1701"/>
+            <w:tcW w:type="dxa" w:w="3024"/>
           </w:tcPr>
           <w:p>
             <w:pPr>
@@ -936,7 +936,7 @@
         </w:tc>
         <w:tc>
           <w:tcPr>
-            <w:tcW w:type="dxa" w:w="6520"/>
+            <w:tcW w:type="dxa" w:w="3024"/>
           </w:tcPr>
           <w:p>
             <w:pPr>
@@ -953,7 +953,7 @@
         </w:tc>
         <w:tc>
           <w:tcPr>
-            <w:tcW w:type="dxa" w:w="1701"/>
+            <w:tcW w:type="dxa" w:w="3024"/>
           </w:tcPr>
           <w:p>
             <w:pPr>
@@ -972,7 +972,7 @@
       <w:tr>
         <w:tc>
           <w:tcPr>
-            <w:tcW w:type="dxa" w:w="1701"/>
+            <w:tcW w:type="dxa" w:w="3024"/>
           </w:tcPr>
           <w:p>
             <w:pPr>
@@ -989,7 +989,7 @@
         </w:tc>
         <w:tc>
           <w:tcPr>
-            <w:tcW w:type="dxa" w:w="6520"/>
+            <w:tcW w:type="dxa" w:w="3024"/>
           </w:tcPr>
           <w:p>
             <w:pPr>
@@ -1006,7 +1006,7 @@
         </w:tc>
         <w:tc>
           <w:tcPr>
-            <w:tcW w:type="dxa" w:w="1701"/>
+            <w:tcW w:type="dxa" w:w="3024"/>
           </w:tcPr>
           <w:p>
             <w:pPr>
@@ -1025,7 +1025,7 @@
       <w:tr>
         <w:tc>
           <w:tcPr>
-            <w:tcW w:type="dxa" w:w="1701"/>
+            <w:tcW w:type="dxa" w:w="3024"/>
           </w:tcPr>
           <w:p>
             <w:pPr>
@@ -1042,7 +1042,7 @@
         </w:tc>
         <w:tc>
           <w:tcPr>
-            <w:tcW w:type="dxa" w:w="6520"/>
+            <w:tcW w:type="dxa" w:w="3024"/>
           </w:tcPr>
           <w:p>
             <w:pPr>
@@ -1059,7 +1059,7 @@
         </w:tc>
         <w:tc>
           <w:tcPr>
-            <w:tcW w:type="dxa" w:w="1701"/>
+            <w:tcW w:type="dxa" w:w="3024"/>
           </w:tcPr>
           <w:p>
             <w:pPr>
@@ -1078,7 +1078,7 @@
       <w:tr>
         <w:tc>
           <w:tcPr>
-            <w:tcW w:type="dxa" w:w="1701"/>
+            <w:tcW w:type="dxa" w:w="3024"/>
           </w:tcPr>
           <w:p>
             <w:pPr>
@@ -1095,7 +1095,7 @@
         </w:tc>
         <w:tc>
           <w:tcPr>
-            <w:tcW w:type="dxa" w:w="6520"/>
+            <w:tcW w:type="dxa" w:w="3024"/>
           </w:tcPr>
           <w:p>
             <w:pPr>
@@ -1112,7 +1112,7 @@
         </w:tc>
         <w:tc>
           <w:tcPr>
-            <w:tcW w:type="dxa" w:w="1701"/>
+            <w:tcW w:type="dxa" w:w="3024"/>
           </w:tcPr>
           <w:p>
             <w:pPr>
@@ -1340,7 +1340,7 @@
         <w:tblStyle w:val="TableGrid"/>
         <w:tblW w:type="auto" w:w="0"/>
         <w:jc w:val="center"/>
-        <w:tblLayout w:type="fixed"/>
+        <w:tblLayout w:type="autofit"/>
         <w:tblLook w:firstColumn="1" w:firstRow="1" w:lastColumn="0" w:lastRow="0" w:noHBand="0" w:noVBand="1" w:val="04A0"/>
       </w:tblPr>
       <w:tblGrid>
@@ -1351,7 +1351,7 @@
       <w:tr>
         <w:tc>
           <w:tcPr>
-            <w:tcW w:type="dxa" w:w="1701"/>
+            <w:tcW w:type="dxa" w:w="3024"/>
           </w:tcPr>
           <w:p>
             <w:pPr>
@@ -1369,7 +1369,7 @@
         </w:tc>
         <w:tc>
           <w:tcPr>
-            <w:tcW w:type="dxa" w:w="3830"/>
+            <w:tcW w:type="dxa" w:w="3024"/>
           </w:tcPr>
           <w:p>
             <w:pPr>
@@ -1387,7 +1387,7 @@
         </w:tc>
         <w:tc>
           <w:tcPr>
-            <w:tcW w:type="dxa" w:w="4031"/>
+            <w:tcW w:type="dxa" w:w="3024"/>
           </w:tcPr>
           <w:p>
             <w:pPr>
@@ -1407,7 +1407,7 @@
       <w:tr>
         <w:tc>
           <w:tcPr>
-            <w:tcW w:type="dxa" w:w="1701"/>
+            <w:tcW w:type="dxa" w:w="3024"/>
           </w:tcPr>
           <w:p>
             <w:pPr>
@@ -1424,7 +1424,7 @@
         </w:tc>
         <w:tc>
           <w:tcPr>
-            <w:tcW w:type="dxa" w:w="3830"/>
+            <w:tcW w:type="dxa" w:w="3024"/>
           </w:tcPr>
           <w:p>
             <w:pPr>
@@ -1441,7 +1441,7 @@
         </w:tc>
         <w:tc>
           <w:tcPr>
-            <w:tcW w:type="dxa" w:w="4031"/>
+            <w:tcW w:type="dxa" w:w="3024"/>
           </w:tcPr>
           <w:p>
             <w:pPr>
@@ -1460,7 +1460,7 @@
       <w:tr>
         <w:tc>
           <w:tcPr>
-            <w:tcW w:type="dxa" w:w="1701"/>
+            <w:tcW w:type="dxa" w:w="3024"/>
           </w:tcPr>
           <w:p>
             <w:pPr>
@@ -1477,7 +1477,7 @@
         </w:tc>
         <w:tc>
           <w:tcPr>
-            <w:tcW w:type="dxa" w:w="3830"/>
+            <w:tcW w:type="dxa" w:w="3024"/>
           </w:tcPr>
           <w:p>
             <w:pPr>
@@ -1494,7 +1494,7 @@
         </w:tc>
         <w:tc>
           <w:tcPr>
-            <w:tcW w:type="dxa" w:w="4031"/>
+            <w:tcW w:type="dxa" w:w="3024"/>
           </w:tcPr>
           <w:p>
             <w:pPr>
@@ -1513,7 +1513,7 @@
       <w:tr>
         <w:tc>
           <w:tcPr>
-            <w:tcW w:type="dxa" w:w="1701"/>
+            <w:tcW w:type="dxa" w:w="3024"/>
           </w:tcPr>
           <w:p>
             <w:pPr>
@@ -1530,7 +1530,7 @@
         </w:tc>
         <w:tc>
           <w:tcPr>
-            <w:tcW w:type="dxa" w:w="3830"/>
+            <w:tcW w:type="dxa" w:w="3024"/>
           </w:tcPr>
           <w:p>
             <w:pPr>
@@ -1547,7 +1547,7 @@
         </w:tc>
         <w:tc>
           <w:tcPr>
-            <w:tcW w:type="dxa" w:w="4031"/>
+            <w:tcW w:type="dxa" w:w="3024"/>
           </w:tcPr>
           <w:p>
             <w:pPr>
@@ -1566,7 +1566,7 @@
       <w:tr>
         <w:tc>
           <w:tcPr>
-            <w:tcW w:type="dxa" w:w="1701"/>
+            <w:tcW w:type="dxa" w:w="3024"/>
           </w:tcPr>
           <w:p>
             <w:pPr>
@@ -1583,7 +1583,7 @@
         </w:tc>
         <w:tc>
           <w:tcPr>
-            <w:tcW w:type="dxa" w:w="3830"/>
+            <w:tcW w:type="dxa" w:w="3024"/>
           </w:tcPr>
           <w:p>
             <w:pPr>
@@ -1600,7 +1600,7 @@
         </w:tc>
         <w:tc>
           <w:tcPr>
-            <w:tcW w:type="dxa" w:w="4031"/>
+            <w:tcW w:type="dxa" w:w="3024"/>
           </w:tcPr>
           <w:p>
             <w:pPr>
@@ -1619,7 +1619,7 @@
       <w:tr>
         <w:tc>
           <w:tcPr>
-            <w:tcW w:type="dxa" w:w="1701"/>
+            <w:tcW w:type="dxa" w:w="3024"/>
           </w:tcPr>
           <w:p>
             <w:pPr>
@@ -1636,7 +1636,7 @@
         </w:tc>
         <w:tc>
           <w:tcPr>
-            <w:tcW w:type="dxa" w:w="3830"/>
+            <w:tcW w:type="dxa" w:w="3024"/>
           </w:tcPr>
           <w:p>
             <w:pPr>
@@ -1653,7 +1653,7 @@
         </w:tc>
         <w:tc>
           <w:tcPr>
-            <w:tcW w:type="dxa" w:w="4031"/>
+            <w:tcW w:type="dxa" w:w="3024"/>
           </w:tcPr>
           <w:p>
             <w:pPr>
@@ -1879,7 +1879,7 @@
         <w:tblStyle w:val="TableGrid"/>
         <w:tblW w:type="auto" w:w="0"/>
         <w:jc w:val="center"/>
-        <w:tblLayout w:type="fixed"/>
+        <w:tblLayout w:type="autofit"/>
         <w:tblLook w:firstColumn="1" w:firstRow="1" w:lastColumn="0" w:lastRow="0" w:noHBand="0" w:noVBand="1" w:val="04A0"/>
       </w:tblPr>
       <w:tblGrid>
@@ -1890,7 +1890,7 @@
       <w:tr>
         <w:tc>
           <w:tcPr>
-            <w:tcW w:type="dxa" w:w="1701"/>
+            <w:tcW w:type="dxa" w:w="3024"/>
           </w:tcPr>
           <w:p>
             <w:pPr>
@@ -1908,7 +1908,7 @@
         </w:tc>
         <w:tc>
           <w:tcPr>
-            <w:tcW w:type="dxa" w:w="7971"/>
+            <w:tcW w:type="dxa" w:w="3024"/>
           </w:tcPr>
           <w:p>
             <w:pPr>
@@ -1926,7 +1926,7 @@
         </w:tc>
         <w:tc>
           <w:tcPr>
-            <w:tcW w:type="dxa" w:w="1701"/>
+            <w:tcW w:type="dxa" w:w="3024"/>
           </w:tcPr>
           <w:p>
             <w:pPr>
@@ -1946,7 +1946,7 @@
       <w:tr>
         <w:tc>
           <w:tcPr>
-            <w:tcW w:type="dxa" w:w="1701"/>
+            <w:tcW w:type="dxa" w:w="3024"/>
           </w:tcPr>
           <w:p>
             <w:pPr>
@@ -1963,7 +1963,7 @@
         </w:tc>
         <w:tc>
           <w:tcPr>
-            <w:tcW w:type="dxa" w:w="7971"/>
+            <w:tcW w:type="dxa" w:w="3024"/>
           </w:tcPr>
           <w:p>
             <w:pPr>
@@ -1980,7 +1980,7 @@
         </w:tc>
         <w:tc>
           <w:tcPr>
-            <w:tcW w:type="dxa" w:w="1701"/>
+            <w:tcW w:type="dxa" w:w="3024"/>
           </w:tcPr>
           <w:p>
             <w:pPr>
@@ -2230,7 +2230,7 @@
         <w:tblStyle w:val="TableGrid"/>
         <w:tblW w:type="auto" w:w="0"/>
         <w:jc w:val="center"/>
-        <w:tblLayout w:type="fixed"/>
+        <w:tblLayout w:type="autofit"/>
         <w:tblLook w:firstColumn="1" w:firstRow="1" w:lastColumn="0" w:lastRow="0" w:noHBand="0" w:noVBand="1" w:val="04A0"/>
       </w:tblPr>
       <w:tblGrid>
@@ -2241,7 +2241,7 @@
       <w:tr>
         <w:tc>
           <w:tcPr>
-            <w:tcW w:type="dxa" w:w="1701"/>
+            <w:tcW w:type="dxa" w:w="3024"/>
           </w:tcPr>
           <w:p>
             <w:pPr>
@@ -2259,7 +2259,7 @@
         </w:tc>
         <w:tc>
           <w:tcPr>
-            <w:tcW w:type="dxa" w:w="4783"/>
+            <w:tcW w:type="dxa" w:w="3024"/>
           </w:tcPr>
           <w:p>
             <w:pPr>
@@ -2277,7 +2277,7 @@
         </w:tc>
         <w:tc>
           <w:tcPr>
-            <w:tcW w:type="dxa" w:w="3298"/>
+            <w:tcW w:type="dxa" w:w="3024"/>
           </w:tcPr>
           <w:p>
             <w:pPr>
@@ -2297,7 +2297,7 @@
       <w:tr>
         <w:tc>
           <w:tcPr>
-            <w:tcW w:type="dxa" w:w="1701"/>
+            <w:tcW w:type="dxa" w:w="3024"/>
           </w:tcPr>
           <w:p>
             <w:pPr>
@@ -2314,7 +2314,7 @@
         </w:tc>
         <w:tc>
           <w:tcPr>
-            <w:tcW w:type="dxa" w:w="4783"/>
+            <w:tcW w:type="dxa" w:w="3024"/>
           </w:tcPr>
           <w:p>
             <w:pPr>
@@ -2331,7 +2331,7 @@
         </w:tc>
         <w:tc>
           <w:tcPr>
-            <w:tcW w:type="dxa" w:w="3298"/>
+            <w:tcW w:type="dxa" w:w="3024"/>
           </w:tcPr>
           <w:p>
             <w:pPr>
@@ -2350,7 +2350,7 @@
       <w:tr>
         <w:tc>
           <w:tcPr>
-            <w:tcW w:type="dxa" w:w="1701"/>
+            <w:tcW w:type="dxa" w:w="3024"/>
           </w:tcPr>
           <w:p>
             <w:pPr>
@@ -2367,7 +2367,7 @@
         </w:tc>
         <w:tc>
           <w:tcPr>
-            <w:tcW w:type="dxa" w:w="4783"/>
+            <w:tcW w:type="dxa" w:w="3024"/>
           </w:tcPr>
           <w:p>
             <w:pPr>
@@ -2384,7 +2384,7 @@
         </w:tc>
         <w:tc>
           <w:tcPr>
-            <w:tcW w:type="dxa" w:w="3298"/>
+            <w:tcW w:type="dxa" w:w="3024"/>
           </w:tcPr>
           <w:p>
             <w:pPr>
@@ -2403,7 +2403,7 @@
       <w:tr>
         <w:tc>
           <w:tcPr>
-            <w:tcW w:type="dxa" w:w="1701"/>
+            <w:tcW w:type="dxa" w:w="3024"/>
           </w:tcPr>
           <w:p>
             <w:pPr>
@@ -2420,7 +2420,7 @@
         </w:tc>
         <w:tc>
           <w:tcPr>
-            <w:tcW w:type="dxa" w:w="4783"/>
+            <w:tcW w:type="dxa" w:w="3024"/>
           </w:tcPr>
           <w:p>
             <w:pPr>
@@ -2437,7 +2437,7 @@
         </w:tc>
         <w:tc>
           <w:tcPr>
-            <w:tcW w:type="dxa" w:w="3298"/>
+            <w:tcW w:type="dxa" w:w="3024"/>
           </w:tcPr>
           <w:p>
             <w:pPr>
@@ -2456,7 +2456,7 @@
       <w:tr>
         <w:tc>
           <w:tcPr>
-            <w:tcW w:type="dxa" w:w="1701"/>
+            <w:tcW w:type="dxa" w:w="3024"/>
           </w:tcPr>
           <w:p>
             <w:pPr>
@@ -2473,7 +2473,7 @@
         </w:tc>
         <w:tc>
           <w:tcPr>
-            <w:tcW w:type="dxa" w:w="4783"/>
+            <w:tcW w:type="dxa" w:w="3024"/>
           </w:tcPr>
           <w:p>
             <w:pPr>
@@ -2490,7 +2490,7 @@
         </w:tc>
         <w:tc>
           <w:tcPr>
-            <w:tcW w:type="dxa" w:w="3298"/>
+            <w:tcW w:type="dxa" w:w="3024"/>
           </w:tcPr>
           <w:p>
             <w:pPr>
@@ -2509,7 +2509,7 @@
       <w:tr>
         <w:tc>
           <w:tcPr>
-            <w:tcW w:type="dxa" w:w="1701"/>
+            <w:tcW w:type="dxa" w:w="3024"/>
           </w:tcPr>
           <w:p>
             <w:pPr>
@@ -2526,7 +2526,7 @@
         </w:tc>
         <w:tc>
           <w:tcPr>
-            <w:tcW w:type="dxa" w:w="4783"/>
+            <w:tcW w:type="dxa" w:w="3024"/>
           </w:tcPr>
           <w:p>
             <w:pPr>
@@ -2543,7 +2543,7 @@
         </w:tc>
         <w:tc>
           <w:tcPr>
-            <w:tcW w:type="dxa" w:w="3298"/>
+            <w:tcW w:type="dxa" w:w="3024"/>
           </w:tcPr>
           <w:p>
             <w:pPr>
@@ -2562,7 +2562,7 @@
       <w:tr>
         <w:tc>
           <w:tcPr>
-            <w:tcW w:type="dxa" w:w="1701"/>
+            <w:tcW w:type="dxa" w:w="3024"/>
           </w:tcPr>
           <w:p>
             <w:pPr>
@@ -2579,7 +2579,7 @@
         </w:tc>
         <w:tc>
           <w:tcPr>
-            <w:tcW w:type="dxa" w:w="4783"/>
+            <w:tcW w:type="dxa" w:w="3024"/>
           </w:tcPr>
           <w:p>
             <w:pPr>
@@ -2596,7 +2596,7 @@
         </w:tc>
         <w:tc>
           <w:tcPr>
-            <w:tcW w:type="dxa" w:w="3298"/>
+            <w:tcW w:type="dxa" w:w="3024"/>
           </w:tcPr>
           <w:p>
             <w:pPr>
@@ -2615,7 +2615,7 @@
       <w:tr>
         <w:tc>
           <w:tcPr>
-            <w:tcW w:type="dxa" w:w="1701"/>
+            <w:tcW w:type="dxa" w:w="3024"/>
           </w:tcPr>
           <w:p>
             <w:pPr>
@@ -2632,7 +2632,7 @@
         </w:tc>
         <w:tc>
           <w:tcPr>
-            <w:tcW w:type="dxa" w:w="4783"/>
+            <w:tcW w:type="dxa" w:w="3024"/>
           </w:tcPr>
           <w:p>
             <w:pPr>
@@ -2649,7 +2649,7 @@
         </w:tc>
         <w:tc>
           <w:tcPr>
-            <w:tcW w:type="dxa" w:w="3298"/>
+            <w:tcW w:type="dxa" w:w="3024"/>
           </w:tcPr>
           <w:p>
             <w:pPr>
@@ -2873,7 +2873,7 @@
         <w:tblStyle w:val="TableGrid"/>
         <w:tblW w:type="auto" w:w="0"/>
         <w:jc w:val="center"/>
-        <w:tblLayout w:type="fixed"/>
+        <w:tblLayout w:type="autofit"/>
         <w:tblLook w:firstColumn="1" w:firstRow="1" w:lastColumn="0" w:lastRow="0" w:noHBand="0" w:noVBand="1" w:val="04A0"/>
       </w:tblPr>
       <w:tblGrid>
@@ -2884,7 +2884,7 @@
       <w:tr>
         <w:tc>
           <w:tcPr>
-            <w:tcW w:type="dxa" w:w="1701"/>
+            <w:tcW w:type="dxa" w:w="3024"/>
           </w:tcPr>
           <w:p>
             <w:pPr>
@@ -2902,7 +2902,7 @@
         </w:tc>
         <w:tc>
           <w:tcPr>
-            <w:tcW w:type="dxa" w:w="4933"/>
+            <w:tcW w:type="dxa" w:w="3024"/>
           </w:tcPr>
           <w:p>
             <w:pPr>
@@ -2920,7 +2920,7 @@
         </w:tc>
         <w:tc>
           <w:tcPr>
-            <w:tcW w:type="dxa" w:w="3183"/>
+            <w:tcW w:type="dxa" w:w="3024"/>
           </w:tcPr>
           <w:p>
             <w:pPr>
@@ -2940,7 +2940,7 @@
       <w:tr>
         <w:tc>
           <w:tcPr>
-            <w:tcW w:type="dxa" w:w="1701"/>
+            <w:tcW w:type="dxa" w:w="3024"/>
           </w:tcPr>
           <w:p>
             <w:pPr>
@@ -2957,7 +2957,7 @@
         </w:tc>
         <w:tc>
           <w:tcPr>
-            <w:tcW w:type="dxa" w:w="4933"/>
+            <w:tcW w:type="dxa" w:w="3024"/>
           </w:tcPr>
           <w:p>
             <w:pPr>
@@ -2974,7 +2974,7 @@
         </w:tc>
         <w:tc>
           <w:tcPr>
-            <w:tcW w:type="dxa" w:w="3183"/>
+            <w:tcW w:type="dxa" w:w="3024"/>
           </w:tcPr>
           <w:p>
             <w:pPr>
@@ -2993,7 +2993,7 @@
       <w:tr>
         <w:tc>
           <w:tcPr>
-            <w:tcW w:type="dxa" w:w="1701"/>
+            <w:tcW w:type="dxa" w:w="3024"/>
           </w:tcPr>
           <w:p>
             <w:pPr>
@@ -3010,7 +3010,7 @@
         </w:tc>
         <w:tc>
           <w:tcPr>
-            <w:tcW w:type="dxa" w:w="4933"/>
+            <w:tcW w:type="dxa" w:w="3024"/>
           </w:tcPr>
           <w:p>
             <w:pPr>
@@ -3027,7 +3027,7 @@
         </w:tc>
         <w:tc>
           <w:tcPr>
-            <w:tcW w:type="dxa" w:w="3183"/>
+            <w:tcW w:type="dxa" w:w="3024"/>
           </w:tcPr>
           <w:p>
             <w:pPr>
@@ -3046,7 +3046,7 @@
       <w:tr>
         <w:tc>
           <w:tcPr>
-            <w:tcW w:type="dxa" w:w="1701"/>
+            <w:tcW w:type="dxa" w:w="3024"/>
           </w:tcPr>
           <w:p>
             <w:pPr>
@@ -3063,7 +3063,7 @@
         </w:tc>
         <w:tc>
           <w:tcPr>
-            <w:tcW w:type="dxa" w:w="4933"/>
+            <w:tcW w:type="dxa" w:w="3024"/>
           </w:tcPr>
           <w:p>
             <w:pPr>
@@ -3080,7 +3080,7 @@
         </w:tc>
         <w:tc>
           <w:tcPr>
-            <w:tcW w:type="dxa" w:w="3183"/>
+            <w:tcW w:type="dxa" w:w="3024"/>
           </w:tcPr>
           <w:p>
             <w:pPr>
@@ -3164,7 +3164,7 @@
         <w:tblStyle w:val="TableGrid"/>
         <w:tblW w:type="auto" w:w="0"/>
         <w:jc w:val="center"/>
-        <w:tblLayout w:type="fixed"/>
+        <w:tblLayout w:type="autofit"/>
         <w:tblLook w:firstColumn="1" w:firstRow="1" w:lastColumn="0" w:lastRow="0" w:noHBand="0" w:noVBand="1" w:val="04A0"/>
       </w:tblPr>
       <w:tblGrid>
@@ -3175,7 +3175,7 @@
       <w:tr>
         <w:tc>
           <w:tcPr>
-            <w:tcW w:type="dxa" w:w="1701"/>
+            <w:tcW w:type="dxa" w:w="3024"/>
           </w:tcPr>
           <w:p>
             <w:pPr>
@@ -3193,7 +3193,7 @@
         </w:tc>
         <w:tc>
           <w:tcPr>
-            <w:tcW w:type="dxa" w:w="7257"/>
+            <w:tcW w:type="dxa" w:w="3024"/>
           </w:tcPr>
           <w:p>
             <w:pPr>
@@ -3211,7 +3211,7 @@
         </w:tc>
         <w:tc>
           <w:tcPr>
-            <w:tcW w:type="dxa" w:w="1701"/>
+            <w:tcW w:type="dxa" w:w="3024"/>
           </w:tcPr>
           <w:p>
             <w:pPr>
@@ -3231,7 +3231,7 @@
       <w:tr>
         <w:tc>
           <w:tcPr>
-            <w:tcW w:type="dxa" w:w="1701"/>
+            <w:tcW w:type="dxa" w:w="3024"/>
           </w:tcPr>
           <w:p>
             <w:pPr>
@@ -3248,7 +3248,7 @@
         </w:tc>
         <w:tc>
           <w:tcPr>
-            <w:tcW w:type="dxa" w:w="7257"/>
+            <w:tcW w:type="dxa" w:w="3024"/>
           </w:tcPr>
           <w:p>
             <w:pPr>
@@ -3265,7 +3265,7 @@
         </w:tc>
         <w:tc>
           <w:tcPr>
-            <w:tcW w:type="dxa" w:w="1701"/>
+            <w:tcW w:type="dxa" w:w="3024"/>
           </w:tcPr>
           <w:p>
             <w:pPr>
@@ -3486,7 +3486,7 @@
         <w:tblStyle w:val="TableGrid"/>
         <w:tblW w:type="auto" w:w="0"/>
         <w:jc w:val="center"/>
-        <w:tblLayout w:type="fixed"/>
+        <w:tblLayout w:type="autofit"/>
         <w:tblLook w:firstColumn="1" w:firstRow="1" w:lastColumn="0" w:lastRow="0" w:noHBand="0" w:noVBand="1" w:val="04A0"/>
       </w:tblPr>
       <w:tblGrid>
@@ -3497,7 +3497,7 @@
       <w:tr>
         <w:tc>
           <w:tcPr>
-            <w:tcW w:type="dxa" w:w="1701"/>
+            <w:tcW w:type="dxa" w:w="3024"/>
           </w:tcPr>
           <w:p>
             <w:pPr>
@@ -3515,7 +3515,7 @@
         </w:tc>
         <w:tc>
           <w:tcPr>
-            <w:tcW w:type="dxa" w:w="6948"/>
+            <w:tcW w:type="dxa" w:w="3024"/>
           </w:tcPr>
           <w:p>
             <w:pPr>
@@ -3533,7 +3533,7 @@
         </w:tc>
         <w:tc>
           <w:tcPr>
-            <w:tcW w:type="dxa" w:w="1701"/>
+            <w:tcW w:type="dxa" w:w="3024"/>
           </w:tcPr>
           <w:p>
             <w:pPr>
@@ -3553,7 +3553,7 @@
       <w:tr>
         <w:tc>
           <w:tcPr>
-            <w:tcW w:type="dxa" w:w="1701"/>
+            <w:tcW w:type="dxa" w:w="3024"/>
           </w:tcPr>
           <w:p>
             <w:pPr>
@@ -3570,7 +3570,7 @@
         </w:tc>
         <w:tc>
           <w:tcPr>
-            <w:tcW w:type="dxa" w:w="6948"/>
+            <w:tcW w:type="dxa" w:w="3024"/>
           </w:tcPr>
           <w:p>
             <w:pPr>
@@ -3587,7 +3587,7 @@
         </w:tc>
         <w:tc>
           <w:tcPr>
-            <w:tcW w:type="dxa" w:w="1701"/>
+            <w:tcW w:type="dxa" w:w="3024"/>
           </w:tcPr>
           <w:p>
             <w:pPr>
@@ -3606,7 +3606,7 @@
       <w:tr>
         <w:tc>
           <w:tcPr>
-            <w:tcW w:type="dxa" w:w="1701"/>
+            <w:tcW w:type="dxa" w:w="3024"/>
           </w:tcPr>
           <w:p>
             <w:pPr>
@@ -3623,7 +3623,7 @@
         </w:tc>
         <w:tc>
           <w:tcPr>
-            <w:tcW w:type="dxa" w:w="6948"/>
+            <w:tcW w:type="dxa" w:w="3024"/>
           </w:tcPr>
           <w:p>
             <w:pPr>
@@ -3640,7 +3640,7 @@
         </w:tc>
         <w:tc>
           <w:tcPr>
-            <w:tcW w:type="dxa" w:w="1701"/>
+            <w:tcW w:type="dxa" w:w="3024"/>
           </w:tcPr>
           <w:p>
             <w:pPr>
@@ -3659,7 +3659,7 @@
       <w:tr>
         <w:tc>
           <w:tcPr>
-            <w:tcW w:type="dxa" w:w="1701"/>
+            <w:tcW w:type="dxa" w:w="3024"/>
           </w:tcPr>
           <w:p>
             <w:pPr>
@@ -3676,7 +3676,7 @@
         </w:tc>
         <w:tc>
           <w:tcPr>
-            <w:tcW w:type="dxa" w:w="6948"/>
+            <w:tcW w:type="dxa" w:w="3024"/>
           </w:tcPr>
           <w:p>
             <w:pPr>
@@ -3693,7 +3693,7 @@
         </w:tc>
         <w:tc>
           <w:tcPr>
-            <w:tcW w:type="dxa" w:w="1701"/>
+            <w:tcW w:type="dxa" w:w="3024"/>
           </w:tcPr>
           <w:p>
             <w:pPr>
@@ -3712,7 +3712,7 @@
       <w:tr>
         <w:tc>
           <w:tcPr>
-            <w:tcW w:type="dxa" w:w="1701"/>
+            <w:tcW w:type="dxa" w:w="3024"/>
           </w:tcPr>
           <w:p>
             <w:pPr>
@@ -3729,7 +3729,7 @@
         </w:tc>
         <w:tc>
           <w:tcPr>
-            <w:tcW w:type="dxa" w:w="6948"/>
+            <w:tcW w:type="dxa" w:w="3024"/>
           </w:tcPr>
           <w:p>
             <w:pPr>
@@ -3746,7 +3746,7 @@
         </w:tc>
         <w:tc>
           <w:tcPr>
-            <w:tcW w:type="dxa" w:w="1701"/>
+            <w:tcW w:type="dxa" w:w="3024"/>
           </w:tcPr>
           <w:p>
             <w:pPr>
@@ -3970,7 +3970,7 @@
         <w:tblStyle w:val="TableGrid"/>
         <w:tblW w:type="auto" w:w="0"/>
         <w:jc w:val="center"/>
-        <w:tblLayout w:type="fixed"/>
+        <w:tblLayout w:type="autofit"/>
         <w:tblLook w:firstColumn="1" w:firstRow="1" w:lastColumn="0" w:lastRow="0" w:noHBand="0" w:noVBand="1" w:val="04A0"/>
       </w:tblPr>
       <w:tblGrid>
@@ -3981,7 +3981,7 @@
       <w:tr>
         <w:tc>
           <w:tcPr>
-            <w:tcW w:type="dxa" w:w="1701"/>
+            <w:tcW w:type="dxa" w:w="3024"/>
           </w:tcPr>
           <w:p>
             <w:pPr>
@@ -3999,7 +3999,7 @@
         </w:tc>
         <w:tc>
           <w:tcPr>
-            <w:tcW w:type="dxa" w:w="7172"/>
+            <w:tcW w:type="dxa" w:w="3024"/>
           </w:tcPr>
           <w:p>
             <w:pPr>
@@ -4017,7 +4017,7 @@
         </w:tc>
         <w:tc>
           <w:tcPr>
-            <w:tcW w:type="dxa" w:w="1701"/>
+            <w:tcW w:type="dxa" w:w="3024"/>
           </w:tcPr>
           <w:p>
             <w:pPr>
@@ -4037,7 +4037,7 @@
       <w:tr>
         <w:tc>
           <w:tcPr>
-            <w:tcW w:type="dxa" w:w="1701"/>
+            <w:tcW w:type="dxa" w:w="3024"/>
           </w:tcPr>
           <w:p>
             <w:pPr>
@@ -4054,7 +4054,7 @@
         </w:tc>
         <w:tc>
           <w:tcPr>
-            <w:tcW w:type="dxa" w:w="7172"/>
+            <w:tcW w:type="dxa" w:w="3024"/>
           </w:tcPr>
           <w:p>
             <w:pPr>
@@ -4071,7 +4071,7 @@
         </w:tc>
         <w:tc>
           <w:tcPr>
-            <w:tcW w:type="dxa" w:w="1701"/>
+            <w:tcW w:type="dxa" w:w="3024"/>
           </w:tcPr>
           <w:p>
             <w:pPr>
@@ -4090,7 +4090,7 @@
       <w:tr>
         <w:tc>
           <w:tcPr>
-            <w:tcW w:type="dxa" w:w="1701"/>
+            <w:tcW w:type="dxa" w:w="3024"/>
           </w:tcPr>
           <w:p>
             <w:pPr>
@@ -4107,7 +4107,7 @@
         </w:tc>
         <w:tc>
           <w:tcPr>
-            <w:tcW w:type="dxa" w:w="7172"/>
+            <w:tcW w:type="dxa" w:w="3024"/>
           </w:tcPr>
           <w:p>
             <w:pPr>
@@ -4124,7 +4124,7 @@
         </w:tc>
         <w:tc>
           <w:tcPr>
-            <w:tcW w:type="dxa" w:w="1701"/>
+            <w:tcW w:type="dxa" w:w="3024"/>
           </w:tcPr>
           <w:p>
             <w:pPr>
@@ -4143,7 +4143,7 @@
       <w:tr>
         <w:tc>
           <w:tcPr>
-            <w:tcW w:type="dxa" w:w="1701"/>
+            <w:tcW w:type="dxa" w:w="3024"/>
           </w:tcPr>
           <w:p>
             <w:pPr>
@@ -4160,7 +4160,7 @@
         </w:tc>
         <w:tc>
           <w:tcPr>
-            <w:tcW w:type="dxa" w:w="7172"/>
+            <w:tcW w:type="dxa" w:w="3024"/>
           </w:tcPr>
           <w:p>
             <w:pPr>
@@ -4177,7 +4177,7 @@
         </w:tc>
         <w:tc>
           <w:tcPr>
-            <w:tcW w:type="dxa" w:w="1701"/>
+            <w:tcW w:type="dxa" w:w="3024"/>
           </w:tcPr>
           <w:p>
             <w:pPr>
@@ -4701,7 +4701,7 @@
         <w:tblStyle w:val="TableGrid"/>
         <w:tblW w:type="auto" w:w="0"/>
         <w:jc w:val="center"/>
-        <w:tblLayout w:type="fixed"/>
+        <w:tblLayout w:type="autofit"/>
         <w:tblLook w:firstColumn="1" w:firstRow="1" w:lastColumn="0" w:lastRow="0" w:noHBand="0" w:noVBand="1" w:val="04A0"/>
       </w:tblPr>
       <w:tblGrid>
@@ -4713,7 +4713,7 @@
       <w:tr>
         <w:tc>
           <w:tcPr>
-            <w:tcW w:type="dxa" w:w="1701"/>
+            <w:tcW w:type="dxa" w:w="2268"/>
           </w:tcPr>
           <w:p>
             <w:pPr>
@@ -4731,7 +4731,7 @@
         </w:tc>
         <w:tc>
           <w:tcPr>
-            <w:tcW w:type="dxa" w:w="4682"/>
+            <w:tcW w:type="dxa" w:w="2268"/>
           </w:tcPr>
           <w:p>
             <w:pPr>
@@ -4749,7 +4749,7 @@
         </w:tc>
         <w:tc>
           <w:tcPr>
-            <w:tcW w:type="dxa" w:w="3219"/>
+            <w:tcW w:type="dxa" w:w="2268"/>
           </w:tcPr>
           <w:p>
             <w:pPr>
@@ -4767,7 +4767,7 @@
         </w:tc>
         <w:tc>
           <w:tcPr>
-            <w:tcW w:type="dxa" w:w="1701"/>
+            <w:tcW w:type="dxa" w:w="2268"/>
           </w:tcPr>
           <w:p>
             <w:pPr>
@@ -4787,7 +4787,7 @@
       <w:tr>
         <w:tc>
           <w:tcPr>
-            <w:tcW w:type="dxa" w:w="1701"/>
+            <w:tcW w:type="dxa" w:w="2268"/>
           </w:tcPr>
           <w:p>
             <w:pPr>
@@ -4804,7 +4804,7 @@
         </w:tc>
         <w:tc>
           <w:tcPr>
-            <w:tcW w:type="dxa" w:w="4682"/>
+            <w:tcW w:type="dxa" w:w="2268"/>
           </w:tcPr>
           <w:p>
             <w:pPr>
@@ -4821,7 +4821,7 @@
         </w:tc>
         <w:tc>
           <w:tcPr>
-            <w:tcW w:type="dxa" w:w="3219"/>
+            <w:tcW w:type="dxa" w:w="2268"/>
           </w:tcPr>
           <w:p>
             <w:pPr>
@@ -4838,7 +4838,7 @@
         </w:tc>
         <w:tc>
           <w:tcPr>
-            <w:tcW w:type="dxa" w:w="1701"/>
+            <w:tcW w:type="dxa" w:w="2268"/>
           </w:tcPr>
           <w:p>
             <w:pPr>
@@ -5277,7 +5277,7 @@
         <w:tblStyle w:val="TableGrid"/>
         <w:tblW w:type="auto" w:w="0"/>
         <w:jc w:val="center"/>
-        <w:tblLayout w:type="fixed"/>
+        <w:tblLayout w:type="autofit"/>
         <w:tblLook w:firstColumn="1" w:firstRow="1" w:lastColumn="0" w:lastRow="0" w:noHBand="0" w:noVBand="1" w:val="04A0"/>
       </w:tblPr>
       <w:tblGrid>
@@ -5288,7 +5288,7 @@
       <w:tr>
         <w:tc>
           <w:tcPr>
-            <w:tcW w:type="dxa" w:w="1701"/>
+            <w:tcW w:type="dxa" w:w="3024"/>
           </w:tcPr>
           <w:p>
             <w:pPr>
@@ -5306,7 +5306,7 @@
         </w:tc>
         <w:tc>
           <w:tcPr>
-            <w:tcW w:type="dxa" w:w="1701"/>
+            <w:tcW w:type="dxa" w:w="3024"/>
           </w:tcPr>
           <w:p>
             <w:pPr>
@@ -5324,7 +5324,7 @@
         </w:tc>
         <w:tc>
           <w:tcPr>
-            <w:tcW w:type="dxa" w:w="6967"/>
+            <w:tcW w:type="dxa" w:w="3024"/>
           </w:tcPr>
           <w:p>
             <w:pPr>
@@ -5344,7 +5344,7 @@
       <w:tr>
         <w:tc>
           <w:tcPr>
-            <w:tcW w:type="dxa" w:w="1701"/>
+            <w:tcW w:type="dxa" w:w="3024"/>
           </w:tcPr>
           <w:p>
             <w:pPr>
@@ -5361,7 +5361,7 @@
         </w:tc>
         <w:tc>
           <w:tcPr>
-            <w:tcW w:type="dxa" w:w="1701"/>
+            <w:tcW w:type="dxa" w:w="3024"/>
           </w:tcPr>
           <w:p>
             <w:pPr>
@@ -5378,7 +5378,7 @@
         </w:tc>
         <w:tc>
           <w:tcPr>
-            <w:tcW w:type="dxa" w:w="6967"/>
+            <w:tcW w:type="dxa" w:w="3024"/>
           </w:tcPr>
           <w:p>
             <w:pPr>
@@ -5397,7 +5397,7 @@
       <w:tr>
         <w:tc>
           <w:tcPr>
-            <w:tcW w:type="dxa" w:w="1701"/>
+            <w:tcW w:type="dxa" w:w="3024"/>
           </w:tcPr>
           <w:p>
             <w:pPr>
@@ -5414,7 +5414,7 @@
         </w:tc>
         <w:tc>
           <w:tcPr>
-            <w:tcW w:type="dxa" w:w="1701"/>
+            <w:tcW w:type="dxa" w:w="3024"/>
           </w:tcPr>
           <w:p>
             <w:pPr>
@@ -5431,7 +5431,7 @@
         </w:tc>
         <w:tc>
           <w:tcPr>
-            <w:tcW w:type="dxa" w:w="6967"/>
+            <w:tcW w:type="dxa" w:w="3024"/>
           </w:tcPr>
           <w:p>
             <w:pPr>
@@ -5450,7 +5450,7 @@
       <w:tr>
         <w:tc>
           <w:tcPr>
-            <w:tcW w:type="dxa" w:w="1701"/>
+            <w:tcW w:type="dxa" w:w="3024"/>
           </w:tcPr>
           <w:p>
             <w:pPr>
@@ -5467,7 +5467,7 @@
         </w:tc>
         <w:tc>
           <w:tcPr>
-            <w:tcW w:type="dxa" w:w="1701"/>
+            <w:tcW w:type="dxa" w:w="3024"/>
           </w:tcPr>
           <w:p>
             <w:pPr>
@@ -5484,7 +5484,7 @@
         </w:tc>
         <w:tc>
           <w:tcPr>
-            <w:tcW w:type="dxa" w:w="6967"/>
+            <w:tcW w:type="dxa" w:w="3024"/>
           </w:tcPr>
           <w:p>
             <w:pPr>
@@ -5503,7 +5503,7 @@
       <w:tr>
         <w:tc>
           <w:tcPr>
-            <w:tcW w:type="dxa" w:w="1701"/>
+            <w:tcW w:type="dxa" w:w="3024"/>
           </w:tcPr>
           <w:p>
             <w:pPr>
@@ -5520,7 +5520,7 @@
         </w:tc>
         <w:tc>
           <w:tcPr>
-            <w:tcW w:type="dxa" w:w="1701"/>
+            <w:tcW w:type="dxa" w:w="3024"/>
           </w:tcPr>
           <w:p>
             <w:pPr>
@@ -5537,7 +5537,7 @@
         </w:tc>
         <w:tc>
           <w:tcPr>
-            <w:tcW w:type="dxa" w:w="6967"/>
+            <w:tcW w:type="dxa" w:w="3024"/>
           </w:tcPr>
           <w:p>
             <w:pPr>
@@ -6024,7 +6024,7 @@
         <w:tblStyle w:val="TableGrid"/>
         <w:tblW w:type="auto" w:w="0"/>
         <w:jc w:val="center"/>
-        <w:tblLayout w:type="fixed"/>
+        <w:tblLayout w:type="autofit"/>
         <w:tblLook w:firstColumn="1" w:firstRow="1" w:lastColumn="0" w:lastRow="0" w:noHBand="0" w:noVBand="1" w:val="04A0"/>
       </w:tblPr>
       <w:tblGrid>
@@ -6035,7 +6035,7 @@
       <w:tr>
         <w:tc>
           <w:tcPr>
-            <w:tcW w:type="dxa" w:w="2160"/>
+            <w:tcW w:type="dxa" w:w="3024"/>
           </w:tcPr>
           <w:p>
             <w:pPr>
@@ -6053,7 +6053,7 @@
         </w:tc>
         <w:tc>
           <w:tcPr>
-            <w:tcW w:type="dxa" w:w="4319"/>
+            <w:tcW w:type="dxa" w:w="3024"/>
           </w:tcPr>
           <w:p>
             <w:pPr>
@@ -6071,7 +6071,7 @@
         </w:tc>
         <w:tc>
           <w:tcPr>
-            <w:tcW w:type="dxa" w:w="2592"/>
+            <w:tcW w:type="dxa" w:w="3024"/>
           </w:tcPr>
           <w:p>
             <w:pPr>
@@ -6091,7 +6091,7 @@
       <w:tr>
         <w:tc>
           <w:tcPr>
-            <w:tcW w:type="dxa" w:w="2160"/>
+            <w:tcW w:type="dxa" w:w="3024"/>
           </w:tcPr>
           <w:p>
             <w:pPr>
@@ -6108,7 +6108,7 @@
         </w:tc>
         <w:tc>
           <w:tcPr>
-            <w:tcW w:type="dxa" w:w="4319"/>
+            <w:tcW w:type="dxa" w:w="3024"/>
           </w:tcPr>
           <w:p>
             <w:pPr>
@@ -6125,7 +6125,7 @@
         </w:tc>
         <w:tc>
           <w:tcPr>
-            <w:tcW w:type="dxa" w:w="2592"/>
+            <w:tcW w:type="dxa" w:w="3024"/>
           </w:tcPr>
           <w:p>
             <w:pPr>
@@ -6144,7 +6144,7 @@
       <w:tr>
         <w:tc>
           <w:tcPr>
-            <w:tcW w:type="dxa" w:w="2160"/>
+            <w:tcW w:type="dxa" w:w="3024"/>
           </w:tcPr>
           <w:p>
             <w:pPr>
@@ -6161,7 +6161,7 @@
         </w:tc>
         <w:tc>
           <w:tcPr>
-            <w:tcW w:type="dxa" w:w="4319"/>
+            <w:tcW w:type="dxa" w:w="3024"/>
           </w:tcPr>
           <w:p>
             <w:pPr>
@@ -6178,7 +6178,7 @@
         </w:tc>
         <w:tc>
           <w:tcPr>
-            <w:tcW w:type="dxa" w:w="2592"/>
+            <w:tcW w:type="dxa" w:w="3024"/>
           </w:tcPr>
           <w:p>
             <w:pPr>
@@ -6197,7 +6197,7 @@
       <w:tr>
         <w:tc>
           <w:tcPr>
-            <w:tcW w:type="dxa" w:w="2160"/>
+            <w:tcW w:type="dxa" w:w="3024"/>
           </w:tcPr>
           <w:p>
             <w:pPr>
@@ -6214,7 +6214,7 @@
         </w:tc>
         <w:tc>
           <w:tcPr>
-            <w:tcW w:type="dxa" w:w="4319"/>
+            <w:tcW w:type="dxa" w:w="3024"/>
           </w:tcPr>
           <w:p>
             <w:pPr>
@@ -6231,7 +6231,7 @@
         </w:tc>
         <w:tc>
           <w:tcPr>
-            <w:tcW w:type="dxa" w:w="2592"/>
+            <w:tcW w:type="dxa" w:w="3024"/>
           </w:tcPr>
           <w:p>
             <w:pPr>
@@ -6250,7 +6250,7 @@
       <w:tr>
         <w:tc>
           <w:tcPr>
-            <w:tcW w:type="dxa" w:w="2160"/>
+            <w:tcW w:type="dxa" w:w="3024"/>
           </w:tcPr>
           <w:p>
             <w:pPr>
@@ -6267,7 +6267,7 @@
         </w:tc>
         <w:tc>
           <w:tcPr>
-            <w:tcW w:type="dxa" w:w="4319"/>
+            <w:tcW w:type="dxa" w:w="3024"/>
           </w:tcPr>
           <w:p>
             <w:pPr>
@@ -6284,7 +6284,7 @@
         </w:tc>
         <w:tc>
           <w:tcPr>
-            <w:tcW w:type="dxa" w:w="2592"/>
+            <w:tcW w:type="dxa" w:w="3024"/>
           </w:tcPr>
           <w:p>
             <w:pPr>
@@ -6303,7 +6303,7 @@
       <w:tr>
         <w:tc>
           <w:tcPr>
-            <w:tcW w:type="dxa" w:w="2160"/>
+            <w:tcW w:type="dxa" w:w="3024"/>
           </w:tcPr>
           <w:p>
             <w:pPr>
@@ -6320,7 +6320,7 @@
         </w:tc>
         <w:tc>
           <w:tcPr>
-            <w:tcW w:type="dxa" w:w="4319"/>
+            <w:tcW w:type="dxa" w:w="3024"/>
           </w:tcPr>
           <w:p>
             <w:pPr>
@@ -6337,7 +6337,7 @@
         </w:tc>
         <w:tc>
           <w:tcPr>
-            <w:tcW w:type="dxa" w:w="2592"/>
+            <w:tcW w:type="dxa" w:w="3024"/>
           </w:tcPr>
           <w:p>
             <w:pPr>
@@ -6356,7 +6356,7 @@
       <w:tr>
         <w:tc>
           <w:tcPr>
-            <w:tcW w:type="dxa" w:w="2160"/>
+            <w:tcW w:type="dxa" w:w="3024"/>
           </w:tcPr>
           <w:p>
             <w:pPr>
@@ -6373,7 +6373,7 @@
         </w:tc>
         <w:tc>
           <w:tcPr>
-            <w:tcW w:type="dxa" w:w="4319"/>
+            <w:tcW w:type="dxa" w:w="3024"/>
           </w:tcPr>
           <w:p>
             <w:pPr>
@@ -6390,7 +6390,7 @@
         </w:tc>
         <w:tc>
           <w:tcPr>
-            <w:tcW w:type="dxa" w:w="2592"/>
+            <w:tcW w:type="dxa" w:w="3024"/>
           </w:tcPr>
           <w:p>
             <w:pPr>
@@ -6409,7 +6409,7 @@
       <w:tr>
         <w:tc>
           <w:tcPr>
-            <w:tcW w:type="dxa" w:w="2160"/>
+            <w:tcW w:type="dxa" w:w="3024"/>
           </w:tcPr>
           <w:p>
             <w:pPr>
@@ -6426,7 +6426,7 @@
         </w:tc>
         <w:tc>
           <w:tcPr>
-            <w:tcW w:type="dxa" w:w="4319"/>
+            <w:tcW w:type="dxa" w:w="3024"/>
           </w:tcPr>
           <w:p>
             <w:pPr>
@@ -6443,7 +6443,7 @@
         </w:tc>
         <w:tc>
           <w:tcPr>
-            <w:tcW w:type="dxa" w:w="2592"/>
+            <w:tcW w:type="dxa" w:w="3024"/>
           </w:tcPr>
           <w:p>
             <w:pPr>
@@ -6462,7 +6462,7 @@
       <w:tr>
         <w:tc>
           <w:tcPr>
-            <w:tcW w:type="dxa" w:w="2160"/>
+            <w:tcW w:type="dxa" w:w="3024"/>
           </w:tcPr>
           <w:p>
             <w:pPr>
@@ -6479,7 +6479,7 @@
         </w:tc>
         <w:tc>
           <w:tcPr>
-            <w:tcW w:type="dxa" w:w="4319"/>
+            <w:tcW w:type="dxa" w:w="3024"/>
           </w:tcPr>
           <w:p>
             <w:pPr>
@@ -6496,7 +6496,7 @@
         </w:tc>
         <w:tc>
           <w:tcPr>
-            <w:tcW w:type="dxa" w:w="2592"/>
+            <w:tcW w:type="dxa" w:w="3024"/>
           </w:tcPr>
           <w:p>
             <w:pPr>
@@ -6515,7 +6515,7 @@
       <w:tr>
         <w:tc>
           <w:tcPr>
-            <w:tcW w:type="dxa" w:w="2160"/>
+            <w:tcW w:type="dxa" w:w="3024"/>
           </w:tcPr>
           <w:p>
             <w:pPr>
@@ -6532,7 +6532,7 @@
         </w:tc>
         <w:tc>
           <w:tcPr>
-            <w:tcW w:type="dxa" w:w="4319"/>
+            <w:tcW w:type="dxa" w:w="3024"/>
           </w:tcPr>
           <w:p>
             <w:pPr>
@@ -6549,7 +6549,7 @@
         </w:tc>
         <w:tc>
           <w:tcPr>
-            <w:tcW w:type="dxa" w:w="2592"/>
+            <w:tcW w:type="dxa" w:w="3024"/>
           </w:tcPr>
           <w:p>
             <w:pPr>
@@ -6568,7 +6568,7 @@
       <w:tr>
         <w:tc>
           <w:tcPr>
-            <w:tcW w:type="dxa" w:w="2160"/>
+            <w:tcW w:type="dxa" w:w="3024"/>
           </w:tcPr>
           <w:p>
             <w:pPr>
@@ -6585,7 +6585,7 @@
         </w:tc>
         <w:tc>
           <w:tcPr>
-            <w:tcW w:type="dxa" w:w="4319"/>
+            <w:tcW w:type="dxa" w:w="3024"/>
           </w:tcPr>
           <w:p>
             <w:pPr>
@@ -6602,7 +6602,7 @@
         </w:tc>
         <w:tc>
           <w:tcPr>
-            <w:tcW w:type="dxa" w:w="2592"/>
+            <w:tcW w:type="dxa" w:w="3024"/>
           </w:tcPr>
           <w:p>
             <w:pPr>
@@ -6621,7 +6621,7 @@
       <w:tr>
         <w:tc>
           <w:tcPr>
-            <w:tcW w:type="dxa" w:w="2160"/>
+            <w:tcW w:type="dxa" w:w="3024"/>
           </w:tcPr>
           <w:p>
             <w:pPr>
@@ -6638,7 +6638,7 @@
         </w:tc>
         <w:tc>
           <w:tcPr>
-            <w:tcW w:type="dxa" w:w="4319"/>
+            <w:tcW w:type="dxa" w:w="3024"/>
           </w:tcPr>
           <w:p>
             <w:pPr>
@@ -6655,7 +6655,7 @@
         </w:tc>
         <w:tc>
           <w:tcPr>
-            <w:tcW w:type="dxa" w:w="2592"/>
+            <w:tcW w:type="dxa" w:w="3024"/>
           </w:tcPr>
           <w:p>
             <w:pPr>
@@ -6712,7 +6712,7 @@
         <w:tblStyle w:val="TableGrid"/>
         <w:tblW w:type="auto" w:w="0"/>
         <w:jc w:val="center"/>
-        <w:tblLayout w:type="fixed"/>
+        <w:tblLayout w:type="autofit"/>
         <w:tblLook w:firstColumn="1" w:firstRow="1" w:lastColumn="0" w:lastRow="0" w:noHBand="0" w:noVBand="1" w:val="04A0"/>
       </w:tblPr>
       <w:tblGrid>
@@ -6722,7 +6722,7 @@
       <w:tr>
         <w:tc>
           <w:tcPr>
-            <w:tcW w:type="dxa" w:w="1890"/>
+            <w:tcW w:type="dxa" w:w="4536"/>
           </w:tcPr>
           <w:p>
             <w:pPr>
@@ -6740,7 +6740,7 @@
         </w:tc>
         <w:tc>
           <w:tcPr>
-            <w:tcW w:type="dxa" w:w="7181"/>
+            <w:tcW w:type="dxa" w:w="4536"/>
           </w:tcPr>
           <w:p>
             <w:pPr>
@@ -6760,7 +6760,7 @@
       <w:tr>
         <w:tc>
           <w:tcPr>
-            <w:tcW w:type="dxa" w:w="1890"/>
+            <w:tcW w:type="dxa" w:w="4536"/>
           </w:tcPr>
           <w:p>
             <w:pPr>
@@ -6777,7 +6777,7 @@
         </w:tc>
         <w:tc>
           <w:tcPr>
-            <w:tcW w:type="dxa" w:w="7181"/>
+            <w:tcW w:type="dxa" w:w="4536"/>
           </w:tcPr>
           <w:p>
             <w:pPr>
@@ -6796,7 +6796,7 @@
       <w:tr>
         <w:tc>
           <w:tcPr>
-            <w:tcW w:type="dxa" w:w="1890"/>
+            <w:tcW w:type="dxa" w:w="4536"/>
           </w:tcPr>
           <w:p>
             <w:pPr>
@@ -6813,7 +6813,7 @@
         </w:tc>
         <w:tc>
           <w:tcPr>
-            <w:tcW w:type="dxa" w:w="7181"/>
+            <w:tcW w:type="dxa" w:w="4536"/>
           </w:tcPr>
           <w:p>
             <w:pPr>
@@ -6832,7 +6832,7 @@
       <w:tr>
         <w:tc>
           <w:tcPr>
-            <w:tcW w:type="dxa" w:w="1890"/>
+            <w:tcW w:type="dxa" w:w="4536"/>
           </w:tcPr>
           <w:p>
             <w:pPr>
@@ -6849,7 +6849,7 @@
         </w:tc>
         <w:tc>
           <w:tcPr>
-            <w:tcW w:type="dxa" w:w="7181"/>
+            <w:tcW w:type="dxa" w:w="4536"/>
           </w:tcPr>
           <w:p>
             <w:pPr>

--- a/docs/docx/详细设计说明书.docx
+++ b/docs/docx/详细设计说明书.docx
@@ -160,7 +160,7 @@
         <w:tblStyle w:val="TableGrid"/>
         <w:tblW w:type="auto" w:w="0"/>
         <w:jc w:val="center"/>
-        <w:tblLayout w:type="autofit"/>
+        <w:tblLayout w:type="fixed"/>
         <w:tblLook w:firstColumn="1" w:firstRow="1" w:lastColumn="0" w:lastRow="0" w:noHBand="0" w:noVBand="1" w:val="04A0"/>
       </w:tblPr>
       <w:tblGrid>
@@ -170,7 +170,7 @@
       <w:tr>
         <w:tc>
           <w:tcPr>
-            <w:tcW w:type="dxa" w:w="4536"/>
+            <w:tcW w:type="dxa" w:w="3507"/>
           </w:tcPr>
           <w:p>
             <w:pPr>
@@ -188,7 +188,7 @@
         </w:tc>
         <w:tc>
           <w:tcPr>
-            <w:tcW w:type="dxa" w:w="4536"/>
+            <w:tcW w:type="dxa" w:w="5563"/>
           </w:tcPr>
           <w:p>
             <w:pPr>
@@ -208,7 +208,7 @@
       <w:tr>
         <w:tc>
           <w:tcPr>
-            <w:tcW w:type="dxa" w:w="4536"/>
+            <w:tcW w:type="dxa" w:w="3507"/>
           </w:tcPr>
           <w:p>
             <w:pPr>
@@ -225,7 +225,7 @@
         </w:tc>
         <w:tc>
           <w:tcPr>
-            <w:tcW w:type="dxa" w:w="4536"/>
+            <w:tcW w:type="dxa" w:w="5563"/>
           </w:tcPr>
           <w:p>
             <w:pPr>
@@ -244,7 +244,7 @@
       <w:tr>
         <w:tc>
           <w:tcPr>
-            <w:tcW w:type="dxa" w:w="4536"/>
+            <w:tcW w:type="dxa" w:w="3507"/>
           </w:tcPr>
           <w:p>
             <w:pPr>
@@ -261,7 +261,7 @@
         </w:tc>
         <w:tc>
           <w:tcPr>
-            <w:tcW w:type="dxa" w:w="4536"/>
+            <w:tcW w:type="dxa" w:w="5563"/>
           </w:tcPr>
           <w:p>
             <w:pPr>
@@ -280,7 +280,7 @@
       <w:tr>
         <w:tc>
           <w:tcPr>
-            <w:tcW w:type="dxa" w:w="4536"/>
+            <w:tcW w:type="dxa" w:w="3507"/>
           </w:tcPr>
           <w:p>
             <w:pPr>
@@ -297,7 +297,7 @@
         </w:tc>
         <w:tc>
           <w:tcPr>
-            <w:tcW w:type="dxa" w:w="4536"/>
+            <w:tcW w:type="dxa" w:w="5563"/>
           </w:tcPr>
           <w:p>
             <w:pPr>
@@ -316,7 +316,7 @@
       <w:tr>
         <w:tc>
           <w:tcPr>
-            <w:tcW w:type="dxa" w:w="4536"/>
+            <w:tcW w:type="dxa" w:w="3507"/>
           </w:tcPr>
           <w:p>
             <w:pPr>
@@ -333,7 +333,7 @@
         </w:tc>
         <w:tc>
           <w:tcPr>
-            <w:tcW w:type="dxa" w:w="4536"/>
+            <w:tcW w:type="dxa" w:w="5563"/>
           </w:tcPr>
           <w:p>
             <w:pPr>
@@ -852,7 +852,7 @@
         <w:tblStyle w:val="TableGrid"/>
         <w:tblW w:type="auto" w:w="0"/>
         <w:jc w:val="center"/>
-        <w:tblLayout w:type="autofit"/>
+        <w:tblLayout w:type="fixed"/>
         <w:tblLook w:firstColumn="1" w:firstRow="1" w:lastColumn="0" w:lastRow="0" w:noHBand="0" w:noVBand="1" w:val="04A0"/>
       </w:tblPr>
       <w:tblGrid>
@@ -863,7 +863,7 @@
       <w:tr>
         <w:tc>
           <w:tcPr>
-            <w:tcW w:type="dxa" w:w="3024"/>
+            <w:tcW w:type="dxa" w:w="1701"/>
           </w:tcPr>
           <w:p>
             <w:pPr>
@@ -881,7 +881,7 @@
         </w:tc>
         <w:tc>
           <w:tcPr>
-            <w:tcW w:type="dxa" w:w="3024"/>
+            <w:tcW w:type="dxa" w:w="6520"/>
           </w:tcPr>
           <w:p>
             <w:pPr>
@@ -899,7 +899,7 @@
         </w:tc>
         <w:tc>
           <w:tcPr>
-            <w:tcW w:type="dxa" w:w="3024"/>
+            <w:tcW w:type="dxa" w:w="1701"/>
           </w:tcPr>
           <w:p>
             <w:pPr>
@@ -919,7 +919,7 @@
       <w:tr>
         <w:tc>
           <w:tcPr>
-            <w:tcW w:type="dxa" w:w="3024"/>
+            <w:tcW w:type="dxa" w:w="1701"/>
           </w:tcPr>
           <w:p>
             <w:pPr>
@@ -936,7 +936,7 @@
         </w:tc>
         <w:tc>
           <w:tcPr>
-            <w:tcW w:type="dxa" w:w="3024"/>
+            <w:tcW w:type="dxa" w:w="6520"/>
           </w:tcPr>
           <w:p>
             <w:pPr>
@@ -953,7 +953,7 @@
         </w:tc>
         <w:tc>
           <w:tcPr>
-            <w:tcW w:type="dxa" w:w="3024"/>
+            <w:tcW w:type="dxa" w:w="1701"/>
           </w:tcPr>
           <w:p>
             <w:pPr>
@@ -972,7 +972,7 @@
       <w:tr>
         <w:tc>
           <w:tcPr>
-            <w:tcW w:type="dxa" w:w="3024"/>
+            <w:tcW w:type="dxa" w:w="1701"/>
           </w:tcPr>
           <w:p>
             <w:pPr>
@@ -989,7 +989,7 @@
         </w:tc>
         <w:tc>
           <w:tcPr>
-            <w:tcW w:type="dxa" w:w="3024"/>
+            <w:tcW w:type="dxa" w:w="6520"/>
           </w:tcPr>
           <w:p>
             <w:pPr>
@@ -1006,7 +1006,7 @@
         </w:tc>
         <w:tc>
           <w:tcPr>
-            <w:tcW w:type="dxa" w:w="3024"/>
+            <w:tcW w:type="dxa" w:w="1701"/>
           </w:tcPr>
           <w:p>
             <w:pPr>
@@ -1025,7 +1025,7 @@
       <w:tr>
         <w:tc>
           <w:tcPr>
-            <w:tcW w:type="dxa" w:w="3024"/>
+            <w:tcW w:type="dxa" w:w="1701"/>
           </w:tcPr>
           <w:p>
             <w:pPr>
@@ -1042,7 +1042,7 @@
         </w:tc>
         <w:tc>
           <w:tcPr>
-            <w:tcW w:type="dxa" w:w="3024"/>
+            <w:tcW w:type="dxa" w:w="6520"/>
           </w:tcPr>
           <w:p>
             <w:pPr>
@@ -1059,7 +1059,7 @@
         </w:tc>
         <w:tc>
           <w:tcPr>
-            <w:tcW w:type="dxa" w:w="3024"/>
+            <w:tcW w:type="dxa" w:w="1701"/>
           </w:tcPr>
           <w:p>
             <w:pPr>
@@ -1078,7 +1078,7 @@
       <w:tr>
         <w:tc>
           <w:tcPr>
-            <w:tcW w:type="dxa" w:w="3024"/>
+            <w:tcW w:type="dxa" w:w="1701"/>
           </w:tcPr>
           <w:p>
             <w:pPr>
@@ -1095,7 +1095,7 @@
         </w:tc>
         <w:tc>
           <w:tcPr>
-            <w:tcW w:type="dxa" w:w="3024"/>
+            <w:tcW w:type="dxa" w:w="6520"/>
           </w:tcPr>
           <w:p>
             <w:pPr>
@@ -1112,7 +1112,7 @@
         </w:tc>
         <w:tc>
           <w:tcPr>
-            <w:tcW w:type="dxa" w:w="3024"/>
+            <w:tcW w:type="dxa" w:w="1701"/>
           </w:tcPr>
           <w:p>
             <w:pPr>
@@ -1340,7 +1340,7 @@
         <w:tblStyle w:val="TableGrid"/>
         <w:tblW w:type="auto" w:w="0"/>
         <w:jc w:val="center"/>
-        <w:tblLayout w:type="autofit"/>
+        <w:tblLayout w:type="fixed"/>
         <w:tblLook w:firstColumn="1" w:firstRow="1" w:lastColumn="0" w:lastRow="0" w:noHBand="0" w:noVBand="1" w:val="04A0"/>
       </w:tblPr>
       <w:tblGrid>
@@ -1351,7 +1351,7 @@
       <w:tr>
         <w:tc>
           <w:tcPr>
-            <w:tcW w:type="dxa" w:w="3024"/>
+            <w:tcW w:type="dxa" w:w="1701"/>
           </w:tcPr>
           <w:p>
             <w:pPr>
@@ -1369,7 +1369,7 @@
         </w:tc>
         <w:tc>
           <w:tcPr>
-            <w:tcW w:type="dxa" w:w="3024"/>
+            <w:tcW w:type="dxa" w:w="3830"/>
           </w:tcPr>
           <w:p>
             <w:pPr>
@@ -1387,7 +1387,7 @@
         </w:tc>
         <w:tc>
           <w:tcPr>
-            <w:tcW w:type="dxa" w:w="3024"/>
+            <w:tcW w:type="dxa" w:w="4031"/>
           </w:tcPr>
           <w:p>
             <w:pPr>
@@ -1407,7 +1407,7 @@
       <w:tr>
         <w:tc>
           <w:tcPr>
-            <w:tcW w:type="dxa" w:w="3024"/>
+            <w:tcW w:type="dxa" w:w="1701"/>
           </w:tcPr>
           <w:p>
             <w:pPr>
@@ -1424,7 +1424,7 @@
         </w:tc>
         <w:tc>
           <w:tcPr>
-            <w:tcW w:type="dxa" w:w="3024"/>
+            <w:tcW w:type="dxa" w:w="3830"/>
           </w:tcPr>
           <w:p>
             <w:pPr>
@@ -1441,7 +1441,7 @@
         </w:tc>
         <w:tc>
           <w:tcPr>
-            <w:tcW w:type="dxa" w:w="3024"/>
+            <w:tcW w:type="dxa" w:w="4031"/>
           </w:tcPr>
           <w:p>
             <w:pPr>
@@ -1460,7 +1460,7 @@
       <w:tr>
         <w:tc>
           <w:tcPr>
-            <w:tcW w:type="dxa" w:w="3024"/>
+            <w:tcW w:type="dxa" w:w="1701"/>
           </w:tcPr>
           <w:p>
             <w:pPr>
@@ -1477,7 +1477,7 @@
         </w:tc>
         <w:tc>
           <w:tcPr>
-            <w:tcW w:type="dxa" w:w="3024"/>
+            <w:tcW w:type="dxa" w:w="3830"/>
           </w:tcPr>
           <w:p>
             <w:pPr>
@@ -1494,7 +1494,7 @@
         </w:tc>
         <w:tc>
           <w:tcPr>
-            <w:tcW w:type="dxa" w:w="3024"/>
+            <w:tcW w:type="dxa" w:w="4031"/>
           </w:tcPr>
           <w:p>
             <w:pPr>
@@ -1513,7 +1513,7 @@
       <w:tr>
         <w:tc>
           <w:tcPr>
-            <w:tcW w:type="dxa" w:w="3024"/>
+            <w:tcW w:type="dxa" w:w="1701"/>
           </w:tcPr>
           <w:p>
             <w:pPr>
@@ -1530,7 +1530,7 @@
         </w:tc>
         <w:tc>
           <w:tcPr>
-            <w:tcW w:type="dxa" w:w="3024"/>
+            <w:tcW w:type="dxa" w:w="3830"/>
           </w:tcPr>
           <w:p>
             <w:pPr>
@@ -1547,7 +1547,7 @@
         </w:tc>
         <w:tc>
           <w:tcPr>
-            <w:tcW w:type="dxa" w:w="3024"/>
+            <w:tcW w:type="dxa" w:w="4031"/>
           </w:tcPr>
           <w:p>
             <w:pPr>
@@ -1566,7 +1566,7 @@
       <w:tr>
         <w:tc>
           <w:tcPr>
-            <w:tcW w:type="dxa" w:w="3024"/>
+            <w:tcW w:type="dxa" w:w="1701"/>
           </w:tcPr>
           <w:p>
             <w:pPr>
@@ -1583,7 +1583,7 @@
         </w:tc>
         <w:tc>
           <w:tcPr>
-            <w:tcW w:type="dxa" w:w="3024"/>
+            <w:tcW w:type="dxa" w:w="3830"/>
           </w:tcPr>
           <w:p>
             <w:pPr>
@@ -1600,7 +1600,7 @@
         </w:tc>
         <w:tc>
           <w:tcPr>
-            <w:tcW w:type="dxa" w:w="3024"/>
+            <w:tcW w:type="dxa" w:w="4031"/>
           </w:tcPr>
           <w:p>
             <w:pPr>
@@ -1619,7 +1619,7 @@
       <w:tr>
         <w:tc>
           <w:tcPr>
-            <w:tcW w:type="dxa" w:w="3024"/>
+            <w:tcW w:type="dxa" w:w="1701"/>
           </w:tcPr>
           <w:p>
             <w:pPr>
@@ -1636,7 +1636,7 @@
         </w:tc>
         <w:tc>
           <w:tcPr>
-            <w:tcW w:type="dxa" w:w="3024"/>
+            <w:tcW w:type="dxa" w:w="3830"/>
           </w:tcPr>
           <w:p>
             <w:pPr>
@@ -1653,7 +1653,7 @@
         </w:tc>
         <w:tc>
           <w:tcPr>
-            <w:tcW w:type="dxa" w:w="3024"/>
+            <w:tcW w:type="dxa" w:w="4031"/>
           </w:tcPr>
           <w:p>
             <w:pPr>
@@ -1879,7 +1879,7 @@
         <w:tblStyle w:val="TableGrid"/>
         <w:tblW w:type="auto" w:w="0"/>
         <w:jc w:val="center"/>
-        <w:tblLayout w:type="autofit"/>
+        <w:tblLayout w:type="fixed"/>
         <w:tblLook w:firstColumn="1" w:firstRow="1" w:lastColumn="0" w:lastRow="0" w:noHBand="0" w:noVBand="1" w:val="04A0"/>
       </w:tblPr>
       <w:tblGrid>
@@ -1890,7 +1890,7 @@
       <w:tr>
         <w:tc>
           <w:tcPr>
-            <w:tcW w:type="dxa" w:w="3024"/>
+            <w:tcW w:type="dxa" w:w="1701"/>
           </w:tcPr>
           <w:p>
             <w:pPr>
@@ -1908,7 +1908,7 @@
         </w:tc>
         <w:tc>
           <w:tcPr>
-            <w:tcW w:type="dxa" w:w="3024"/>
+            <w:tcW w:type="dxa" w:w="7971"/>
           </w:tcPr>
           <w:p>
             <w:pPr>
@@ -1926,7 +1926,7 @@
         </w:tc>
         <w:tc>
           <w:tcPr>
-            <w:tcW w:type="dxa" w:w="3024"/>
+            <w:tcW w:type="dxa" w:w="1701"/>
           </w:tcPr>
           <w:p>
             <w:pPr>
@@ -1946,7 +1946,7 @@
       <w:tr>
         <w:tc>
           <w:tcPr>
-            <w:tcW w:type="dxa" w:w="3024"/>
+            <w:tcW w:type="dxa" w:w="1701"/>
           </w:tcPr>
           <w:p>
             <w:pPr>
@@ -1963,7 +1963,7 @@
         </w:tc>
         <w:tc>
           <w:tcPr>
-            <w:tcW w:type="dxa" w:w="3024"/>
+            <w:tcW w:type="dxa" w:w="7971"/>
           </w:tcPr>
           <w:p>
             <w:pPr>
@@ -1980,7 +1980,7 @@
         </w:tc>
         <w:tc>
           <w:tcPr>
-            <w:tcW w:type="dxa" w:w="3024"/>
+            <w:tcW w:type="dxa" w:w="1701"/>
           </w:tcPr>
           <w:p>
             <w:pPr>
@@ -2230,7 +2230,7 @@
         <w:tblStyle w:val="TableGrid"/>
         <w:tblW w:type="auto" w:w="0"/>
         <w:jc w:val="center"/>
-        <w:tblLayout w:type="autofit"/>
+        <w:tblLayout w:type="fixed"/>
         <w:tblLook w:firstColumn="1" w:firstRow="1" w:lastColumn="0" w:lastRow="0" w:noHBand="0" w:noVBand="1" w:val="04A0"/>
       </w:tblPr>
       <w:tblGrid>
@@ -2241,7 +2241,7 @@
       <w:tr>
         <w:tc>
           <w:tcPr>
-            <w:tcW w:type="dxa" w:w="3024"/>
+            <w:tcW w:type="dxa" w:w="1701"/>
           </w:tcPr>
           <w:p>
             <w:pPr>
@@ -2259,7 +2259,7 @@
         </w:tc>
         <w:tc>
           <w:tcPr>
-            <w:tcW w:type="dxa" w:w="3024"/>
+            <w:tcW w:type="dxa" w:w="4783"/>
           </w:tcPr>
           <w:p>
             <w:pPr>
@@ -2277,7 +2277,7 @@
         </w:tc>
         <w:tc>
           <w:tcPr>
-            <w:tcW w:type="dxa" w:w="3024"/>
+            <w:tcW w:type="dxa" w:w="3298"/>
           </w:tcPr>
           <w:p>
             <w:pPr>
@@ -2297,7 +2297,7 @@
       <w:tr>
         <w:tc>
           <w:tcPr>
-            <w:tcW w:type="dxa" w:w="3024"/>
+            <w:tcW w:type="dxa" w:w="1701"/>
           </w:tcPr>
           <w:p>
             <w:pPr>
@@ -2314,7 +2314,7 @@
         </w:tc>
         <w:tc>
           <w:tcPr>
-            <w:tcW w:type="dxa" w:w="3024"/>
+            <w:tcW w:type="dxa" w:w="4783"/>
           </w:tcPr>
           <w:p>
             <w:pPr>
@@ -2331,7 +2331,7 @@
         </w:tc>
         <w:tc>
           <w:tcPr>
-            <w:tcW w:type="dxa" w:w="3024"/>
+            <w:tcW w:type="dxa" w:w="3298"/>
           </w:tcPr>
           <w:p>
             <w:pPr>
@@ -2350,7 +2350,7 @@
       <w:tr>
         <w:tc>
           <w:tcPr>
-            <w:tcW w:type="dxa" w:w="3024"/>
+            <w:tcW w:type="dxa" w:w="1701"/>
           </w:tcPr>
           <w:p>
             <w:pPr>
@@ -2367,7 +2367,7 @@
         </w:tc>
         <w:tc>
           <w:tcPr>
-            <w:tcW w:type="dxa" w:w="3024"/>
+            <w:tcW w:type="dxa" w:w="4783"/>
           </w:tcPr>
           <w:p>
             <w:pPr>
@@ -2384,7 +2384,7 @@
         </w:tc>
         <w:tc>
           <w:tcPr>
-            <w:tcW w:type="dxa" w:w="3024"/>
+            <w:tcW w:type="dxa" w:w="3298"/>
           </w:tcPr>
           <w:p>
             <w:pPr>
@@ -2403,7 +2403,7 @@
       <w:tr>
         <w:tc>
           <w:tcPr>
-            <w:tcW w:type="dxa" w:w="3024"/>
+            <w:tcW w:type="dxa" w:w="1701"/>
           </w:tcPr>
           <w:p>
             <w:pPr>
@@ -2420,7 +2420,7 @@
         </w:tc>
         <w:tc>
           <w:tcPr>
-            <w:tcW w:type="dxa" w:w="3024"/>
+            <w:tcW w:type="dxa" w:w="4783"/>
           </w:tcPr>
           <w:p>
             <w:pPr>
@@ -2437,7 +2437,7 @@
         </w:tc>
         <w:tc>
           <w:tcPr>
-            <w:tcW w:type="dxa" w:w="3024"/>
+            <w:tcW w:type="dxa" w:w="3298"/>
           </w:tcPr>
           <w:p>
             <w:pPr>
@@ -2456,7 +2456,7 @@
       <w:tr>
         <w:tc>
           <w:tcPr>
-            <w:tcW w:type="dxa" w:w="3024"/>
+            <w:tcW w:type="dxa" w:w="1701"/>
           </w:tcPr>
           <w:p>
             <w:pPr>
@@ -2473,7 +2473,7 @@
         </w:tc>
         <w:tc>
           <w:tcPr>
-            <w:tcW w:type="dxa" w:w="3024"/>
+            <w:tcW w:type="dxa" w:w="4783"/>
           </w:tcPr>
           <w:p>
             <w:pPr>
@@ -2490,7 +2490,7 @@
         </w:tc>
         <w:tc>
           <w:tcPr>
-            <w:tcW w:type="dxa" w:w="3024"/>
+            <w:tcW w:type="dxa" w:w="3298"/>
           </w:tcPr>
           <w:p>
             <w:pPr>
@@ -2509,7 +2509,7 @@
       <w:tr>
         <w:tc>
           <w:tcPr>
-            <w:tcW w:type="dxa" w:w="3024"/>
+            <w:tcW w:type="dxa" w:w="1701"/>
           </w:tcPr>
           <w:p>
             <w:pPr>
@@ -2526,7 +2526,7 @@
         </w:tc>
         <w:tc>
           <w:tcPr>
-            <w:tcW w:type="dxa" w:w="3024"/>
+            <w:tcW w:type="dxa" w:w="4783"/>
           </w:tcPr>
           <w:p>
             <w:pPr>
@@ -2543,7 +2543,7 @@
         </w:tc>
         <w:tc>
           <w:tcPr>
-            <w:tcW w:type="dxa" w:w="3024"/>
+            <w:tcW w:type="dxa" w:w="3298"/>
           </w:tcPr>
           <w:p>
             <w:pPr>
@@ -2562,7 +2562,7 @@
       <w:tr>
         <w:tc>
           <w:tcPr>
-            <w:tcW w:type="dxa" w:w="3024"/>
+            <w:tcW w:type="dxa" w:w="1701"/>
           </w:tcPr>
           <w:p>
             <w:pPr>
@@ -2579,7 +2579,7 @@
         </w:tc>
         <w:tc>
           <w:tcPr>
-            <w:tcW w:type="dxa" w:w="3024"/>
+            <w:tcW w:type="dxa" w:w="4783"/>
           </w:tcPr>
           <w:p>
             <w:pPr>
@@ -2596,7 +2596,7 @@
         </w:tc>
         <w:tc>
           <w:tcPr>
-            <w:tcW w:type="dxa" w:w="3024"/>
+            <w:tcW w:type="dxa" w:w="3298"/>
           </w:tcPr>
           <w:p>
             <w:pPr>
@@ -2615,7 +2615,7 @@
       <w:tr>
         <w:tc>
           <w:tcPr>
-            <w:tcW w:type="dxa" w:w="3024"/>
+            <w:tcW w:type="dxa" w:w="1701"/>
           </w:tcPr>
           <w:p>
             <w:pPr>
@@ -2632,7 +2632,7 @@
         </w:tc>
         <w:tc>
           <w:tcPr>
-            <w:tcW w:type="dxa" w:w="3024"/>
+            <w:tcW w:type="dxa" w:w="4783"/>
           </w:tcPr>
           <w:p>
             <w:pPr>
@@ -2649,7 +2649,7 @@
         </w:tc>
         <w:tc>
           <w:tcPr>
-            <w:tcW w:type="dxa" w:w="3024"/>
+            <w:tcW w:type="dxa" w:w="3298"/>
           </w:tcPr>
           <w:p>
             <w:pPr>
@@ -2873,7 +2873,7 @@
         <w:tblStyle w:val="TableGrid"/>
         <w:tblW w:type="auto" w:w="0"/>
         <w:jc w:val="center"/>
-        <w:tblLayout w:type="autofit"/>
+        <w:tblLayout w:type="fixed"/>
         <w:tblLook w:firstColumn="1" w:firstRow="1" w:lastColumn="0" w:lastRow="0" w:noHBand="0" w:noVBand="1" w:val="04A0"/>
       </w:tblPr>
       <w:tblGrid>
@@ -2884,7 +2884,7 @@
       <w:tr>
         <w:tc>
           <w:tcPr>
-            <w:tcW w:type="dxa" w:w="3024"/>
+            <w:tcW w:type="dxa" w:w="1701"/>
           </w:tcPr>
           <w:p>
             <w:pPr>
@@ -2902,7 +2902,7 @@
         </w:tc>
         <w:tc>
           <w:tcPr>
-            <w:tcW w:type="dxa" w:w="3024"/>
+            <w:tcW w:type="dxa" w:w="4933"/>
           </w:tcPr>
           <w:p>
             <w:pPr>
@@ -2920,7 +2920,7 @@
         </w:tc>
         <w:tc>
           <w:tcPr>
-            <w:tcW w:type="dxa" w:w="3024"/>
+            <w:tcW w:type="dxa" w:w="3183"/>
           </w:tcPr>
           <w:p>
             <w:pPr>
@@ -2940,7 +2940,7 @@
       <w:tr>
         <w:tc>
           <w:tcPr>
-            <w:tcW w:type="dxa" w:w="3024"/>
+            <w:tcW w:type="dxa" w:w="1701"/>
           </w:tcPr>
           <w:p>
             <w:pPr>
@@ -2957,7 +2957,7 @@
         </w:tc>
         <w:tc>
           <w:tcPr>
-            <w:tcW w:type="dxa" w:w="3024"/>
+            <w:tcW w:type="dxa" w:w="4933"/>
           </w:tcPr>
           <w:p>
             <w:pPr>
@@ -2974,7 +2974,7 @@
         </w:tc>
         <w:tc>
           <w:tcPr>
-            <w:tcW w:type="dxa" w:w="3024"/>
+            <w:tcW w:type="dxa" w:w="3183"/>
           </w:tcPr>
           <w:p>
             <w:pPr>
@@ -2993,7 +2993,7 @@
       <w:tr>
         <w:tc>
           <w:tcPr>
-            <w:tcW w:type="dxa" w:w="3024"/>
+            <w:tcW w:type="dxa" w:w="1701"/>
           </w:tcPr>
           <w:p>
             <w:pPr>
@@ -3010,7 +3010,7 @@
         </w:tc>
         <w:tc>
           <w:tcPr>
-            <w:tcW w:type="dxa" w:w="3024"/>
+            <w:tcW w:type="dxa" w:w="4933"/>
           </w:tcPr>
           <w:p>
             <w:pPr>
@@ -3027,7 +3027,7 @@
         </w:tc>
         <w:tc>
           <w:tcPr>
-            <w:tcW w:type="dxa" w:w="3024"/>
+            <w:tcW w:type="dxa" w:w="3183"/>
           </w:tcPr>
           <w:p>
             <w:pPr>
@@ -3046,7 +3046,7 @@
       <w:tr>
         <w:tc>
           <w:tcPr>
-            <w:tcW w:type="dxa" w:w="3024"/>
+            <w:tcW w:type="dxa" w:w="1701"/>
           </w:tcPr>
           <w:p>
             <w:pPr>
@@ -3063,7 +3063,7 @@
         </w:tc>
         <w:tc>
           <w:tcPr>
-            <w:tcW w:type="dxa" w:w="3024"/>
+            <w:tcW w:type="dxa" w:w="4933"/>
           </w:tcPr>
           <w:p>
             <w:pPr>
@@ -3080,7 +3080,7 @@
         </w:tc>
         <w:tc>
           <w:tcPr>
-            <w:tcW w:type="dxa" w:w="3024"/>
+            <w:tcW w:type="dxa" w:w="3183"/>
           </w:tcPr>
           <w:p>
             <w:pPr>
@@ -3164,7 +3164,7 @@
         <w:tblStyle w:val="TableGrid"/>
         <w:tblW w:type="auto" w:w="0"/>
         <w:jc w:val="center"/>
-        <w:tblLayout w:type="autofit"/>
+        <w:tblLayout w:type="fixed"/>
         <w:tblLook w:firstColumn="1" w:firstRow="1" w:lastColumn="0" w:lastRow="0" w:noHBand="0" w:noVBand="1" w:val="04A0"/>
       </w:tblPr>
       <w:tblGrid>
@@ -3175,7 +3175,7 @@
       <w:tr>
         <w:tc>
           <w:tcPr>
-            <w:tcW w:type="dxa" w:w="3024"/>
+            <w:tcW w:type="dxa" w:w="1701"/>
           </w:tcPr>
           <w:p>
             <w:pPr>
@@ -3193,7 +3193,7 @@
         </w:tc>
         <w:tc>
           <w:tcPr>
-            <w:tcW w:type="dxa" w:w="3024"/>
+            <w:tcW w:type="dxa" w:w="7257"/>
           </w:tcPr>
           <w:p>
             <w:pPr>
@@ -3211,7 +3211,7 @@
         </w:tc>
         <w:tc>
           <w:tcPr>
-            <w:tcW w:type="dxa" w:w="3024"/>
+            <w:tcW w:type="dxa" w:w="1701"/>
           </w:tcPr>
           <w:p>
             <w:pPr>
@@ -3231,7 +3231,7 @@
       <w:tr>
         <w:tc>
           <w:tcPr>
-            <w:tcW w:type="dxa" w:w="3024"/>
+            <w:tcW w:type="dxa" w:w="1701"/>
           </w:tcPr>
           <w:p>
             <w:pPr>
@@ -3248,7 +3248,7 @@
         </w:tc>
         <w:tc>
           <w:tcPr>
-            <w:tcW w:type="dxa" w:w="3024"/>
+            <w:tcW w:type="dxa" w:w="7257"/>
           </w:tcPr>
           <w:p>
             <w:pPr>
@@ -3265,7 +3265,7 @@
         </w:tc>
         <w:tc>
           <w:tcPr>
-            <w:tcW w:type="dxa" w:w="3024"/>
+            <w:tcW w:type="dxa" w:w="1701"/>
           </w:tcPr>
           <w:p>
             <w:pPr>
@@ -3486,7 +3486,7 @@
         <w:tblStyle w:val="TableGrid"/>
         <w:tblW w:type="auto" w:w="0"/>
         <w:jc w:val="center"/>
-        <w:tblLayout w:type="autofit"/>
+        <w:tblLayout w:type="fixed"/>
         <w:tblLook w:firstColumn="1" w:firstRow="1" w:lastColumn="0" w:lastRow="0" w:noHBand="0" w:noVBand="1" w:val="04A0"/>
       </w:tblPr>
       <w:tblGrid>
@@ -3497,7 +3497,7 @@
       <w:tr>
         <w:tc>
           <w:tcPr>
-            <w:tcW w:type="dxa" w:w="3024"/>
+            <w:tcW w:type="dxa" w:w="1701"/>
           </w:tcPr>
           <w:p>
             <w:pPr>
@@ -3515,7 +3515,7 @@
         </w:tc>
         <w:tc>
           <w:tcPr>
-            <w:tcW w:type="dxa" w:w="3024"/>
+            <w:tcW w:type="dxa" w:w="6948"/>
           </w:tcPr>
           <w:p>
             <w:pPr>
@@ -3533,7 +3533,7 @@
         </w:tc>
         <w:tc>
           <w:tcPr>
-            <w:tcW w:type="dxa" w:w="3024"/>
+            <w:tcW w:type="dxa" w:w="1701"/>
           </w:tcPr>
           <w:p>
             <w:pPr>
@@ -3553,7 +3553,7 @@
       <w:tr>
         <w:tc>
           <w:tcPr>
-            <w:tcW w:type="dxa" w:w="3024"/>
+            <w:tcW w:type="dxa" w:w="1701"/>
           </w:tcPr>
           <w:p>
             <w:pPr>
@@ -3570,7 +3570,7 @@
         </w:tc>
         <w:tc>
           <w:tcPr>
-            <w:tcW w:type="dxa" w:w="3024"/>
+            <w:tcW w:type="dxa" w:w="6948"/>
           </w:tcPr>
           <w:p>
             <w:pPr>
@@ -3587,7 +3587,7 @@
         </w:tc>
         <w:tc>
           <w:tcPr>
-            <w:tcW w:type="dxa" w:w="3024"/>
+            <w:tcW w:type="dxa" w:w="1701"/>
           </w:tcPr>
           <w:p>
             <w:pPr>
@@ -3606,7 +3606,7 @@
       <w:tr>
         <w:tc>
           <w:tcPr>
-            <w:tcW w:type="dxa" w:w="3024"/>
+            <w:tcW w:type="dxa" w:w="1701"/>
           </w:tcPr>
           <w:p>
             <w:pPr>
@@ -3623,7 +3623,7 @@
         </w:tc>
         <w:tc>
           <w:tcPr>
-            <w:tcW w:type="dxa" w:w="3024"/>
+            <w:tcW w:type="dxa" w:w="6948"/>
           </w:tcPr>
           <w:p>
             <w:pPr>
@@ -3640,7 +3640,7 @@
         </w:tc>
         <w:tc>
           <w:tcPr>
-            <w:tcW w:type="dxa" w:w="3024"/>
+            <w:tcW w:type="dxa" w:w="1701"/>
           </w:tcPr>
           <w:p>
             <w:pPr>
@@ -3659,7 +3659,7 @@
       <w:tr>
         <w:tc>
           <w:tcPr>
-            <w:tcW w:type="dxa" w:w="3024"/>
+            <w:tcW w:type="dxa" w:w="1701"/>
           </w:tcPr>
           <w:p>
             <w:pPr>
@@ -3676,7 +3676,7 @@
         </w:tc>
         <w:tc>
           <w:tcPr>
-            <w:tcW w:type="dxa" w:w="3024"/>
+            <w:tcW w:type="dxa" w:w="6948"/>
           </w:tcPr>
           <w:p>
             <w:pPr>
@@ -3693,7 +3693,7 @@
         </w:tc>
         <w:tc>
           <w:tcPr>
-            <w:tcW w:type="dxa" w:w="3024"/>
+            <w:tcW w:type="dxa" w:w="1701"/>
           </w:tcPr>
           <w:p>
             <w:pPr>
@@ -3712,7 +3712,7 @@
       <w:tr>
         <w:tc>
           <w:tcPr>
-            <w:tcW w:type="dxa" w:w="3024"/>
+            <w:tcW w:type="dxa" w:w="1701"/>
           </w:tcPr>
           <w:p>
             <w:pPr>
@@ -3729,7 +3729,7 @@
         </w:tc>
         <w:tc>
           <w:tcPr>
-            <w:tcW w:type="dxa" w:w="3024"/>
+            <w:tcW w:type="dxa" w:w="6948"/>
           </w:tcPr>
           <w:p>
             <w:pPr>
@@ -3746,7 +3746,7 @@
         </w:tc>
         <w:tc>
           <w:tcPr>
-            <w:tcW w:type="dxa" w:w="3024"/>
+            <w:tcW w:type="dxa" w:w="1701"/>
           </w:tcPr>
           <w:p>
             <w:pPr>
@@ -3970,7 +3970,7 @@
         <w:tblStyle w:val="TableGrid"/>
         <w:tblW w:type="auto" w:w="0"/>
         <w:jc w:val="center"/>
-        <w:tblLayout w:type="autofit"/>
+        <w:tblLayout w:type="fixed"/>
         <w:tblLook w:firstColumn="1" w:firstRow="1" w:lastColumn="0" w:lastRow="0" w:noHBand="0" w:noVBand="1" w:val="04A0"/>
       </w:tblPr>
       <w:tblGrid>
@@ -3981,7 +3981,7 @@
       <w:tr>
         <w:tc>
           <w:tcPr>
-            <w:tcW w:type="dxa" w:w="3024"/>
+            <w:tcW w:type="dxa" w:w="1701"/>
           </w:tcPr>
           <w:p>
             <w:pPr>
@@ -3999,7 +3999,7 @@
         </w:tc>
         <w:tc>
           <w:tcPr>
-            <w:tcW w:type="dxa" w:w="3024"/>
+            <w:tcW w:type="dxa" w:w="7172"/>
           </w:tcPr>
           <w:p>
             <w:pPr>
@@ -4017,7 +4017,7 @@
         </w:tc>
         <w:tc>
           <w:tcPr>
-            <w:tcW w:type="dxa" w:w="3024"/>
+            <w:tcW w:type="dxa" w:w="1701"/>
           </w:tcPr>
           <w:p>
             <w:pPr>
@@ -4037,7 +4037,7 @@
       <w:tr>
         <w:tc>
           <w:tcPr>
-            <w:tcW w:type="dxa" w:w="3024"/>
+            <w:tcW w:type="dxa" w:w="1701"/>
           </w:tcPr>
           <w:p>
             <w:pPr>
@@ -4054,7 +4054,7 @@
         </w:tc>
         <w:tc>
           <w:tcPr>
-            <w:tcW w:type="dxa" w:w="3024"/>
+            <w:tcW w:type="dxa" w:w="7172"/>
           </w:tcPr>
           <w:p>
             <w:pPr>
@@ -4071,7 +4071,7 @@
         </w:tc>
         <w:tc>
           <w:tcPr>
-            <w:tcW w:type="dxa" w:w="3024"/>
+            <w:tcW w:type="dxa" w:w="1701"/>
           </w:tcPr>
           <w:p>
             <w:pPr>
@@ -4090,7 +4090,7 @@
       <w:tr>
         <w:tc>
           <w:tcPr>
-            <w:tcW w:type="dxa" w:w="3024"/>
+            <w:tcW w:type="dxa" w:w="1701"/>
           </w:tcPr>
           <w:p>
             <w:pPr>
@@ -4107,7 +4107,7 @@
         </w:tc>
         <w:tc>
           <w:tcPr>
-            <w:tcW w:type="dxa" w:w="3024"/>
+            <w:tcW w:type="dxa" w:w="7172"/>
           </w:tcPr>
           <w:p>
             <w:pPr>
@@ -4124,7 +4124,7 @@
         </w:tc>
         <w:tc>
           <w:tcPr>
-            <w:tcW w:type="dxa" w:w="3024"/>
+            <w:tcW w:type="dxa" w:w="1701"/>
           </w:tcPr>
           <w:p>
             <w:pPr>
@@ -4143,7 +4143,7 @@
       <w:tr>
         <w:tc>
           <w:tcPr>
-            <w:tcW w:type="dxa" w:w="3024"/>
+            <w:tcW w:type="dxa" w:w="1701"/>
           </w:tcPr>
           <w:p>
             <w:pPr>
@@ -4160,7 +4160,7 @@
         </w:tc>
         <w:tc>
           <w:tcPr>
-            <w:tcW w:type="dxa" w:w="3024"/>
+            <w:tcW w:type="dxa" w:w="7172"/>
           </w:tcPr>
           <w:p>
             <w:pPr>
@@ -4177,7 +4177,7 @@
         </w:tc>
         <w:tc>
           <w:tcPr>
-            <w:tcW w:type="dxa" w:w="3024"/>
+            <w:tcW w:type="dxa" w:w="1701"/>
           </w:tcPr>
           <w:p>
             <w:pPr>
@@ -4701,7 +4701,7 @@
         <w:tblStyle w:val="TableGrid"/>
         <w:tblW w:type="auto" w:w="0"/>
         <w:jc w:val="center"/>
-        <w:tblLayout w:type="autofit"/>
+        <w:tblLayout w:type="fixed"/>
         <w:tblLook w:firstColumn="1" w:firstRow="1" w:lastColumn="0" w:lastRow="0" w:noHBand="0" w:noVBand="1" w:val="04A0"/>
       </w:tblPr>
       <w:tblGrid>
@@ -4713,7 +4713,7 @@
       <w:tr>
         <w:tc>
           <w:tcPr>
-            <w:tcW w:type="dxa" w:w="2268"/>
+            <w:tcW w:type="dxa" w:w="1701"/>
           </w:tcPr>
           <w:p>
             <w:pPr>
@@ -4731,7 +4731,7 @@
         </w:tc>
         <w:tc>
           <w:tcPr>
-            <w:tcW w:type="dxa" w:w="2268"/>
+            <w:tcW w:type="dxa" w:w="4682"/>
           </w:tcPr>
           <w:p>
             <w:pPr>
@@ -4749,7 +4749,7 @@
         </w:tc>
         <w:tc>
           <w:tcPr>
-            <w:tcW w:type="dxa" w:w="2268"/>
+            <w:tcW w:type="dxa" w:w="3219"/>
           </w:tcPr>
           <w:p>
             <w:pPr>
@@ -4767,7 +4767,7 @@
         </w:tc>
         <w:tc>
           <w:tcPr>
-            <w:tcW w:type="dxa" w:w="2268"/>
+            <w:tcW w:type="dxa" w:w="1701"/>
           </w:tcPr>
           <w:p>
             <w:pPr>
@@ -4787,7 +4787,7 @@
       <w:tr>
         <w:tc>
           <w:tcPr>
-            <w:tcW w:type="dxa" w:w="2268"/>
+            <w:tcW w:type="dxa" w:w="1701"/>
           </w:tcPr>
           <w:p>
             <w:pPr>
@@ -4804,7 +4804,7 @@
         </w:tc>
         <w:tc>
           <w:tcPr>
-            <w:tcW w:type="dxa" w:w="2268"/>
+            <w:tcW w:type="dxa" w:w="4682"/>
           </w:tcPr>
           <w:p>
             <w:pPr>
@@ -4821,7 +4821,7 @@
         </w:tc>
         <w:tc>
           <w:tcPr>
-            <w:tcW w:type="dxa" w:w="2268"/>
+            <w:tcW w:type="dxa" w:w="3219"/>
           </w:tcPr>
           <w:p>
             <w:pPr>
@@ -4838,7 +4838,7 @@
         </w:tc>
         <w:tc>
           <w:tcPr>
-            <w:tcW w:type="dxa" w:w="2268"/>
+            <w:tcW w:type="dxa" w:w="1701"/>
           </w:tcPr>
           <w:p>
             <w:pPr>
@@ -5277,7 +5277,7 @@
         <w:tblStyle w:val="TableGrid"/>
         <w:tblW w:type="auto" w:w="0"/>
         <w:jc w:val="center"/>
-        <w:tblLayout w:type="autofit"/>
+        <w:tblLayout w:type="fixed"/>
         <w:tblLook w:firstColumn="1" w:firstRow="1" w:lastColumn="0" w:lastRow="0" w:noHBand="0" w:noVBand="1" w:val="04A0"/>
       </w:tblPr>
       <w:tblGrid>
@@ -5288,7 +5288,7 @@
       <w:tr>
         <w:tc>
           <w:tcPr>
-            <w:tcW w:type="dxa" w:w="3024"/>
+            <w:tcW w:type="dxa" w:w="1701"/>
           </w:tcPr>
           <w:p>
             <w:pPr>
@@ -5306,7 +5306,7 @@
         </w:tc>
         <w:tc>
           <w:tcPr>
-            <w:tcW w:type="dxa" w:w="3024"/>
+            <w:tcW w:type="dxa" w:w="1701"/>
           </w:tcPr>
           <w:p>
             <w:pPr>
@@ -5324,7 +5324,7 @@
         </w:tc>
         <w:tc>
           <w:tcPr>
-            <w:tcW w:type="dxa" w:w="3024"/>
+            <w:tcW w:type="dxa" w:w="6967"/>
           </w:tcPr>
           <w:p>
             <w:pPr>
@@ -5344,7 +5344,7 @@
       <w:tr>
         <w:tc>
           <w:tcPr>
-            <w:tcW w:type="dxa" w:w="3024"/>
+            <w:tcW w:type="dxa" w:w="1701"/>
           </w:tcPr>
           <w:p>
             <w:pPr>
@@ -5361,7 +5361,7 @@
         </w:tc>
         <w:tc>
           <w:tcPr>
-            <w:tcW w:type="dxa" w:w="3024"/>
+            <w:tcW w:type="dxa" w:w="1701"/>
           </w:tcPr>
           <w:p>
             <w:pPr>
@@ -5378,7 +5378,7 @@
         </w:tc>
         <w:tc>
           <w:tcPr>
-            <w:tcW w:type="dxa" w:w="3024"/>
+            <w:tcW w:type="dxa" w:w="6967"/>
           </w:tcPr>
           <w:p>
             <w:pPr>
@@ -5397,7 +5397,7 @@
       <w:tr>
         <w:tc>
           <w:tcPr>
-            <w:tcW w:type="dxa" w:w="3024"/>
+            <w:tcW w:type="dxa" w:w="1701"/>
           </w:tcPr>
           <w:p>
             <w:pPr>
@@ -5414,7 +5414,7 @@
         </w:tc>
         <w:tc>
           <w:tcPr>
-            <w:tcW w:type="dxa" w:w="3024"/>
+            <w:tcW w:type="dxa" w:w="1701"/>
           </w:tcPr>
           <w:p>
             <w:pPr>
@@ -5431,7 +5431,7 @@
         </w:tc>
         <w:tc>
           <w:tcPr>
-            <w:tcW w:type="dxa" w:w="3024"/>
+            <w:tcW w:type="dxa" w:w="6967"/>
           </w:tcPr>
           <w:p>
             <w:pPr>
@@ -5450,7 +5450,7 @@
       <w:tr>
         <w:tc>
           <w:tcPr>
-            <w:tcW w:type="dxa" w:w="3024"/>
+            <w:tcW w:type="dxa" w:w="1701"/>
           </w:tcPr>
           <w:p>
             <w:pPr>
@@ -5467,7 +5467,7 @@
         </w:tc>
         <w:tc>
           <w:tcPr>
-            <w:tcW w:type="dxa" w:w="3024"/>
+            <w:tcW w:type="dxa" w:w="1701"/>
           </w:tcPr>
           <w:p>
             <w:pPr>
@@ -5484,7 +5484,7 @@
         </w:tc>
         <w:tc>
           <w:tcPr>
-            <w:tcW w:type="dxa" w:w="3024"/>
+            <w:tcW w:type="dxa" w:w="6967"/>
           </w:tcPr>
           <w:p>
             <w:pPr>
@@ -5503,7 +5503,7 @@
       <w:tr>
         <w:tc>
           <w:tcPr>
-            <w:tcW w:type="dxa" w:w="3024"/>
+            <w:tcW w:type="dxa" w:w="1701"/>
           </w:tcPr>
           <w:p>
             <w:pPr>
@@ -5520,7 +5520,7 @@
         </w:tc>
         <w:tc>
           <w:tcPr>
-            <w:tcW w:type="dxa" w:w="3024"/>
+            <w:tcW w:type="dxa" w:w="1701"/>
           </w:tcPr>
           <w:p>
             <w:pPr>
@@ -5537,7 +5537,7 @@
         </w:tc>
         <w:tc>
           <w:tcPr>
-            <w:tcW w:type="dxa" w:w="3024"/>
+            <w:tcW w:type="dxa" w:w="6967"/>
           </w:tcPr>
           <w:p>
             <w:pPr>
@@ -6024,7 +6024,7 @@
         <w:tblStyle w:val="TableGrid"/>
         <w:tblW w:type="auto" w:w="0"/>
         <w:jc w:val="center"/>
-        <w:tblLayout w:type="autofit"/>
+        <w:tblLayout w:type="fixed"/>
         <w:tblLook w:firstColumn="1" w:firstRow="1" w:lastColumn="0" w:lastRow="0" w:noHBand="0" w:noVBand="1" w:val="04A0"/>
       </w:tblPr>
       <w:tblGrid>
@@ -6035,7 +6035,7 @@
       <w:tr>
         <w:tc>
           <w:tcPr>
-            <w:tcW w:type="dxa" w:w="3024"/>
+            <w:tcW w:type="dxa" w:w="2160"/>
           </w:tcPr>
           <w:p>
             <w:pPr>
@@ -6053,7 +6053,7 @@
         </w:tc>
         <w:tc>
           <w:tcPr>
-            <w:tcW w:type="dxa" w:w="3024"/>
+            <w:tcW w:type="dxa" w:w="4319"/>
           </w:tcPr>
           <w:p>
             <w:pPr>
@@ -6071,7 +6071,7 @@
         </w:tc>
         <w:tc>
           <w:tcPr>
-            <w:tcW w:type="dxa" w:w="3024"/>
+            <w:tcW w:type="dxa" w:w="2592"/>
           </w:tcPr>
           <w:p>
             <w:pPr>
@@ -6091,7 +6091,7 @@
       <w:tr>
         <w:tc>
           <w:tcPr>
-            <w:tcW w:type="dxa" w:w="3024"/>
+            <w:tcW w:type="dxa" w:w="2160"/>
           </w:tcPr>
           <w:p>
             <w:pPr>
@@ -6108,7 +6108,7 @@
         </w:tc>
         <w:tc>
           <w:tcPr>
-            <w:tcW w:type="dxa" w:w="3024"/>
+            <w:tcW w:type="dxa" w:w="4319"/>
           </w:tcPr>
           <w:p>
             <w:pPr>
@@ -6125,7 +6125,7 @@
         </w:tc>
         <w:tc>
           <w:tcPr>
-            <w:tcW w:type="dxa" w:w="3024"/>
+            <w:tcW w:type="dxa" w:w="2592"/>
           </w:tcPr>
           <w:p>
             <w:pPr>
@@ -6144,7 +6144,7 @@
       <w:tr>
         <w:tc>
           <w:tcPr>
-            <w:tcW w:type="dxa" w:w="3024"/>
+            <w:tcW w:type="dxa" w:w="2160"/>
           </w:tcPr>
           <w:p>
             <w:pPr>
@@ -6161,7 +6161,7 @@
         </w:tc>
         <w:tc>
           <w:tcPr>
-            <w:tcW w:type="dxa" w:w="3024"/>
+            <w:tcW w:type="dxa" w:w="4319"/>
           </w:tcPr>
           <w:p>
             <w:pPr>
@@ -6178,7 +6178,7 @@
         </w:tc>
         <w:tc>
           <w:tcPr>
-            <w:tcW w:type="dxa" w:w="3024"/>
+            <w:tcW w:type="dxa" w:w="2592"/>
           </w:tcPr>
           <w:p>
             <w:pPr>
@@ -6197,7 +6197,7 @@
       <w:tr>
         <w:tc>
           <w:tcPr>
-            <w:tcW w:type="dxa" w:w="3024"/>
+            <w:tcW w:type="dxa" w:w="2160"/>
           </w:tcPr>
           <w:p>
             <w:pPr>
@@ -6214,7 +6214,7 @@
         </w:tc>
         <w:tc>
           <w:tcPr>
-            <w:tcW w:type="dxa" w:w="3024"/>
+            <w:tcW w:type="dxa" w:w="4319"/>
           </w:tcPr>
           <w:p>
             <w:pPr>
@@ -6231,7 +6231,7 @@
         </w:tc>
         <w:tc>
           <w:tcPr>
-            <w:tcW w:type="dxa" w:w="3024"/>
+            <w:tcW w:type="dxa" w:w="2592"/>
           </w:tcPr>
           <w:p>
             <w:pPr>
@@ -6250,7 +6250,7 @@
       <w:tr>
         <w:tc>
           <w:tcPr>
-            <w:tcW w:type="dxa" w:w="3024"/>
+            <w:tcW w:type="dxa" w:w="2160"/>
           </w:tcPr>
           <w:p>
             <w:pPr>
@@ -6267,7 +6267,7 @@
         </w:tc>
         <w:tc>
           <w:tcPr>
-            <w:tcW w:type="dxa" w:w="3024"/>
+            <w:tcW w:type="dxa" w:w="4319"/>
           </w:tcPr>
           <w:p>
             <w:pPr>
@@ -6284,7 +6284,7 @@
         </w:tc>
         <w:tc>
           <w:tcPr>
-            <w:tcW w:type="dxa" w:w="3024"/>
+            <w:tcW w:type="dxa" w:w="2592"/>
           </w:tcPr>
           <w:p>
             <w:pPr>
@@ -6303,7 +6303,7 @@
       <w:tr>
         <w:tc>
           <w:tcPr>
-            <w:tcW w:type="dxa" w:w="3024"/>
+            <w:tcW w:type="dxa" w:w="2160"/>
           </w:tcPr>
           <w:p>
             <w:pPr>
@@ -6320,7 +6320,7 @@
         </w:tc>
         <w:tc>
           <w:tcPr>
-            <w:tcW w:type="dxa" w:w="3024"/>
+            <w:tcW w:type="dxa" w:w="4319"/>
           </w:tcPr>
           <w:p>
             <w:pPr>
@@ -6337,7 +6337,7 @@
         </w:tc>
         <w:tc>
           <w:tcPr>
-            <w:tcW w:type="dxa" w:w="3024"/>
+            <w:tcW w:type="dxa" w:w="2592"/>
           </w:tcPr>
           <w:p>
             <w:pPr>
@@ -6356,7 +6356,7 @@
       <w:tr>
         <w:tc>
           <w:tcPr>
-            <w:tcW w:type="dxa" w:w="3024"/>
+            <w:tcW w:type="dxa" w:w="2160"/>
           </w:tcPr>
           <w:p>
             <w:pPr>
@@ -6373,7 +6373,7 @@
         </w:tc>
         <w:tc>
           <w:tcPr>
-            <w:tcW w:type="dxa" w:w="3024"/>
+            <w:tcW w:type="dxa" w:w="4319"/>
           </w:tcPr>
           <w:p>
             <w:pPr>
@@ -6390,7 +6390,7 @@
         </w:tc>
         <w:tc>
           <w:tcPr>
-            <w:tcW w:type="dxa" w:w="3024"/>
+            <w:tcW w:type="dxa" w:w="2592"/>
           </w:tcPr>
           <w:p>
             <w:pPr>
@@ -6409,7 +6409,7 @@
       <w:tr>
         <w:tc>
           <w:tcPr>
-            <w:tcW w:type="dxa" w:w="3024"/>
+            <w:tcW w:type="dxa" w:w="2160"/>
           </w:tcPr>
           <w:p>
             <w:pPr>
@@ -6426,7 +6426,7 @@
         </w:tc>
         <w:tc>
           <w:tcPr>
-            <w:tcW w:type="dxa" w:w="3024"/>
+            <w:tcW w:type="dxa" w:w="4319"/>
           </w:tcPr>
           <w:p>
             <w:pPr>
@@ -6443,7 +6443,7 @@
         </w:tc>
         <w:tc>
           <w:tcPr>
-            <w:tcW w:type="dxa" w:w="3024"/>
+            <w:tcW w:type="dxa" w:w="2592"/>
           </w:tcPr>
           <w:p>
             <w:pPr>
@@ -6462,7 +6462,7 @@
       <w:tr>
         <w:tc>
           <w:tcPr>
-            <w:tcW w:type="dxa" w:w="3024"/>
+            <w:tcW w:type="dxa" w:w="2160"/>
           </w:tcPr>
           <w:p>
             <w:pPr>
@@ -6479,7 +6479,7 @@
         </w:tc>
         <w:tc>
           <w:tcPr>
-            <w:tcW w:type="dxa" w:w="3024"/>
+            <w:tcW w:type="dxa" w:w="4319"/>
           </w:tcPr>
           <w:p>
             <w:pPr>
@@ -6496,7 +6496,7 @@
         </w:tc>
         <w:tc>
           <w:tcPr>
-            <w:tcW w:type="dxa" w:w="3024"/>
+            <w:tcW w:type="dxa" w:w="2592"/>
           </w:tcPr>
           <w:p>
             <w:pPr>
@@ -6515,7 +6515,7 @@
       <w:tr>
         <w:tc>
           <w:tcPr>
-            <w:tcW w:type="dxa" w:w="3024"/>
+            <w:tcW w:type="dxa" w:w="2160"/>
           </w:tcPr>
           <w:p>
             <w:pPr>
@@ -6532,7 +6532,7 @@
         </w:tc>
         <w:tc>
           <w:tcPr>
-            <w:tcW w:type="dxa" w:w="3024"/>
+            <w:tcW w:type="dxa" w:w="4319"/>
           </w:tcPr>
           <w:p>
             <w:pPr>
@@ -6549,7 +6549,7 @@
         </w:tc>
         <w:tc>
           <w:tcPr>
-            <w:tcW w:type="dxa" w:w="3024"/>
+            <w:tcW w:type="dxa" w:w="2592"/>
           </w:tcPr>
           <w:p>
             <w:pPr>
@@ -6568,7 +6568,7 @@
       <w:tr>
         <w:tc>
           <w:tcPr>
-            <w:tcW w:type="dxa" w:w="3024"/>
+            <w:tcW w:type="dxa" w:w="2160"/>
           </w:tcPr>
           <w:p>
             <w:pPr>
@@ -6585,7 +6585,7 @@
         </w:tc>
         <w:tc>
           <w:tcPr>
-            <w:tcW w:type="dxa" w:w="3024"/>
+            <w:tcW w:type="dxa" w:w="4319"/>
           </w:tcPr>
           <w:p>
             <w:pPr>
@@ -6602,7 +6602,7 @@
         </w:tc>
         <w:tc>
           <w:tcPr>
-            <w:tcW w:type="dxa" w:w="3024"/>
+            <w:tcW w:type="dxa" w:w="2592"/>
           </w:tcPr>
           <w:p>
             <w:pPr>
@@ -6621,7 +6621,7 @@
       <w:tr>
         <w:tc>
           <w:tcPr>
-            <w:tcW w:type="dxa" w:w="3024"/>
+            <w:tcW w:type="dxa" w:w="2160"/>
           </w:tcPr>
           <w:p>
             <w:pPr>
@@ -6638,7 +6638,7 @@
         </w:tc>
         <w:tc>
           <w:tcPr>
-            <w:tcW w:type="dxa" w:w="3024"/>
+            <w:tcW w:type="dxa" w:w="4319"/>
           </w:tcPr>
           <w:p>
             <w:pPr>
@@ -6655,7 +6655,7 @@
         </w:tc>
         <w:tc>
           <w:tcPr>
-            <w:tcW w:type="dxa" w:w="3024"/>
+            <w:tcW w:type="dxa" w:w="2592"/>
           </w:tcPr>
           <w:p>
             <w:pPr>
@@ -6712,7 +6712,7 @@
         <w:tblStyle w:val="TableGrid"/>
         <w:tblW w:type="auto" w:w="0"/>
         <w:jc w:val="center"/>
-        <w:tblLayout w:type="autofit"/>
+        <w:tblLayout w:type="fixed"/>
         <w:tblLook w:firstColumn="1" w:firstRow="1" w:lastColumn="0" w:lastRow="0" w:noHBand="0" w:noVBand="1" w:val="04A0"/>
       </w:tblPr>
       <w:tblGrid>
@@ -6722,7 +6722,7 @@
       <w:tr>
         <w:tc>
           <w:tcPr>
-            <w:tcW w:type="dxa" w:w="4536"/>
+            <w:tcW w:type="dxa" w:w="1890"/>
           </w:tcPr>
           <w:p>
             <w:pPr>
@@ -6740,7 +6740,7 @@
         </w:tc>
         <w:tc>
           <w:tcPr>
-            <w:tcW w:type="dxa" w:w="4536"/>
+            <w:tcW w:type="dxa" w:w="7181"/>
           </w:tcPr>
           <w:p>
             <w:pPr>
@@ -6760,7 +6760,7 @@
       <w:tr>
         <w:tc>
           <w:tcPr>
-            <w:tcW w:type="dxa" w:w="4536"/>
+            <w:tcW w:type="dxa" w:w="1890"/>
           </w:tcPr>
           <w:p>
             <w:pPr>
@@ -6777,7 +6777,7 @@
         </w:tc>
         <w:tc>
           <w:tcPr>
-            <w:tcW w:type="dxa" w:w="4536"/>
+            <w:tcW w:type="dxa" w:w="7181"/>
           </w:tcPr>
           <w:p>
             <w:pPr>
@@ -6796,7 +6796,7 @@
       <w:tr>
         <w:tc>
           <w:tcPr>
-            <w:tcW w:type="dxa" w:w="4536"/>
+            <w:tcW w:type="dxa" w:w="1890"/>
           </w:tcPr>
           <w:p>
             <w:pPr>
@@ -6813,7 +6813,7 @@
         </w:tc>
         <w:tc>
           <w:tcPr>
-            <w:tcW w:type="dxa" w:w="4536"/>
+            <w:tcW w:type="dxa" w:w="7181"/>
           </w:tcPr>
           <w:p>
             <w:pPr>
@@ -6832,7 +6832,7 @@
       <w:tr>
         <w:tc>
           <w:tcPr>
-            <w:tcW w:type="dxa" w:w="4536"/>
+            <w:tcW w:type="dxa" w:w="1890"/>
           </w:tcPr>
           <w:p>
             <w:pPr>
@@ -6849,7 +6849,7 @@
         </w:tc>
         <w:tc>
           <w:tcPr>
-            <w:tcW w:type="dxa" w:w="4536"/>
+            <w:tcW w:type="dxa" w:w="7181"/>
           </w:tcPr>
           <w:p>
             <w:pPr>

--- a/docs/docx/详细设计说明书.docx
+++ b/docs/docx/详细设计说明书.docx
@@ -7329,7 +7329,7 @@
       <w:keepLines/>
       <w:spacing w:before="480" w:after="0"/>
       <w:ind w:firstLine="0"/>
-      <w:jc w:val="center"/>
+      <w:jc w:val="left"/>
       <w:outlineLvl w:val="0"/>
     </w:pPr>
     <w:rPr>
@@ -7337,7 +7337,7 @@
       <w:b/>
       <w:bCs/>
       <w:color w:val="000000"/>
-      <w:sz w:val="32"/>
+      <w:sz w:val="28"/>
       <w:szCs w:val="28"/>
     </w:rPr>
   </w:style>
@@ -7355,6 +7355,7 @@
       <w:keepLines/>
       <w:spacing w:before="200" w:after="0"/>
       <w:ind w:firstLine="0"/>
+      <w:jc w:val="left"/>
       <w:outlineLvl w:val="1"/>
     </w:pPr>
     <w:rPr>
@@ -7362,7 +7363,7 @@
       <w:b/>
       <w:bCs/>
       <w:color w:val="000000"/>
-      <w:sz w:val="28"/>
+      <w:sz w:val="24"/>
       <w:szCs w:val="26"/>
     </w:rPr>
   </w:style>
@@ -7380,11 +7381,12 @@
       <w:keepLines/>
       <w:spacing w:before="200" w:after="0"/>
       <w:ind w:firstLine="0"/>
+      <w:jc w:val="left"/>
       <w:outlineLvl w:val="2"/>
     </w:pPr>
     <w:rPr>
-      <w:rFonts w:asciiTheme="majorHAnsi" w:eastAsiaTheme="majorEastAsia" w:hAnsiTheme="majorHAnsi" w:cstheme="majorBidi" w:ascii="Times New Roman" w:hAnsi="Times New Roman" w:eastAsia="黑体"/>
-      <w:b/>
+      <w:rFonts w:asciiTheme="majorHAnsi" w:eastAsiaTheme="majorEastAsia" w:hAnsiTheme="majorHAnsi" w:cstheme="majorBidi" w:ascii="Times New Roman" w:hAnsi="Times New Roman" w:eastAsia="宋体"/>
+      <w:b w:val="0"/>
       <w:bCs/>
       <w:color w:val="000000"/>
       <w:sz w:val="24"/>
@@ -7405,11 +7407,12 @@
       <w:keepLines/>
       <w:spacing w:before="200" w:after="0"/>
       <w:ind w:firstLine="0"/>
+      <w:jc w:val="left"/>
       <w:outlineLvl w:val="3"/>
     </w:pPr>
     <w:rPr>
-      <w:rFonts w:asciiTheme="majorHAnsi" w:eastAsiaTheme="majorEastAsia" w:hAnsiTheme="majorHAnsi" w:cstheme="majorBidi" w:ascii="Times New Roman" w:hAnsi="Times New Roman" w:eastAsia="黑体"/>
-      <w:b/>
+      <w:rFonts w:asciiTheme="majorHAnsi" w:eastAsiaTheme="majorEastAsia" w:hAnsiTheme="majorHAnsi" w:cstheme="majorBidi" w:ascii="Times New Roman" w:hAnsi="Times New Roman" w:eastAsia="宋体"/>
+      <w:b w:val="0"/>
       <w:bCs/>
       <w:i/>
       <w:iCs/>
